--- a/项目文档/测试文档/01-HAJIMI测试方案.docx
+++ b/项目文档/测试文档/01-HAJIMI测试方案.docx
@@ -42,8 +42,6 @@
               <w:br/>
               <w:br/>
               <w:t>V2.2 | 2026-07-07</w:t>
-              <w:br/>
-              <w:t>覆盖 A+B+C 三端</w:t>
             </w:r>
           </w:p>
         </w:tc>
@@ -105,7 +103,7 @@
         <w:rPr>
           <w:sz w:val="24"/>
         </w:rPr>
-        <w:t>本文档为《HAJIMI自动操作助手》项目提供整体测试方案，覆盖A端（后端/AI核心）、B端（前端/桌面应用）、C端（集成/语音/管理端）三端的单元测试、功能验证和接口联调测试。</w:t>
+        <w:t>本文档给软件测试部门对《HAJIMI自动操作助手》项目上线前的测试维护工作提供整体测试方案。涵盖A端（后端/AI核心）、B端（前端/桌面应用）、C端（集成/语音/管理端）三端的功能测试、接口测试和用户界面测试。</w:t>
       </w:r>
     </w:p>
     <w:p>
@@ -128,7 +126,7 @@
         <w:rPr>
           <w:sz w:val="24"/>
         </w:rPr>
-        <w:t>本文档仅对《HAJIMI自动操作助手》项目有效。涵盖A端27个HTTP端点、B端31个HTTP端点（含7个B端专属端点）、C端6个核心功能模块、以及A-C数据接口回路和B-C进程内信号桥。</w:t>
+        <w:t>本文档仅对《HAJIMI自动操作助手》项目有效。</w:t>
       </w:r>
     </w:p>
     <w:p>
@@ -151,7 +149,29 @@
         <w:rPr>
           <w:sz w:val="24"/>
         </w:rPr>
-        <w:t>项目负责人、A端开发人员、B端开发人员、C端开发人员、测试人员</w:t>
+        <w:t>《HAJIMI自动操作助手》项目项目相关负责人</w:t>
+      </w:r>
+    </w:p>
+    <w:p>
+      <w:pPr>
+        <w:ind w:firstLine="420"/>
+      </w:pPr>
+      <w:r>
+        <w:rPr>
+          <w:sz w:val="24"/>
+        </w:rPr>
+        <w:t>《HAJIMI自动操作助手》项目软件测试部门相关测试人员</w:t>
+      </w:r>
+    </w:p>
+    <w:p>
+      <w:pPr>
+        <w:ind w:firstLine="420"/>
+      </w:pPr>
+      <w:r>
+        <w:rPr>
+          <w:sz w:val="24"/>
+        </w:rPr>
+        <w:t>《HAJIMI自动操作助手》项目开发人员（自测参考）</w:t>
       </w:r>
     </w:p>
     <w:p>
@@ -174,7 +194,29 @@
         <w:rPr>
           <w:sz w:val="24"/>
         </w:rPr>
-        <w:t>《HAJIMI自动操作助手》详细设计文档、《HAJIMI自动操作助手》概要设计文档 V3.8、《HAJIMI API接口文档 V2.2》、《A-C接口契约》、《B-C接口契约》</w:t>
+        <w:t>《HAJIMI自动操作助手》详细设计文档</w:t>
+      </w:r>
+    </w:p>
+    <w:p>
+      <w:pPr>
+        <w:ind w:firstLine="420"/>
+      </w:pPr>
+      <w:r>
+        <w:rPr>
+          <w:sz w:val="24"/>
+        </w:rPr>
+        <w:t>《HAJIMI自动操作助手》概要设计文档</w:t>
+      </w:r>
+    </w:p>
+    <w:p>
+      <w:pPr>
+        <w:ind w:firstLine="420"/>
+      </w:pPr>
+      <w:r>
+        <w:rPr>
+          <w:sz w:val="24"/>
+        </w:rPr>
+        <w:t>《HAJIMI自动操作助手》需求分析文档</w:t>
       </w:r>
     </w:p>
     <w:p>
@@ -308,7 +350,7 @@
               <w:rPr>
                 <w:sz w:val="20"/>
               </w:rPr>
-              <w:t>HAJIMI集成端，负责语音交互(ASR/TTS)、审计代理、配置轮询、Web管理面板</w:t>
+              <w:t>HAJIMI集成端，负责ASR/TTS语音、审计代理、配置轮询、Web管理面板</w:t>
             </w:r>
           </w:p>
         </w:tc>
@@ -336,7 +378,7 @@
               <w:rPr>
                 <w:sz w:val="20"/>
               </w:rPr>
-              <w:t>微软开源屏幕UI元素检测模型，部署于远程GPU:9800</w:t>
+              <w:t>屏幕UI元素检测模型（YOLO+Florence-2+PaddleOCR），部署于远程GPU:9800</w:t>
             </w:r>
           </w:p>
         </w:tc>
@@ -351,7 +393,7 @@
               <w:rPr>
                 <w:sz w:val="20"/>
               </w:rPr>
-              <w:t>SSE</w:t>
+              <w:t>pyautogui</w:t>
             </w:r>
           </w:p>
         </w:tc>
@@ -364,7 +406,7 @@
               <w:rPr>
                 <w:sz w:val="20"/>
               </w:rPr>
-              <w:t>Server-Sent Events，A端→B端实时推送执行进度</w:t>
+              <w:t>系统级自动化库，B端V2.2执行引擎</w:t>
             </w:r>
           </w:p>
         </w:tc>
@@ -379,7 +421,7 @@
               <w:rPr>
                 <w:sz w:val="20"/>
               </w:rPr>
-              <w:t>pyautogui</w:t>
+              <w:t>SSE</w:t>
             </w:r>
           </w:p>
         </w:tc>
@@ -392,7 +434,7 @@
               <w:rPr>
                 <w:sz w:val="20"/>
               </w:rPr>
-              <w:t>系统级自动化库，B端V2.2执行引擎</w:t>
+              <w:t>Server-Sent Events，A端实时推送执行进度</w:t>
             </w:r>
           </w:p>
         </w:tc>
@@ -420,7 +462,7 @@
               <w:rPr>
                 <w:sz w:val="20"/>
               </w:rPr>
-              <w:t>A端轻量级关系数据库</w:t>
+              <w:t>轻量级关系数据库，A端持久化存储</w:t>
             </w:r>
           </w:p>
         </w:tc>
@@ -435,7 +477,7 @@
               <w:rPr>
                 <w:sz w:val="20"/>
               </w:rPr>
-              <w:t>JWT</w:t>
+              <w:t>Mock</w:t>
             </w:r>
           </w:p>
         </w:tc>
@@ -448,7 +490,7 @@
               <w:rPr>
                 <w:sz w:val="20"/>
               </w:rPr>
-              <w:t>Web管理面板认证令牌</w:t>
+              <w:t>模拟测试替身，B端和C端均有Mock降级模式</w:t>
             </w:r>
           </w:p>
         </w:tc>
@@ -476,7 +518,7 @@
               <w:rPr>
                 <w:sz w:val="20"/>
               </w:rPr>
-              <w:t>HTTP缓存验证，配置轮询使用</w:t>
+              <w:t>HTTP缓存验证，C端配置轮询使用</w:t>
             </w:r>
           </w:p>
         </w:tc>
@@ -491,7 +533,7 @@
               <w:rPr>
                 <w:sz w:val="20"/>
               </w:rPr>
-              <w:t>Mock</w:t>
+              <w:t>WAL</w:t>
             </w:r>
           </w:p>
         </w:tc>
@@ -504,7 +546,7 @@
               <w:rPr>
                 <w:sz w:val="20"/>
               </w:rPr>
-              <w:t>模拟测试替身</w:t>
+              <w:t>SQLite写前日志模式，C端审计代理使用</w:t>
             </w:r>
           </w:p>
         </w:tc>
@@ -541,7 +583,166 @@
           <w:b/>
           <w:sz w:val="28"/>
         </w:rPr>
-        <w:t>1. A端 — Demo核心接口 (5)</w:t>
+        <w:t>2.1 被测试对象介绍</w:t>
+      </w:r>
+    </w:p>
+    <w:p>
+      <w:pPr>
+        <w:ind w:firstLine="420"/>
+      </w:pPr>
+      <w:r>
+        <w:rPr>
+          <w:sz w:val="24"/>
+        </w:rPr>
+        <w:t>HAJIMI是一款面向所有电脑用户的桌面自动操作程序。用户通过自然语言（文本/语音）发出指令，系统理解屏幕内容与用户意图后，经风险评分和安全确认，自动代为执行点击、输入、双击等系统操作。项目采用A/B/C三端架构：A端为FastAPI后端服务（26个HTTP端点），B端为PyQt5桌面客户端（悬浮面板+覆盖层+自动执行），C端为集成管理端（ASR/TTS语音+审计代理+配置轮询+Web管理面板6页）。</w:t>
+      </w:r>
+    </w:p>
+    <w:p>
+      <w:pPr>
+        <w:ind w:firstLine="420"/>
+      </w:pPr>
+      <w:r>
+        <w:rPr>
+          <w:sz w:val="24"/>
+        </w:rPr>
+        <w:t>系统核心功能包括：屏幕感知（OmniParser GPU三模型联合检测）、意图理解（9大意图域+8供应商LLM）、自动执行（6种操作动作+三重安全保障）、语音交互（ASR三级降级链+TTS优先队列播报）、审计管理（SQLite本地队列+6类隐私脱敏+批量HTTP上报）、管理面板（实时KPI仪表盘+失败归因分析+数据流监控+配置热部署+健康监控）。</w:t>
+      </w:r>
+    </w:p>
+    <w:p>
+      <w:pPr>
+        <w:spacing w:before="200" w:after="120"/>
+      </w:pPr>
+      <w:r>
+        <w:rPr>
+          <w:b/>
+          <w:sz w:val="28"/>
+        </w:rPr>
+        <w:t>2.2 测试范围与目的</w:t>
+      </w:r>
+    </w:p>
+    <w:p>
+      <w:pPr>
+        <w:ind w:firstLine="420"/>
+      </w:pPr>
+      <w:r>
+        <w:rPr>
+          <w:sz w:val="24"/>
+        </w:rPr>
+        <w:t>对本系统进行功能性测试（黑盒测试-功能测试），保证系统正常运行。覆盖A端26个HTTP端点、B端31个HTTP端点（含B端专属）、C端6个核心功能模块、A-C数据接口回路、B-C进程内信号桥。</w:t>
+      </w:r>
+    </w:p>
+    <w:p>
+      <w:pPr>
+        <w:spacing w:before="200" w:after="120"/>
+      </w:pPr>
+      <w:r>
+        <w:rPr>
+          <w:b/>
+          <w:sz w:val="28"/>
+        </w:rPr>
+        <w:t>2.3 测试环境与测试辅助工具</w:t>
+      </w:r>
+    </w:p>
+    <w:p>
+      <w:pPr>
+        <w:ind w:firstLine="420"/>
+      </w:pPr>
+      <w:r>
+        <w:rPr>
+          <w:sz w:val="24"/>
+        </w:rPr>
+        <w:t>测试操作系统：Windows 11 x64</w:t>
+      </w:r>
+    </w:p>
+    <w:p>
+      <w:pPr>
+        <w:ind w:firstLine="420"/>
+      </w:pPr>
+      <w:r>
+        <w:rPr>
+          <w:sz w:val="24"/>
+        </w:rPr>
+        <w:t>测试推荐PC终端：Python 3.12+，Node.js 24+，httpx库</w:t>
+      </w:r>
+    </w:p>
+    <w:p>
+      <w:pPr>
+        <w:ind w:firstLine="420"/>
+      </w:pPr>
+      <w:r>
+        <w:rPr>
+          <w:sz w:val="24"/>
+        </w:rPr>
+        <w:t>测试辅助工具：curl，浏览器开发者工具(F12)，pip install httpx</w:t>
+      </w:r>
+    </w:p>
+    <w:p>
+      <w:pPr>
+        <w:spacing w:before="200" w:after="120"/>
+      </w:pPr>
+      <w:r>
+        <w:rPr>
+          <w:b/>
+          <w:sz w:val="28"/>
+        </w:rPr>
+        <w:t>2.4 测试驱动程序的设计</w:t>
+      </w:r>
+    </w:p>
+    <w:p>
+      <w:pPr>
+        <w:ind w:firstLine="420"/>
+      </w:pPr>
+      <w:r>
+        <w:rPr>
+          <w:sz w:val="24"/>
+        </w:rPr>
+        <w:t>C端模块测试（无需A端）：test_client_modules.py — 测试ASR/TTS/审计代理/配置轮询/BC集成控制器/AuditRecordBuilder共6个模块。</w:t>
+      </w:r>
+    </w:p>
+    <w:p>
+      <w:pPr>
+        <w:ind w:firstLine="420"/>
+      </w:pPr>
+      <w:r>
+        <w:rPr>
+          <w:sz w:val="24"/>
+        </w:rPr>
+        <w:t>A端端点测试（需A端运行）：test_new_jimi.py — 测试HAJIMI_UI/server/全部HTTP端点。test_hajimi_ui.py — 测试HAJIMI_UI嵌入式A端全部HTTP端点。</w:t>
+      </w:r>
+    </w:p>
+    <w:p>
+      <w:pPr>
+        <w:ind w:firstLine="420"/>
+      </w:pPr>
+      <w:r>
+        <w:rPr>
+          <w:sz w:val="24"/>
+        </w:rPr>
+        <w:t>数据连通性测试（需A端运行）：test_data_connectivity.py — 测试C→A→DB→Web完整数据回路。demo_connectivity.py — 可视化演示版本。</w:t>
+      </w:r>
+    </w:p>
+    <w:p>
+      <w:pPr>
+        <w:spacing w:before="200" w:after="80"/>
+      </w:pPr>
+      <w:r>
+        <w:rPr>
+          <w:b/>
+          <w:sz w:val="26"/>
+        </w:rPr>
+        <w:t>2.5.1 C-ASR 语音识别模块</w:t>
+      </w:r>
+    </w:p>
+    <w:p>
+      <w:pPr>
+        <w:spacing w:before="160" w:after="60"/>
+      </w:pPr>
+      <w:r>
+        <w:rPr>
+          <w:b/>
+          <w:sz w:val="24"/>
+        </w:rPr>
+        <w:t>2.5.1.1 功能测试</w:t>
       </w:r>
     </w:p>
     <w:tbl>
@@ -569,7 +770,7 @@
                 <w:b/>
                 <w:sz w:val="20"/>
               </w:rPr>
-              <w:t>编号</w:t>
+              <w:t>测试编号</w:t>
             </w:r>
           </w:p>
         </w:tc>
@@ -583,7 +784,7 @@
                 <w:b/>
                 <w:sz w:val="20"/>
               </w:rPr>
-              <w:t>功能描述</w:t>
+              <w:t>测试名称</w:t>
             </w:r>
           </w:p>
         </w:tc>
@@ -639,7 +840,7 @@
                 <w:b/>
                 <w:sz w:val="20"/>
               </w:rPr>
-              <w:t>测试脚本</w:t>
+              <w:t>实际结果</w:t>
             </w:r>
           </w:p>
         </w:tc>
@@ -654,7 +855,7 @@
               <w:rPr>
                 <w:sz w:val="20"/>
               </w:rPr>
-              <w:t>A-DEMO-001</w:t>
+              <w:t>ASR-001</w:t>
             </w:r>
           </w:p>
         </w:tc>
@@ -667,7 +868,7 @@
               <w:rPr>
                 <w:sz w:val="20"/>
               </w:rPr>
-              <w:t>/health 健康检查</w:t>
+              <w:t>Vosk离线引擎</w:t>
             </w:r>
           </w:p>
         </w:tc>
@@ -680,7 +881,7 @@
               <w:rPr>
                 <w:sz w:val="20"/>
               </w:rPr>
-              <w:t>A端运行:8010</w:t>
+              <w:t>models/vosk-model存在</w:t>
             </w:r>
           </w:p>
         </w:tc>
@@ -693,7 +894,7 @@
               <w:rPr>
                 <w:sz w:val="20"/>
               </w:rPr>
-              <w:t>GET /api/demo/health</w:t>
+              <w:t>创建ASRClient(engine="vosk")</w:t>
             </w:r>
           </w:p>
         </w:tc>
@@ -706,7 +907,7 @@
               <w:rPr>
                 <w:sz w:val="20"/>
               </w:rPr>
-              <w:t>200,status=ok,含detector_backend</w:t>
+              <w:t>active_engine=vosk</w:t>
             </w:r>
           </w:p>
         </w:tc>
@@ -719,7 +920,7 @@
               <w:rPr>
                 <w:sz w:val="20"/>
               </w:rPr>
-              <w:t>test_new_jimi.py</w:t>
+              <w:t>通过</w:t>
             </w:r>
           </w:p>
         </w:tc>
@@ -734,7 +935,7 @@
               <w:rPr>
                 <w:sz w:val="20"/>
               </w:rPr>
-              <w:t>A-DEMO-002</w:t>
+              <w:t>ASR-002</w:t>
             </w:r>
           </w:p>
         </w:tc>
@@ -747,7 +948,7 @@
               <w:rPr>
                 <w:sz w:val="20"/>
               </w:rPr>
-              <w:t>/execute 提交任务</w:t>
+              <w:t>Google在线降级</w:t>
             </w:r>
           </w:p>
         </w:tc>
@@ -760,7 +961,7 @@
               <w:rPr>
                 <w:sz w:val="20"/>
               </w:rPr>
-              <w:t>A端运行</w:t>
+              <w:t>网络可用</w:t>
             </w:r>
           </w:p>
         </w:tc>
@@ -773,7 +974,7 @@
               <w:rPr>
                 <w:sz w:val="20"/>
               </w:rPr>
-              <w:t>POST query+image</w:t>
+              <w:t>Vosk不可用时创建</w:t>
             </w:r>
           </w:p>
         </w:tc>
@@ -786,7 +987,7 @@
               <w:rPr>
                 <w:sz w:val="20"/>
               </w:rPr>
-              <w:t>200,含task_id+plan+steps</w:t>
+              <w:t>active_engine=google</w:t>
             </w:r>
           </w:p>
         </w:tc>
@@ -799,7 +1000,7 @@
               <w:rPr>
                 <w:sz w:val="20"/>
               </w:rPr>
-              <w:t>test_new_jimi.py</w:t>
+              <w:t>通过</w:t>
             </w:r>
           </w:p>
         </w:tc>
@@ -814,7 +1015,7 @@
               <w:rPr>
                 <w:sz w:val="20"/>
               </w:rPr>
-              <w:t>A-DEMO-003</w:t>
+              <w:t>ASR-003</w:t>
             </w:r>
           </w:p>
         </w:tc>
@@ -827,7 +1028,7 @@
               <w:rPr>
                 <w:sz w:val="20"/>
               </w:rPr>
-              <w:t>/stream SSE推送</w:t>
+              <w:t>Mock兜底</w:t>
             </w:r>
           </w:p>
         </w:tc>
@@ -840,7 +1041,7 @@
               <w:rPr>
                 <w:sz w:val="20"/>
               </w:rPr>
-              <w:t>A端,task_id有效</w:t>
+              <w:t>无网无模型</w:t>
             </w:r>
           </w:p>
         </w:tc>
@@ -853,7 +1054,7 @@
               <w:rPr>
                 <w:sz w:val="20"/>
               </w:rPr>
-              <w:t>GET /api/demo/stream/{tid}</w:t>
+              <w:t>创建ASRClient</w:t>
             </w:r>
           </w:p>
         </w:tc>
@@ -866,7 +1067,7 @@
               <w:rPr>
                 <w:sz w:val="20"/>
               </w:rPr>
-              <w:t>SSE事件流</w:t>
+              <w:t>active_engine=mock</w:t>
             </w:r>
           </w:p>
         </w:tc>
@@ -879,7 +1080,7 @@
               <w:rPr>
                 <w:sz w:val="20"/>
               </w:rPr>
-              <w:t>test_new_jimi.py</w:t>
+              <w:t>通过</w:t>
             </w:r>
           </w:p>
         </w:tc>
@@ -894,7 +1095,7 @@
               <w:rPr>
                 <w:sz w:val="20"/>
               </w:rPr>
-              <w:t>A-DEMO-004</w:t>
+              <w:t>ASR-004</w:t>
             </w:r>
           </w:p>
         </w:tc>
@@ -907,7 +1108,7 @@
               <w:rPr>
                 <w:sz w:val="20"/>
               </w:rPr>
-              <w:t>/cancel 取消</w:t>
+              <w:t>麦克风指定</w:t>
             </w:r>
           </w:p>
         </w:tc>
@@ -920,7 +1121,7 @@
               <w:rPr>
                 <w:sz w:val="20"/>
               </w:rPr>
-              <w:t>A端,task_id有效</w:t>
+              <w:t>PyAudio已安装</w:t>
             </w:r>
           </w:p>
         </w:tc>
@@ -933,7 +1134,7 @@
               <w:rPr>
                 <w:sz w:val="20"/>
               </w:rPr>
-              <w:t>POST {task_id}</w:t>
+              <w:t>ASRClient(microphone_index=2)</w:t>
             </w:r>
           </w:p>
         </w:tc>
@@ -946,7 +1147,7 @@
               <w:rPr>
                 <w:sz w:val="20"/>
               </w:rPr>
-              <w:t>200</w:t>
+              <w:t>使用指定设备</w:t>
             </w:r>
           </w:p>
         </w:tc>
@@ -959,7 +1160,7 @@
               <w:rPr>
                 <w:sz w:val="20"/>
               </w:rPr>
-              <w:t>test_new_jimi.py</w:t>
+              <w:t>通过</w:t>
             </w:r>
           </w:p>
         </w:tc>
@@ -974,7 +1175,7 @@
               <w:rPr>
                 <w:sz w:val="20"/>
               </w:rPr>
-              <w:t>A-DEMO-005</w:t>
+              <w:t>ASR-005</w:t>
             </w:r>
           </w:p>
         </w:tc>
@@ -987,7 +1188,7 @@
               <w:rPr>
                 <w:sz w:val="20"/>
               </w:rPr>
-              <w:t>/process 兼容旧版</w:t>
+              <w:t>录音转写</w:t>
             </w:r>
           </w:p>
         </w:tc>
@@ -1000,7 +1201,7 @@
               <w:rPr>
                 <w:sz w:val="20"/>
               </w:rPr>
-              <w:t>A端运行</w:t>
+              <w:t>麦克风可用</w:t>
             </w:r>
           </w:p>
         </w:tc>
@@ -1013,7 +1214,7 @@
               <w:rPr>
                 <w:sz w:val="20"/>
               </w:rPr>
-              <w:t>POST {query}</w:t>
+              <w:t>start_recording→sleep(3)→stop</w:t>
             </w:r>
           </w:p>
         </w:tc>
@@ -1026,7 +1227,7 @@
               <w:rPr>
                 <w:sz w:val="20"/>
               </w:rPr>
-              <w:t>200,传统ProcessResponse</w:t>
+              <w:t>transcript非空</w:t>
             </w:r>
           </w:p>
         </w:tc>
@@ -1039,7 +1240,7 @@
               <w:rPr>
                 <w:sz w:val="20"/>
               </w:rPr>
-              <w:t>test_new_jimi.py</w:t>
+              <w:t>通过</w:t>
             </w:r>
           </w:p>
         </w:tc>
@@ -1057,14 +1258,14 @@
     </w:p>
     <w:p>
       <w:pPr>
-        <w:spacing w:before="200" w:after="120"/>
+        <w:spacing w:before="160" w:after="60"/>
       </w:pPr>
       <w:r>
         <w:rPr>
           <w:b/>
-          <w:sz w:val="28"/>
+          <w:sz w:val="24"/>
         </w:rPr>
-        <w:t>2. A端 — Admin管理 (11)</w:t>
+        <w:t>2.5.1.2 用户界面测试</w:t>
       </w:r>
     </w:p>
     <w:tbl>
@@ -1074,16 +1275,17 @@
         <w:tblLook w:firstColumn="1" w:firstRow="1" w:lastColumn="0" w:lastRow="0" w:noHBand="0" w:noVBand="1" w:val="04A0"/>
       </w:tblPr>
       <w:tblGrid>
-        <w:gridCol w:w="1729"/>
-        <w:gridCol w:w="1729"/>
-        <w:gridCol w:w="1729"/>
-        <w:gridCol w:w="1729"/>
-        <w:gridCol w:w="1729"/>
+        <w:gridCol w:w="1441"/>
+        <w:gridCol w:w="1441"/>
+        <w:gridCol w:w="1441"/>
+        <w:gridCol w:w="1441"/>
+        <w:gridCol w:w="1441"/>
+        <w:gridCol w:w="1441"/>
       </w:tblGrid>
       <w:tr>
         <w:tc>
           <w:tcPr>
-            <w:tcW w:type="dxa" w:w="1729"/>
+            <w:tcW w:type="dxa" w:w="1441"/>
           </w:tcPr>
           <w:p>
             <w:r>
@@ -1091,13 +1293,13 @@
                 <w:b/>
                 <w:sz w:val="20"/>
               </w:rPr>
-              <w:t>编号</w:t>
-            </w:r>
-          </w:p>
-        </w:tc>
-        <w:tc>
-          <w:tcPr>
-            <w:tcW w:type="dxa" w:w="1729"/>
+              <w:t>测试编号</w:t>
+            </w:r>
+          </w:p>
+        </w:tc>
+        <w:tc>
+          <w:tcPr>
+            <w:tcW w:type="dxa" w:w="1441"/>
           </w:tcPr>
           <w:p>
             <w:r>
@@ -1105,13 +1307,13 @@
                 <w:b/>
                 <w:sz w:val="20"/>
               </w:rPr>
-              <w:t>功能描述</w:t>
-            </w:r>
-          </w:p>
-        </w:tc>
-        <w:tc>
-          <w:tcPr>
-            <w:tcW w:type="dxa" w:w="1729"/>
+              <w:t>测试名称</w:t>
+            </w:r>
+          </w:p>
+        </w:tc>
+        <w:tc>
+          <w:tcPr>
+            <w:tcW w:type="dxa" w:w="1441"/>
           </w:tcPr>
           <w:p>
             <w:r>
@@ -1125,7 +1327,7 @@
         </w:tc>
         <w:tc>
           <w:tcPr>
-            <w:tcW w:type="dxa" w:w="1729"/>
+            <w:tcW w:type="dxa" w:w="1441"/>
           </w:tcPr>
           <w:p>
             <w:r>
@@ -1139,7 +1341,7 @@
         </w:tc>
         <w:tc>
           <w:tcPr>
-            <w:tcW w:type="dxa" w:w="1729"/>
+            <w:tcW w:type="dxa" w:w="1441"/>
           </w:tcPr>
           <w:p>
             <w:r>
@@ -1148,6 +1350,20 @@
                 <w:sz w:val="20"/>
               </w:rPr>
               <w:t>预期结果</w:t>
+            </w:r>
+          </w:p>
+        </w:tc>
+        <w:tc>
+          <w:tcPr>
+            <w:tcW w:type="dxa" w:w="1441"/>
+          </w:tcPr>
+          <w:p>
+            <w:r>
+              <w:rPr>
+                <w:b/>
+                <w:sz w:val="20"/>
+              </w:rPr>
+              <w:t>实际结果</w:t>
             </w:r>
           </w:p>
         </w:tc>
@@ -1155,736 +1371,79 @@
       <w:tr>
         <w:tc>
           <w:tcPr>
-            <w:tcW w:type="dxa" w:w="1729"/>
-          </w:tcPr>
-          <w:p>
-            <w:r>
-              <w:rPr>
-                <w:sz w:val="20"/>
-              </w:rPr>
-              <w:t>A-ADM-001</w:t>
-            </w:r>
-          </w:p>
-        </w:tc>
-        <w:tc>
-          <w:tcPr>
-            <w:tcW w:type="dxa" w:w="1729"/>
-          </w:tcPr>
-          <w:p>
-            <w:r>
-              <w:rPr>
-                <w:sz w:val="20"/>
-              </w:rPr>
-              <w:t>stats/overview</w:t>
-            </w:r>
-          </w:p>
-        </w:tc>
-        <w:tc>
-          <w:tcPr>
-            <w:tcW w:type="dxa" w:w="1729"/>
-          </w:tcPr>
-          <w:p>
-            <w:r>
-              <w:rPr>
-                <w:sz w:val="20"/>
-              </w:rPr>
-              <w:t>X-Admin-Key</w:t>
-            </w:r>
-          </w:p>
-        </w:tc>
-        <w:tc>
-          <w:tcPr>
-            <w:tcW w:type="dxa" w:w="1729"/>
-          </w:tcPr>
-          <w:p>
-            <w:r>
-              <w:rPr>
-                <w:sz w:val="20"/>
-              </w:rPr>
-              <w:t>GET</w:t>
-            </w:r>
-          </w:p>
-        </w:tc>
-        <w:tc>
-          <w:tcPr>
-            <w:tcW w:type="dxa" w:w="1729"/>
-          </w:tcPr>
-          <w:p>
-            <w:r>
-              <w:rPr>
-                <w:sz w:val="20"/>
-              </w:rPr>
-              <w:t>200</w:t>
-            </w:r>
-          </w:p>
-        </w:tc>
-      </w:tr>
-      <w:tr>
-        <w:tc>
-          <w:tcPr>
-            <w:tcW w:type="dxa" w:w="1729"/>
-          </w:tcPr>
-          <w:p>
-            <w:r>
-              <w:rPr>
-                <w:sz w:val="20"/>
-              </w:rPr>
-              <w:t>A-ADM-002</w:t>
-            </w:r>
-          </w:p>
-        </w:tc>
-        <w:tc>
-          <w:tcPr>
-            <w:tcW w:type="dxa" w:w="1729"/>
-          </w:tcPr>
-          <w:p>
-            <w:r>
-              <w:rPr>
-                <w:sz w:val="20"/>
-              </w:rPr>
-              <w:t>stats/top-tasks</w:t>
-            </w:r>
-          </w:p>
-        </w:tc>
-        <w:tc>
-          <w:tcPr>
-            <w:tcW w:type="dxa" w:w="1729"/>
-          </w:tcPr>
-          <w:p>
-            <w:r>
-              <w:rPr>
-                <w:sz w:val="20"/>
-              </w:rPr>
-              <w:t>X-Admin-Key</w:t>
-            </w:r>
-          </w:p>
-        </w:tc>
-        <w:tc>
-          <w:tcPr>
-            <w:tcW w:type="dxa" w:w="1729"/>
-          </w:tcPr>
-          <w:p>
-            <w:r>
-              <w:rPr>
-                <w:sz w:val="20"/>
-              </w:rPr>
-              <w:t>GET</w:t>
-            </w:r>
-          </w:p>
-        </w:tc>
-        <w:tc>
-          <w:tcPr>
-            <w:tcW w:type="dxa" w:w="1729"/>
-          </w:tcPr>
-          <w:p>
-            <w:r>
-              <w:rPr>
-                <w:sz w:val="20"/>
-              </w:rPr>
-              <w:t>200</w:t>
-            </w:r>
-          </w:p>
-        </w:tc>
-      </w:tr>
-      <w:tr>
-        <w:tc>
-          <w:tcPr>
-            <w:tcW w:type="dxa" w:w="1729"/>
-          </w:tcPr>
-          <w:p>
-            <w:r>
-              <w:rPr>
-                <w:sz w:val="20"/>
-              </w:rPr>
-              <w:t>A-ADM-003</w:t>
-            </w:r>
-          </w:p>
-        </w:tc>
-        <w:tc>
-          <w:tcPr>
-            <w:tcW w:type="dxa" w:w="1729"/>
-          </w:tcPr>
-          <w:p>
-            <w:r>
-              <w:rPr>
-                <w:sz w:val="20"/>
-              </w:rPr>
-              <w:t>stats/trend</w:t>
-            </w:r>
-          </w:p>
-        </w:tc>
-        <w:tc>
-          <w:tcPr>
-            <w:tcW w:type="dxa" w:w="1729"/>
-          </w:tcPr>
-          <w:p>
-            <w:r>
-              <w:rPr>
-                <w:sz w:val="20"/>
-              </w:rPr>
-              <w:t>X-Admin-Key</w:t>
-            </w:r>
-          </w:p>
-        </w:tc>
-        <w:tc>
-          <w:tcPr>
-            <w:tcW w:type="dxa" w:w="1729"/>
-          </w:tcPr>
-          <w:p>
-            <w:r>
-              <w:rPr>
-                <w:sz w:val="20"/>
-              </w:rPr>
-              <w:t>GET</w:t>
-            </w:r>
-          </w:p>
-        </w:tc>
-        <w:tc>
-          <w:tcPr>
-            <w:tcW w:type="dxa" w:w="1729"/>
-          </w:tcPr>
-          <w:p>
-            <w:r>
-              <w:rPr>
-                <w:sz w:val="20"/>
-              </w:rPr>
-              <w:t>200</w:t>
-            </w:r>
-          </w:p>
-        </w:tc>
-      </w:tr>
-      <w:tr>
-        <w:tc>
-          <w:tcPr>
-            <w:tcW w:type="dxa" w:w="1729"/>
-          </w:tcPr>
-          <w:p>
-            <w:r>
-              <w:rPr>
-                <w:sz w:val="20"/>
-              </w:rPr>
-              <w:t>A-ADM-004</w:t>
-            </w:r>
-          </w:p>
-        </w:tc>
-        <w:tc>
-          <w:tcPr>
-            <w:tcW w:type="dxa" w:w="1729"/>
-          </w:tcPr>
-          <w:p>
-            <w:r>
-              <w:rPr>
-                <w:sz w:val="20"/>
-              </w:rPr>
-              <w:t>stats/redline</w:t>
-            </w:r>
-          </w:p>
-        </w:tc>
-        <w:tc>
-          <w:tcPr>
-            <w:tcW w:type="dxa" w:w="1729"/>
-          </w:tcPr>
-          <w:p>
-            <w:r>
-              <w:rPr>
-                <w:sz w:val="20"/>
-              </w:rPr>
-              <w:t>X-Admin-Key</w:t>
-            </w:r>
-          </w:p>
-        </w:tc>
-        <w:tc>
-          <w:tcPr>
-            <w:tcW w:type="dxa" w:w="1729"/>
-          </w:tcPr>
-          <w:p>
-            <w:r>
-              <w:rPr>
-                <w:sz w:val="20"/>
-              </w:rPr>
-              <w:t>GET</w:t>
-            </w:r>
-          </w:p>
-        </w:tc>
-        <w:tc>
-          <w:tcPr>
-            <w:tcW w:type="dxa" w:w="1729"/>
-          </w:tcPr>
-          <w:p>
-            <w:r>
-              <w:rPr>
-                <w:sz w:val="20"/>
-              </w:rPr>
-              <w:t>200</w:t>
-            </w:r>
-          </w:p>
-        </w:tc>
-      </w:tr>
-      <w:tr>
-        <w:tc>
-          <w:tcPr>
-            <w:tcW w:type="dxa" w:w="1729"/>
-          </w:tcPr>
-          <w:p>
-            <w:r>
-              <w:rPr>
-                <w:sz w:val="20"/>
-              </w:rPr>
-              <w:t>A-ADM-005</w:t>
-            </w:r>
-          </w:p>
-        </w:tc>
-        <w:tc>
-          <w:tcPr>
-            <w:tcW w:type="dxa" w:w="1729"/>
-          </w:tcPr>
-          <w:p>
-            <w:r>
-              <w:rPr>
-                <w:sz w:val="20"/>
-              </w:rPr>
-              <w:t>stats/feedback</w:t>
-            </w:r>
-          </w:p>
-        </w:tc>
-        <w:tc>
-          <w:tcPr>
-            <w:tcW w:type="dxa" w:w="1729"/>
-          </w:tcPr>
-          <w:p>
-            <w:r>
-              <w:rPr>
-                <w:sz w:val="20"/>
-              </w:rPr>
-              <w:t>X-Admin-Key</w:t>
-            </w:r>
-          </w:p>
-        </w:tc>
-        <w:tc>
-          <w:tcPr>
-            <w:tcW w:type="dxa" w:w="1729"/>
-          </w:tcPr>
-          <w:p>
-            <w:r>
-              <w:rPr>
-                <w:sz w:val="20"/>
-              </w:rPr>
-              <w:t>GET</w:t>
-            </w:r>
-          </w:p>
-        </w:tc>
-        <w:tc>
-          <w:tcPr>
-            <w:tcW w:type="dxa" w:w="1729"/>
-          </w:tcPr>
-          <w:p>
-            <w:r>
-              <w:rPr>
-                <w:sz w:val="20"/>
-              </w:rPr>
-              <w:t>200</w:t>
-            </w:r>
-          </w:p>
-        </w:tc>
-      </w:tr>
-      <w:tr>
-        <w:tc>
-          <w:tcPr>
-            <w:tcW w:type="dxa" w:w="1729"/>
-          </w:tcPr>
-          <w:p>
-            <w:r>
-              <w:rPr>
-                <w:sz w:val="20"/>
-              </w:rPr>
-              <w:t>A-ADM-006</w:t>
-            </w:r>
-          </w:p>
-        </w:tc>
-        <w:tc>
-          <w:tcPr>
-            <w:tcW w:type="dxa" w:w="1729"/>
-          </w:tcPr>
-          <w:p>
-            <w:r>
-              <w:rPr>
-                <w:sz w:val="20"/>
-              </w:rPr>
-              <w:t>failures/list</w:t>
-            </w:r>
-          </w:p>
-        </w:tc>
-        <w:tc>
-          <w:tcPr>
-            <w:tcW w:type="dxa" w:w="1729"/>
-          </w:tcPr>
-          <w:p>
-            <w:r>
-              <w:rPr>
-                <w:sz w:val="20"/>
-              </w:rPr>
-              <w:t>X-Admin-Key</w:t>
-            </w:r>
-          </w:p>
-        </w:tc>
-        <w:tc>
-          <w:tcPr>
-            <w:tcW w:type="dxa" w:w="1729"/>
-          </w:tcPr>
-          <w:p>
-            <w:r>
-              <w:rPr>
-                <w:sz w:val="20"/>
-              </w:rPr>
-              <w:t>GET</w:t>
-            </w:r>
-          </w:p>
-        </w:tc>
-        <w:tc>
-          <w:tcPr>
-            <w:tcW w:type="dxa" w:w="1729"/>
-          </w:tcPr>
-          <w:p>
-            <w:r>
-              <w:rPr>
-                <w:sz w:val="20"/>
-              </w:rPr>
-              <w:t>200</w:t>
-            </w:r>
-          </w:p>
-        </w:tc>
-      </w:tr>
-      <w:tr>
-        <w:tc>
-          <w:tcPr>
-            <w:tcW w:type="dxa" w:w="1729"/>
-          </w:tcPr>
-          <w:p>
-            <w:r>
-              <w:rPr>
-                <w:sz w:val="20"/>
-              </w:rPr>
-              <w:t>A-ADM-007</w:t>
-            </w:r>
-          </w:p>
-        </w:tc>
-        <w:tc>
-          <w:tcPr>
-            <w:tcW w:type="dxa" w:w="1729"/>
-          </w:tcPr>
-          <w:p>
-            <w:r>
-              <w:rPr>
-                <w:sz w:val="20"/>
-              </w:rPr>
-              <w:t>failures/detail</w:t>
-            </w:r>
-          </w:p>
-        </w:tc>
-        <w:tc>
-          <w:tcPr>
-            <w:tcW w:type="dxa" w:w="1729"/>
-          </w:tcPr>
-          <w:p>
-            <w:r>
-              <w:rPr>
-                <w:sz w:val="20"/>
-              </w:rPr>
-              <w:t>X-Admin-Key</w:t>
-            </w:r>
-          </w:p>
-        </w:tc>
-        <w:tc>
-          <w:tcPr>
-            <w:tcW w:type="dxa" w:w="1729"/>
-          </w:tcPr>
-          <w:p>
-            <w:r>
-              <w:rPr>
-                <w:sz w:val="20"/>
-              </w:rPr>
-              <w:t>GET</w:t>
-            </w:r>
-          </w:p>
-        </w:tc>
-        <w:tc>
-          <w:tcPr>
-            <w:tcW w:type="dxa" w:w="1729"/>
-          </w:tcPr>
-          <w:p>
-            <w:r>
-              <w:rPr>
-                <w:sz w:val="20"/>
-              </w:rPr>
-              <w:t>200或404</w:t>
-            </w:r>
-          </w:p>
-        </w:tc>
-      </w:tr>
-      <w:tr>
-        <w:tc>
-          <w:tcPr>
-            <w:tcW w:type="dxa" w:w="1729"/>
-          </w:tcPr>
-          <w:p>
-            <w:r>
-              <w:rPr>
-                <w:sz w:val="20"/>
-              </w:rPr>
-              <w:t>A-ADM-008</w:t>
-            </w:r>
-          </w:p>
-        </w:tc>
-        <w:tc>
-          <w:tcPr>
-            <w:tcW w:type="dxa" w:w="1729"/>
-          </w:tcPr>
-          <w:p>
-            <w:r>
-              <w:rPr>
-                <w:sz w:val="20"/>
-              </w:rPr>
-              <w:t>config/current</w:t>
-            </w:r>
-          </w:p>
-        </w:tc>
-        <w:tc>
-          <w:tcPr>
-            <w:tcW w:type="dxa" w:w="1729"/>
-          </w:tcPr>
-          <w:p>
-            <w:r>
-              <w:rPr>
-                <w:sz w:val="20"/>
-              </w:rPr>
-              <w:t>X-Admin-Key</w:t>
-            </w:r>
-          </w:p>
-        </w:tc>
-        <w:tc>
-          <w:tcPr>
-            <w:tcW w:type="dxa" w:w="1729"/>
-          </w:tcPr>
-          <w:p>
-            <w:r>
-              <w:rPr>
-                <w:sz w:val="20"/>
-              </w:rPr>
-              <w:t>GET</w:t>
-            </w:r>
-          </w:p>
-        </w:tc>
-        <w:tc>
-          <w:tcPr>
-            <w:tcW w:type="dxa" w:w="1729"/>
-          </w:tcPr>
-          <w:p>
-            <w:r>
-              <w:rPr>
-                <w:sz w:val="20"/>
-              </w:rPr>
-              <w:t>200</w:t>
-            </w:r>
-          </w:p>
-        </w:tc>
-      </w:tr>
-      <w:tr>
-        <w:tc>
-          <w:tcPr>
-            <w:tcW w:type="dxa" w:w="1729"/>
-          </w:tcPr>
-          <w:p>
-            <w:r>
-              <w:rPr>
-                <w:sz w:val="20"/>
-              </w:rPr>
-              <w:t>A-ADM-009</w:t>
-            </w:r>
-          </w:p>
-        </w:tc>
-        <w:tc>
-          <w:tcPr>
-            <w:tcW w:type="dxa" w:w="1729"/>
-          </w:tcPr>
-          <w:p>
-            <w:r>
-              <w:rPr>
-                <w:sz w:val="20"/>
-              </w:rPr>
-              <w:t>config/deploy</w:t>
-            </w:r>
-          </w:p>
-        </w:tc>
-        <w:tc>
-          <w:tcPr>
-            <w:tcW w:type="dxa" w:w="1729"/>
-          </w:tcPr>
-          <w:p>
-            <w:r>
-              <w:rPr>
-                <w:sz w:val="20"/>
-              </w:rPr>
-              <w:t>X-Admin-Key</w:t>
-            </w:r>
-          </w:p>
-        </w:tc>
-        <w:tc>
-          <w:tcPr>
-            <w:tcW w:type="dxa" w:w="1729"/>
-          </w:tcPr>
-          <w:p>
-            <w:r>
-              <w:rPr>
-                <w:sz w:val="20"/>
-              </w:rPr>
-              <w:t>POST {key:val}</w:t>
-            </w:r>
-          </w:p>
-        </w:tc>
-        <w:tc>
-          <w:tcPr>
-            <w:tcW w:type="dxa" w:w="1729"/>
-          </w:tcPr>
-          <w:p>
-            <w:r>
-              <w:rPr>
-                <w:sz w:val="20"/>
-              </w:rPr>
-              <w:t>200,deployed=true</w:t>
-            </w:r>
-          </w:p>
-        </w:tc>
-      </w:tr>
-      <w:tr>
-        <w:tc>
-          <w:tcPr>
-            <w:tcW w:type="dxa" w:w="1729"/>
-          </w:tcPr>
-          <w:p>
-            <w:r>
-              <w:rPr>
-                <w:sz w:val="20"/>
-              </w:rPr>
-              <w:t>A-ADM-010</w:t>
-            </w:r>
-          </w:p>
-        </w:tc>
-        <w:tc>
-          <w:tcPr>
-            <w:tcW w:type="dxa" w:w="1729"/>
-          </w:tcPr>
-          <w:p>
-            <w:r>
-              <w:rPr>
-                <w:sz w:val="20"/>
-              </w:rPr>
-              <w:t>metrics</w:t>
-            </w:r>
-          </w:p>
-        </w:tc>
-        <w:tc>
-          <w:tcPr>
-            <w:tcW w:type="dxa" w:w="1729"/>
-          </w:tcPr>
-          <w:p>
-            <w:r>
-              <w:rPr>
-                <w:sz w:val="20"/>
-              </w:rPr>
-              <w:t>X-Admin-Key</w:t>
-            </w:r>
-          </w:p>
-        </w:tc>
-        <w:tc>
-          <w:tcPr>
-            <w:tcW w:type="dxa" w:w="1729"/>
-          </w:tcPr>
-          <w:p>
-            <w:r>
-              <w:rPr>
-                <w:sz w:val="20"/>
-              </w:rPr>
-              <w:t>GET</w:t>
-            </w:r>
-          </w:p>
-        </w:tc>
-        <w:tc>
-          <w:tcPr>
-            <w:tcW w:type="dxa" w:w="1729"/>
-          </w:tcPr>
-          <w:p>
-            <w:r>
-              <w:rPr>
-                <w:sz w:val="20"/>
-              </w:rPr>
-              <w:t>200,new_JIMI专属</w:t>
-            </w:r>
-          </w:p>
-        </w:tc>
-      </w:tr>
-      <w:tr>
-        <w:tc>
-          <w:tcPr>
-            <w:tcW w:type="dxa" w:w="1729"/>
-          </w:tcPr>
-          <w:p>
-            <w:r>
-              <w:rPr>
-                <w:sz w:val="20"/>
-              </w:rPr>
-              <w:t>A-ADM-011</w:t>
-            </w:r>
-          </w:p>
-        </w:tc>
-        <w:tc>
-          <w:tcPr>
-            <w:tcW w:type="dxa" w:w="1729"/>
-          </w:tcPr>
-          <w:p>
-            <w:r>
-              <w:rPr>
-                <w:sz w:val="20"/>
-              </w:rPr>
-              <w:t>session/status</w:t>
-            </w:r>
-          </w:p>
-        </w:tc>
-        <w:tc>
-          <w:tcPr>
-            <w:tcW w:type="dxa" w:w="1729"/>
-          </w:tcPr>
-          <w:p>
-            <w:r>
-              <w:rPr>
-                <w:sz w:val="20"/>
-              </w:rPr>
-              <w:t>X-Admin-Key</w:t>
-            </w:r>
-          </w:p>
-        </w:tc>
-        <w:tc>
-          <w:tcPr>
-            <w:tcW w:type="dxa" w:w="1729"/>
-          </w:tcPr>
-          <w:p>
-            <w:r>
-              <w:rPr>
-                <w:sz w:val="20"/>
-              </w:rPr>
-              <w:t>GET</w:t>
-            </w:r>
-          </w:p>
-        </w:tc>
-        <w:tc>
-          <w:tcPr>
-            <w:tcW w:type="dxa" w:w="1729"/>
-          </w:tcPr>
-          <w:p>
-            <w:r>
-              <w:rPr>
-                <w:sz w:val="20"/>
-              </w:rPr>
-              <w:t>200,new_JIMI专属</w:t>
+            <w:tcW w:type="dxa" w:w="1441"/>
+          </w:tcPr>
+          <w:p>
+            <w:r>
+              <w:rPr>
+                <w:sz w:val="20"/>
+              </w:rPr>
+              <w:t>ASR-UI-001</w:t>
+            </w:r>
+          </w:p>
+        </w:tc>
+        <w:tc>
+          <w:tcPr>
+            <w:tcW w:type="dxa" w:w="1441"/>
+          </w:tcPr>
+          <w:p>
+            <w:r>
+              <w:rPr>
+                <w:sz w:val="20"/>
+              </w:rPr>
+              <w:t>list_microphones返回</w:t>
+            </w:r>
+          </w:p>
+        </w:tc>
+        <w:tc>
+          <w:tcPr>
+            <w:tcW w:type="dxa" w:w="1441"/>
+          </w:tcPr>
+          <w:p>
+            <w:r>
+              <w:rPr>
+                <w:sz w:val="20"/>
+              </w:rPr>
+              <w:t>PyAudio已安装</w:t>
+            </w:r>
+          </w:p>
+        </w:tc>
+        <w:tc>
+          <w:tcPr>
+            <w:tcW w:type="dxa" w:w="1441"/>
+          </w:tcPr>
+          <w:p>
+            <w:r>
+              <w:rPr>
+                <w:sz w:val="20"/>
+              </w:rPr>
+              <w:t>调用ASRClient.list_microphones()</w:t>
+            </w:r>
+          </w:p>
+        </w:tc>
+        <w:tc>
+          <w:tcPr>
+            <w:tcW w:type="dxa" w:w="1441"/>
+          </w:tcPr>
+          <w:p>
+            <w:r>
+              <w:rPr>
+                <w:sz w:val="20"/>
+              </w:rPr>
+              <w:t>返回设备列表</w:t>
+            </w:r>
+          </w:p>
+        </w:tc>
+        <w:tc>
+          <w:tcPr>
+            <w:tcW w:type="dxa" w:w="1441"/>
+          </w:tcPr>
+          <w:p>
+            <w:r>
+              <w:rPr>
+                <w:sz w:val="20"/>
+              </w:rPr>
+              <w:t>通过</w:t>
             </w:r>
           </w:p>
         </w:tc>
@@ -1902,14 +1461,26 @@
     </w:p>
     <w:p>
       <w:pPr>
-        <w:spacing w:before="200" w:after="120"/>
+        <w:spacing w:before="200" w:after="80"/>
       </w:pPr>
       <w:r>
         <w:rPr>
           <w:b/>
-          <w:sz w:val="28"/>
+          <w:sz w:val="26"/>
         </w:rPr>
-        <w:t>3. A端 — 审计/配置/认证/流/监控 (7)</w:t>
+        <w:t>2.5.2 C-TTS 语音合成模块</w:t>
+      </w:r>
+    </w:p>
+    <w:p>
+      <w:pPr>
+        <w:spacing w:before="160" w:after="60"/>
+      </w:pPr>
+      <w:r>
+        <w:rPr>
+          <w:b/>
+          <w:sz w:val="24"/>
+        </w:rPr>
+        <w:t>2.5.2.1 功能测试</w:t>
       </w:r>
     </w:p>
     <w:tbl>
@@ -1919,16 +1490,17 @@
         <w:tblLook w:firstColumn="1" w:firstRow="1" w:lastColumn="0" w:lastRow="0" w:noHBand="0" w:noVBand="1" w:val="04A0"/>
       </w:tblPr>
       <w:tblGrid>
-        <w:gridCol w:w="1729"/>
-        <w:gridCol w:w="1729"/>
-        <w:gridCol w:w="1729"/>
-        <w:gridCol w:w="1729"/>
-        <w:gridCol w:w="1729"/>
+        <w:gridCol w:w="1441"/>
+        <w:gridCol w:w="1441"/>
+        <w:gridCol w:w="1441"/>
+        <w:gridCol w:w="1441"/>
+        <w:gridCol w:w="1441"/>
+        <w:gridCol w:w="1441"/>
       </w:tblGrid>
       <w:tr>
         <w:tc>
           <w:tcPr>
-            <w:tcW w:type="dxa" w:w="1729"/>
+            <w:tcW w:type="dxa" w:w="1441"/>
           </w:tcPr>
           <w:p>
             <w:r>
@@ -1936,13 +1508,13 @@
                 <w:b/>
                 <w:sz w:val="20"/>
               </w:rPr>
-              <w:t>编号</w:t>
-            </w:r>
-          </w:p>
-        </w:tc>
-        <w:tc>
-          <w:tcPr>
-            <w:tcW w:type="dxa" w:w="1729"/>
+              <w:t>测试编号</w:t>
+            </w:r>
+          </w:p>
+        </w:tc>
+        <w:tc>
+          <w:tcPr>
+            <w:tcW w:type="dxa" w:w="1441"/>
           </w:tcPr>
           <w:p>
             <w:r>
@@ -1950,13 +1522,13 @@
                 <w:b/>
                 <w:sz w:val="20"/>
               </w:rPr>
-              <w:t>功能描述</w:t>
-            </w:r>
-          </w:p>
-        </w:tc>
-        <w:tc>
-          <w:tcPr>
-            <w:tcW w:type="dxa" w:w="1729"/>
+              <w:t>测试名称</w:t>
+            </w:r>
+          </w:p>
+        </w:tc>
+        <w:tc>
+          <w:tcPr>
+            <w:tcW w:type="dxa" w:w="1441"/>
           </w:tcPr>
           <w:p>
             <w:r>
@@ -1970,7 +1542,7 @@
         </w:tc>
         <w:tc>
           <w:tcPr>
-            <w:tcW w:type="dxa" w:w="1729"/>
+            <w:tcW w:type="dxa" w:w="1441"/>
           </w:tcPr>
           <w:p>
             <w:r>
@@ -1984,7 +1556,7 @@
         </w:tc>
         <w:tc>
           <w:tcPr>
-            <w:tcW w:type="dxa" w:w="1729"/>
+            <w:tcW w:type="dxa" w:w="1441"/>
           </w:tcPr>
           <w:p>
             <w:r>
@@ -1993,6 +1565,20 @@
                 <w:sz w:val="20"/>
               </w:rPr>
               <w:t>预期结果</w:t>
+            </w:r>
+          </w:p>
+        </w:tc>
+        <w:tc>
+          <w:tcPr>
+            <w:tcW w:type="dxa" w:w="1441"/>
+          </w:tcPr>
+          <w:p>
+            <w:r>
+              <w:rPr>
+                <w:b/>
+                <w:sz w:val="20"/>
+              </w:rPr>
+              <w:t>实际结果</w:t>
             </w:r>
           </w:p>
         </w:tc>
@@ -2000,66 +1586,79 @@
       <w:tr>
         <w:tc>
           <w:tcPr>
-            <w:tcW w:type="dxa" w:w="1729"/>
-          </w:tcPr>
-          <w:p>
-            <w:r>
-              <w:rPr>
-                <w:sz w:val="20"/>
-              </w:rPr>
-              <w:t>A-AUD-001</w:t>
-            </w:r>
-          </w:p>
-        </w:tc>
-        <w:tc>
-          <w:tcPr>
-            <w:tcW w:type="dxa" w:w="1729"/>
-          </w:tcPr>
-          <w:p>
-            <w:r>
-              <w:rPr>
-                <w:sz w:val="20"/>
-              </w:rPr>
-              <w:t>audit/report</w:t>
-            </w:r>
-          </w:p>
-        </w:tc>
-        <w:tc>
-          <w:tcPr>
-            <w:tcW w:type="dxa" w:w="1729"/>
-          </w:tcPr>
-          <w:p>
-            <w:r>
-              <w:rPr>
-                <w:sz w:val="20"/>
-              </w:rPr>
-              <w:t>X-Demo-Key</w:t>
-            </w:r>
-          </w:p>
-        </w:tc>
-        <w:tc>
-          <w:tcPr>
-            <w:tcW w:type="dxa" w:w="1729"/>
-          </w:tcPr>
-          <w:p>
-            <w:r>
-              <w:rPr>
-                <w:sz w:val="20"/>
-              </w:rPr>
-              <w:t>POST batch</w:t>
-            </w:r>
-          </w:p>
-        </w:tc>
-        <w:tc>
-          <w:tcPr>
-            <w:tcW w:type="dxa" w:w="1729"/>
-          </w:tcPr>
-          <w:p>
-            <w:r>
-              <w:rPr>
-                <w:sz w:val="20"/>
-              </w:rPr>
-              <w:t>200,received&gt;=1</w:t>
+            <w:tcW w:type="dxa" w:w="1441"/>
+          </w:tcPr>
+          <w:p>
+            <w:r>
+              <w:rPr>
+                <w:sz w:val="20"/>
+              </w:rPr>
+              <w:t>TTS-001</w:t>
+            </w:r>
+          </w:p>
+        </w:tc>
+        <w:tc>
+          <w:tcPr>
+            <w:tcW w:type="dxa" w:w="1441"/>
+          </w:tcPr>
+          <w:p>
+            <w:r>
+              <w:rPr>
+                <w:sz w:val="20"/>
+              </w:rPr>
+              <w:t>引擎初始化</w:t>
+            </w:r>
+          </w:p>
+        </w:tc>
+        <w:tc>
+          <w:tcPr>
+            <w:tcW w:type="dxa" w:w="1441"/>
+          </w:tcPr>
+          <w:p>
+            <w:r>
+              <w:rPr>
+                <w:sz w:val="20"/>
+              </w:rPr>
+              <w:t>pyttsx3已安装</w:t>
+            </w:r>
+          </w:p>
+        </w:tc>
+        <w:tc>
+          <w:tcPr>
+            <w:tcW w:type="dxa" w:w="1441"/>
+          </w:tcPr>
+          <w:p>
+            <w:r>
+              <w:rPr>
+                <w:sz w:val="20"/>
+              </w:rPr>
+              <w:t>TTSEngine()</w:t>
+            </w:r>
+          </w:p>
+        </w:tc>
+        <w:tc>
+          <w:tcPr>
+            <w:tcW w:type="dxa" w:w="1441"/>
+          </w:tcPr>
+          <w:p>
+            <w:r>
+              <w:rPr>
+                <w:sz w:val="20"/>
+              </w:rPr>
+              <w:t>is_available=True</w:t>
+            </w:r>
+          </w:p>
+        </w:tc>
+        <w:tc>
+          <w:tcPr>
+            <w:tcW w:type="dxa" w:w="1441"/>
+          </w:tcPr>
+          <w:p>
+            <w:r>
+              <w:rPr>
+                <w:sz w:val="20"/>
+              </w:rPr>
+              <w:t>通过</w:t>
             </w:r>
           </w:p>
         </w:tc>
@@ -2067,66 +1666,79 @@
       <w:tr>
         <w:tc>
           <w:tcPr>
-            <w:tcW w:type="dxa" w:w="1729"/>
-          </w:tcPr>
-          <w:p>
-            <w:r>
-              <w:rPr>
-                <w:sz w:val="20"/>
-              </w:rPr>
-              <w:t>A-AUD-002</w:t>
-            </w:r>
-          </w:p>
-        </w:tc>
-        <w:tc>
-          <w:tcPr>
-            <w:tcW w:type="dxa" w:w="1729"/>
-          </w:tcPr>
-          <w:p>
-            <w:r>
-              <w:rPr>
-                <w:sz w:val="20"/>
-              </w:rPr>
-              <w:t>audit/feedback</w:t>
-            </w:r>
-          </w:p>
-        </w:tc>
-        <w:tc>
-          <w:tcPr>
-            <w:tcW w:type="dxa" w:w="1729"/>
-          </w:tcPr>
-          <w:p>
-            <w:r>
-              <w:rPr>
-                <w:sz w:val="20"/>
-              </w:rPr>
-              <w:t>X-Demo-Key</w:t>
-            </w:r>
-          </w:p>
-        </w:tc>
-        <w:tc>
-          <w:tcPr>
-            <w:tcW w:type="dxa" w:w="1729"/>
-          </w:tcPr>
-          <w:p>
-            <w:r>
-              <w:rPr>
-                <w:sz w:val="20"/>
-              </w:rPr>
-              <w:t>POST {task_id,type}</w:t>
-            </w:r>
-          </w:p>
-        </w:tc>
-        <w:tc>
-          <w:tcPr>
-            <w:tcW w:type="dxa" w:w="1729"/>
-          </w:tcPr>
-          <w:p>
-            <w:r>
-              <w:rPr>
-                <w:sz w:val="20"/>
-              </w:rPr>
-              <w:t>200,received=true</w:t>
+            <w:tcW w:type="dxa" w:w="1441"/>
+          </w:tcPr>
+          <w:p>
+            <w:r>
+              <w:rPr>
+                <w:sz w:val="20"/>
+              </w:rPr>
+              <w:t>TTS-002</w:t>
+            </w:r>
+          </w:p>
+        </w:tc>
+        <w:tc>
+          <w:tcPr>
+            <w:tcW w:type="dxa" w:w="1441"/>
+          </w:tcPr>
+          <w:p>
+            <w:r>
+              <w:rPr>
+                <w:sz w:val="20"/>
+              </w:rPr>
+              <w:t>单条播报</w:t>
+            </w:r>
+          </w:p>
+        </w:tc>
+        <w:tc>
+          <w:tcPr>
+            <w:tcW w:type="dxa" w:w="1441"/>
+          </w:tcPr>
+          <w:p>
+            <w:r>
+              <w:rPr>
+                <w:sz w:val="20"/>
+              </w:rPr>
+              <w:t>扬声器可用</w:t>
+            </w:r>
+          </w:p>
+        </w:tc>
+        <w:tc>
+          <w:tcPr>
+            <w:tcW w:type="dxa" w:w="1441"/>
+          </w:tcPr>
+          <w:p>
+            <w:r>
+              <w:rPr>
+                <w:sz w:val="20"/>
+              </w:rPr>
+              <w:t>enqueue("测试")→等待</w:t>
+            </w:r>
+          </w:p>
+        </w:tc>
+        <w:tc>
+          <w:tcPr>
+            <w:tcW w:type="dxa" w:w="1441"/>
+          </w:tcPr>
+          <w:p>
+            <w:r>
+              <w:rPr>
+                <w:sz w:val="20"/>
+              </w:rPr>
+              <w:t>status=COMPLETED</w:t>
+            </w:r>
+          </w:p>
+        </w:tc>
+        <w:tc>
+          <w:tcPr>
+            <w:tcW w:type="dxa" w:w="1441"/>
+          </w:tcPr>
+          <w:p>
+            <w:r>
+              <w:rPr>
+                <w:sz w:val="20"/>
+              </w:rPr>
+              <w:t>通过</w:t>
             </w:r>
           </w:p>
         </w:tc>
@@ -2134,66 +1746,79 @@
       <w:tr>
         <w:tc>
           <w:tcPr>
-            <w:tcW w:type="dxa" w:w="1729"/>
-          </w:tcPr>
-          <w:p>
-            <w:r>
-              <w:rPr>
-                <w:sz w:val="20"/>
-              </w:rPr>
-              <w:t>A-CFG-001</w:t>
-            </w:r>
-          </w:p>
-        </w:tc>
-        <w:tc>
-          <w:tcPr>
-            <w:tcW w:type="dxa" w:w="1729"/>
-          </w:tcPr>
-          <w:p>
-            <w:r>
-              <w:rPr>
-                <w:sz w:val="20"/>
-              </w:rPr>
-              <w:t>config/pull ETag</w:t>
-            </w:r>
-          </w:p>
-        </w:tc>
-        <w:tc>
-          <w:tcPr>
-            <w:tcW w:type="dxa" w:w="1729"/>
-          </w:tcPr>
-          <w:p>
-            <w:r>
-              <w:rPr>
-                <w:sz w:val="20"/>
-              </w:rPr>
-              <w:t>X-Demo-Key</w:t>
-            </w:r>
-          </w:p>
-        </w:tc>
-        <w:tc>
-          <w:tcPr>
-            <w:tcW w:type="dxa" w:w="1729"/>
-          </w:tcPr>
-          <w:p>
-            <w:r>
-              <w:rPr>
-                <w:sz w:val="20"/>
-              </w:rPr>
-              <w:t>GET +If-None-Match</w:t>
-            </w:r>
-          </w:p>
-        </w:tc>
-        <w:tc>
-          <w:tcPr>
-            <w:tcW w:type="dxa" w:w="1729"/>
-          </w:tcPr>
-          <w:p>
-            <w:r>
-              <w:rPr>
-                <w:sz w:val="20"/>
-              </w:rPr>
-              <w:t>200或304</w:t>
+            <w:tcW w:type="dxa" w:w="1441"/>
+          </w:tcPr>
+          <w:p>
+            <w:r>
+              <w:rPr>
+                <w:sz w:val="20"/>
+              </w:rPr>
+              <w:t>TTS-003</w:t>
+            </w:r>
+          </w:p>
+        </w:tc>
+        <w:tc>
+          <w:tcPr>
+            <w:tcW w:type="dxa" w:w="1441"/>
+          </w:tcPr>
+          <w:p>
+            <w:r>
+              <w:rPr>
+                <w:sz w:val="20"/>
+              </w:rPr>
+              <w:t>FIFO队列</w:t>
+            </w:r>
+          </w:p>
+        </w:tc>
+        <w:tc>
+          <w:tcPr>
+            <w:tcW w:type="dxa" w:w="1441"/>
+          </w:tcPr>
+          <w:p>
+            <w:r>
+              <w:rPr>
+                <w:sz w:val="20"/>
+              </w:rPr>
+              <w:t>扬声器可用</w:t>
+            </w:r>
+          </w:p>
+        </w:tc>
+        <w:tc>
+          <w:tcPr>
+            <w:tcW w:type="dxa" w:w="1441"/>
+          </w:tcPr>
+          <w:p>
+            <w:r>
+              <w:rPr>
+                <w:sz w:val="20"/>
+              </w:rPr>
+              <w:t>连续enqueue 3条</w:t>
+            </w:r>
+          </w:p>
+        </w:tc>
+        <w:tc>
+          <w:tcPr>
+            <w:tcW w:type="dxa" w:w="1441"/>
+          </w:tcPr>
+          <w:p>
+            <w:r>
+              <w:rPr>
+                <w:sz w:val="20"/>
+              </w:rPr>
+              <w:t>按顺序播放</w:t>
+            </w:r>
+          </w:p>
+        </w:tc>
+        <w:tc>
+          <w:tcPr>
+            <w:tcW w:type="dxa" w:w="1441"/>
+          </w:tcPr>
+          <w:p>
+            <w:r>
+              <w:rPr>
+                <w:sz w:val="20"/>
+              </w:rPr>
+              <w:t>通过</w:t>
             </w:r>
           </w:p>
         </w:tc>
@@ -2201,267 +1826,79 @@
       <w:tr>
         <w:tc>
           <w:tcPr>
-            <w:tcW w:type="dxa" w:w="1729"/>
-          </w:tcPr>
-          <w:p>
-            <w:r>
-              <w:rPr>
-                <w:sz w:val="20"/>
-              </w:rPr>
-              <w:t>A-AUTH-001</w:t>
-            </w:r>
-          </w:p>
-        </w:tc>
-        <w:tc>
-          <w:tcPr>
-            <w:tcW w:type="dxa" w:w="1729"/>
-          </w:tcPr>
-          <w:p>
-            <w:r>
-              <w:rPr>
-                <w:sz w:val="20"/>
-              </w:rPr>
-              <w:t>auth/login JWT</w:t>
-            </w:r>
-          </w:p>
-        </w:tc>
-        <w:tc>
-          <w:tcPr>
-            <w:tcW w:type="dxa" w:w="1729"/>
-          </w:tcPr>
-          <w:p>
-            <w:r>
-              <w:rPr>
-                <w:sz w:val="20"/>
-              </w:rPr>
-              <w:t>无认证</w:t>
-            </w:r>
-          </w:p>
-        </w:tc>
-        <w:tc>
-          <w:tcPr>
-            <w:tcW w:type="dxa" w:w="1729"/>
-          </w:tcPr>
-          <w:p>
-            <w:r>
-              <w:rPr>
-                <w:sz w:val="20"/>
-              </w:rPr>
-              <w:t>POST {user,pass}</w:t>
-            </w:r>
-          </w:p>
-        </w:tc>
-        <w:tc>
-          <w:tcPr>
-            <w:tcW w:type="dxa" w:w="1729"/>
-          </w:tcPr>
-          <w:p>
-            <w:r>
-              <w:rPr>
-                <w:sz w:val="20"/>
-              </w:rPr>
-              <w:t>200,token&gt;20chars</w:t>
-            </w:r>
-          </w:p>
-        </w:tc>
-      </w:tr>
-      <w:tr>
-        <w:tc>
-          <w:tcPr>
-            <w:tcW w:type="dxa" w:w="1729"/>
-          </w:tcPr>
-          <w:p>
-            <w:r>
-              <w:rPr>
-                <w:sz w:val="20"/>
-              </w:rPr>
-              <w:t>A-FLW-001</w:t>
-            </w:r>
-          </w:p>
-        </w:tc>
-        <w:tc>
-          <w:tcPr>
-            <w:tcW w:type="dxa" w:w="1729"/>
-          </w:tcPr>
-          <w:p>
-            <w:r>
-              <w:rPr>
-                <w:sz w:val="20"/>
-              </w:rPr>
-              <w:t>flow/topology</w:t>
-            </w:r>
-          </w:p>
-        </w:tc>
-        <w:tc>
-          <w:tcPr>
-            <w:tcW w:type="dxa" w:w="1729"/>
-          </w:tcPr>
-          <w:p>
-            <w:r>
-              <w:rPr>
-                <w:sz w:val="20"/>
-              </w:rPr>
-              <w:t>X-Admin-Key</w:t>
-            </w:r>
-          </w:p>
-        </w:tc>
-        <w:tc>
-          <w:tcPr>
-            <w:tcW w:type="dxa" w:w="1729"/>
-          </w:tcPr>
-          <w:p>
-            <w:r>
-              <w:rPr>
-                <w:sz w:val="20"/>
-              </w:rPr>
-              <w:t>GET</w:t>
-            </w:r>
-          </w:p>
-        </w:tc>
-        <w:tc>
-          <w:tcPr>
-            <w:tcW w:type="dxa" w:w="1729"/>
-          </w:tcPr>
-          <w:p>
-            <w:r>
-              <w:rPr>
-                <w:sz w:val="20"/>
-              </w:rPr>
-              <w:t>200,6nodes</w:t>
-            </w:r>
-          </w:p>
-        </w:tc>
-      </w:tr>
-      <w:tr>
-        <w:tc>
-          <w:tcPr>
-            <w:tcW w:type="dxa" w:w="1729"/>
-          </w:tcPr>
-          <w:p>
-            <w:r>
-              <w:rPr>
-                <w:sz w:val="20"/>
-              </w:rPr>
-              <w:t>A-MON-001</w:t>
-            </w:r>
-          </w:p>
-        </w:tc>
-        <w:tc>
-          <w:tcPr>
-            <w:tcW w:type="dxa" w:w="1729"/>
-          </w:tcPr>
-          <w:p>
-            <w:r>
-              <w:rPr>
-                <w:sz w:val="20"/>
-              </w:rPr>
-              <w:t>monitor/health</w:t>
-            </w:r>
-          </w:p>
-        </w:tc>
-        <w:tc>
-          <w:tcPr>
-            <w:tcW w:type="dxa" w:w="1729"/>
-          </w:tcPr>
-          <w:p>
-            <w:r>
-              <w:rPr>
-                <w:sz w:val="20"/>
-              </w:rPr>
-              <w:t>X-Admin-Key</w:t>
-            </w:r>
-          </w:p>
-        </w:tc>
-        <w:tc>
-          <w:tcPr>
-            <w:tcW w:type="dxa" w:w="1729"/>
-          </w:tcPr>
-          <w:p>
-            <w:r>
-              <w:rPr>
-                <w:sz w:val="20"/>
-              </w:rPr>
-              <w:t>GET</w:t>
-            </w:r>
-          </w:p>
-        </w:tc>
-        <w:tc>
-          <w:tcPr>
-            <w:tcW w:type="dxa" w:w="1729"/>
-          </w:tcPr>
-          <w:p>
-            <w:r>
-              <w:rPr>
-                <w:sz w:val="20"/>
-              </w:rPr>
-              <w:t>200,CPU/内存</w:t>
-            </w:r>
-          </w:p>
-        </w:tc>
-      </w:tr>
-      <w:tr>
-        <w:tc>
-          <w:tcPr>
-            <w:tcW w:type="dxa" w:w="1729"/>
-          </w:tcPr>
-          <w:p>
-            <w:r>
-              <w:rPr>
-                <w:sz w:val="20"/>
-              </w:rPr>
-              <w:t>A-MON-002</w:t>
-            </w:r>
-          </w:p>
-        </w:tc>
-        <w:tc>
-          <w:tcPr>
-            <w:tcW w:type="dxa" w:w="1729"/>
-          </w:tcPr>
-          <w:p>
-            <w:r>
-              <w:rPr>
-                <w:sz w:val="20"/>
-              </w:rPr>
-              <w:t>monitor/alerts</w:t>
-            </w:r>
-          </w:p>
-        </w:tc>
-        <w:tc>
-          <w:tcPr>
-            <w:tcW w:type="dxa" w:w="1729"/>
-          </w:tcPr>
-          <w:p>
-            <w:r>
-              <w:rPr>
-                <w:sz w:val="20"/>
-              </w:rPr>
-              <w:t>X-Admin-Key</w:t>
-            </w:r>
-          </w:p>
-        </w:tc>
-        <w:tc>
-          <w:tcPr>
-            <w:tcW w:type="dxa" w:w="1729"/>
-          </w:tcPr>
-          <w:p>
-            <w:r>
-              <w:rPr>
-                <w:sz w:val="20"/>
-              </w:rPr>
-              <w:t>GET+POST</w:t>
-            </w:r>
-          </w:p>
-        </w:tc>
-        <w:tc>
-          <w:tcPr>
-            <w:tcW w:type="dxa" w:w="1729"/>
-          </w:tcPr>
-          <w:p>
-            <w:r>
-              <w:rPr>
-                <w:sz w:val="20"/>
-              </w:rPr>
-              <w:t>200</w:t>
+            <w:tcW w:type="dxa" w:w="1441"/>
+          </w:tcPr>
+          <w:p>
+            <w:r>
+              <w:rPr>
+                <w:sz w:val="20"/>
+              </w:rPr>
+              <w:t>TTS-004</w:t>
+            </w:r>
+          </w:p>
+        </w:tc>
+        <w:tc>
+          <w:tcPr>
+            <w:tcW w:type="dxa" w:w="1441"/>
+          </w:tcPr>
+          <w:p>
+            <w:r>
+              <w:rPr>
+                <w:sz w:val="20"/>
+              </w:rPr>
+              <w:t>优先级打断</w:t>
+            </w:r>
+          </w:p>
+        </w:tc>
+        <w:tc>
+          <w:tcPr>
+            <w:tcW w:type="dxa" w:w="1441"/>
+          </w:tcPr>
+          <w:p>
+            <w:r>
+              <w:rPr>
+                <w:sz w:val="20"/>
+              </w:rPr>
+              <w:t>扬声器可用</w:t>
+            </w:r>
+          </w:p>
+        </w:tc>
+        <w:tc>
+          <w:tcPr>
+            <w:tcW w:type="dxa" w:w="1441"/>
+          </w:tcPr>
+          <w:p>
+            <w:r>
+              <w:rPr>
+                <w:sz w:val="20"/>
+              </w:rPr>
+              <w:t>enqueue(紧急,interrupt)</w:t>
+            </w:r>
+          </w:p>
+        </w:tc>
+        <w:tc>
+          <w:tcPr>
+            <w:tcW w:type="dxa" w:w="1441"/>
+          </w:tcPr>
+          <w:p>
+            <w:r>
+              <w:rPr>
+                <w:sz w:val="20"/>
+              </w:rPr>
+              <w:t>打断当前</w:t>
+            </w:r>
+          </w:p>
+        </w:tc>
+        <w:tc>
+          <w:tcPr>
+            <w:tcW w:type="dxa" w:w="1441"/>
+          </w:tcPr>
+          <w:p>
+            <w:r>
+              <w:rPr>
+                <w:sz w:val="20"/>
+              </w:rPr>
+              <w:t>通过</w:t>
             </w:r>
           </w:p>
         </w:tc>
@@ -2479,14 +1916,14 @@
     </w:p>
     <w:p>
       <w:pPr>
-        <w:spacing w:before="200" w:after="120"/>
+        <w:spacing w:before="160" w:after="60"/>
       </w:pPr>
       <w:r>
         <w:rPr>
           <w:b/>
-          <w:sz w:val="28"/>
+          <w:sz w:val="24"/>
         </w:rPr>
-        <w:t>4. B端 — B端专属接口 (7, HAJIMI_UI独有)</w:t>
+        <w:t>2.5.2.2 用户界面测试</w:t>
       </w:r>
     </w:p>
     <w:tbl>
@@ -2496,16 +1933,17 @@
         <w:tblLook w:firstColumn="1" w:firstRow="1" w:lastColumn="0" w:lastRow="0" w:noHBand="0" w:noVBand="1" w:val="04A0"/>
       </w:tblPr>
       <w:tblGrid>
-        <w:gridCol w:w="1729"/>
-        <w:gridCol w:w="1729"/>
-        <w:gridCol w:w="1729"/>
-        <w:gridCol w:w="1729"/>
-        <w:gridCol w:w="1729"/>
+        <w:gridCol w:w="1441"/>
+        <w:gridCol w:w="1441"/>
+        <w:gridCol w:w="1441"/>
+        <w:gridCol w:w="1441"/>
+        <w:gridCol w:w="1441"/>
+        <w:gridCol w:w="1441"/>
       </w:tblGrid>
       <w:tr>
         <w:tc>
           <w:tcPr>
-            <w:tcW w:type="dxa" w:w="1729"/>
+            <w:tcW w:type="dxa" w:w="1441"/>
           </w:tcPr>
           <w:p>
             <w:r>
@@ -2513,13 +1951,13 @@
                 <w:b/>
                 <w:sz w:val="20"/>
               </w:rPr>
-              <w:t>编号</w:t>
-            </w:r>
-          </w:p>
-        </w:tc>
-        <w:tc>
-          <w:tcPr>
-            <w:tcW w:type="dxa" w:w="1729"/>
+              <w:t>测试编号</w:t>
+            </w:r>
+          </w:p>
+        </w:tc>
+        <w:tc>
+          <w:tcPr>
+            <w:tcW w:type="dxa" w:w="1441"/>
           </w:tcPr>
           <w:p>
             <w:r>
@@ -2527,13 +1965,13 @@
                 <w:b/>
                 <w:sz w:val="20"/>
               </w:rPr>
-              <w:t>功能描述</w:t>
-            </w:r>
-          </w:p>
-        </w:tc>
-        <w:tc>
-          <w:tcPr>
-            <w:tcW w:type="dxa" w:w="1729"/>
+              <w:t>测试名称</w:t>
+            </w:r>
+          </w:p>
+        </w:tc>
+        <w:tc>
+          <w:tcPr>
+            <w:tcW w:type="dxa" w:w="1441"/>
           </w:tcPr>
           <w:p>
             <w:r>
@@ -2547,7 +1985,7 @@
         </w:tc>
         <w:tc>
           <w:tcPr>
-            <w:tcW w:type="dxa" w:w="1729"/>
+            <w:tcW w:type="dxa" w:w="1441"/>
           </w:tcPr>
           <w:p>
             <w:r>
@@ -2561,7 +1999,7 @@
         </w:tc>
         <w:tc>
           <w:tcPr>
-            <w:tcW w:type="dxa" w:w="1729"/>
+            <w:tcW w:type="dxa" w:w="1441"/>
           </w:tcPr>
           <w:p>
             <w:r>
@@ -2570,6 +2008,20 @@
                 <w:sz w:val="20"/>
               </w:rPr>
               <w:t>预期结果</w:t>
+            </w:r>
+          </w:p>
+        </w:tc>
+        <w:tc>
+          <w:tcPr>
+            <w:tcW w:type="dxa" w:w="1441"/>
+          </w:tcPr>
+          <w:p>
+            <w:r>
+              <w:rPr>
+                <w:b/>
+                <w:sz w:val="20"/>
+              </w:rPr>
+              <w:t>实际结果</w:t>
             </w:r>
           </w:p>
         </w:tc>
@@ -2577,468 +2029,79 @@
       <w:tr>
         <w:tc>
           <w:tcPr>
-            <w:tcW w:type="dxa" w:w="1729"/>
-          </w:tcPr>
-          <w:p>
-            <w:r>
-              <w:rPr>
-                <w:sz w:val="20"/>
-              </w:rPr>
-              <w:t>B-DEMO-001</w:t>
-            </w:r>
-          </w:p>
-        </w:tc>
-        <w:tc>
-          <w:tcPr>
-            <w:tcW w:type="dxa" w:w="1729"/>
-          </w:tcPr>
-          <w:p>
-            <w:r>
-              <w:rPr>
-                <w:sz w:val="20"/>
-              </w:rPr>
-              <w:t>health/live 轻量存活</w:t>
-            </w:r>
-          </w:p>
-        </w:tc>
-        <w:tc>
-          <w:tcPr>
-            <w:tcW w:type="dxa" w:w="1729"/>
-          </w:tcPr>
-          <w:p>
-            <w:r>
-              <w:rPr>
-                <w:sz w:val="20"/>
-              </w:rPr>
-              <w:t>A端运行</w:t>
-            </w:r>
-          </w:p>
-        </w:tc>
-        <w:tc>
-          <w:tcPr>
-            <w:tcW w:type="dxa" w:w="1729"/>
-          </w:tcPr>
-          <w:p>
-            <w:r>
-              <w:rPr>
-                <w:sz w:val="20"/>
-              </w:rPr>
-              <w:t>GET</w:t>
-            </w:r>
-          </w:p>
-        </w:tc>
-        <w:tc>
-          <w:tcPr>
-            <w:tcW w:type="dxa" w:w="1729"/>
-          </w:tcPr>
-          <w:p>
-            <w:r>
-              <w:rPr>
-                <w:sz w:val="20"/>
-              </w:rPr>
-              <w:t>200,不探测OmniParser</w:t>
-            </w:r>
-          </w:p>
-        </w:tc>
-      </w:tr>
-      <w:tr>
-        <w:tc>
-          <w:tcPr>
-            <w:tcW w:type="dxa" w:w="1729"/>
-          </w:tcPr>
-          <w:p>
-            <w:r>
-              <w:rPr>
-                <w:sz w:val="20"/>
-              </w:rPr>
-              <w:t>B-DEMO-002</w:t>
-            </w:r>
-          </w:p>
-        </w:tc>
-        <w:tc>
-          <w:tcPr>
-            <w:tcW w:type="dxa" w:w="1729"/>
-          </w:tcPr>
-          <w:p>
-            <w:r>
-              <w:rPr>
-                <w:sz w:val="20"/>
-              </w:rPr>
-              <w:t>/inspect UI检测</w:t>
-            </w:r>
-          </w:p>
-        </w:tc>
-        <w:tc>
-          <w:tcPr>
-            <w:tcW w:type="dxa" w:w="1729"/>
-          </w:tcPr>
-          <w:p>
-            <w:r>
-              <w:rPr>
-                <w:sz w:val="20"/>
-              </w:rPr>
-              <w:t>A端+OmniParser</w:t>
-            </w:r>
-          </w:p>
-        </w:tc>
-        <w:tc>
-          <w:tcPr>
-            <w:tcW w:type="dxa" w:w="1729"/>
-          </w:tcPr>
-          <w:p>
-            <w:r>
-              <w:rPr>
-                <w:sz w:val="20"/>
-              </w:rPr>
-              <w:t>POST image</w:t>
-            </w:r>
-          </w:p>
-        </w:tc>
-        <w:tc>
-          <w:tcPr>
-            <w:tcW w:type="dxa" w:w="1729"/>
-          </w:tcPr>
-          <w:p>
-            <w:r>
-              <w:rPr>
-                <w:sz w:val="20"/>
-              </w:rPr>
-              <w:t>200,含ui_elements</w:t>
-            </w:r>
-          </w:p>
-        </w:tc>
-      </w:tr>
-      <w:tr>
-        <w:tc>
-          <w:tcPr>
-            <w:tcW w:type="dxa" w:w="1729"/>
-          </w:tcPr>
-          <w:p>
-            <w:r>
-              <w:rPr>
-                <w:sz w:val="20"/>
-              </w:rPr>
-              <w:t>B-DEMO-003</w:t>
-            </w:r>
-          </w:p>
-        </w:tc>
-        <w:tc>
-          <w:tcPr>
-            <w:tcW w:type="dxa" w:w="1729"/>
-          </w:tcPr>
-          <w:p>
-            <w:r>
-              <w:rPr>
-                <w:sz w:val="20"/>
-              </w:rPr>
-              <w:t>/step 步骤推进</w:t>
-            </w:r>
-          </w:p>
-        </w:tc>
-        <w:tc>
-          <w:tcPr>
-            <w:tcW w:type="dxa" w:w="1729"/>
-          </w:tcPr>
-          <w:p>
-            <w:r>
-              <w:rPr>
-                <w:sz w:val="20"/>
-              </w:rPr>
-              <w:t>A端,task_id</w:t>
-            </w:r>
-          </w:p>
-        </w:tc>
-        <w:tc>
-          <w:tcPr>
-            <w:tcW w:type="dxa" w:w="1729"/>
-          </w:tcPr>
-          <w:p>
-            <w:r>
-              <w:rPr>
-                <w:sz w:val="20"/>
-              </w:rPr>
-              <w:t>POST advance/rollback/skip</w:t>
-            </w:r>
-          </w:p>
-        </w:tc>
-        <w:tc>
-          <w:tcPr>
-            <w:tcW w:type="dxa" w:w="1729"/>
-          </w:tcPr>
-          <w:p>
-            <w:r>
-              <w:rPr>
-                <w:sz w:val="20"/>
-              </w:rPr>
-              <w:t>200,含next_step</w:t>
-            </w:r>
-          </w:p>
-        </w:tc>
-      </w:tr>
-      <w:tr>
-        <w:tc>
-          <w:tcPr>
-            <w:tcW w:type="dxa" w:w="1729"/>
-          </w:tcPr>
-          <w:p>
-            <w:r>
-              <w:rPr>
-                <w:sz w:val="20"/>
-              </w:rPr>
-              <w:t>B-DEMO-004</w:t>
-            </w:r>
-          </w:p>
-        </w:tc>
-        <w:tc>
-          <w:tcPr>
-            <w:tcW w:type="dxa" w:w="1729"/>
-          </w:tcPr>
-          <w:p>
-            <w:r>
-              <w:rPr>
-                <w:sz w:val="20"/>
-              </w:rPr>
-              <w:t>/locate 单步定位</w:t>
-            </w:r>
-          </w:p>
-        </w:tc>
-        <w:tc>
-          <w:tcPr>
-            <w:tcW w:type="dxa" w:w="1729"/>
-          </w:tcPr>
-          <w:p>
-            <w:r>
-              <w:rPr>
-                <w:sz w:val="20"/>
-              </w:rPr>
-              <w:t>A端,task_id</w:t>
-            </w:r>
-          </w:p>
-        </w:tc>
-        <w:tc>
-          <w:tcPr>
-            <w:tcW w:type="dxa" w:w="1729"/>
-          </w:tcPr>
-          <w:p>
-            <w:r>
-              <w:rPr>
-                <w:sz w:val="20"/>
-              </w:rPr>
-              <w:t>POST image</w:t>
-            </w:r>
-          </w:p>
-        </w:tc>
-        <w:tc>
-          <w:tcPr>
-            <w:tcW w:type="dxa" w:w="1729"/>
-          </w:tcPr>
-          <w:p>
-            <w:r>
-              <w:rPr>
-                <w:sz w:val="20"/>
-              </w:rPr>
-              <w:t>200,更新annotation</w:t>
-            </w:r>
-          </w:p>
-        </w:tc>
-      </w:tr>
-      <w:tr>
-        <w:tc>
-          <w:tcPr>
-            <w:tcW w:type="dxa" w:w="1729"/>
-          </w:tcPr>
-          <w:p>
-            <w:r>
-              <w:rPr>
-                <w:sz w:val="20"/>
-              </w:rPr>
-              <w:t>B-DEMO-005</w:t>
-            </w:r>
-          </w:p>
-        </w:tc>
-        <w:tc>
-          <w:tcPr>
-            <w:tcW w:type="dxa" w:w="1729"/>
-          </w:tcPr>
-          <w:p>
-            <w:r>
-              <w:rPr>
-                <w:sz w:val="20"/>
-              </w:rPr>
-              <w:t>/relocate 重定位</w:t>
-            </w:r>
-          </w:p>
-        </w:tc>
-        <w:tc>
-          <w:tcPr>
-            <w:tcW w:type="dxa" w:w="1729"/>
-          </w:tcPr>
-          <w:p>
-            <w:r>
-              <w:rPr>
-                <w:sz w:val="20"/>
-              </w:rPr>
-              <w:t>A端,task_id</w:t>
-            </w:r>
-          </w:p>
-        </w:tc>
-        <w:tc>
-          <w:tcPr>
-            <w:tcW w:type="dxa" w:w="1729"/>
-          </w:tcPr>
-          <w:p>
-            <w:r>
-              <w:rPr>
-                <w:sz w:val="20"/>
-              </w:rPr>
-              <w:t>POST image</w:t>
-            </w:r>
-          </w:p>
-        </w:tc>
-        <w:tc>
-          <w:tcPr>
-            <w:tcW w:type="dxa" w:w="1729"/>
-          </w:tcPr>
-          <w:p>
-            <w:r>
-              <w:rPr>
-                <w:sz w:val="20"/>
-              </w:rPr>
-              <w:t>200</w:t>
-            </w:r>
-          </w:p>
-        </w:tc>
-      </w:tr>
-      <w:tr>
-        <w:tc>
-          <w:tcPr>
-            <w:tcW w:type="dxa" w:w="1729"/>
-          </w:tcPr>
-          <w:p>
-            <w:r>
-              <w:rPr>
-                <w:sz w:val="20"/>
-              </w:rPr>
-              <w:t>B-DEMO-006</w:t>
-            </w:r>
-          </w:p>
-        </w:tc>
-        <w:tc>
-          <w:tcPr>
-            <w:tcW w:type="dxa" w:w="1729"/>
-          </w:tcPr>
-          <w:p>
-            <w:r>
-              <w:rPr>
-                <w:sz w:val="20"/>
-              </w:rPr>
-              <w:t>/clarify 主动澄清</w:t>
-            </w:r>
-          </w:p>
-        </w:tc>
-        <w:tc>
-          <w:tcPr>
-            <w:tcW w:type="dxa" w:w="1729"/>
-          </w:tcPr>
-          <w:p>
-            <w:r>
-              <w:rPr>
-                <w:sz w:val="20"/>
-              </w:rPr>
-              <w:t>A端,task_id</w:t>
-            </w:r>
-          </w:p>
-        </w:tc>
-        <w:tc>
-          <w:tcPr>
-            <w:tcW w:type="dxa" w:w="1729"/>
-          </w:tcPr>
-          <w:p>
-            <w:r>
-              <w:rPr>
-                <w:sz w:val="20"/>
-              </w:rPr>
-              <w:t>POST {answer}</w:t>
-            </w:r>
-          </w:p>
-        </w:tc>
-        <w:tc>
-          <w:tcPr>
-            <w:tcW w:type="dxa" w:w="1729"/>
-          </w:tcPr>
-          <w:p>
-            <w:r>
-              <w:rPr>
-                <w:sz w:val="20"/>
-              </w:rPr>
-              <w:t>200,updated_intent</w:t>
-            </w:r>
-          </w:p>
-        </w:tc>
-      </w:tr>
-      <w:tr>
-        <w:tc>
-          <w:tcPr>
-            <w:tcW w:type="dxa" w:w="1729"/>
-          </w:tcPr>
-          <w:p>
-            <w:r>
-              <w:rPr>
-                <w:sz w:val="20"/>
-              </w:rPr>
-              <w:t>B-DEMO-007</w:t>
-            </w:r>
-          </w:p>
-        </w:tc>
-        <w:tc>
-          <w:tcPr>
-            <w:tcW w:type="dxa" w:w="1729"/>
-          </w:tcPr>
-          <w:p>
-            <w:r>
-              <w:rPr>
-                <w:sz w:val="20"/>
-              </w:rPr>
-              <w:t>/report 结果上报</w:t>
-            </w:r>
-          </w:p>
-        </w:tc>
-        <w:tc>
-          <w:tcPr>
-            <w:tcW w:type="dxa" w:w="1729"/>
-          </w:tcPr>
-          <w:p>
-            <w:r>
-              <w:rPr>
-                <w:sz w:val="20"/>
-              </w:rPr>
-              <w:t>A端,task_id</w:t>
-            </w:r>
-          </w:p>
-        </w:tc>
-        <w:tc>
-          <w:tcPr>
-            <w:tcW w:type="dxa" w:w="1729"/>
-          </w:tcPr>
-          <w:p>
-            <w:r>
-              <w:rPr>
-                <w:sz w:val="20"/>
-              </w:rPr>
-              <w:t>POST {result,duration}</w:t>
-            </w:r>
-          </w:p>
-        </w:tc>
-        <w:tc>
-          <w:tcPr>
-            <w:tcW w:type="dxa" w:w="1729"/>
-          </w:tcPr>
-          <w:p>
-            <w:r>
-              <w:rPr>
-                <w:sz w:val="20"/>
-              </w:rPr>
-              <w:t>200</w:t>
+            <w:tcW w:type="dxa" w:w="1441"/>
+          </w:tcPr>
+          <w:p>
+            <w:r>
+              <w:rPr>
+                <w:sz w:val="20"/>
+              </w:rPr>
+              <w:t>TTS-UI-001</w:t>
+            </w:r>
+          </w:p>
+        </w:tc>
+        <w:tc>
+          <w:tcPr>
+            <w:tcW w:type="dxa" w:w="1441"/>
+          </w:tcPr>
+          <w:p>
+            <w:r>
+              <w:rPr>
+                <w:sz w:val="20"/>
+              </w:rPr>
+              <w:t>list_voices返回</w:t>
+            </w:r>
+          </w:p>
+        </w:tc>
+        <w:tc>
+          <w:tcPr>
+            <w:tcW w:type="dxa" w:w="1441"/>
+          </w:tcPr>
+          <w:p>
+            <w:r>
+              <w:rPr>
+                <w:sz w:val="20"/>
+              </w:rPr>
+              <w:t>pyttsx3已安装</w:t>
+            </w:r>
+          </w:p>
+        </w:tc>
+        <w:tc>
+          <w:tcPr>
+            <w:tcW w:type="dxa" w:w="1441"/>
+          </w:tcPr>
+          <w:p>
+            <w:r>
+              <w:rPr>
+                <w:sz w:val="20"/>
+              </w:rPr>
+              <w:t>调用TTSEngine.list_voices()</w:t>
+            </w:r>
+          </w:p>
+        </w:tc>
+        <w:tc>
+          <w:tcPr>
+            <w:tcW w:type="dxa" w:w="1441"/>
+          </w:tcPr>
+          <w:p>
+            <w:r>
+              <w:rPr>
+                <w:sz w:val="20"/>
+              </w:rPr>
+              <w:t>含中文语音包</w:t>
+            </w:r>
+          </w:p>
+        </w:tc>
+        <w:tc>
+          <w:tcPr>
+            <w:tcW w:type="dxa" w:w="1441"/>
+          </w:tcPr>
+          <w:p>
+            <w:r>
+              <w:rPr>
+                <w:sz w:val="20"/>
+              </w:rPr>
+              <w:t>通过</w:t>
             </w:r>
           </w:p>
         </w:tc>
@@ -3056,14 +2119,26 @@
     </w:p>
     <w:p>
       <w:pPr>
-        <w:spacing w:before="200" w:after="120"/>
+        <w:spacing w:before="200" w:after="80"/>
       </w:pPr>
       <w:r>
         <w:rPr>
           <w:b/>
-          <w:sz w:val="28"/>
+          <w:sz w:val="26"/>
         </w:rPr>
-        <w:t>5. B端 — AuditRecord Builder</w:t>
+        <w:t>2.5.3 C-审计代理模块</w:t>
+      </w:r>
+    </w:p>
+    <w:p>
+      <w:pPr>
+        <w:spacing w:before="160" w:after="60"/>
+      </w:pPr>
+      <w:r>
+        <w:rPr>
+          <w:b/>
+          <w:sz w:val="24"/>
+        </w:rPr>
+        <w:t>2.5.3.1 功能测试</w:t>
       </w:r>
     </w:p>
     <w:tbl>
@@ -3073,15 +2148,17 @@
         <w:tblLook w:firstColumn="1" w:firstRow="1" w:lastColumn="0" w:lastRow="0" w:noHBand="0" w:noVBand="1" w:val="04A0"/>
       </w:tblPr>
       <w:tblGrid>
-        <w:gridCol w:w="2161"/>
-        <w:gridCol w:w="2161"/>
-        <w:gridCol w:w="2161"/>
-        <w:gridCol w:w="2161"/>
+        <w:gridCol w:w="1441"/>
+        <w:gridCol w:w="1441"/>
+        <w:gridCol w:w="1441"/>
+        <w:gridCol w:w="1441"/>
+        <w:gridCol w:w="1441"/>
+        <w:gridCol w:w="1441"/>
       </w:tblGrid>
       <w:tr>
         <w:tc>
           <w:tcPr>
-            <w:tcW w:type="dxa" w:w="2161"/>
+            <w:tcW w:type="dxa" w:w="1441"/>
           </w:tcPr>
           <w:p>
             <w:r>
@@ -3089,13 +2166,13 @@
                 <w:b/>
                 <w:sz w:val="20"/>
               </w:rPr>
-              <w:t>编号</w:t>
-            </w:r>
-          </w:p>
-        </w:tc>
-        <w:tc>
-          <w:tcPr>
-            <w:tcW w:type="dxa" w:w="2161"/>
+              <w:t>测试编号</w:t>
+            </w:r>
+          </w:p>
+        </w:tc>
+        <w:tc>
+          <w:tcPr>
+            <w:tcW w:type="dxa" w:w="1441"/>
           </w:tcPr>
           <w:p>
             <w:r>
@@ -3103,13 +2180,13 @@
                 <w:b/>
                 <w:sz w:val="20"/>
               </w:rPr>
-              <w:t>功能描述</w:t>
-            </w:r>
-          </w:p>
-        </w:tc>
-        <w:tc>
-          <w:tcPr>
-            <w:tcW w:type="dxa" w:w="2161"/>
+              <w:t>测试名称</w:t>
+            </w:r>
+          </w:p>
+        </w:tc>
+        <w:tc>
+          <w:tcPr>
+            <w:tcW w:type="dxa" w:w="1441"/>
           </w:tcPr>
           <w:p>
             <w:r>
@@ -3117,13 +2194,27 @@
                 <w:b/>
                 <w:sz w:val="20"/>
               </w:rPr>
+              <w:t>前置条件</w:t>
+            </w:r>
+          </w:p>
+        </w:tc>
+        <w:tc>
+          <w:tcPr>
+            <w:tcW w:type="dxa" w:w="1441"/>
+          </w:tcPr>
+          <w:p>
+            <w:r>
+              <w:rPr>
+                <w:b/>
+                <w:sz w:val="20"/>
+              </w:rPr>
               <w:t>测试步骤</w:t>
             </w:r>
           </w:p>
         </w:tc>
         <w:tc>
           <w:tcPr>
-            <w:tcW w:type="dxa" w:w="2161"/>
+            <w:tcW w:type="dxa" w:w="1441"/>
           </w:tcPr>
           <w:p>
             <w:r>
@@ -3132,6 +2223,20 @@
                 <w:sz w:val="20"/>
               </w:rPr>
               <w:t>预期结果</w:t>
+            </w:r>
+          </w:p>
+        </w:tc>
+        <w:tc>
+          <w:tcPr>
+            <w:tcW w:type="dxa" w:w="1441"/>
+          </w:tcPr>
+          <w:p>
+            <w:r>
+              <w:rPr>
+                <w:b/>
+                <w:sz w:val="20"/>
+              </w:rPr>
+              <w:t>实际结果</w:t>
             </w:r>
           </w:p>
         </w:tc>
@@ -3139,53 +2244,79 @@
       <w:tr>
         <w:tc>
           <w:tcPr>
-            <w:tcW w:type="dxa" w:w="2161"/>
-          </w:tcPr>
-          <w:p>
-            <w:r>
-              <w:rPr>
-                <w:sz w:val="20"/>
-              </w:rPr>
-              <w:t>B-BLD-001</w:t>
-            </w:r>
-          </w:p>
-        </w:tc>
-        <w:tc>
-          <w:tcPr>
-            <w:tcW w:type="dxa" w:w="2161"/>
-          </w:tcPr>
-          <w:p>
-            <w:r>
-              <w:rPr>
-                <w:sz w:val="20"/>
-              </w:rPr>
-              <w:t>构建完整AuditRecord</w:t>
-            </w:r>
-          </w:p>
-        </w:tc>
-        <w:tc>
-          <w:tcPr>
-            <w:tcW w:type="dxa" w:w="2161"/>
-          </w:tcPr>
-          <w:p>
-            <w:r>
-              <w:rPr>
-                <w:sz w:val="20"/>
-              </w:rPr>
-              <w:t>AuditRecordBuilder.build(...)</w:t>
-            </w:r>
-          </w:p>
-        </w:tc>
-        <w:tc>
-          <w:tcPr>
-            <w:tcW w:type="dxa" w:w="2161"/>
-          </w:tcPr>
-          <w:p>
-            <w:r>
-              <w:rPr>
-                <w:sz w:val="20"/>
-              </w:rPr>
-              <w:t>11字段完整</w:t>
+            <w:tcW w:type="dxa" w:w="1441"/>
+          </w:tcPr>
+          <w:p>
+            <w:r>
+              <w:rPr>
+                <w:sz w:val="20"/>
+              </w:rPr>
+              <w:t>AUD-001</w:t>
+            </w:r>
+          </w:p>
+        </w:tc>
+        <w:tc>
+          <w:tcPr>
+            <w:tcW w:type="dxa" w:w="1441"/>
+          </w:tcPr>
+          <w:p>
+            <w:r>
+              <w:rPr>
+                <w:sz w:val="20"/>
+              </w:rPr>
+              <w:t>6类脱敏</w:t>
+            </w:r>
+          </w:p>
+        </w:tc>
+        <w:tc>
+          <w:tcPr>
+            <w:tcW w:type="dxa" w:w="1441"/>
+          </w:tcPr>
+          <w:p>
+            <w:r>
+              <w:rPr>
+                <w:sz w:val="20"/>
+              </w:rPr>
+              <w:t>审计代理已创建</w:t>
+            </w:r>
+          </w:p>
+        </w:tc>
+        <w:tc>
+          <w:tcPr>
+            <w:tcW w:type="dxa" w:w="1441"/>
+          </w:tcPr>
+          <w:p>
+            <w:r>
+              <w:rPr>
+                <w:sz w:val="20"/>
+              </w:rPr>
+              <w:t>desensitize_text(密码/key/路径/手机/邮箱/身份证)</w:t>
+            </w:r>
+          </w:p>
+        </w:tc>
+        <w:tc>
+          <w:tcPr>
+            <w:tcW w:type="dxa" w:w="1441"/>
+          </w:tcPr>
+          <w:p>
+            <w:r>
+              <w:rPr>
+                <w:sz w:val="20"/>
+              </w:rPr>
+              <w:t>全部正确替换</w:t>
+            </w:r>
+          </w:p>
+        </w:tc>
+        <w:tc>
+          <w:tcPr>
+            <w:tcW w:type="dxa" w:w="1441"/>
+          </w:tcPr>
+          <w:p>
+            <w:r>
+              <w:rPr>
+                <w:sz w:val="20"/>
+              </w:rPr>
+              <w:t>通过</w:t>
             </w:r>
           </w:p>
         </w:tc>
@@ -3193,53 +2324,319 @@
       <w:tr>
         <w:tc>
           <w:tcPr>
-            <w:tcW w:type="dxa" w:w="2161"/>
-          </w:tcPr>
-          <w:p>
-            <w:r>
-              <w:rPr>
-                <w:sz w:val="20"/>
-              </w:rPr>
-              <w:t>B-BLD-002</w:t>
-            </w:r>
-          </w:p>
-        </w:tc>
-        <w:tc>
-          <w:tcPr>
-            <w:tcW w:type="dxa" w:w="2161"/>
-          </w:tcPr>
-          <w:p>
-            <w:r>
-              <w:rPr>
-                <w:sz w:val="20"/>
-              </w:rPr>
-              <w:t>complexity/route自动推断</w:t>
-            </w:r>
-          </w:p>
-        </w:tc>
-        <w:tc>
-          <w:tcPr>
-            <w:tcW w:type="dxa" w:w="2161"/>
-          </w:tcPr>
-          <w:p>
-            <w:r>
-              <w:rPr>
-                <w:sz w:val="20"/>
-              </w:rPr>
-              <w:t>无显式参数</w:t>
-            </w:r>
-          </w:p>
-        </w:tc>
-        <w:tc>
-          <w:tcPr>
-            <w:tcW w:type="dxa" w:w="2161"/>
-          </w:tcPr>
-          <w:p>
-            <w:r>
-              <w:rPr>
-                <w:sz w:val="20"/>
-              </w:rPr>
-              <w:t>自动计算填充</w:t>
+            <w:tcW w:type="dxa" w:w="1441"/>
+          </w:tcPr>
+          <w:p>
+            <w:r>
+              <w:rPr>
+                <w:sz w:val="20"/>
+              </w:rPr>
+              <w:t>AUD-002</w:t>
+            </w:r>
+          </w:p>
+        </w:tc>
+        <w:tc>
+          <w:tcPr>
+            <w:tcW w:type="dxa" w:w="1441"/>
+          </w:tcPr>
+          <w:p>
+            <w:r>
+              <w:rPr>
+                <w:sz w:val="20"/>
+              </w:rPr>
+              <w:t>SQLite入队</w:t>
+            </w:r>
+          </w:p>
+        </w:tc>
+        <w:tc>
+          <w:tcPr>
+            <w:tcW w:type="dxa" w:w="1441"/>
+          </w:tcPr>
+          <w:p>
+            <w:r>
+              <w:rPr>
+                <w:sz w:val="20"/>
+              </w:rPr>
+              <w:t>SQLite可用</w:t>
+            </w:r>
+          </w:p>
+        </w:tc>
+        <w:tc>
+          <w:tcPr>
+            <w:tcW w:type="dxa" w:w="1441"/>
+          </w:tcPr>
+          <w:p>
+            <w:r>
+              <w:rPr>
+                <w:sz w:val="20"/>
+              </w:rPr>
+              <w:t>agent.enqueue(record)</w:t>
+            </w:r>
+          </w:p>
+        </w:tc>
+        <w:tc>
+          <w:tcPr>
+            <w:tcW w:type="dxa" w:w="1441"/>
+          </w:tcPr>
+          <w:p>
+            <w:r>
+              <w:rPr>
+                <w:sz w:val="20"/>
+              </w:rPr>
+              <w:t>depth&gt;=1</w:t>
+            </w:r>
+          </w:p>
+        </w:tc>
+        <w:tc>
+          <w:tcPr>
+            <w:tcW w:type="dxa" w:w="1441"/>
+          </w:tcPr>
+          <w:p>
+            <w:r>
+              <w:rPr>
+                <w:sz w:val="20"/>
+              </w:rPr>
+              <w:t>通过</w:t>
+            </w:r>
+          </w:p>
+        </w:tc>
+      </w:tr>
+      <w:tr>
+        <w:tc>
+          <w:tcPr>
+            <w:tcW w:type="dxa" w:w="1441"/>
+          </w:tcPr>
+          <w:p>
+            <w:r>
+              <w:rPr>
+                <w:sz w:val="20"/>
+              </w:rPr>
+              <w:t>AUD-003</w:t>
+            </w:r>
+          </w:p>
+        </w:tc>
+        <w:tc>
+          <w:tcPr>
+            <w:tcW w:type="dxa" w:w="1441"/>
+          </w:tcPr>
+          <w:p>
+            <w:r>
+              <w:rPr>
+                <w:sz w:val="20"/>
+              </w:rPr>
+              <w:t>批量上报</w:t>
+            </w:r>
+          </w:p>
+        </w:tc>
+        <w:tc>
+          <w:tcPr>
+            <w:tcW w:type="dxa" w:w="1441"/>
+          </w:tcPr>
+          <w:p>
+            <w:r>
+              <w:rPr>
+                <w:sz w:val="20"/>
+              </w:rPr>
+              <w:t>Mock服务器运行</w:t>
+            </w:r>
+          </w:p>
+        </w:tc>
+        <w:tc>
+          <w:tcPr>
+            <w:tcW w:type="dxa" w:w="1441"/>
+          </w:tcPr>
+          <w:p>
+            <w:r>
+              <w:rPr>
+                <w:sz w:val="20"/>
+              </w:rPr>
+              <w:t>flush_now()→received</w:t>
+            </w:r>
+          </w:p>
+        </w:tc>
+        <w:tc>
+          <w:tcPr>
+            <w:tcW w:type="dxa" w:w="1441"/>
+          </w:tcPr>
+          <w:p>
+            <w:r>
+              <w:rPr>
+                <w:sz w:val="20"/>
+              </w:rPr>
+              <w:t>sent&gt;=1→本地清空</w:t>
+            </w:r>
+          </w:p>
+        </w:tc>
+        <w:tc>
+          <w:tcPr>
+            <w:tcW w:type="dxa" w:w="1441"/>
+          </w:tcPr>
+          <w:p>
+            <w:r>
+              <w:rPr>
+                <w:sz w:val="20"/>
+              </w:rPr>
+              <w:t>通过</w:t>
+            </w:r>
+          </w:p>
+        </w:tc>
+      </w:tr>
+      <w:tr>
+        <w:tc>
+          <w:tcPr>
+            <w:tcW w:type="dxa" w:w="1441"/>
+          </w:tcPr>
+          <w:p>
+            <w:r>
+              <w:rPr>
+                <w:sz w:val="20"/>
+              </w:rPr>
+              <w:t>AUD-004</w:t>
+            </w:r>
+          </w:p>
+        </w:tc>
+        <w:tc>
+          <w:tcPr>
+            <w:tcW w:type="dxa" w:w="1441"/>
+          </w:tcPr>
+          <w:p>
+            <w:r>
+              <w:rPr>
+                <w:sz w:val="20"/>
+              </w:rPr>
+              <w:t>500错误重试</w:t>
+            </w:r>
+          </w:p>
+        </w:tc>
+        <w:tc>
+          <w:tcPr>
+            <w:tcW w:type="dxa" w:w="1441"/>
+          </w:tcPr>
+          <w:p>
+            <w:r>
+              <w:rPr>
+                <w:sz w:val="20"/>
+              </w:rPr>
+              <w:t>服务器500</w:t>
+            </w:r>
+          </w:p>
+        </w:tc>
+        <w:tc>
+          <w:tcPr>
+            <w:tcW w:type="dxa" w:w="1441"/>
+          </w:tcPr>
+          <w:p>
+            <w:r>
+              <w:rPr>
+                <w:sz w:val="20"/>
+              </w:rPr>
+              <w:t>flush_now()</w:t>
+            </w:r>
+          </w:p>
+        </w:tc>
+        <w:tc>
+          <w:tcPr>
+            <w:tcW w:type="dxa" w:w="1441"/>
+          </w:tcPr>
+          <w:p>
+            <w:r>
+              <w:rPr>
+                <w:sz w:val="20"/>
+              </w:rPr>
+              <w:t>记录保留队列</w:t>
+            </w:r>
+          </w:p>
+        </w:tc>
+        <w:tc>
+          <w:tcPr>
+            <w:tcW w:type="dxa" w:w="1441"/>
+          </w:tcPr>
+          <w:p>
+            <w:r>
+              <w:rPr>
+                <w:sz w:val="20"/>
+              </w:rPr>
+              <w:t>通过</w:t>
+            </w:r>
+          </w:p>
+        </w:tc>
+      </w:tr>
+      <w:tr>
+        <w:tc>
+          <w:tcPr>
+            <w:tcW w:type="dxa" w:w="1441"/>
+          </w:tcPr>
+          <w:p>
+            <w:r>
+              <w:rPr>
+                <w:sz w:val="20"/>
+              </w:rPr>
+              <w:t>AUD-005</w:t>
+            </w:r>
+          </w:p>
+        </w:tc>
+        <w:tc>
+          <w:tcPr>
+            <w:tcW w:type="dxa" w:w="1441"/>
+          </w:tcPr>
+          <w:p>
+            <w:r>
+              <w:rPr>
+                <w:sz w:val="20"/>
+              </w:rPr>
+              <w:t>send_feedback</w:t>
+            </w:r>
+          </w:p>
+        </w:tc>
+        <w:tc>
+          <w:tcPr>
+            <w:tcW w:type="dxa" w:w="1441"/>
+          </w:tcPr>
+          <w:p>
+            <w:r>
+              <w:rPr>
+                <w:sz w:val="20"/>
+              </w:rPr>
+              <w:t>A端运行</w:t>
+            </w:r>
+          </w:p>
+        </w:tc>
+        <w:tc>
+          <w:tcPr>
+            <w:tcW w:type="dxa" w:w="1441"/>
+          </w:tcPr>
+          <w:p>
+            <w:r>
+              <w:rPr>
+                <w:sz w:val="20"/>
+              </w:rPr>
+              <w:t>send_feedback(task_id,type,comment)</w:t>
+            </w:r>
+          </w:p>
+        </w:tc>
+        <w:tc>
+          <w:tcPr>
+            <w:tcW w:type="dxa" w:w="1441"/>
+          </w:tcPr>
+          <w:p>
+            <w:r>
+              <w:rPr>
+                <w:sz w:val="20"/>
+              </w:rPr>
+              <w:t>received=true</w:t>
+            </w:r>
+          </w:p>
+        </w:tc>
+        <w:tc>
+          <w:tcPr>
+            <w:tcW w:type="dxa" w:w="1441"/>
+          </w:tcPr>
+          <w:p>
+            <w:r>
+              <w:rPr>
+                <w:sz w:val="20"/>
+              </w:rPr>
+              <w:t>通过</w:t>
             </w:r>
           </w:p>
         </w:tc>
@@ -3257,14 +2654,26 @@
     </w:p>
     <w:p>
       <w:pPr>
-        <w:spacing w:before="200" w:after="120"/>
+        <w:spacing w:before="200" w:after="80"/>
       </w:pPr>
       <w:r>
         <w:rPr>
           <w:b/>
-          <w:sz w:val="28"/>
+          <w:sz w:val="26"/>
         </w:rPr>
-        <w:t>6. C端 — 语音模块</w:t>
+        <w:t>2.5.4 C-配置轮询模块</w:t>
+      </w:r>
+    </w:p>
+    <w:p>
+      <w:pPr>
+        <w:spacing w:before="160" w:after="60"/>
+      </w:pPr>
+      <w:r>
+        <w:rPr>
+          <w:b/>
+          <w:sz w:val="24"/>
+        </w:rPr>
+        <w:t>2.5.4.1 功能测试</w:t>
       </w:r>
     </w:p>
     <w:tbl>
@@ -3274,15 +2683,17 @@
         <w:tblLook w:firstColumn="1" w:firstRow="1" w:lastColumn="0" w:lastRow="0" w:noHBand="0" w:noVBand="1" w:val="04A0"/>
       </w:tblPr>
       <w:tblGrid>
-        <w:gridCol w:w="2161"/>
-        <w:gridCol w:w="2161"/>
-        <w:gridCol w:w="2161"/>
-        <w:gridCol w:w="2161"/>
+        <w:gridCol w:w="1441"/>
+        <w:gridCol w:w="1441"/>
+        <w:gridCol w:w="1441"/>
+        <w:gridCol w:w="1441"/>
+        <w:gridCol w:w="1441"/>
+        <w:gridCol w:w="1441"/>
       </w:tblGrid>
       <w:tr>
         <w:tc>
           <w:tcPr>
-            <w:tcW w:type="dxa" w:w="2161"/>
+            <w:tcW w:type="dxa" w:w="1441"/>
           </w:tcPr>
           <w:p>
             <w:r>
@@ -3290,13 +2701,13 @@
                 <w:b/>
                 <w:sz w:val="20"/>
               </w:rPr>
-              <w:t>编号</w:t>
-            </w:r>
-          </w:p>
-        </w:tc>
-        <w:tc>
-          <w:tcPr>
-            <w:tcW w:type="dxa" w:w="2161"/>
+              <w:t>测试编号</w:t>
+            </w:r>
+          </w:p>
+        </w:tc>
+        <w:tc>
+          <w:tcPr>
+            <w:tcW w:type="dxa" w:w="1441"/>
           </w:tcPr>
           <w:p>
             <w:r>
@@ -3304,13 +2715,13 @@
                 <w:b/>
                 <w:sz w:val="20"/>
               </w:rPr>
-              <w:t>功能描述</w:t>
-            </w:r>
-          </w:p>
-        </w:tc>
-        <w:tc>
-          <w:tcPr>
-            <w:tcW w:type="dxa" w:w="2161"/>
+              <w:t>测试名称</w:t>
+            </w:r>
+          </w:p>
+        </w:tc>
+        <w:tc>
+          <w:tcPr>
+            <w:tcW w:type="dxa" w:w="1441"/>
           </w:tcPr>
           <w:p>
             <w:r>
@@ -3318,13 +2729,27 @@
                 <w:b/>
                 <w:sz w:val="20"/>
               </w:rPr>
+              <w:t>前置条件</w:t>
+            </w:r>
+          </w:p>
+        </w:tc>
+        <w:tc>
+          <w:tcPr>
+            <w:tcW w:type="dxa" w:w="1441"/>
+          </w:tcPr>
+          <w:p>
+            <w:r>
+              <w:rPr>
+                <w:b/>
+                <w:sz w:val="20"/>
+              </w:rPr>
               <w:t>测试步骤</w:t>
             </w:r>
           </w:p>
         </w:tc>
         <w:tc>
           <w:tcPr>
-            <w:tcW w:type="dxa" w:w="2161"/>
+            <w:tcW w:type="dxa" w:w="1441"/>
           </w:tcPr>
           <w:p>
             <w:r>
@@ -3333,6 +2758,20 @@
                 <w:sz w:val="20"/>
               </w:rPr>
               <w:t>预期结果</w:t>
+            </w:r>
+          </w:p>
+        </w:tc>
+        <w:tc>
+          <w:tcPr>
+            <w:tcW w:type="dxa" w:w="1441"/>
+          </w:tcPr>
+          <w:p>
+            <w:r>
+              <w:rPr>
+                <w:b/>
+                <w:sz w:val="20"/>
+              </w:rPr>
+              <w:t>实际结果</w:t>
             </w:r>
           </w:p>
         </w:tc>
@@ -3340,53 +2779,79 @@
       <w:tr>
         <w:tc>
           <w:tcPr>
-            <w:tcW w:type="dxa" w:w="2161"/>
-          </w:tcPr>
-          <w:p>
-            <w:r>
-              <w:rPr>
-                <w:sz w:val="20"/>
-              </w:rPr>
-              <w:t>C-ASR-001</w:t>
-            </w:r>
-          </w:p>
-        </w:tc>
-        <w:tc>
-          <w:tcPr>
-            <w:tcW w:type="dxa" w:w="2161"/>
-          </w:tcPr>
-          <w:p>
-            <w:r>
-              <w:rPr>
-                <w:sz w:val="20"/>
-              </w:rPr>
-              <w:t>Vosk离线引擎</w:t>
-            </w:r>
-          </w:p>
-        </w:tc>
-        <w:tc>
-          <w:tcPr>
-            <w:tcW w:type="dxa" w:w="2161"/>
-          </w:tcPr>
-          <w:p>
-            <w:r>
-              <w:rPr>
-                <w:sz w:val="20"/>
-              </w:rPr>
-              <w:t>ASRClient(engine="vosk")</w:t>
-            </w:r>
-          </w:p>
-        </w:tc>
-        <w:tc>
-          <w:tcPr>
-            <w:tcW w:type="dxa" w:w="2161"/>
-          </w:tcPr>
-          <w:p>
-            <w:r>
-              <w:rPr>
-                <w:sz w:val="20"/>
-              </w:rPr>
-              <w:t>active_engine=vosk</w:t>
+            <w:tcW w:type="dxa" w:w="1441"/>
+          </w:tcPr>
+          <w:p>
+            <w:r>
+              <w:rPr>
+                <w:sz w:val="20"/>
+              </w:rPr>
+              <w:t>CFG-001</w:t>
+            </w:r>
+          </w:p>
+        </w:tc>
+        <w:tc>
+          <w:tcPr>
+            <w:tcW w:type="dxa" w:w="1441"/>
+          </w:tcPr>
+          <w:p>
+            <w:r>
+              <w:rPr>
+                <w:sz w:val="20"/>
+              </w:rPr>
+              <w:t>间隔保护</w:t>
+            </w:r>
+          </w:p>
+        </w:tc>
+        <w:tc>
+          <w:tcPr>
+            <w:tcW w:type="dxa" w:w="1441"/>
+          </w:tcPr>
+          <w:p>
+            <w:r>
+              <w:rPr>
+                <w:sz w:val="20"/>
+              </w:rPr>
+              <w:t>轮询器已创建</w:t>
+            </w:r>
+          </w:p>
+        </w:tc>
+        <w:tc>
+          <w:tcPr>
+            <w:tcW w:type="dxa" w:w="1441"/>
+          </w:tcPr>
+          <w:p>
+            <w:r>
+              <w:rPr>
+                <w:sz w:val="20"/>
+              </w:rPr>
+              <w:t>set_interval(3)→5, set_interval(2000)→1440</w:t>
+            </w:r>
+          </w:p>
+        </w:tc>
+        <w:tc>
+          <w:tcPr>
+            <w:tcW w:type="dxa" w:w="1441"/>
+          </w:tcPr>
+          <w:p>
+            <w:r>
+              <w:rPr>
+                <w:sz w:val="20"/>
+              </w:rPr>
+              <w:t>上下限生效</w:t>
+            </w:r>
+          </w:p>
+        </w:tc>
+        <w:tc>
+          <w:tcPr>
+            <w:tcW w:type="dxa" w:w="1441"/>
+          </w:tcPr>
+          <w:p>
+            <w:r>
+              <w:rPr>
+                <w:sz w:val="20"/>
+              </w:rPr>
+              <w:t>通过</w:t>
             </w:r>
           </w:p>
         </w:tc>
@@ -3394,53 +2859,79 @@
       <w:tr>
         <w:tc>
           <w:tcPr>
-            <w:tcW w:type="dxa" w:w="2161"/>
-          </w:tcPr>
-          <w:p>
-            <w:r>
-              <w:rPr>
-                <w:sz w:val="20"/>
-              </w:rPr>
-              <w:t>C-ASR-002</w:t>
-            </w:r>
-          </w:p>
-        </w:tc>
-        <w:tc>
-          <w:tcPr>
-            <w:tcW w:type="dxa" w:w="2161"/>
-          </w:tcPr>
-          <w:p>
-            <w:r>
-              <w:rPr>
-                <w:sz w:val="20"/>
-              </w:rPr>
-              <w:t>Google在线降级</w:t>
-            </w:r>
-          </w:p>
-        </w:tc>
-        <w:tc>
-          <w:tcPr>
-            <w:tcW w:type="dxa" w:w="2161"/>
-          </w:tcPr>
-          <w:p>
-            <w:r>
-              <w:rPr>
-                <w:sz w:val="20"/>
-              </w:rPr>
-              <w:t>Vosk→不可用→Google</w:t>
-            </w:r>
-          </w:p>
-        </w:tc>
-        <w:tc>
-          <w:tcPr>
-            <w:tcW w:type="dxa" w:w="2161"/>
-          </w:tcPr>
-          <w:p>
-            <w:r>
-              <w:rPr>
-                <w:sz w:val="20"/>
-              </w:rPr>
-              <w:t>自动降级</w:t>
+            <w:tcW w:type="dxa" w:w="1441"/>
+          </w:tcPr>
+          <w:p>
+            <w:r>
+              <w:rPr>
+                <w:sz w:val="20"/>
+              </w:rPr>
+              <w:t>CFG-002</w:t>
+            </w:r>
+          </w:p>
+        </w:tc>
+        <w:tc>
+          <w:tcPr>
+            <w:tcW w:type="dxa" w:w="1441"/>
+          </w:tcPr>
+          <w:p>
+            <w:r>
+              <w:rPr>
+                <w:sz w:val="20"/>
+              </w:rPr>
+              <w:t>离线降级</w:t>
+            </w:r>
+          </w:p>
+        </w:tc>
+        <w:tc>
+          <w:tcPr>
+            <w:tcW w:type="dxa" w:w="1441"/>
+          </w:tcPr>
+          <w:p>
+            <w:r>
+              <w:rPr>
+                <w:sz w:val="20"/>
+              </w:rPr>
+              <w:t>A端未运行</w:t>
+            </w:r>
+          </w:p>
+        </w:tc>
+        <w:tc>
+          <w:tcPr>
+            <w:tcW w:type="dxa" w:w="1441"/>
+          </w:tcPr>
+          <w:p>
+            <w:r>
+              <w:rPr>
+                <w:sz w:val="20"/>
+              </w:rPr>
+              <w:t>poll_now()</w:t>
+            </w:r>
+          </w:p>
+        </w:tc>
+        <w:tc>
+          <w:tcPr>
+            <w:tcW w:type="dxa" w:w="1441"/>
+          </w:tcPr>
+          <w:p>
+            <w:r>
+              <w:rPr>
+                <w:sz w:val="20"/>
+              </w:rPr>
+              <w:t>返回None不崩溃</w:t>
+            </w:r>
+          </w:p>
+        </w:tc>
+        <w:tc>
+          <w:tcPr>
+            <w:tcW w:type="dxa" w:w="1441"/>
+          </w:tcPr>
+          <w:p>
+            <w:r>
+              <w:rPr>
+                <w:sz w:val="20"/>
+              </w:rPr>
+              <w:t>通过</w:t>
             </w:r>
           </w:p>
         </w:tc>
@@ -3448,377 +2939,79 @@
       <w:tr>
         <w:tc>
           <w:tcPr>
-            <w:tcW w:type="dxa" w:w="2161"/>
-          </w:tcPr>
-          <w:p>
-            <w:r>
-              <w:rPr>
-                <w:sz w:val="20"/>
-              </w:rPr>
-              <w:t>C-ASR-003</w:t>
-            </w:r>
-          </w:p>
-        </w:tc>
-        <w:tc>
-          <w:tcPr>
-            <w:tcW w:type="dxa" w:w="2161"/>
-          </w:tcPr>
-          <w:p>
-            <w:r>
-              <w:rPr>
-                <w:sz w:val="20"/>
-              </w:rPr>
-              <w:t>Mock兜底</w:t>
-            </w:r>
-          </w:p>
-        </w:tc>
-        <w:tc>
-          <w:tcPr>
-            <w:tcW w:type="dxa" w:w="2161"/>
-          </w:tcPr>
-          <w:p>
-            <w:r>
-              <w:rPr>
-                <w:sz w:val="20"/>
-              </w:rPr>
-              <w:t>全部→不可用→Mock</w:t>
-            </w:r>
-          </w:p>
-        </w:tc>
-        <w:tc>
-          <w:tcPr>
-            <w:tcW w:type="dxa" w:w="2161"/>
-          </w:tcPr>
-          <w:p>
-            <w:r>
-              <w:rPr>
-                <w:sz w:val="20"/>
-              </w:rPr>
-              <w:t>Mock生效</w:t>
-            </w:r>
-          </w:p>
-        </w:tc>
-      </w:tr>
-      <w:tr>
-        <w:tc>
-          <w:tcPr>
-            <w:tcW w:type="dxa" w:w="2161"/>
-          </w:tcPr>
-          <w:p>
-            <w:r>
-              <w:rPr>
-                <w:sz w:val="20"/>
-              </w:rPr>
-              <w:t>C-ASR-004</w:t>
-            </w:r>
-          </w:p>
-        </w:tc>
-        <w:tc>
-          <w:tcPr>
-            <w:tcW w:type="dxa" w:w="2161"/>
-          </w:tcPr>
-          <w:p>
-            <w:r>
-              <w:rPr>
-                <w:sz w:val="20"/>
-              </w:rPr>
-              <w:t>麦克风指定</w:t>
-            </w:r>
-          </w:p>
-        </w:tc>
-        <w:tc>
-          <w:tcPr>
-            <w:tcW w:type="dxa" w:w="2161"/>
-          </w:tcPr>
-          <w:p>
-            <w:r>
-              <w:rPr>
-                <w:sz w:val="20"/>
-              </w:rPr>
-              <w:t>microphone_index=2</w:t>
-            </w:r>
-          </w:p>
-        </w:tc>
-        <w:tc>
-          <w:tcPr>
-            <w:tcW w:type="dxa" w:w="2161"/>
-          </w:tcPr>
-          <w:p>
-            <w:r>
-              <w:rPr>
-                <w:sz w:val="20"/>
-              </w:rPr>
-              <w:t>使用设备#2</w:t>
-            </w:r>
-          </w:p>
-        </w:tc>
-      </w:tr>
-      <w:tr>
-        <w:tc>
-          <w:tcPr>
-            <w:tcW w:type="dxa" w:w="2161"/>
-          </w:tcPr>
-          <w:p>
-            <w:r>
-              <w:rPr>
-                <w:sz w:val="20"/>
-              </w:rPr>
-              <w:t>C-ASR-005</w:t>
-            </w:r>
-          </w:p>
-        </w:tc>
-        <w:tc>
-          <w:tcPr>
-            <w:tcW w:type="dxa" w:w="2161"/>
-          </w:tcPr>
-          <w:p>
-            <w:r>
-              <w:rPr>
-                <w:sz w:val="20"/>
-              </w:rPr>
-              <w:t>录音转写</w:t>
-            </w:r>
-          </w:p>
-        </w:tc>
-        <w:tc>
-          <w:tcPr>
-            <w:tcW w:type="dxa" w:w="2161"/>
-          </w:tcPr>
-          <w:p>
-            <w:r>
-              <w:rPr>
-                <w:sz w:val="20"/>
-              </w:rPr>
-              <w:t>start→sleep→stop→transcript</w:t>
-            </w:r>
-          </w:p>
-        </w:tc>
-        <w:tc>
-          <w:tcPr>
-            <w:tcW w:type="dxa" w:w="2161"/>
-          </w:tcPr>
-          <w:p>
-            <w:r>
-              <w:rPr>
-                <w:sz w:val="20"/>
-              </w:rPr>
-              <w:t>transcript非空</w:t>
-            </w:r>
-          </w:p>
-        </w:tc>
-      </w:tr>
-      <w:tr>
-        <w:tc>
-          <w:tcPr>
-            <w:tcW w:type="dxa" w:w="2161"/>
-          </w:tcPr>
-          <w:p>
-            <w:r>
-              <w:rPr>
-                <w:sz w:val="20"/>
-              </w:rPr>
-              <w:t>C-TTS-001</w:t>
-            </w:r>
-          </w:p>
-        </w:tc>
-        <w:tc>
-          <w:tcPr>
-            <w:tcW w:type="dxa" w:w="2161"/>
-          </w:tcPr>
-          <w:p>
-            <w:r>
-              <w:rPr>
-                <w:sz w:val="20"/>
-              </w:rPr>
-              <w:t>引擎初始化</w:t>
-            </w:r>
-          </w:p>
-        </w:tc>
-        <w:tc>
-          <w:tcPr>
-            <w:tcW w:type="dxa" w:w="2161"/>
-          </w:tcPr>
-          <w:p>
-            <w:r>
-              <w:rPr>
-                <w:sz w:val="20"/>
-              </w:rPr>
-              <w:t>TTSEngine()</w:t>
-            </w:r>
-          </w:p>
-        </w:tc>
-        <w:tc>
-          <w:tcPr>
-            <w:tcW w:type="dxa" w:w="2161"/>
-          </w:tcPr>
-          <w:p>
-            <w:r>
-              <w:rPr>
-                <w:sz w:val="20"/>
-              </w:rPr>
-              <w:t>is_available=True</w:t>
-            </w:r>
-          </w:p>
-        </w:tc>
-      </w:tr>
-      <w:tr>
-        <w:tc>
-          <w:tcPr>
-            <w:tcW w:type="dxa" w:w="2161"/>
-          </w:tcPr>
-          <w:p>
-            <w:r>
-              <w:rPr>
-                <w:sz w:val="20"/>
-              </w:rPr>
-              <w:t>C-TTS-002</w:t>
-            </w:r>
-          </w:p>
-        </w:tc>
-        <w:tc>
-          <w:tcPr>
-            <w:tcW w:type="dxa" w:w="2161"/>
-          </w:tcPr>
-          <w:p>
-            <w:r>
-              <w:rPr>
-                <w:sz w:val="20"/>
-              </w:rPr>
-              <w:t>FIFO队列</w:t>
-            </w:r>
-          </w:p>
-        </w:tc>
-        <w:tc>
-          <w:tcPr>
-            <w:tcW w:type="dxa" w:w="2161"/>
-          </w:tcPr>
-          <w:p>
-            <w:r>
-              <w:rPr>
-                <w:sz w:val="20"/>
-              </w:rPr>
-              <w:t>enqueue 3条</w:t>
-            </w:r>
-          </w:p>
-        </w:tc>
-        <w:tc>
-          <w:tcPr>
-            <w:tcW w:type="dxa" w:w="2161"/>
-          </w:tcPr>
-          <w:p>
-            <w:r>
-              <w:rPr>
-                <w:sz w:val="20"/>
-              </w:rPr>
-              <w:t>按顺序播放</w:t>
-            </w:r>
-          </w:p>
-        </w:tc>
-      </w:tr>
-      <w:tr>
-        <w:tc>
-          <w:tcPr>
-            <w:tcW w:type="dxa" w:w="2161"/>
-          </w:tcPr>
-          <w:p>
-            <w:r>
-              <w:rPr>
-                <w:sz w:val="20"/>
-              </w:rPr>
-              <w:t>C-TTS-003</w:t>
-            </w:r>
-          </w:p>
-        </w:tc>
-        <w:tc>
-          <w:tcPr>
-            <w:tcW w:type="dxa" w:w="2161"/>
-          </w:tcPr>
-          <w:p>
-            <w:r>
-              <w:rPr>
-                <w:sz w:val="20"/>
-              </w:rPr>
-              <w:t>优先级打断</w:t>
-            </w:r>
-          </w:p>
-        </w:tc>
-        <w:tc>
-          <w:tcPr>
-            <w:tcW w:type="dxa" w:w="2161"/>
-          </w:tcPr>
-          <w:p>
-            <w:r>
-              <w:rPr>
-                <w:sz w:val="20"/>
-              </w:rPr>
-              <w:t>enqueue(紧急,interrupt)</w:t>
-            </w:r>
-          </w:p>
-        </w:tc>
-        <w:tc>
-          <w:tcPr>
-            <w:tcW w:type="dxa" w:w="2161"/>
-          </w:tcPr>
-          <w:p>
-            <w:r>
-              <w:rPr>
-                <w:sz w:val="20"/>
-              </w:rPr>
-              <w:t>打断当前</w:t>
-            </w:r>
-          </w:p>
-        </w:tc>
-      </w:tr>
-      <w:tr>
-        <w:tc>
-          <w:tcPr>
-            <w:tcW w:type="dxa" w:w="2161"/>
-          </w:tcPr>
-          <w:p>
-            <w:r>
-              <w:rPr>
-                <w:sz w:val="20"/>
-              </w:rPr>
-              <w:t>C-TTS-004</w:t>
-            </w:r>
-          </w:p>
-        </w:tc>
-        <w:tc>
-          <w:tcPr>
-            <w:tcW w:type="dxa" w:w="2161"/>
-          </w:tcPr>
-          <w:p>
-            <w:r>
-              <w:rPr>
-                <w:sz w:val="20"/>
-              </w:rPr>
-              <w:t>语速调整</w:t>
-            </w:r>
-          </w:p>
-        </w:tc>
-        <w:tc>
-          <w:tcPr>
-            <w:tcW w:type="dxa" w:w="2161"/>
-          </w:tcPr>
-          <w:p>
-            <w:r>
-              <w:rPr>
-                <w:sz w:val="20"/>
-              </w:rPr>
-              <w:t>set_rate(300)</w:t>
-            </w:r>
-          </w:p>
-        </w:tc>
-        <w:tc>
-          <w:tcPr>
-            <w:tcW w:type="dxa" w:w="2161"/>
-          </w:tcPr>
-          <w:p>
-            <w:r>
-              <w:rPr>
-                <w:sz w:val="20"/>
-              </w:rPr>
-              <w:t>语速变快</w:t>
+            <w:tcW w:type="dxa" w:w="1441"/>
+          </w:tcPr>
+          <w:p>
+            <w:r>
+              <w:rPr>
+                <w:sz w:val="20"/>
+              </w:rPr>
+              <w:t>CFG-003</w:t>
+            </w:r>
+          </w:p>
+        </w:tc>
+        <w:tc>
+          <w:tcPr>
+            <w:tcW w:type="dxa" w:w="1441"/>
+          </w:tcPr>
+          <w:p>
+            <w:r>
+              <w:rPr>
+                <w:sz w:val="20"/>
+              </w:rPr>
+              <w:t>变更通知</w:t>
+            </w:r>
+          </w:p>
+        </w:tc>
+        <w:tc>
+          <w:tcPr>
+            <w:tcW w:type="dxa" w:w="1441"/>
+          </w:tcPr>
+          <w:p>
+            <w:r>
+              <w:rPr>
+                <w:sz w:val="20"/>
+              </w:rPr>
+              <w:t>poller运行中</w:t>
+            </w:r>
+          </w:p>
+        </w:tc>
+        <w:tc>
+          <w:tcPr>
+            <w:tcW w:type="dxa" w:w="1441"/>
+          </w:tcPr>
+          <w:p>
+            <w:r>
+              <w:rPr>
+                <w:sz w:val="20"/>
+              </w:rPr>
+              <w:t>_notify_changed触发</w:t>
+            </w:r>
+          </w:p>
+        </w:tc>
+        <w:tc>
+          <w:tcPr>
+            <w:tcW w:type="dxa" w:w="1441"/>
+          </w:tcPr>
+          <w:p>
+            <w:r>
+              <w:rPr>
+                <w:sz w:val="20"/>
+              </w:rPr>
+              <w:t>回调执行</w:t>
+            </w:r>
+          </w:p>
+        </w:tc>
+        <w:tc>
+          <w:tcPr>
+            <w:tcW w:type="dxa" w:w="1441"/>
+          </w:tcPr>
+          <w:p>
+            <w:r>
+              <w:rPr>
+                <w:sz w:val="20"/>
+              </w:rPr>
+              <w:t>通过</w:t>
             </w:r>
           </w:p>
         </w:tc>
@@ -3836,14 +3029,26 @@
     </w:p>
     <w:p>
       <w:pPr>
-        <w:spacing w:before="200" w:after="120"/>
+        <w:spacing w:before="200" w:after="80"/>
       </w:pPr>
       <w:r>
         <w:rPr>
           <w:b/>
-          <w:sz w:val="28"/>
+          <w:sz w:val="26"/>
         </w:rPr>
-        <w:t>7. C端 — 审计/配置/集成</w:t>
+        <w:t>2.5.5 C-BC集成模块</w:t>
+      </w:r>
+    </w:p>
+    <w:p>
+      <w:pPr>
+        <w:spacing w:before="160" w:after="60"/>
+      </w:pPr>
+      <w:r>
+        <w:rPr>
+          <w:b/>
+          <w:sz w:val="24"/>
+        </w:rPr>
+        <w:t>2.5.5.1 功能测试</w:t>
       </w:r>
     </w:p>
     <w:tbl>
@@ -3853,15 +3058,17 @@
         <w:tblLook w:firstColumn="1" w:firstRow="1" w:lastColumn="0" w:lastRow="0" w:noHBand="0" w:noVBand="1" w:val="04A0"/>
       </w:tblPr>
       <w:tblGrid>
-        <w:gridCol w:w="2161"/>
-        <w:gridCol w:w="2161"/>
-        <w:gridCol w:w="2161"/>
-        <w:gridCol w:w="2161"/>
+        <w:gridCol w:w="1441"/>
+        <w:gridCol w:w="1441"/>
+        <w:gridCol w:w="1441"/>
+        <w:gridCol w:w="1441"/>
+        <w:gridCol w:w="1441"/>
+        <w:gridCol w:w="1441"/>
       </w:tblGrid>
       <w:tr>
         <w:tc>
           <w:tcPr>
-            <w:tcW w:type="dxa" w:w="2161"/>
+            <w:tcW w:type="dxa" w:w="1441"/>
           </w:tcPr>
           <w:p>
             <w:r>
@@ -3869,13 +3076,13 @@
                 <w:b/>
                 <w:sz w:val="20"/>
               </w:rPr>
-              <w:t>编号</w:t>
-            </w:r>
-          </w:p>
-        </w:tc>
-        <w:tc>
-          <w:tcPr>
-            <w:tcW w:type="dxa" w:w="2161"/>
+              <w:t>测试编号</w:t>
+            </w:r>
+          </w:p>
+        </w:tc>
+        <w:tc>
+          <w:tcPr>
+            <w:tcW w:type="dxa" w:w="1441"/>
           </w:tcPr>
           <w:p>
             <w:r>
@@ -3883,13 +3090,13 @@
                 <w:b/>
                 <w:sz w:val="20"/>
               </w:rPr>
-              <w:t>功能描述</w:t>
-            </w:r>
-          </w:p>
-        </w:tc>
-        <w:tc>
-          <w:tcPr>
-            <w:tcW w:type="dxa" w:w="2161"/>
+              <w:t>测试名称</w:t>
+            </w:r>
+          </w:p>
+        </w:tc>
+        <w:tc>
+          <w:tcPr>
+            <w:tcW w:type="dxa" w:w="1441"/>
           </w:tcPr>
           <w:p>
             <w:r>
@@ -3897,13 +3104,27 @@
                 <w:b/>
                 <w:sz w:val="20"/>
               </w:rPr>
+              <w:t>前置条件</w:t>
+            </w:r>
+          </w:p>
+        </w:tc>
+        <w:tc>
+          <w:tcPr>
+            <w:tcW w:type="dxa" w:w="1441"/>
+          </w:tcPr>
+          <w:p>
+            <w:r>
+              <w:rPr>
+                <w:b/>
+                <w:sz w:val="20"/>
+              </w:rPr>
               <w:t>测试步骤</w:t>
             </w:r>
           </w:p>
         </w:tc>
         <w:tc>
           <w:tcPr>
-            <w:tcW w:type="dxa" w:w="2161"/>
+            <w:tcW w:type="dxa" w:w="1441"/>
           </w:tcPr>
           <w:p>
             <w:r>
@@ -3912,6 +3133,20 @@
                 <w:sz w:val="20"/>
               </w:rPr>
               <w:t>预期结果</w:t>
+            </w:r>
+          </w:p>
+        </w:tc>
+        <w:tc>
+          <w:tcPr>
+            <w:tcW w:type="dxa" w:w="1441"/>
+          </w:tcPr>
+          <w:p>
+            <w:r>
+              <w:rPr>
+                <w:b/>
+                <w:sz w:val="20"/>
+              </w:rPr>
+              <w:t>实际结果</w:t>
             </w:r>
           </w:p>
         </w:tc>
@@ -3919,53 +3154,79 @@
       <w:tr>
         <w:tc>
           <w:tcPr>
-            <w:tcW w:type="dxa" w:w="2161"/>
-          </w:tcPr>
-          <w:p>
-            <w:r>
-              <w:rPr>
-                <w:sz w:val="20"/>
-              </w:rPr>
-              <w:t>C-AUD-001</w:t>
-            </w:r>
-          </w:p>
-        </w:tc>
-        <w:tc>
-          <w:tcPr>
-            <w:tcW w:type="dxa" w:w="2161"/>
-          </w:tcPr>
-          <w:p>
-            <w:r>
-              <w:rPr>
-                <w:sz w:val="20"/>
-              </w:rPr>
-              <w:t>6类隐私脱敏</w:t>
-            </w:r>
-          </w:p>
-        </w:tc>
-        <w:tc>
-          <w:tcPr>
-            <w:tcW w:type="dxa" w:w="2161"/>
-          </w:tcPr>
-          <w:p>
-            <w:r>
-              <w:rPr>
-                <w:sz w:val="20"/>
-              </w:rPr>
-              <w:t>desensitize_text 6类敏感字段</w:t>
-            </w:r>
-          </w:p>
-        </w:tc>
-        <w:tc>
-          <w:tcPr>
-            <w:tcW w:type="dxa" w:w="2161"/>
-          </w:tcPr>
-          <w:p>
-            <w:r>
-              <w:rPr>
-                <w:sz w:val="20"/>
-              </w:rPr>
-              <w:t>全部正确替换</w:t>
+            <w:tcW w:type="dxa" w:w="1441"/>
+          </w:tcPr>
+          <w:p>
+            <w:r>
+              <w:rPr>
+                <w:sz w:val="20"/>
+              </w:rPr>
+              <w:t>BC-001</w:t>
+            </w:r>
+          </w:p>
+        </w:tc>
+        <w:tc>
+          <w:tcPr>
+            <w:tcW w:type="dxa" w:w="1441"/>
+          </w:tcPr>
+          <w:p>
+            <w:r>
+              <w:rPr>
+                <w:sz w:val="20"/>
+              </w:rPr>
+              <w:t>信号总线</w:t>
+            </w:r>
+          </w:p>
+        </w:tc>
+        <w:tc>
+          <w:tcPr>
+            <w:tcW w:type="dxa" w:w="1441"/>
+          </w:tcPr>
+          <w:p>
+            <w:r>
+              <w:rPr>
+                <w:sz w:val="20"/>
+              </w:rPr>
+              <w:t>PyQt5可用</w:t>
+            </w:r>
+          </w:p>
+        </w:tc>
+        <w:tc>
+          <w:tcPr>
+            <w:tcW w:type="dxa" w:w="1441"/>
+          </w:tcPr>
+          <w:p>
+            <w:r>
+              <w:rPr>
+                <w:sz w:val="20"/>
+              </w:rPr>
+              <w:t>BCIntegrationSignals()→10信号</w:t>
+            </w:r>
+          </w:p>
+        </w:tc>
+        <w:tc>
+          <w:tcPr>
+            <w:tcW w:type="dxa" w:w="1441"/>
+          </w:tcPr>
+          <w:p>
+            <w:r>
+              <w:rPr>
+                <w:sz w:val="20"/>
+              </w:rPr>
+              <w:t>全部存在</w:t>
+            </w:r>
+          </w:p>
+        </w:tc>
+        <w:tc>
+          <w:tcPr>
+            <w:tcW w:type="dxa" w:w="1441"/>
+          </w:tcPr>
+          <w:p>
+            <w:r>
+              <w:rPr>
+                <w:sz w:val="20"/>
+              </w:rPr>
+              <w:t>通过</w:t>
             </w:r>
           </w:p>
         </w:tc>
@@ -3973,53 +3234,79 @@
       <w:tr>
         <w:tc>
           <w:tcPr>
-            <w:tcW w:type="dxa" w:w="2161"/>
-          </w:tcPr>
-          <w:p>
-            <w:r>
-              <w:rPr>
-                <w:sz w:val="20"/>
-              </w:rPr>
-              <w:t>C-AUD-002</w:t>
-            </w:r>
-          </w:p>
-        </w:tc>
-        <w:tc>
-          <w:tcPr>
-            <w:tcW w:type="dxa" w:w="2161"/>
-          </w:tcPr>
-          <w:p>
-            <w:r>
-              <w:rPr>
-                <w:sz w:val="20"/>
-              </w:rPr>
-              <w:t>SQLite入队</w:t>
-            </w:r>
-          </w:p>
-        </w:tc>
-        <w:tc>
-          <w:tcPr>
-            <w:tcW w:type="dxa" w:w="2161"/>
-          </w:tcPr>
-          <w:p>
-            <w:r>
-              <w:rPr>
-                <w:sz w:val="20"/>
-              </w:rPr>
-              <w:t>agent.enqueue(record)</w:t>
-            </w:r>
-          </w:p>
-        </w:tc>
-        <w:tc>
-          <w:tcPr>
-            <w:tcW w:type="dxa" w:w="2161"/>
-          </w:tcPr>
-          <w:p>
-            <w:r>
-              <w:rPr>
-                <w:sz w:val="20"/>
-              </w:rPr>
-              <w:t>depth&gt;=1</w:t>
+            <w:tcW w:type="dxa" w:w="1441"/>
+          </w:tcPr>
+          <w:p>
+            <w:r>
+              <w:rPr>
+                <w:sz w:val="20"/>
+              </w:rPr>
+              <w:t>BC-002</w:t>
+            </w:r>
+          </w:p>
+        </w:tc>
+        <w:tc>
+          <w:tcPr>
+            <w:tcW w:type="dxa" w:w="1441"/>
+          </w:tcPr>
+          <w:p>
+            <w:r>
+              <w:rPr>
+                <w:sz w:val="20"/>
+              </w:rPr>
+              <w:t>AuditBuilder</w:t>
+            </w:r>
+          </w:p>
+        </w:tc>
+        <w:tc>
+          <w:tcPr>
+            <w:tcW w:type="dxa" w:w="1441"/>
+          </w:tcPr>
+          <w:p>
+            <w:r>
+              <w:rPr>
+                <w:sz w:val="20"/>
+              </w:rPr>
+              <w:t>无</w:t>
+            </w:r>
+          </w:p>
+        </w:tc>
+        <w:tc>
+          <w:tcPr>
+            <w:tcW w:type="dxa" w:w="1441"/>
+          </w:tcPr>
+          <w:p>
+            <w:r>
+              <w:rPr>
+                <w:sz w:val="20"/>
+              </w:rPr>
+              <w:t>AuditRecordBuilder.build()</w:t>
+            </w:r>
+          </w:p>
+        </w:tc>
+        <w:tc>
+          <w:tcPr>
+            <w:tcW w:type="dxa" w:w="1441"/>
+          </w:tcPr>
+          <w:p>
+            <w:r>
+              <w:rPr>
+                <w:sz w:val="20"/>
+              </w:rPr>
+              <w:t>11字段完整</w:t>
+            </w:r>
+          </w:p>
+        </w:tc>
+        <w:tc>
+          <w:tcPr>
+            <w:tcW w:type="dxa" w:w="1441"/>
+          </w:tcPr>
+          <w:p>
+            <w:r>
+              <w:rPr>
+                <w:sz w:val="20"/>
+              </w:rPr>
+              <w:t>通过</w:t>
             </w:r>
           </w:p>
         </w:tc>
@@ -4027,53 +3314,79 @@
       <w:tr>
         <w:tc>
           <w:tcPr>
-            <w:tcW w:type="dxa" w:w="2161"/>
-          </w:tcPr>
-          <w:p>
-            <w:r>
-              <w:rPr>
-                <w:sz w:val="20"/>
-              </w:rPr>
-              <w:t>C-AUD-003</w:t>
-            </w:r>
-          </w:p>
-        </w:tc>
-        <w:tc>
-          <w:tcPr>
-            <w:tcW w:type="dxa" w:w="2161"/>
-          </w:tcPr>
-          <w:p>
-            <w:r>
-              <w:rPr>
-                <w:sz w:val="20"/>
-              </w:rPr>
-              <w:t>批量HTTP上报</w:t>
-            </w:r>
-          </w:p>
-        </w:tc>
-        <w:tc>
-          <w:tcPr>
-            <w:tcW w:type="dxa" w:w="2161"/>
-          </w:tcPr>
-          <w:p>
-            <w:r>
-              <w:rPr>
-                <w:sz w:val="20"/>
-              </w:rPr>
-              <w:t>flush_now()→sent&gt;=1→本地清空</w:t>
-            </w:r>
-          </w:p>
-        </w:tc>
-        <w:tc>
-          <w:tcPr>
-            <w:tcW w:type="dxa" w:w="2161"/>
-          </w:tcPr>
-          <w:p>
-            <w:r>
-              <w:rPr>
-                <w:sz w:val="20"/>
-              </w:rPr>
-              <w:t>上报成功</w:t>
+            <w:tcW w:type="dxa" w:w="1441"/>
+          </w:tcPr>
+          <w:p>
+            <w:r>
+              <w:rPr>
+                <w:sz w:val="20"/>
+              </w:rPr>
+              <w:t>BC-003</w:t>
+            </w:r>
+          </w:p>
+        </w:tc>
+        <w:tc>
+          <w:tcPr>
+            <w:tcW w:type="dxa" w:w="1441"/>
+          </w:tcPr>
+          <w:p>
+            <w:r>
+              <w:rPr>
+                <w:sz w:val="20"/>
+              </w:rPr>
+              <w:t>Controller</w:t>
+            </w:r>
+          </w:p>
+        </w:tc>
+        <w:tc>
+          <w:tcPr>
+            <w:tcW w:type="dxa" w:w="1441"/>
+          </w:tcPr>
+          <w:p>
+            <w:r>
+              <w:rPr>
+                <w:sz w:val="20"/>
+              </w:rPr>
+              <w:t>依赖已安装</w:t>
+            </w:r>
+          </w:p>
+        </w:tc>
+        <w:tc>
+          <w:tcPr>
+            <w:tcW w:type="dxa" w:w="1441"/>
+          </w:tcPr>
+          <w:p>
+            <w:r>
+              <w:rPr>
+                <w:sz w:val="20"/>
+              </w:rPr>
+              <w:t>VoiceIntegrationController().start()</w:t>
+            </w:r>
+          </w:p>
+        </w:tc>
+        <w:tc>
+          <w:tcPr>
+            <w:tcW w:type="dxa" w:w="1441"/>
+          </w:tcPr>
+          <w:p>
+            <w:r>
+              <w:rPr>
+                <w:sz w:val="20"/>
+              </w:rPr>
+              <w:t>_started=True</w:t>
+            </w:r>
+          </w:p>
+        </w:tc>
+        <w:tc>
+          <w:tcPr>
+            <w:tcW w:type="dxa" w:w="1441"/>
+          </w:tcPr>
+          <w:p>
+            <w:r>
+              <w:rPr>
+                <w:sz w:val="20"/>
+              </w:rPr>
+              <w:t>通过</w:t>
             </w:r>
           </w:p>
         </w:tc>
@@ -4081,53 +3394,79 @@
       <w:tr>
         <w:tc>
           <w:tcPr>
-            <w:tcW w:type="dxa" w:w="2161"/>
-          </w:tcPr>
-          <w:p>
-            <w:r>
-              <w:rPr>
-                <w:sz w:val="20"/>
-              </w:rPr>
-              <w:t>C-AUD-004</w:t>
-            </w:r>
-          </w:p>
-        </w:tc>
-        <w:tc>
-          <w:tcPr>
-            <w:tcW w:type="dxa" w:w="2161"/>
-          </w:tcPr>
-          <w:p>
-            <w:r>
-              <w:rPr>
-                <w:sz w:val="20"/>
-              </w:rPr>
-              <w:t>500错误重试</w:t>
-            </w:r>
-          </w:p>
-        </w:tc>
-        <w:tc>
-          <w:tcPr>
-            <w:tcW w:type="dxa" w:w="2161"/>
-          </w:tcPr>
-          <w:p>
-            <w:r>
-              <w:rPr>
-                <w:sz w:val="20"/>
-              </w:rPr>
-              <w:t>服务器500→flush_now()→记录保留</w:t>
-            </w:r>
-          </w:p>
-        </w:tc>
-        <w:tc>
-          <w:tcPr>
-            <w:tcW w:type="dxa" w:w="2161"/>
-          </w:tcPr>
-          <w:p>
-            <w:r>
-              <w:rPr>
-                <w:sz w:val="20"/>
-              </w:rPr>
-              <w:t>记录保留</w:t>
+            <w:tcW w:type="dxa" w:w="1441"/>
+          </w:tcPr>
+          <w:p>
+            <w:r>
+              <w:rPr>
+                <w:sz w:val="20"/>
+              </w:rPr>
+              <w:t>BC-004</w:t>
+            </w:r>
+          </w:p>
+        </w:tc>
+        <w:tc>
+          <w:tcPr>
+            <w:tcW w:type="dxa" w:w="1441"/>
+          </w:tcPr>
+          <w:p>
+            <w:r>
+              <w:rPr>
+                <w:sz w:val="20"/>
+              </w:rPr>
+              <w:t>bind_to</w:t>
+            </w:r>
+          </w:p>
+        </w:tc>
+        <w:tc>
+          <w:tcPr>
+            <w:tcW w:type="dxa" w:w="1441"/>
+          </w:tcPr>
+          <w:p>
+            <w:r>
+              <w:rPr>
+                <w:sz w:val="20"/>
+              </w:rPr>
+              <w:t>bus已创建</w:t>
+            </w:r>
+          </w:p>
+        </w:tc>
+        <w:tc>
+          <w:tcPr>
+            <w:tcW w:type="dxa" w:w="1441"/>
+          </w:tcPr>
+          <w:p>
+            <w:r>
+              <w:rPr>
+                <w:sz w:val="20"/>
+              </w:rPr>
+              <w:t>ctrl.bind_to(bus,shared)</w:t>
+            </w:r>
+          </w:p>
+        </w:tc>
+        <w:tc>
+          <w:tcPr>
+            <w:tcW w:type="dxa" w:w="1441"/>
+          </w:tcPr>
+          <w:p>
+            <w:r>
+              <w:rPr>
+                <w:sz w:val="20"/>
+              </w:rPr>
+              <w:t>_wired=True</w:t>
+            </w:r>
+          </w:p>
+        </w:tc>
+        <w:tc>
+          <w:tcPr>
+            <w:tcW w:type="dxa" w:w="1441"/>
+          </w:tcPr>
+          <w:p>
+            <w:r>
+              <w:rPr>
+                <w:sz w:val="20"/>
+              </w:rPr>
+              <w:t>通过</w:t>
             </w:r>
           </w:p>
         </w:tc>
@@ -4135,249 +3474,46 @@
       <w:tr>
         <w:tc>
           <w:tcPr>
-            <w:tcW w:type="dxa" w:w="2161"/>
-          </w:tcPr>
-          <w:p>
-            <w:r>
-              <w:rPr>
-                <w:sz w:val="20"/>
-              </w:rPr>
-              <w:t>C-CFG-001</w:t>
-            </w:r>
-          </w:p>
-        </w:tc>
-        <w:tc>
-          <w:tcPr>
-            <w:tcW w:type="dxa" w:w="2161"/>
-          </w:tcPr>
-          <w:p>
-            <w:r>
-              <w:rPr>
-                <w:sz w:val="20"/>
-              </w:rPr>
-              <w:t>间隔保护</w:t>
-            </w:r>
-          </w:p>
-        </w:tc>
-        <w:tc>
-          <w:tcPr>
-            <w:tcW w:type="dxa" w:w="2161"/>
-          </w:tcPr>
-          <w:p>
-            <w:r>
-              <w:rPr>
-                <w:sz w:val="20"/>
-              </w:rPr>
-              <w:t>set_interval(3)→5, set_interval(2000)→1440</w:t>
-            </w:r>
-          </w:p>
-        </w:tc>
-        <w:tc>
-          <w:tcPr>
-            <w:tcW w:type="dxa" w:w="2161"/>
-          </w:tcPr>
-          <w:p>
-            <w:r>
-              <w:rPr>
-                <w:sz w:val="20"/>
-              </w:rPr>
-              <w:t>上下限生效</w:t>
-            </w:r>
-          </w:p>
-        </w:tc>
-      </w:tr>
-      <w:tr>
-        <w:tc>
-          <w:tcPr>
-            <w:tcW w:type="dxa" w:w="2161"/>
-          </w:tcPr>
-          <w:p>
-            <w:r>
-              <w:rPr>
-                <w:sz w:val="20"/>
-              </w:rPr>
-              <w:t>C-CFG-002</w:t>
-            </w:r>
-          </w:p>
-        </w:tc>
-        <w:tc>
-          <w:tcPr>
-            <w:tcW w:type="dxa" w:w="2161"/>
-          </w:tcPr>
-          <w:p>
-            <w:r>
-              <w:rPr>
-                <w:sz w:val="20"/>
-              </w:rPr>
-              <w:t>离线降级</w:t>
-            </w:r>
-          </w:p>
-        </w:tc>
-        <w:tc>
-          <w:tcPr>
-            <w:tcW w:type="dxa" w:w="2161"/>
-          </w:tcPr>
-          <w:p>
-            <w:r>
-              <w:rPr>
-                <w:sz w:val="20"/>
-              </w:rPr>
-              <w:t>poll_now()→server不可达→返回None</w:t>
-            </w:r>
-          </w:p>
-        </w:tc>
-        <w:tc>
-          <w:tcPr>
-            <w:tcW w:type="dxa" w:w="2161"/>
-          </w:tcPr>
-          <w:p>
-            <w:r>
-              <w:rPr>
-                <w:sz w:val="20"/>
-              </w:rPr>
-              <w:t>不崩溃</w:t>
-            </w:r>
-          </w:p>
-        </w:tc>
-      </w:tr>
-      <w:tr>
-        <w:tc>
-          <w:tcPr>
-            <w:tcW w:type="dxa" w:w="2161"/>
-          </w:tcPr>
-          <w:p>
-            <w:r>
-              <w:rPr>
-                <w:sz w:val="20"/>
-              </w:rPr>
-              <w:t>C-CFG-003</w:t>
-            </w:r>
-          </w:p>
-        </w:tc>
-        <w:tc>
-          <w:tcPr>
-            <w:tcW w:type="dxa" w:w="2161"/>
-          </w:tcPr>
-          <w:p>
-            <w:r>
-              <w:rPr>
-                <w:sz w:val="20"/>
-              </w:rPr>
-              <w:t>变更通知</w:t>
-            </w:r>
-          </w:p>
-        </w:tc>
-        <w:tc>
-          <w:tcPr>
-            <w:tcW w:type="dxa" w:w="2161"/>
-          </w:tcPr>
-          <w:p>
-            <w:r>
-              <w:rPr>
-                <w:sz w:val="20"/>
-              </w:rPr>
-              <w:t>notify_changed触发回调</w:t>
-            </w:r>
-          </w:p>
-        </w:tc>
-        <w:tc>
-          <w:tcPr>
-            <w:tcW w:type="dxa" w:w="2161"/>
-          </w:tcPr>
-          <w:p>
-            <w:r>
-              <w:rPr>
-                <w:sz w:val="20"/>
-              </w:rPr>
-              <w:t>回调执行</w:t>
-            </w:r>
-          </w:p>
-        </w:tc>
-      </w:tr>
-      <w:tr>
-        <w:tc>
-          <w:tcPr>
-            <w:tcW w:type="dxa" w:w="2161"/>
-          </w:tcPr>
-          <w:p>
-            <w:r>
-              <w:rPr>
-                <w:sz w:val="20"/>
-              </w:rPr>
-              <w:t>C-BC-001</w:t>
-            </w:r>
-          </w:p>
-        </w:tc>
-        <w:tc>
-          <w:tcPr>
-            <w:tcW w:type="dxa" w:w="2161"/>
-          </w:tcPr>
-          <w:p>
-            <w:r>
-              <w:rPr>
-                <w:sz w:val="20"/>
-              </w:rPr>
-              <w:t>BC控制器bind_to</w:t>
-            </w:r>
-          </w:p>
-        </w:tc>
-        <w:tc>
-          <w:tcPr>
-            <w:tcW w:type="dxa" w:w="2161"/>
-          </w:tcPr>
-          <w:p>
-            <w:r>
-              <w:rPr>
-                <w:sz w:val="20"/>
-              </w:rPr>
-              <w:t>ctrl.bind_to(bus,shared)</w:t>
-            </w:r>
-          </w:p>
-        </w:tc>
-        <w:tc>
-          <w:tcPr>
-            <w:tcW w:type="dxa" w:w="2161"/>
-          </w:tcPr>
-          <w:p>
-            <w:r>
-              <w:rPr>
-                <w:sz w:val="20"/>
-              </w:rPr>
-              <w:t>_wired=True</w:t>
-            </w:r>
-          </w:p>
-        </w:tc>
-      </w:tr>
-      <w:tr>
-        <w:tc>
-          <w:tcPr>
-            <w:tcW w:type="dxa" w:w="2161"/>
-          </w:tcPr>
-          <w:p>
-            <w:r>
-              <w:rPr>
-                <w:sz w:val="20"/>
-              </w:rPr>
-              <w:t>C-BC-002</w:t>
-            </w:r>
-          </w:p>
-        </w:tc>
-        <w:tc>
-          <w:tcPr>
-            <w:tcW w:type="dxa" w:w="2161"/>
-          </w:tcPr>
-          <w:p>
-            <w:r>
-              <w:rPr>
-                <w:sz w:val="20"/>
-              </w:rPr>
-              <w:t>health_check 7字段</w:t>
-            </w:r>
-          </w:p>
-        </w:tc>
-        <w:tc>
-          <w:tcPr>
-            <w:tcW w:type="dxa" w:w="2161"/>
+            <w:tcW w:type="dxa" w:w="1441"/>
+          </w:tcPr>
+          <w:p>
+            <w:r>
+              <w:rPr>
+                <w:sz w:val="20"/>
+              </w:rPr>
+              <w:t>BC-005</w:t>
+            </w:r>
+          </w:p>
+        </w:tc>
+        <w:tc>
+          <w:tcPr>
+            <w:tcW w:type="dxa" w:w="1441"/>
+          </w:tcPr>
+          <w:p>
+            <w:r>
+              <w:rPr>
+                <w:sz w:val="20"/>
+              </w:rPr>
+              <w:t>health_check</w:t>
+            </w:r>
+          </w:p>
+        </w:tc>
+        <w:tc>
+          <w:tcPr>
+            <w:tcW w:type="dxa" w:w="1441"/>
+          </w:tcPr>
+          <w:p>
+            <w:r>
+              <w:rPr>
+                <w:sz w:val="20"/>
+              </w:rPr>
+              <w:t>已绑定</w:t>
+            </w:r>
+          </w:p>
+        </w:tc>
+        <w:tc>
+          <w:tcPr>
+            <w:tcW w:type="dxa" w:w="1441"/>
           </w:tcPr>
           <w:p>
             <w:r>
@@ -4390,14 +3526,27 @@
         </w:tc>
         <w:tc>
           <w:tcPr>
-            <w:tcW w:type="dxa" w:w="2161"/>
-          </w:tcPr>
-          <w:p>
-            <w:r>
-              <w:rPr>
-                <w:sz w:val="20"/>
-              </w:rPr>
-              <w:t>7字段全部存在</w:t>
+            <w:tcW w:type="dxa" w:w="1441"/>
+          </w:tcPr>
+          <w:p>
+            <w:r>
+              <w:rPr>
+                <w:sz w:val="20"/>
+              </w:rPr>
+              <w:t>7字段HealthStatus</w:t>
+            </w:r>
+          </w:p>
+        </w:tc>
+        <w:tc>
+          <w:tcPr>
+            <w:tcW w:type="dxa" w:w="1441"/>
+          </w:tcPr>
+          <w:p>
+            <w:r>
+              <w:rPr>
+                <w:sz w:val="20"/>
+              </w:rPr>
+              <w:t>通过</w:t>
             </w:r>
           </w:p>
         </w:tc>
@@ -4415,14 +3564,26 @@
     </w:p>
     <w:p>
       <w:pPr>
-        <w:spacing w:before="200" w:after="120"/>
+        <w:spacing w:before="200" w:after="80"/>
       </w:pPr>
       <w:r>
         <w:rPr>
           <w:b/>
-          <w:sz w:val="28"/>
+          <w:sz w:val="26"/>
         </w:rPr>
-        <w:t>8. 全系统 — 认证拦截+数据回路</w:t>
+        <w:t>2.5.6 C-Web管理面板</w:t>
+      </w:r>
+    </w:p>
+    <w:p>
+      <w:pPr>
+        <w:spacing w:before="160" w:after="60"/>
+      </w:pPr>
+      <w:r>
+        <w:rPr>
+          <w:b/>
+          <w:sz w:val="24"/>
+        </w:rPr>
+        <w:t>2.5.6.1 功能测试</w:t>
       </w:r>
     </w:p>
     <w:tbl>
@@ -4432,15 +3593,17 @@
         <w:tblLook w:firstColumn="1" w:firstRow="1" w:lastColumn="0" w:lastRow="0" w:noHBand="0" w:noVBand="1" w:val="04A0"/>
       </w:tblPr>
       <w:tblGrid>
-        <w:gridCol w:w="2161"/>
-        <w:gridCol w:w="2161"/>
-        <w:gridCol w:w="2161"/>
-        <w:gridCol w:w="2161"/>
+        <w:gridCol w:w="1441"/>
+        <w:gridCol w:w="1441"/>
+        <w:gridCol w:w="1441"/>
+        <w:gridCol w:w="1441"/>
+        <w:gridCol w:w="1441"/>
+        <w:gridCol w:w="1441"/>
       </w:tblGrid>
       <w:tr>
         <w:tc>
           <w:tcPr>
-            <w:tcW w:type="dxa" w:w="2161"/>
+            <w:tcW w:type="dxa" w:w="1441"/>
           </w:tcPr>
           <w:p>
             <w:r>
@@ -4448,13 +3611,13 @@
                 <w:b/>
                 <w:sz w:val="20"/>
               </w:rPr>
-              <w:t>编号</w:t>
-            </w:r>
-          </w:p>
-        </w:tc>
-        <w:tc>
-          <w:tcPr>
-            <w:tcW w:type="dxa" w:w="2161"/>
+              <w:t>测试编号</w:t>
+            </w:r>
+          </w:p>
+        </w:tc>
+        <w:tc>
+          <w:tcPr>
+            <w:tcW w:type="dxa" w:w="1441"/>
           </w:tcPr>
           <w:p>
             <w:r>
@@ -4462,13 +3625,13 @@
                 <w:b/>
                 <w:sz w:val="20"/>
               </w:rPr>
-              <w:t>功能描述</w:t>
-            </w:r>
-          </w:p>
-        </w:tc>
-        <w:tc>
-          <w:tcPr>
-            <w:tcW w:type="dxa" w:w="2161"/>
+              <w:t>测试名称</w:t>
+            </w:r>
+          </w:p>
+        </w:tc>
+        <w:tc>
+          <w:tcPr>
+            <w:tcW w:type="dxa" w:w="1441"/>
           </w:tcPr>
           <w:p>
             <w:r>
@@ -4476,13 +3639,27 @@
                 <w:b/>
                 <w:sz w:val="20"/>
               </w:rPr>
+              <w:t>前置条件</w:t>
+            </w:r>
+          </w:p>
+        </w:tc>
+        <w:tc>
+          <w:tcPr>
+            <w:tcW w:type="dxa" w:w="1441"/>
+          </w:tcPr>
+          <w:p>
+            <w:r>
+              <w:rPr>
+                <w:b/>
+                <w:sz w:val="20"/>
+              </w:rPr>
               <w:t>测试步骤</w:t>
             </w:r>
           </w:p>
         </w:tc>
         <w:tc>
           <w:tcPr>
-            <w:tcW w:type="dxa" w:w="2161"/>
+            <w:tcW w:type="dxa" w:w="1441"/>
           </w:tcPr>
           <w:p>
             <w:r>
@@ -4491,6 +3668,20 @@
                 <w:sz w:val="20"/>
               </w:rPr>
               <w:t>预期结果</w:t>
+            </w:r>
+          </w:p>
+        </w:tc>
+        <w:tc>
+          <w:tcPr>
+            <w:tcW w:type="dxa" w:w="1441"/>
+          </w:tcPr>
+          <w:p>
+            <w:r>
+              <w:rPr>
+                <w:b/>
+                <w:sz w:val="20"/>
+              </w:rPr>
+              <w:t>实际结果</w:t>
             </w:r>
           </w:p>
         </w:tc>
@@ -4498,53 +3689,79 @@
       <w:tr>
         <w:tc>
           <w:tcPr>
-            <w:tcW w:type="dxa" w:w="2161"/>
-          </w:tcPr>
-          <w:p>
-            <w:r>
-              <w:rPr>
-                <w:sz w:val="20"/>
-              </w:rPr>
-              <w:t>SYS-001</w:t>
-            </w:r>
-          </w:p>
-        </w:tc>
-        <w:tc>
-          <w:tcPr>
-            <w:tcW w:type="dxa" w:w="2161"/>
-          </w:tcPr>
-          <w:p>
-            <w:r>
-              <w:rPr>
-                <w:sz w:val="20"/>
-              </w:rPr>
-              <w:t>无Key拦截</w:t>
-            </w:r>
-          </w:p>
-        </w:tc>
-        <w:tc>
-          <w:tcPr>
-            <w:tcW w:type="dxa" w:w="2161"/>
-          </w:tcPr>
-          <w:p>
-            <w:r>
-              <w:rPr>
-                <w:sz w:val="20"/>
-              </w:rPr>
-              <w:t>GET /admin/* 无Header</w:t>
-            </w:r>
-          </w:p>
-        </w:tc>
-        <w:tc>
-          <w:tcPr>
-            <w:tcW w:type="dxa" w:w="2161"/>
-          </w:tcPr>
-          <w:p>
-            <w:r>
-              <w:rPr>
-                <w:sz w:val="20"/>
-              </w:rPr>
-              <w:t>HTTP 401</w:t>
+            <w:tcW w:type="dxa" w:w="1441"/>
+          </w:tcPr>
+          <w:p>
+            <w:r>
+              <w:rPr>
+                <w:sz w:val="20"/>
+              </w:rPr>
+              <w:t>WEB-001</w:t>
+            </w:r>
+          </w:p>
+        </w:tc>
+        <w:tc>
+          <w:tcPr>
+            <w:tcW w:type="dxa" w:w="1441"/>
+          </w:tcPr>
+          <w:p>
+            <w:r>
+              <w:rPr>
+                <w:sz w:val="20"/>
+              </w:rPr>
+              <w:t>登录页</w:t>
+            </w:r>
+          </w:p>
+        </w:tc>
+        <w:tc>
+          <w:tcPr>
+            <w:tcW w:type="dxa" w:w="1441"/>
+          </w:tcPr>
+          <w:p>
+            <w:r>
+              <w:rPr>
+                <w:sz w:val="20"/>
+              </w:rPr>
+              <w:t>npm已安装</w:t>
+            </w:r>
+          </w:p>
+        </w:tc>
+        <w:tc>
+          <w:tcPr>
+            <w:tcW w:type="dxa" w:w="1441"/>
+          </w:tcPr>
+          <w:p>
+            <w:r>
+              <w:rPr>
+                <w:sz w:val="20"/>
+              </w:rPr>
+              <w:t>npm run dev→浏览器/login</w:t>
+            </w:r>
+          </w:p>
+        </w:tc>
+        <w:tc>
+          <w:tcPr>
+            <w:tcW w:type="dxa" w:w="1441"/>
+          </w:tcPr>
+          <w:p>
+            <w:r>
+              <w:rPr>
+                <w:sz w:val="20"/>
+              </w:rPr>
+              <w:t>显示登录卡片</w:t>
+            </w:r>
+          </w:p>
+        </w:tc>
+        <w:tc>
+          <w:tcPr>
+            <w:tcW w:type="dxa" w:w="1441"/>
+          </w:tcPr>
+          <w:p>
+            <w:r>
+              <w:rPr>
+                <w:sz w:val="20"/>
+              </w:rPr>
+              <w:t>通过</w:t>
             </w:r>
           </w:p>
         </w:tc>
@@ -4552,53 +3769,79 @@
       <w:tr>
         <w:tc>
           <w:tcPr>
-            <w:tcW w:type="dxa" w:w="2161"/>
-          </w:tcPr>
-          <w:p>
-            <w:r>
-              <w:rPr>
-                <w:sz w:val="20"/>
-              </w:rPr>
-              <w:t>SYS-002</w:t>
-            </w:r>
-          </w:p>
-        </w:tc>
-        <w:tc>
-          <w:tcPr>
-            <w:tcW w:type="dxa" w:w="2161"/>
-          </w:tcPr>
-          <w:p>
-            <w:r>
-              <w:rPr>
-                <w:sz w:val="20"/>
-              </w:rPr>
-              <w:t>审计数据回路</w:t>
-            </w:r>
-          </w:p>
-        </w:tc>
-        <w:tc>
-          <w:tcPr>
-            <w:tcW w:type="dxa" w:w="2161"/>
-          </w:tcPr>
-          <w:p>
-            <w:r>
-              <w:rPr>
-                <w:sz w:val="20"/>
-              </w:rPr>
-              <w:t>POST audit/report→GET admin/stats确认入库</w:t>
-            </w:r>
-          </w:p>
-        </w:tc>
-        <w:tc>
-          <w:tcPr>
-            <w:tcW w:type="dxa" w:w="2161"/>
-          </w:tcPr>
-          <w:p>
-            <w:r>
-              <w:rPr>
-                <w:sz w:val="20"/>
-              </w:rPr>
-              <w:t>数据可查回</w:t>
+            <w:tcW w:type="dxa" w:w="1441"/>
+          </w:tcPr>
+          <w:p>
+            <w:r>
+              <w:rPr>
+                <w:sz w:val="20"/>
+              </w:rPr>
+              <w:t>WEB-002</w:t>
+            </w:r>
+          </w:p>
+        </w:tc>
+        <w:tc>
+          <w:tcPr>
+            <w:tcW w:type="dxa" w:w="1441"/>
+          </w:tcPr>
+          <w:p>
+            <w:r>
+              <w:rPr>
+                <w:sz w:val="20"/>
+              </w:rPr>
+              <w:t>Dashboard</w:t>
+            </w:r>
+          </w:p>
+        </w:tc>
+        <w:tc>
+          <w:tcPr>
+            <w:tcW w:type="dxa" w:w="1441"/>
+          </w:tcPr>
+          <w:p>
+            <w:r>
+              <w:rPr>
+                <w:sz w:val="20"/>
+              </w:rPr>
+              <w:t>已登录</w:t>
+            </w:r>
+          </w:p>
+        </w:tc>
+        <w:tc>
+          <w:tcPr>
+            <w:tcW w:type="dxa" w:w="1441"/>
+          </w:tcPr>
+          <w:p>
+            <w:r>
+              <w:rPr>
+                <w:sz w:val="20"/>
+              </w:rPr>
+              <w:t>访问/dashboard</w:t>
+            </w:r>
+          </w:p>
+        </w:tc>
+        <w:tc>
+          <w:tcPr>
+            <w:tcW w:type="dxa" w:w="1441"/>
+          </w:tcPr>
+          <w:p>
+            <w:r>
+              <w:rPr>
+                <w:sz w:val="20"/>
+              </w:rPr>
+              <w:t>5KPI+4图表</w:t>
+            </w:r>
+          </w:p>
+        </w:tc>
+        <w:tc>
+          <w:tcPr>
+            <w:tcW w:type="dxa" w:w="1441"/>
+          </w:tcPr>
+          <w:p>
+            <w:r>
+              <w:rPr>
+                <w:sz w:val="20"/>
+              </w:rPr>
+              <w:t>通过</w:t>
             </w:r>
           </w:p>
         </w:tc>
@@ -4606,53 +3849,79 @@
       <w:tr>
         <w:tc>
           <w:tcPr>
-            <w:tcW w:type="dxa" w:w="2161"/>
-          </w:tcPr>
-          <w:p>
-            <w:r>
-              <w:rPr>
-                <w:sz w:val="20"/>
-              </w:rPr>
-              <w:t>SYS-003</w:t>
-            </w:r>
-          </w:p>
-        </w:tc>
-        <w:tc>
-          <w:tcPr>
-            <w:tcW w:type="dxa" w:w="2161"/>
-          </w:tcPr>
-          <w:p>
-            <w:r>
-              <w:rPr>
-                <w:sz w:val="20"/>
-              </w:rPr>
-              <w:t>配置数据回路</w:t>
-            </w:r>
-          </w:p>
-        </w:tc>
-        <w:tc>
-          <w:tcPr>
-            <w:tcW w:type="dxa" w:w="2161"/>
-          </w:tcPr>
-          <w:p>
-            <w:r>
-              <w:rPr>
-                <w:sz w:val="20"/>
-              </w:rPr>
-              <w:t>POST config/deploy→GET config/pull验证</w:t>
-            </w:r>
-          </w:p>
-        </w:tc>
-        <w:tc>
-          <w:tcPr>
-            <w:tcW w:type="dxa" w:w="2161"/>
-          </w:tcPr>
-          <w:p>
-            <w:r>
-              <w:rPr>
-                <w:sz w:val="20"/>
-              </w:rPr>
-              <w:t>写入值=pull值</w:t>
+            <w:tcW w:type="dxa" w:w="1441"/>
+          </w:tcPr>
+          <w:p>
+            <w:r>
+              <w:rPr>
+                <w:sz w:val="20"/>
+              </w:rPr>
+              <w:t>WEB-003</w:t>
+            </w:r>
+          </w:p>
+        </w:tc>
+        <w:tc>
+          <w:tcPr>
+            <w:tcW w:type="dxa" w:w="1441"/>
+          </w:tcPr>
+          <w:p>
+            <w:r>
+              <w:rPr>
+                <w:sz w:val="20"/>
+              </w:rPr>
+              <w:t>失败归因</w:t>
+            </w:r>
+          </w:p>
+        </w:tc>
+        <w:tc>
+          <w:tcPr>
+            <w:tcW w:type="dxa" w:w="1441"/>
+          </w:tcPr>
+          <w:p>
+            <w:r>
+              <w:rPr>
+                <w:sz w:val="20"/>
+              </w:rPr>
+              <w:t>已登录</w:t>
+            </w:r>
+          </w:p>
+        </w:tc>
+        <w:tc>
+          <w:tcPr>
+            <w:tcW w:type="dxa" w:w="1441"/>
+          </w:tcPr>
+          <w:p>
+            <w:r>
+              <w:rPr>
+                <w:sz w:val="20"/>
+              </w:rPr>
+              <w:t>点击行→详情面板</w:t>
+            </w:r>
+          </w:p>
+        </w:tc>
+        <w:tc>
+          <w:tcPr>
+            <w:tcW w:type="dxa" w:w="1441"/>
+          </w:tcPr>
+          <w:p>
+            <w:r>
+              <w:rPr>
+                <w:sz w:val="20"/>
+              </w:rPr>
+              <w:t>el-drawer含LLM快照</w:t>
+            </w:r>
+          </w:p>
+        </w:tc>
+        <w:tc>
+          <w:tcPr>
+            <w:tcW w:type="dxa" w:w="1441"/>
+          </w:tcPr>
+          <w:p>
+            <w:r>
+              <w:rPr>
+                <w:sz w:val="20"/>
+              </w:rPr>
+              <w:t>通过</w:t>
             </w:r>
           </w:p>
         </w:tc>
@@ -4660,53 +3929,79 @@
       <w:tr>
         <w:tc>
           <w:tcPr>
-            <w:tcW w:type="dxa" w:w="2161"/>
-          </w:tcPr>
-          <w:p>
-            <w:r>
-              <w:rPr>
-                <w:sz w:val="20"/>
-              </w:rPr>
-              <w:t>SYS-004</w:t>
-            </w:r>
-          </w:p>
-        </w:tc>
-        <w:tc>
-          <w:tcPr>
-            <w:tcW w:type="dxa" w:w="2161"/>
-          </w:tcPr>
-          <w:p>
-            <w:r>
-              <w:rPr>
-                <w:sz w:val="20"/>
-              </w:rPr>
-              <w:t>JWT认证回路</w:t>
-            </w:r>
-          </w:p>
-        </w:tc>
-        <w:tc>
-          <w:tcPr>
-            <w:tcW w:type="dxa" w:w="2161"/>
-          </w:tcPr>
-          <w:p>
-            <w:r>
-              <w:rPr>
-                <w:sz w:val="20"/>
-              </w:rPr>
-              <w:t>POST auth/login→token用于Admin请求</w:t>
-            </w:r>
-          </w:p>
-        </w:tc>
-        <w:tc>
-          <w:tcPr>
-            <w:tcW w:type="dxa" w:w="2161"/>
-          </w:tcPr>
-          <w:p>
-            <w:r>
-              <w:rPr>
-                <w:sz w:val="20"/>
-              </w:rPr>
-              <w:t>token有效</w:t>
+            <w:tcW w:type="dxa" w:w="1441"/>
+          </w:tcPr>
+          <w:p>
+            <w:r>
+              <w:rPr>
+                <w:sz w:val="20"/>
+              </w:rPr>
+              <w:t>WEB-004</w:t>
+            </w:r>
+          </w:p>
+        </w:tc>
+        <w:tc>
+          <w:tcPr>
+            <w:tcW w:type="dxa" w:w="1441"/>
+          </w:tcPr>
+          <w:p>
+            <w:r>
+              <w:rPr>
+                <w:sz w:val="20"/>
+              </w:rPr>
+              <w:t>数据流</w:t>
+            </w:r>
+          </w:p>
+        </w:tc>
+        <w:tc>
+          <w:tcPr>
+            <w:tcW w:type="dxa" w:w="1441"/>
+          </w:tcPr>
+          <w:p>
+            <w:r>
+              <w:rPr>
+                <w:sz w:val="20"/>
+              </w:rPr>
+              <w:t>已登录</w:t>
+            </w:r>
+          </w:p>
+        </w:tc>
+        <w:tc>
+          <w:tcPr>
+            <w:tcW w:type="dxa" w:w="1441"/>
+          </w:tcPr>
+          <w:p>
+            <w:r>
+              <w:rPr>
+                <w:sz w:val="20"/>
+              </w:rPr>
+              <w:t>访问/flow</w:t>
+            </w:r>
+          </w:p>
+        </w:tc>
+        <w:tc>
+          <w:tcPr>
+            <w:tcW w:type="dxa" w:w="1441"/>
+          </w:tcPr>
+          <w:p>
+            <w:r>
+              <w:rPr>
+                <w:sz w:val="20"/>
+              </w:rPr>
+              <w:t>桑基图+QPS+版本</w:t>
+            </w:r>
+          </w:p>
+        </w:tc>
+        <w:tc>
+          <w:tcPr>
+            <w:tcW w:type="dxa" w:w="1441"/>
+          </w:tcPr>
+          <w:p>
+            <w:r>
+              <w:rPr>
+                <w:sz w:val="20"/>
+              </w:rPr>
+              <w:t>通过</w:t>
             </w:r>
           </w:p>
         </w:tc>
@@ -4714,53 +4009,79 @@
       <w:tr>
         <w:tc>
           <w:tcPr>
-            <w:tcW w:type="dxa" w:w="2161"/>
-          </w:tcPr>
-          <w:p>
-            <w:r>
-              <w:rPr>
-                <w:sz w:val="20"/>
-              </w:rPr>
-              <w:t>SYS-005</w:t>
-            </w:r>
-          </w:p>
-        </w:tc>
-        <w:tc>
-          <w:tcPr>
-            <w:tcW w:type="dxa" w:w="2161"/>
-          </w:tcPr>
-          <w:p>
-            <w:r>
-              <w:rPr>
-                <w:sz w:val="20"/>
-              </w:rPr>
-              <w:t>B-C信号桥</w:t>
-            </w:r>
-          </w:p>
-        </w:tc>
-        <w:tc>
-          <w:tcPr>
-            <w:tcW w:type="dxa" w:w="2161"/>
-          </w:tcPr>
-          <w:p>
-            <w:r>
-              <w:rPr>
-                <w:sz w:val="20"/>
-              </w:rPr>
-              <w:t>9信号→emit/slot→bind_to→health_check</w:t>
-            </w:r>
-          </w:p>
-        </w:tc>
-        <w:tc>
-          <w:tcPr>
-            <w:tcW w:type="dxa" w:w="2161"/>
-          </w:tcPr>
-          <w:p>
-            <w:r>
-              <w:rPr>
-                <w:sz w:val="20"/>
-              </w:rPr>
-              <w:t>全链通</w:t>
+            <w:tcW w:type="dxa" w:w="1441"/>
+          </w:tcPr>
+          <w:p>
+            <w:r>
+              <w:rPr>
+                <w:sz w:val="20"/>
+              </w:rPr>
+              <w:t>WEB-005</w:t>
+            </w:r>
+          </w:p>
+        </w:tc>
+        <w:tc>
+          <w:tcPr>
+            <w:tcW w:type="dxa" w:w="1441"/>
+          </w:tcPr>
+          <w:p>
+            <w:r>
+              <w:rPr>
+                <w:sz w:val="20"/>
+              </w:rPr>
+              <w:t>配置热部署</w:t>
+            </w:r>
+          </w:p>
+        </w:tc>
+        <w:tc>
+          <w:tcPr>
+            <w:tcW w:type="dxa" w:w="1441"/>
+          </w:tcPr>
+          <w:p>
+            <w:r>
+              <w:rPr>
+                <w:sz w:val="20"/>
+              </w:rPr>
+              <w:t>已登录</w:t>
+            </w:r>
+          </w:p>
+        </w:tc>
+        <w:tc>
+          <w:tcPr>
+            <w:tcW w:type="dxa" w:w="1441"/>
+          </w:tcPr>
+          <w:p>
+            <w:r>
+              <w:rPr>
+                <w:sz w:val="20"/>
+              </w:rPr>
+              <w:t>修改值→热部署</w:t>
+            </w:r>
+          </w:p>
+        </w:tc>
+        <w:tc>
+          <w:tcPr>
+            <w:tcW w:type="dxa" w:w="1441"/>
+          </w:tcPr>
+          <w:p>
+            <w:r>
+              <w:rPr>
+                <w:sz w:val="20"/>
+              </w:rPr>
+              <w:t>deployed=true</w:t>
+            </w:r>
+          </w:p>
+        </w:tc>
+        <w:tc>
+          <w:tcPr>
+            <w:tcW w:type="dxa" w:w="1441"/>
+          </w:tcPr>
+          <w:p>
+            <w:r>
+              <w:rPr>
+                <w:sz w:val="20"/>
+              </w:rPr>
+              <w:t>通过</w:t>
             </w:r>
           </w:p>
         </w:tc>
@@ -4768,53 +4089,694 @@
       <w:tr>
         <w:tc>
           <w:tcPr>
-            <w:tcW w:type="dxa" w:w="2161"/>
-          </w:tcPr>
-          <w:p>
-            <w:r>
-              <w:rPr>
-                <w:sz w:val="20"/>
-              </w:rPr>
-              <w:t>SYS-006</w:t>
-            </w:r>
-          </w:p>
-        </w:tc>
-        <w:tc>
-          <w:tcPr>
-            <w:tcW w:type="dxa" w:w="2161"/>
-          </w:tcPr>
-          <w:p>
-            <w:r>
-              <w:rPr>
-                <w:sz w:val="20"/>
-              </w:rPr>
-              <w:t>双A端差异验证</w:t>
-            </w:r>
-          </w:p>
-        </w:tc>
-        <w:tc>
-          <w:tcPr>
-            <w:tcW w:type="dxa" w:w="2161"/>
-          </w:tcPr>
-          <w:p>
-            <w:r>
-              <w:rPr>
-                <w:sz w:val="20"/>
-              </w:rPr>
-              <w:t>new_JIMI:27 vs HAJIMI_UI:31</w:t>
-            </w:r>
-          </w:p>
-        </w:tc>
-        <w:tc>
-          <w:tcPr>
-            <w:tcW w:type="dxa" w:w="2161"/>
-          </w:tcPr>
-          <w:p>
-            <w:r>
-              <w:rPr>
-                <w:sz w:val="20"/>
-              </w:rPr>
-              <w:t>端点计数正确</w:t>
+            <w:tcW w:type="dxa" w:w="1441"/>
+          </w:tcPr>
+          <w:p>
+            <w:r>
+              <w:rPr>
+                <w:sz w:val="20"/>
+              </w:rPr>
+              <w:t>WEB-006</w:t>
+            </w:r>
+          </w:p>
+        </w:tc>
+        <w:tc>
+          <w:tcPr>
+            <w:tcW w:type="dxa" w:w="1441"/>
+          </w:tcPr>
+          <w:p>
+            <w:r>
+              <w:rPr>
+                <w:sz w:val="20"/>
+              </w:rPr>
+              <w:t>CSV导出</w:t>
+            </w:r>
+          </w:p>
+        </w:tc>
+        <w:tc>
+          <w:tcPr>
+            <w:tcW w:type="dxa" w:w="1441"/>
+          </w:tcPr>
+          <w:p>
+            <w:r>
+              <w:rPr>
+                <w:sz w:val="20"/>
+              </w:rPr>
+              <w:t>已登录</w:t>
+            </w:r>
+          </w:p>
+        </w:tc>
+        <w:tc>
+          <w:tcPr>
+            <w:tcW w:type="dxa" w:w="1441"/>
+          </w:tcPr>
+          <w:p>
+            <w:r>
+              <w:rPr>
+                <w:sz w:val="20"/>
+              </w:rPr>
+              <w:t>健康监控→CSV导出</w:t>
+            </w:r>
+          </w:p>
+        </w:tc>
+        <w:tc>
+          <w:tcPr>
+            <w:tcW w:type="dxa" w:w="1441"/>
+          </w:tcPr>
+          <w:p>
+            <w:r>
+              <w:rPr>
+                <w:sz w:val="20"/>
+              </w:rPr>
+              <w:t>文件下载</w:t>
+            </w:r>
+          </w:p>
+        </w:tc>
+        <w:tc>
+          <w:tcPr>
+            <w:tcW w:type="dxa" w:w="1441"/>
+          </w:tcPr>
+          <w:p>
+            <w:r>
+              <w:rPr>
+                <w:sz w:val="20"/>
+              </w:rPr>
+              <w:t>通过</w:t>
+            </w:r>
+          </w:p>
+        </w:tc>
+      </w:tr>
+    </w:tbl>
+    <w:p>
+      <w:pPr>
+        <w:ind w:firstLine="420"/>
+      </w:pPr>
+      <w:r>
+        <w:rPr>
+          <w:sz w:val="24"/>
+        </w:rPr>
+      </w:r>
+    </w:p>
+    <w:p>
+      <w:pPr>
+        <w:spacing w:before="200" w:after="80"/>
+      </w:pPr>
+      <w:r>
+        <w:rPr>
+          <w:b/>
+          <w:sz w:val="26"/>
+        </w:rPr>
+        <w:t>2.5.7 数据连通性测试</w:t>
+      </w:r>
+    </w:p>
+    <w:p>
+      <w:pPr>
+        <w:spacing w:before="160" w:after="60"/>
+      </w:pPr>
+      <w:r>
+        <w:rPr>
+          <w:b/>
+          <w:sz w:val="24"/>
+        </w:rPr>
+        <w:t>2.5.7.1 功能测试</w:t>
+      </w:r>
+    </w:p>
+    <w:tbl>
+      <w:tblPr>
+        <w:tblStyle w:val="TableGrid"/>
+        <w:tblW w:type="auto" w:w="0"/>
+        <w:tblLook w:firstColumn="1" w:firstRow="1" w:lastColumn="0" w:lastRow="0" w:noHBand="0" w:noVBand="1" w:val="04A0"/>
+      </w:tblPr>
+      <w:tblGrid>
+        <w:gridCol w:w="1441"/>
+        <w:gridCol w:w="1441"/>
+        <w:gridCol w:w="1441"/>
+        <w:gridCol w:w="1441"/>
+        <w:gridCol w:w="1441"/>
+        <w:gridCol w:w="1441"/>
+      </w:tblGrid>
+      <w:tr>
+        <w:tc>
+          <w:tcPr>
+            <w:tcW w:type="dxa" w:w="1441"/>
+          </w:tcPr>
+          <w:p>
+            <w:r>
+              <w:rPr>
+                <w:b/>
+                <w:sz w:val="20"/>
+              </w:rPr>
+              <w:t>测试编号</w:t>
+            </w:r>
+          </w:p>
+        </w:tc>
+        <w:tc>
+          <w:tcPr>
+            <w:tcW w:type="dxa" w:w="1441"/>
+          </w:tcPr>
+          <w:p>
+            <w:r>
+              <w:rPr>
+                <w:b/>
+                <w:sz w:val="20"/>
+              </w:rPr>
+              <w:t>测试名称</w:t>
+            </w:r>
+          </w:p>
+        </w:tc>
+        <w:tc>
+          <w:tcPr>
+            <w:tcW w:type="dxa" w:w="1441"/>
+          </w:tcPr>
+          <w:p>
+            <w:r>
+              <w:rPr>
+                <w:b/>
+                <w:sz w:val="20"/>
+              </w:rPr>
+              <w:t>前置条件</w:t>
+            </w:r>
+          </w:p>
+        </w:tc>
+        <w:tc>
+          <w:tcPr>
+            <w:tcW w:type="dxa" w:w="1441"/>
+          </w:tcPr>
+          <w:p>
+            <w:r>
+              <w:rPr>
+                <w:b/>
+                <w:sz w:val="20"/>
+              </w:rPr>
+              <w:t>测试步骤</w:t>
+            </w:r>
+          </w:p>
+        </w:tc>
+        <w:tc>
+          <w:tcPr>
+            <w:tcW w:type="dxa" w:w="1441"/>
+          </w:tcPr>
+          <w:p>
+            <w:r>
+              <w:rPr>
+                <w:b/>
+                <w:sz w:val="20"/>
+              </w:rPr>
+              <w:t>预期结果</w:t>
+            </w:r>
+          </w:p>
+        </w:tc>
+        <w:tc>
+          <w:tcPr>
+            <w:tcW w:type="dxa" w:w="1441"/>
+          </w:tcPr>
+          <w:p>
+            <w:r>
+              <w:rPr>
+                <w:b/>
+                <w:sz w:val="20"/>
+              </w:rPr>
+              <w:t>实际结果</w:t>
+            </w:r>
+          </w:p>
+        </w:tc>
+      </w:tr>
+      <w:tr>
+        <w:tc>
+          <w:tcPr>
+            <w:tcW w:type="dxa" w:w="1441"/>
+          </w:tcPr>
+          <w:p>
+            <w:r>
+              <w:rPr>
+                <w:sz w:val="20"/>
+              </w:rPr>
+              <w:t>CONN-001</w:t>
+            </w:r>
+          </w:p>
+        </w:tc>
+        <w:tc>
+          <w:tcPr>
+            <w:tcW w:type="dxa" w:w="1441"/>
+          </w:tcPr>
+          <w:p>
+            <w:r>
+              <w:rPr>
+                <w:sz w:val="20"/>
+              </w:rPr>
+              <w:t>审计回路</w:t>
+            </w:r>
+          </w:p>
+        </w:tc>
+        <w:tc>
+          <w:tcPr>
+            <w:tcW w:type="dxa" w:w="1441"/>
+          </w:tcPr>
+          <w:p>
+            <w:r>
+              <w:rPr>
+                <w:sz w:val="20"/>
+              </w:rPr>
+              <w:t>A端运行</w:t>
+            </w:r>
+          </w:p>
+        </w:tc>
+        <w:tc>
+          <w:tcPr>
+            <w:tcW w:type="dxa" w:w="1441"/>
+          </w:tcPr>
+          <w:p>
+            <w:r>
+              <w:rPr>
+                <w:sz w:val="20"/>
+              </w:rPr>
+              <w:t>POST /audit/report→GET /admin/stats确认入库</w:t>
+            </w:r>
+          </w:p>
+        </w:tc>
+        <w:tc>
+          <w:tcPr>
+            <w:tcW w:type="dxa" w:w="1441"/>
+          </w:tcPr>
+          <w:p>
+            <w:r>
+              <w:rPr>
+                <w:sz w:val="20"/>
+              </w:rPr>
+              <w:t>received&gt;=1,数据可查回</w:t>
+            </w:r>
+          </w:p>
+        </w:tc>
+        <w:tc>
+          <w:tcPr>
+            <w:tcW w:type="dxa" w:w="1441"/>
+          </w:tcPr>
+          <w:p>
+            <w:r>
+              <w:rPr>
+                <w:sz w:val="20"/>
+              </w:rPr>
+              <w:t>通过</w:t>
+            </w:r>
+          </w:p>
+        </w:tc>
+      </w:tr>
+      <w:tr>
+        <w:tc>
+          <w:tcPr>
+            <w:tcW w:type="dxa" w:w="1441"/>
+          </w:tcPr>
+          <w:p>
+            <w:r>
+              <w:rPr>
+                <w:sz w:val="20"/>
+              </w:rPr>
+              <w:t>CONN-002</w:t>
+            </w:r>
+          </w:p>
+        </w:tc>
+        <w:tc>
+          <w:tcPr>
+            <w:tcW w:type="dxa" w:w="1441"/>
+          </w:tcPr>
+          <w:p>
+            <w:r>
+              <w:rPr>
+                <w:sz w:val="20"/>
+              </w:rPr>
+              <w:t>配置回路</w:t>
+            </w:r>
+          </w:p>
+        </w:tc>
+        <w:tc>
+          <w:tcPr>
+            <w:tcW w:type="dxa" w:w="1441"/>
+          </w:tcPr>
+          <w:p>
+            <w:r>
+              <w:rPr>
+                <w:sz w:val="20"/>
+              </w:rPr>
+              <w:t>A端运行</w:t>
+            </w:r>
+          </w:p>
+        </w:tc>
+        <w:tc>
+          <w:tcPr>
+            <w:tcW w:type="dxa" w:w="1441"/>
+          </w:tcPr>
+          <w:p>
+            <w:r>
+              <w:rPr>
+                <w:sz w:val="20"/>
+              </w:rPr>
+              <w:t>POST /admin/config/deploy→GET /config/pull</w:t>
+            </w:r>
+          </w:p>
+        </w:tc>
+        <w:tc>
+          <w:tcPr>
+            <w:tcW w:type="dxa" w:w="1441"/>
+          </w:tcPr>
+          <w:p>
+            <w:r>
+              <w:rPr>
+                <w:sz w:val="20"/>
+              </w:rPr>
+              <w:t>写入值=pull值</w:t>
+            </w:r>
+          </w:p>
+        </w:tc>
+        <w:tc>
+          <w:tcPr>
+            <w:tcW w:type="dxa" w:w="1441"/>
+          </w:tcPr>
+          <w:p>
+            <w:r>
+              <w:rPr>
+                <w:sz w:val="20"/>
+              </w:rPr>
+              <w:t>通过</w:t>
+            </w:r>
+          </w:p>
+        </w:tc>
+      </w:tr>
+      <w:tr>
+        <w:tc>
+          <w:tcPr>
+            <w:tcW w:type="dxa" w:w="1441"/>
+          </w:tcPr>
+          <w:p>
+            <w:r>
+              <w:rPr>
+                <w:sz w:val="20"/>
+              </w:rPr>
+              <w:t>CONN-003</w:t>
+            </w:r>
+          </w:p>
+        </w:tc>
+        <w:tc>
+          <w:tcPr>
+            <w:tcW w:type="dxa" w:w="1441"/>
+          </w:tcPr>
+          <w:p>
+            <w:r>
+              <w:rPr>
+                <w:sz w:val="20"/>
+              </w:rPr>
+              <w:t>BC审计链</w:t>
+            </w:r>
+          </w:p>
+        </w:tc>
+        <w:tc>
+          <w:tcPr>
+            <w:tcW w:type="dxa" w:w="1441"/>
+          </w:tcPr>
+          <w:p>
+            <w:r>
+              <w:rPr>
+                <w:sz w:val="20"/>
+              </w:rPr>
+              <w:t>A端运行</w:t>
+            </w:r>
+          </w:p>
+        </w:tc>
+        <w:tc>
+          <w:tcPr>
+            <w:tcW w:type="dxa" w:w="1441"/>
+          </w:tcPr>
+          <w:p>
+            <w:r>
+              <w:rPr>
+                <w:sz w:val="20"/>
+              </w:rPr>
+              <w:t>B AuditBuilder→C脱敏→POST→A入库→Web可查</w:t>
+            </w:r>
+          </w:p>
+        </w:tc>
+        <w:tc>
+          <w:tcPr>
+            <w:tcW w:type="dxa" w:w="1441"/>
+          </w:tcPr>
+          <w:p>
+            <w:r>
+              <w:rPr>
+                <w:sz w:val="20"/>
+              </w:rPr>
+              <w:t>全链通</w:t>
+            </w:r>
+          </w:p>
+        </w:tc>
+        <w:tc>
+          <w:tcPr>
+            <w:tcW w:type="dxa" w:w="1441"/>
+          </w:tcPr>
+          <w:p>
+            <w:r>
+              <w:rPr>
+                <w:sz w:val="20"/>
+              </w:rPr>
+              <w:t>通过</w:t>
+            </w:r>
+          </w:p>
+        </w:tc>
+      </w:tr>
+      <w:tr>
+        <w:tc>
+          <w:tcPr>
+            <w:tcW w:type="dxa" w:w="1441"/>
+          </w:tcPr>
+          <w:p>
+            <w:r>
+              <w:rPr>
+                <w:sz w:val="20"/>
+              </w:rPr>
+              <w:t>CONN-004</w:t>
+            </w:r>
+          </w:p>
+        </w:tc>
+        <w:tc>
+          <w:tcPr>
+            <w:tcW w:type="dxa" w:w="1441"/>
+          </w:tcPr>
+          <w:p>
+            <w:r>
+              <w:rPr>
+                <w:sz w:val="20"/>
+              </w:rPr>
+              <w:t>JWT认证</w:t>
+            </w:r>
+          </w:p>
+        </w:tc>
+        <w:tc>
+          <w:tcPr>
+            <w:tcW w:type="dxa" w:w="1441"/>
+          </w:tcPr>
+          <w:p>
+            <w:r>
+              <w:rPr>
+                <w:sz w:val="20"/>
+              </w:rPr>
+              <w:t>A端运行</w:t>
+            </w:r>
+          </w:p>
+        </w:tc>
+        <w:tc>
+          <w:tcPr>
+            <w:tcW w:type="dxa" w:w="1441"/>
+          </w:tcPr>
+          <w:p>
+            <w:r>
+              <w:rPr>
+                <w:sz w:val="20"/>
+              </w:rPr>
+              <w:t>POST /auth/login→token</w:t>
+            </w:r>
+          </w:p>
+        </w:tc>
+        <w:tc>
+          <w:tcPr>
+            <w:tcW w:type="dxa" w:w="1441"/>
+          </w:tcPr>
+          <w:p>
+            <w:r>
+              <w:rPr>
+                <w:sz w:val="20"/>
+              </w:rPr>
+              <w:t>access_token&gt;20chars</w:t>
+            </w:r>
+          </w:p>
+        </w:tc>
+        <w:tc>
+          <w:tcPr>
+            <w:tcW w:type="dxa" w:w="1441"/>
+          </w:tcPr>
+          <w:p>
+            <w:r>
+              <w:rPr>
+                <w:sz w:val="20"/>
+              </w:rPr>
+              <w:t>通过</w:t>
+            </w:r>
+          </w:p>
+        </w:tc>
+      </w:tr>
+      <w:tr>
+        <w:tc>
+          <w:tcPr>
+            <w:tcW w:type="dxa" w:w="1441"/>
+          </w:tcPr>
+          <w:p>
+            <w:r>
+              <w:rPr>
+                <w:sz w:val="20"/>
+              </w:rPr>
+              <w:t>CONN-005</w:t>
+            </w:r>
+          </w:p>
+        </w:tc>
+        <w:tc>
+          <w:tcPr>
+            <w:tcW w:type="dxa" w:w="1441"/>
+          </w:tcPr>
+          <w:p>
+            <w:r>
+              <w:rPr>
+                <w:sz w:val="20"/>
+              </w:rPr>
+              <w:t>无Key拦截</w:t>
+            </w:r>
+          </w:p>
+        </w:tc>
+        <w:tc>
+          <w:tcPr>
+            <w:tcW w:type="dxa" w:w="1441"/>
+          </w:tcPr>
+          <w:p>
+            <w:r>
+              <w:rPr>
+                <w:sz w:val="20"/>
+              </w:rPr>
+              <w:t>A端运行</w:t>
+            </w:r>
+          </w:p>
+        </w:tc>
+        <w:tc>
+          <w:tcPr>
+            <w:tcW w:type="dxa" w:w="1441"/>
+          </w:tcPr>
+          <w:p>
+            <w:r>
+              <w:rPr>
+                <w:sz w:val="20"/>
+              </w:rPr>
+              <w:t>GET /admin/* 无Header</w:t>
+            </w:r>
+          </w:p>
+        </w:tc>
+        <w:tc>
+          <w:tcPr>
+            <w:tcW w:type="dxa" w:w="1441"/>
+          </w:tcPr>
+          <w:p>
+            <w:r>
+              <w:rPr>
+                <w:sz w:val="20"/>
+              </w:rPr>
+              <w:t>HTTP 401</w:t>
+            </w:r>
+          </w:p>
+        </w:tc>
+        <w:tc>
+          <w:tcPr>
+            <w:tcW w:type="dxa" w:w="1441"/>
+          </w:tcPr>
+          <w:p>
+            <w:r>
+              <w:rPr>
+                <w:sz w:val="20"/>
+              </w:rPr>
+              <w:t>通过</w:t>
+            </w:r>
+          </w:p>
+        </w:tc>
+      </w:tr>
+      <w:tr>
+        <w:tc>
+          <w:tcPr>
+            <w:tcW w:type="dxa" w:w="1441"/>
+          </w:tcPr>
+          <w:p>
+            <w:r>
+              <w:rPr>
+                <w:sz w:val="20"/>
+              </w:rPr>
+              <w:t>CONN-006</w:t>
+            </w:r>
+          </w:p>
+        </w:tc>
+        <w:tc>
+          <w:tcPr>
+            <w:tcW w:type="dxa" w:w="1441"/>
+          </w:tcPr>
+          <w:p>
+            <w:r>
+              <w:rPr>
+                <w:sz w:val="20"/>
+              </w:rPr>
+              <w:t>12页数据</w:t>
+            </w:r>
+          </w:p>
+        </w:tc>
+        <w:tc>
+          <w:tcPr>
+            <w:tcW w:type="dxa" w:w="1441"/>
+          </w:tcPr>
+          <w:p>
+            <w:r>
+              <w:rPr>
+                <w:sz w:val="20"/>
+              </w:rPr>
+              <w:t>A端运行</w:t>
+            </w:r>
+          </w:p>
+        </w:tc>
+        <w:tc>
+          <w:tcPr>
+            <w:tcW w:type="dxa" w:w="1441"/>
+          </w:tcPr>
+          <w:p>
+            <w:r>
+              <w:rPr>
+                <w:sz w:val="20"/>
+              </w:rPr>
+              <w:t>全部 /api/admin/* 端点GET</w:t>
+            </w:r>
+          </w:p>
+        </w:tc>
+        <w:tc>
+          <w:tcPr>
+            <w:tcW w:type="dxa" w:w="1441"/>
+          </w:tcPr>
+          <w:p>
+            <w:r>
+              <w:rPr>
+                <w:sz w:val="20"/>
+              </w:rPr>
+              <w:t>全部200</w:t>
+            </w:r>
+          </w:p>
+        </w:tc>
+        <w:tc>
+          <w:tcPr>
+            <w:tcW w:type="dxa" w:w="1441"/>
+          </w:tcPr>
+          <w:p>
+            <w:r>
+              <w:rPr>
+                <w:sz w:val="20"/>
+              </w:rPr>
+              <w:t>通过</w:t>
             </w:r>
           </w:p>
         </w:tc>

--- a/项目文档/测试文档/01-HAJIMI测试方案.docx
+++ b/项目文档/测试文档/01-HAJIMI测试方案.docx
@@ -42,6 +42,8 @@
               <w:br/>
               <w:br/>
               <w:t>V2.2 | 2026-07-07</w:t>
+              <w:br/>
+              <w:t>覆盖 A+B+C 三端</w:t>
             </w:r>
           </w:p>
         </w:tc>
@@ -103,7 +105,7 @@
         <w:rPr>
           <w:sz w:val="24"/>
         </w:rPr>
-        <w:t>本文档给软件测试部门对《HAJIMI自动操作助手》项目上线前的测试维护工作提供整体测试方案。涵盖A端（后端/AI核心）、B端（前端/桌面应用）、C端（集成/语音/管理端）三端的功能测试、接口测试和用户界面测试。</w:t>
+        <w:t>本文档为《HAJIMI自动操作助手》项目提供整体测试方案，覆盖A端（后端/AI核心）、B端（前端/桌面应用）、C端（集成/语音/管理端）三端的单元测试、功能验证和接口联调测试。</w:t>
       </w:r>
     </w:p>
     <w:p>
@@ -126,7 +128,7 @@
         <w:rPr>
           <w:sz w:val="24"/>
         </w:rPr>
-        <w:t>本文档仅对《HAJIMI自动操作助手》项目有效。</w:t>
+        <w:t>本文档仅对《HAJIMI自动操作助手》项目有效。涵盖A端27个HTTP端点、B端31个HTTP端点（含7个B端专属端点）、C端6个核心功能模块、以及A-C数据接口回路和B-C进程内信号桥。</w:t>
       </w:r>
     </w:p>
     <w:p>
@@ -149,29 +151,7 @@
         <w:rPr>
           <w:sz w:val="24"/>
         </w:rPr>
-        <w:t>《HAJIMI自动操作助手》项目项目相关负责人</w:t>
-      </w:r>
-    </w:p>
-    <w:p>
-      <w:pPr>
-        <w:ind w:firstLine="420"/>
-      </w:pPr>
-      <w:r>
-        <w:rPr>
-          <w:sz w:val="24"/>
-        </w:rPr>
-        <w:t>《HAJIMI自动操作助手》项目软件测试部门相关测试人员</w:t>
-      </w:r>
-    </w:p>
-    <w:p>
-      <w:pPr>
-        <w:ind w:firstLine="420"/>
-      </w:pPr>
-      <w:r>
-        <w:rPr>
-          <w:sz w:val="24"/>
-        </w:rPr>
-        <w:t>《HAJIMI自动操作助手》项目开发人员（自测参考）</w:t>
+        <w:t>项目负责人、A端开发人员、B端开发人员、C端开发人员、测试人员</w:t>
       </w:r>
     </w:p>
     <w:p>
@@ -194,29 +174,7 @@
         <w:rPr>
           <w:sz w:val="24"/>
         </w:rPr>
-        <w:t>《HAJIMI自动操作助手》详细设计文档</w:t>
-      </w:r>
-    </w:p>
-    <w:p>
-      <w:pPr>
-        <w:ind w:firstLine="420"/>
-      </w:pPr>
-      <w:r>
-        <w:rPr>
-          <w:sz w:val="24"/>
-        </w:rPr>
-        <w:t>《HAJIMI自动操作助手》概要设计文档</w:t>
-      </w:r>
-    </w:p>
-    <w:p>
-      <w:pPr>
-        <w:ind w:firstLine="420"/>
-      </w:pPr>
-      <w:r>
-        <w:rPr>
-          <w:sz w:val="24"/>
-        </w:rPr>
-        <w:t>《HAJIMI自动操作助手》需求分析文档</w:t>
+        <w:t>《HAJIMI自动操作助手》详细设计文档、《HAJIMI自动操作助手》概要设计文档 V3.8、《HAJIMI API接口文档 V2.2》、《A-C接口契约》、《B-C接口契约》</w:t>
       </w:r>
     </w:p>
     <w:p>
@@ -350,7 +308,7 @@
               <w:rPr>
                 <w:sz w:val="20"/>
               </w:rPr>
-              <w:t>HAJIMI集成端，负责ASR/TTS语音、审计代理、配置轮询、Web管理面板</w:t>
+              <w:t>HAJIMI集成端，负责语音交互(ASR/TTS)、审计代理、配置轮询、Web管理面板</w:t>
             </w:r>
           </w:p>
         </w:tc>
@@ -378,7 +336,7 @@
               <w:rPr>
                 <w:sz w:val="20"/>
               </w:rPr>
-              <w:t>屏幕UI元素检测模型（YOLO+Florence-2+PaddleOCR），部署于远程GPU:9800</w:t>
+              <w:t>微软开源屏幕UI元素检测模型，部署于远程GPU:9800</w:t>
             </w:r>
           </w:p>
         </w:tc>
@@ -393,7 +351,7 @@
               <w:rPr>
                 <w:sz w:val="20"/>
               </w:rPr>
-              <w:t>pyautogui</w:t>
+              <w:t>SSE</w:t>
             </w:r>
           </w:p>
         </w:tc>
@@ -406,7 +364,7 @@
               <w:rPr>
                 <w:sz w:val="20"/>
               </w:rPr>
-              <w:t>系统级自动化库，B端V2.2执行引擎</w:t>
+              <w:t>Server-Sent Events，A端→B端实时推送执行进度</w:t>
             </w:r>
           </w:p>
         </w:tc>
@@ -421,7 +379,7 @@
               <w:rPr>
                 <w:sz w:val="20"/>
               </w:rPr>
-              <w:t>SSE</w:t>
+              <w:t>pyautogui</w:t>
             </w:r>
           </w:p>
         </w:tc>
@@ -434,7 +392,7 @@
               <w:rPr>
                 <w:sz w:val="20"/>
               </w:rPr>
-              <w:t>Server-Sent Events，A端实时推送执行进度</w:t>
+              <w:t>系统级自动化库，B端V2.2执行引擎</w:t>
             </w:r>
           </w:p>
         </w:tc>
@@ -462,7 +420,7 @@
               <w:rPr>
                 <w:sz w:val="20"/>
               </w:rPr>
-              <w:t>轻量级关系数据库，A端持久化存储</w:t>
+              <w:t>A端轻量级关系数据库</w:t>
             </w:r>
           </w:p>
         </w:tc>
@@ -477,7 +435,7 @@
               <w:rPr>
                 <w:sz w:val="20"/>
               </w:rPr>
-              <w:t>Mock</w:t>
+              <w:t>JWT</w:t>
             </w:r>
           </w:p>
         </w:tc>
@@ -490,7 +448,7 @@
               <w:rPr>
                 <w:sz w:val="20"/>
               </w:rPr>
-              <w:t>模拟测试替身，B端和C端均有Mock降级模式</w:t>
+              <w:t>Web管理面板认证令牌</w:t>
             </w:r>
           </w:p>
         </w:tc>
@@ -518,7 +476,7 @@
               <w:rPr>
                 <w:sz w:val="20"/>
               </w:rPr>
-              <w:t>HTTP缓存验证，C端配置轮询使用</w:t>
+              <w:t>HTTP缓存验证，配置轮询使用</w:t>
             </w:r>
           </w:p>
         </w:tc>
@@ -533,7 +491,7 @@
               <w:rPr>
                 <w:sz w:val="20"/>
               </w:rPr>
-              <w:t>WAL</w:t>
+              <w:t>Mock</w:t>
             </w:r>
           </w:p>
         </w:tc>
@@ -546,7 +504,7 @@
               <w:rPr>
                 <w:sz w:val="20"/>
               </w:rPr>
-              <w:t>SQLite写前日志模式，C端审计代理使用</w:t>
+              <w:t>模拟测试替身</w:t>
             </w:r>
           </w:p>
         </w:tc>
@@ -583,166 +541,7 @@
           <w:b/>
           <w:sz w:val="28"/>
         </w:rPr>
-        <w:t>2.1 被测试对象介绍</w:t>
-      </w:r>
-    </w:p>
-    <w:p>
-      <w:pPr>
-        <w:ind w:firstLine="420"/>
-      </w:pPr>
-      <w:r>
-        <w:rPr>
-          <w:sz w:val="24"/>
-        </w:rPr>
-        <w:t>HAJIMI是一款面向所有电脑用户的桌面自动操作程序。用户通过自然语言（文本/语音）发出指令，系统理解屏幕内容与用户意图后，经风险评分和安全确认，自动代为执行点击、输入、双击等系统操作。项目采用A/B/C三端架构：A端为FastAPI后端服务（26个HTTP端点），B端为PyQt5桌面客户端（悬浮面板+覆盖层+自动执行），C端为集成管理端（ASR/TTS语音+审计代理+配置轮询+Web管理面板6页）。</w:t>
-      </w:r>
-    </w:p>
-    <w:p>
-      <w:pPr>
-        <w:ind w:firstLine="420"/>
-      </w:pPr>
-      <w:r>
-        <w:rPr>
-          <w:sz w:val="24"/>
-        </w:rPr>
-        <w:t>系统核心功能包括：屏幕感知（OmniParser GPU三模型联合检测）、意图理解（9大意图域+8供应商LLM）、自动执行（6种操作动作+三重安全保障）、语音交互（ASR三级降级链+TTS优先队列播报）、审计管理（SQLite本地队列+6类隐私脱敏+批量HTTP上报）、管理面板（实时KPI仪表盘+失败归因分析+数据流监控+配置热部署+健康监控）。</w:t>
-      </w:r>
-    </w:p>
-    <w:p>
-      <w:pPr>
-        <w:spacing w:before="200" w:after="120"/>
-      </w:pPr>
-      <w:r>
-        <w:rPr>
-          <w:b/>
-          <w:sz w:val="28"/>
-        </w:rPr>
-        <w:t>2.2 测试范围与目的</w:t>
-      </w:r>
-    </w:p>
-    <w:p>
-      <w:pPr>
-        <w:ind w:firstLine="420"/>
-      </w:pPr>
-      <w:r>
-        <w:rPr>
-          <w:sz w:val="24"/>
-        </w:rPr>
-        <w:t>对本系统进行功能性测试（黑盒测试-功能测试），保证系统正常运行。覆盖A端26个HTTP端点、B端31个HTTP端点（含B端专属）、C端6个核心功能模块、A-C数据接口回路、B-C进程内信号桥。</w:t>
-      </w:r>
-    </w:p>
-    <w:p>
-      <w:pPr>
-        <w:spacing w:before="200" w:after="120"/>
-      </w:pPr>
-      <w:r>
-        <w:rPr>
-          <w:b/>
-          <w:sz w:val="28"/>
-        </w:rPr>
-        <w:t>2.3 测试环境与测试辅助工具</w:t>
-      </w:r>
-    </w:p>
-    <w:p>
-      <w:pPr>
-        <w:ind w:firstLine="420"/>
-      </w:pPr>
-      <w:r>
-        <w:rPr>
-          <w:sz w:val="24"/>
-        </w:rPr>
-        <w:t>测试操作系统：Windows 11 x64</w:t>
-      </w:r>
-    </w:p>
-    <w:p>
-      <w:pPr>
-        <w:ind w:firstLine="420"/>
-      </w:pPr>
-      <w:r>
-        <w:rPr>
-          <w:sz w:val="24"/>
-        </w:rPr>
-        <w:t>测试推荐PC终端：Python 3.12+，Node.js 24+，httpx库</w:t>
-      </w:r>
-    </w:p>
-    <w:p>
-      <w:pPr>
-        <w:ind w:firstLine="420"/>
-      </w:pPr>
-      <w:r>
-        <w:rPr>
-          <w:sz w:val="24"/>
-        </w:rPr>
-        <w:t>测试辅助工具：curl，浏览器开发者工具(F12)，pip install httpx</w:t>
-      </w:r>
-    </w:p>
-    <w:p>
-      <w:pPr>
-        <w:spacing w:before="200" w:after="120"/>
-      </w:pPr>
-      <w:r>
-        <w:rPr>
-          <w:b/>
-          <w:sz w:val="28"/>
-        </w:rPr>
-        <w:t>2.4 测试驱动程序的设计</w:t>
-      </w:r>
-    </w:p>
-    <w:p>
-      <w:pPr>
-        <w:ind w:firstLine="420"/>
-      </w:pPr>
-      <w:r>
-        <w:rPr>
-          <w:sz w:val="24"/>
-        </w:rPr>
-        <w:t>C端模块测试（无需A端）：test_client_modules.py — 测试ASR/TTS/审计代理/配置轮询/BC集成控制器/AuditRecordBuilder共6个模块。</w:t>
-      </w:r>
-    </w:p>
-    <w:p>
-      <w:pPr>
-        <w:ind w:firstLine="420"/>
-      </w:pPr>
-      <w:r>
-        <w:rPr>
-          <w:sz w:val="24"/>
-        </w:rPr>
-        <w:t>A端端点测试（需A端运行）：test_new_jimi.py — 测试HAJIMI_UI/server/全部HTTP端点。test_hajimi_ui.py — 测试HAJIMI_UI嵌入式A端全部HTTP端点。</w:t>
-      </w:r>
-    </w:p>
-    <w:p>
-      <w:pPr>
-        <w:ind w:firstLine="420"/>
-      </w:pPr>
-      <w:r>
-        <w:rPr>
-          <w:sz w:val="24"/>
-        </w:rPr>
-        <w:t>数据连通性测试（需A端运行）：test_data_connectivity.py — 测试C→A→DB→Web完整数据回路。demo_connectivity.py — 可视化演示版本。</w:t>
-      </w:r>
-    </w:p>
-    <w:p>
-      <w:pPr>
-        <w:spacing w:before="200" w:after="80"/>
-      </w:pPr>
-      <w:r>
-        <w:rPr>
-          <w:b/>
-          <w:sz w:val="26"/>
-        </w:rPr>
-        <w:t>2.5.1 C-ASR 语音识别模块</w:t>
-      </w:r>
-    </w:p>
-    <w:p>
-      <w:pPr>
-        <w:spacing w:before="160" w:after="60"/>
-      </w:pPr>
-      <w:r>
-        <w:rPr>
-          <w:b/>
-          <w:sz w:val="24"/>
-        </w:rPr>
-        <w:t>2.5.1.1 功能测试</w:t>
+        <w:t>1. A端 — Demo核心接口 (5)</w:t>
       </w:r>
     </w:p>
     <w:tbl>
@@ -770,7 +569,7 @@
                 <w:b/>
                 <w:sz w:val="20"/>
               </w:rPr>
-              <w:t>测试编号</w:t>
+              <w:t>编号</w:t>
             </w:r>
           </w:p>
         </w:tc>
@@ -784,7 +583,7 @@
                 <w:b/>
                 <w:sz w:val="20"/>
               </w:rPr>
-              <w:t>测试名称</w:t>
+              <w:t>功能描述</w:t>
             </w:r>
           </w:p>
         </w:tc>
@@ -840,7 +639,7 @@
                 <w:b/>
                 <w:sz w:val="20"/>
               </w:rPr>
-              <w:t>实际结果</w:t>
+              <w:t>测试脚本</w:t>
             </w:r>
           </w:p>
         </w:tc>
@@ -855,7 +654,7 @@
               <w:rPr>
                 <w:sz w:val="20"/>
               </w:rPr>
-              <w:t>ASR-001</w:t>
+              <w:t>A-DEMO-001</w:t>
             </w:r>
           </w:p>
         </w:tc>
@@ -868,7 +667,7 @@
               <w:rPr>
                 <w:sz w:val="20"/>
               </w:rPr>
-              <w:t>Vosk离线引擎</w:t>
+              <w:t>/health 健康检查</w:t>
             </w:r>
           </w:p>
         </w:tc>
@@ -881,7 +680,7 @@
               <w:rPr>
                 <w:sz w:val="20"/>
               </w:rPr>
-              <w:t>models/vosk-model存在</w:t>
+              <w:t>A端运行:8010</w:t>
             </w:r>
           </w:p>
         </w:tc>
@@ -894,7 +693,7 @@
               <w:rPr>
                 <w:sz w:val="20"/>
               </w:rPr>
-              <w:t>创建ASRClient(engine="vosk")</w:t>
+              <w:t>GET /api/demo/health</w:t>
             </w:r>
           </w:p>
         </w:tc>
@@ -907,7 +706,7 @@
               <w:rPr>
                 <w:sz w:val="20"/>
               </w:rPr>
-              <w:t>active_engine=vosk</w:t>
+              <w:t>200,status=ok,含detector_backend</w:t>
             </w:r>
           </w:p>
         </w:tc>
@@ -920,7 +719,7 @@
               <w:rPr>
                 <w:sz w:val="20"/>
               </w:rPr>
-              <w:t>通过</w:t>
+              <w:t>test_new_jimi.py</w:t>
             </w:r>
           </w:p>
         </w:tc>
@@ -935,7 +734,7 @@
               <w:rPr>
                 <w:sz w:val="20"/>
               </w:rPr>
-              <w:t>ASR-002</w:t>
+              <w:t>A-DEMO-002</w:t>
             </w:r>
           </w:p>
         </w:tc>
@@ -948,7 +747,7 @@
               <w:rPr>
                 <w:sz w:val="20"/>
               </w:rPr>
-              <w:t>Google在线降级</w:t>
+              <w:t>/execute 提交任务</w:t>
             </w:r>
           </w:p>
         </w:tc>
@@ -961,7 +760,7 @@
               <w:rPr>
                 <w:sz w:val="20"/>
               </w:rPr>
-              <w:t>网络可用</w:t>
+              <w:t>A端运行</w:t>
             </w:r>
           </w:p>
         </w:tc>
@@ -974,7 +773,7 @@
               <w:rPr>
                 <w:sz w:val="20"/>
               </w:rPr>
-              <w:t>Vosk不可用时创建</w:t>
+              <w:t>POST query+image</w:t>
             </w:r>
           </w:p>
         </w:tc>
@@ -987,7 +786,7 @@
               <w:rPr>
                 <w:sz w:val="20"/>
               </w:rPr>
-              <w:t>active_engine=google</w:t>
+              <w:t>200,含task_id+plan+steps</w:t>
             </w:r>
           </w:p>
         </w:tc>
@@ -1000,7 +799,7 @@
               <w:rPr>
                 <w:sz w:val="20"/>
               </w:rPr>
-              <w:t>通过</w:t>
+              <w:t>test_new_jimi.py</w:t>
             </w:r>
           </w:p>
         </w:tc>
@@ -1015,7 +814,7 @@
               <w:rPr>
                 <w:sz w:val="20"/>
               </w:rPr>
-              <w:t>ASR-003</w:t>
+              <w:t>A-DEMO-003</w:t>
             </w:r>
           </w:p>
         </w:tc>
@@ -1028,7 +827,7 @@
               <w:rPr>
                 <w:sz w:val="20"/>
               </w:rPr>
-              <w:t>Mock兜底</w:t>
+              <w:t>/stream SSE推送</w:t>
             </w:r>
           </w:p>
         </w:tc>
@@ -1041,7 +840,7 @@
               <w:rPr>
                 <w:sz w:val="20"/>
               </w:rPr>
-              <w:t>无网无模型</w:t>
+              <w:t>A端,task_id有效</w:t>
             </w:r>
           </w:p>
         </w:tc>
@@ -1054,7 +853,7 @@
               <w:rPr>
                 <w:sz w:val="20"/>
               </w:rPr>
-              <w:t>创建ASRClient</w:t>
+              <w:t>GET /api/demo/stream/{tid}</w:t>
             </w:r>
           </w:p>
         </w:tc>
@@ -1067,7 +866,7 @@
               <w:rPr>
                 <w:sz w:val="20"/>
               </w:rPr>
-              <w:t>active_engine=mock</w:t>
+              <w:t>SSE事件流</w:t>
             </w:r>
           </w:p>
         </w:tc>
@@ -1080,7 +879,7 @@
               <w:rPr>
                 <w:sz w:val="20"/>
               </w:rPr>
-              <w:t>通过</w:t>
+              <w:t>test_new_jimi.py</w:t>
             </w:r>
           </w:p>
         </w:tc>
@@ -1095,7 +894,7 @@
               <w:rPr>
                 <w:sz w:val="20"/>
               </w:rPr>
-              <w:t>ASR-004</w:t>
+              <w:t>A-DEMO-004</w:t>
             </w:r>
           </w:p>
         </w:tc>
@@ -1108,7 +907,7 @@
               <w:rPr>
                 <w:sz w:val="20"/>
               </w:rPr>
-              <w:t>麦克风指定</w:t>
+              <w:t>/cancel 取消</w:t>
             </w:r>
           </w:p>
         </w:tc>
@@ -1121,7 +920,7 @@
               <w:rPr>
                 <w:sz w:val="20"/>
               </w:rPr>
-              <w:t>PyAudio已安装</w:t>
+              <w:t>A端,task_id有效</w:t>
             </w:r>
           </w:p>
         </w:tc>
@@ -1134,7 +933,7 @@
               <w:rPr>
                 <w:sz w:val="20"/>
               </w:rPr>
-              <w:t>ASRClient(microphone_index=2)</w:t>
+              <w:t>POST {task_id}</w:t>
             </w:r>
           </w:p>
         </w:tc>
@@ -1147,7 +946,7 @@
               <w:rPr>
                 <w:sz w:val="20"/>
               </w:rPr>
-              <w:t>使用指定设备</w:t>
+              <w:t>200</w:t>
             </w:r>
           </w:p>
         </w:tc>
@@ -1160,7 +959,7 @@
               <w:rPr>
                 <w:sz w:val="20"/>
               </w:rPr>
-              <w:t>通过</w:t>
+              <w:t>test_new_jimi.py</w:t>
             </w:r>
           </w:p>
         </w:tc>
@@ -1175,7 +974,7 @@
               <w:rPr>
                 <w:sz w:val="20"/>
               </w:rPr>
-              <w:t>ASR-005</w:t>
+              <w:t>A-DEMO-005</w:t>
             </w:r>
           </w:p>
         </w:tc>
@@ -1188,7 +987,7 @@
               <w:rPr>
                 <w:sz w:val="20"/>
               </w:rPr>
-              <w:t>录音转写</w:t>
+              <w:t>/process 兼容旧版</w:t>
             </w:r>
           </w:p>
         </w:tc>
@@ -1201,7 +1000,7 @@
               <w:rPr>
                 <w:sz w:val="20"/>
               </w:rPr>
-              <w:t>麦克风可用</w:t>
+              <w:t>A端运行</w:t>
             </w:r>
           </w:p>
         </w:tc>
@@ -1214,7 +1013,7 @@
               <w:rPr>
                 <w:sz w:val="20"/>
               </w:rPr>
-              <w:t>start_recording→sleep(3)→stop</w:t>
+              <w:t>POST {query}</w:t>
             </w:r>
           </w:p>
         </w:tc>
@@ -1227,7 +1026,7 @@
               <w:rPr>
                 <w:sz w:val="20"/>
               </w:rPr>
-              <w:t>transcript非空</w:t>
+              <w:t>200,传统ProcessResponse</w:t>
             </w:r>
           </w:p>
         </w:tc>
@@ -1240,7 +1039,7 @@
               <w:rPr>
                 <w:sz w:val="20"/>
               </w:rPr>
-              <w:t>通过</w:t>
+              <w:t>test_new_jimi.py</w:t>
             </w:r>
           </w:p>
         </w:tc>
@@ -1258,14 +1057,14 @@
     </w:p>
     <w:p>
       <w:pPr>
-        <w:spacing w:before="160" w:after="60"/>
+        <w:spacing w:before="200" w:after="120"/>
       </w:pPr>
       <w:r>
         <w:rPr>
           <w:b/>
-          <w:sz w:val="24"/>
+          <w:sz w:val="28"/>
         </w:rPr>
-        <w:t>2.5.1.2 用户界面测试</w:t>
+        <w:t>2. A端 — Admin管理 (11)</w:t>
       </w:r>
     </w:p>
     <w:tbl>
@@ -1275,17 +1074,16 @@
         <w:tblLook w:firstColumn="1" w:firstRow="1" w:lastColumn="0" w:lastRow="0" w:noHBand="0" w:noVBand="1" w:val="04A0"/>
       </w:tblPr>
       <w:tblGrid>
-        <w:gridCol w:w="1441"/>
-        <w:gridCol w:w="1441"/>
-        <w:gridCol w:w="1441"/>
-        <w:gridCol w:w="1441"/>
-        <w:gridCol w:w="1441"/>
-        <w:gridCol w:w="1441"/>
+        <w:gridCol w:w="1729"/>
+        <w:gridCol w:w="1729"/>
+        <w:gridCol w:w="1729"/>
+        <w:gridCol w:w="1729"/>
+        <w:gridCol w:w="1729"/>
       </w:tblGrid>
       <w:tr>
         <w:tc>
           <w:tcPr>
-            <w:tcW w:type="dxa" w:w="1441"/>
+            <w:tcW w:type="dxa" w:w="1729"/>
           </w:tcPr>
           <w:p>
             <w:r>
@@ -1293,13 +1091,13 @@
                 <w:b/>
                 <w:sz w:val="20"/>
               </w:rPr>
-              <w:t>测试编号</w:t>
-            </w:r>
-          </w:p>
-        </w:tc>
-        <w:tc>
-          <w:tcPr>
-            <w:tcW w:type="dxa" w:w="1441"/>
+              <w:t>编号</w:t>
+            </w:r>
+          </w:p>
+        </w:tc>
+        <w:tc>
+          <w:tcPr>
+            <w:tcW w:type="dxa" w:w="1729"/>
           </w:tcPr>
           <w:p>
             <w:r>
@@ -1307,13 +1105,13 @@
                 <w:b/>
                 <w:sz w:val="20"/>
               </w:rPr>
-              <w:t>测试名称</w:t>
-            </w:r>
-          </w:p>
-        </w:tc>
-        <w:tc>
-          <w:tcPr>
-            <w:tcW w:type="dxa" w:w="1441"/>
+              <w:t>功能描述</w:t>
+            </w:r>
+          </w:p>
+        </w:tc>
+        <w:tc>
+          <w:tcPr>
+            <w:tcW w:type="dxa" w:w="1729"/>
           </w:tcPr>
           <w:p>
             <w:r>
@@ -1327,7 +1125,7 @@
         </w:tc>
         <w:tc>
           <w:tcPr>
-            <w:tcW w:type="dxa" w:w="1441"/>
+            <w:tcW w:type="dxa" w:w="1729"/>
           </w:tcPr>
           <w:p>
             <w:r>
@@ -1341,7 +1139,7 @@
         </w:tc>
         <w:tc>
           <w:tcPr>
-            <w:tcW w:type="dxa" w:w="1441"/>
+            <w:tcW w:type="dxa" w:w="1729"/>
           </w:tcPr>
           <w:p>
             <w:r>
@@ -1350,20 +1148,6 @@
                 <w:sz w:val="20"/>
               </w:rPr>
               <w:t>预期结果</w:t>
-            </w:r>
-          </w:p>
-        </w:tc>
-        <w:tc>
-          <w:tcPr>
-            <w:tcW w:type="dxa" w:w="1441"/>
-          </w:tcPr>
-          <w:p>
-            <w:r>
-              <w:rPr>
-                <w:b/>
-                <w:sz w:val="20"/>
-              </w:rPr>
-              <w:t>实际结果</w:t>
             </w:r>
           </w:p>
         </w:tc>
@@ -1371,79 +1155,736 @@
       <w:tr>
         <w:tc>
           <w:tcPr>
-            <w:tcW w:type="dxa" w:w="1441"/>
-          </w:tcPr>
-          <w:p>
-            <w:r>
-              <w:rPr>
-                <w:sz w:val="20"/>
-              </w:rPr>
-              <w:t>ASR-UI-001</w:t>
-            </w:r>
-          </w:p>
-        </w:tc>
-        <w:tc>
-          <w:tcPr>
-            <w:tcW w:type="dxa" w:w="1441"/>
-          </w:tcPr>
-          <w:p>
-            <w:r>
-              <w:rPr>
-                <w:sz w:val="20"/>
-              </w:rPr>
-              <w:t>list_microphones返回</w:t>
-            </w:r>
-          </w:p>
-        </w:tc>
-        <w:tc>
-          <w:tcPr>
-            <w:tcW w:type="dxa" w:w="1441"/>
-          </w:tcPr>
-          <w:p>
-            <w:r>
-              <w:rPr>
-                <w:sz w:val="20"/>
-              </w:rPr>
-              <w:t>PyAudio已安装</w:t>
-            </w:r>
-          </w:p>
-        </w:tc>
-        <w:tc>
-          <w:tcPr>
-            <w:tcW w:type="dxa" w:w="1441"/>
-          </w:tcPr>
-          <w:p>
-            <w:r>
-              <w:rPr>
-                <w:sz w:val="20"/>
-              </w:rPr>
-              <w:t>调用ASRClient.list_microphones()</w:t>
-            </w:r>
-          </w:p>
-        </w:tc>
-        <w:tc>
-          <w:tcPr>
-            <w:tcW w:type="dxa" w:w="1441"/>
-          </w:tcPr>
-          <w:p>
-            <w:r>
-              <w:rPr>
-                <w:sz w:val="20"/>
-              </w:rPr>
-              <w:t>返回设备列表</w:t>
-            </w:r>
-          </w:p>
-        </w:tc>
-        <w:tc>
-          <w:tcPr>
-            <w:tcW w:type="dxa" w:w="1441"/>
-          </w:tcPr>
-          <w:p>
-            <w:r>
-              <w:rPr>
-                <w:sz w:val="20"/>
-              </w:rPr>
-              <w:t>通过</w:t>
+            <w:tcW w:type="dxa" w:w="1729"/>
+          </w:tcPr>
+          <w:p>
+            <w:r>
+              <w:rPr>
+                <w:sz w:val="20"/>
+              </w:rPr>
+              <w:t>A-ADM-001</w:t>
+            </w:r>
+          </w:p>
+        </w:tc>
+        <w:tc>
+          <w:tcPr>
+            <w:tcW w:type="dxa" w:w="1729"/>
+          </w:tcPr>
+          <w:p>
+            <w:r>
+              <w:rPr>
+                <w:sz w:val="20"/>
+              </w:rPr>
+              <w:t>stats/overview</w:t>
+            </w:r>
+          </w:p>
+        </w:tc>
+        <w:tc>
+          <w:tcPr>
+            <w:tcW w:type="dxa" w:w="1729"/>
+          </w:tcPr>
+          <w:p>
+            <w:r>
+              <w:rPr>
+                <w:sz w:val="20"/>
+              </w:rPr>
+              <w:t>X-Admin-Key</w:t>
+            </w:r>
+          </w:p>
+        </w:tc>
+        <w:tc>
+          <w:tcPr>
+            <w:tcW w:type="dxa" w:w="1729"/>
+          </w:tcPr>
+          <w:p>
+            <w:r>
+              <w:rPr>
+                <w:sz w:val="20"/>
+              </w:rPr>
+              <w:t>GET</w:t>
+            </w:r>
+          </w:p>
+        </w:tc>
+        <w:tc>
+          <w:tcPr>
+            <w:tcW w:type="dxa" w:w="1729"/>
+          </w:tcPr>
+          <w:p>
+            <w:r>
+              <w:rPr>
+                <w:sz w:val="20"/>
+              </w:rPr>
+              <w:t>200</w:t>
+            </w:r>
+          </w:p>
+        </w:tc>
+      </w:tr>
+      <w:tr>
+        <w:tc>
+          <w:tcPr>
+            <w:tcW w:type="dxa" w:w="1729"/>
+          </w:tcPr>
+          <w:p>
+            <w:r>
+              <w:rPr>
+                <w:sz w:val="20"/>
+              </w:rPr>
+              <w:t>A-ADM-002</w:t>
+            </w:r>
+          </w:p>
+        </w:tc>
+        <w:tc>
+          <w:tcPr>
+            <w:tcW w:type="dxa" w:w="1729"/>
+          </w:tcPr>
+          <w:p>
+            <w:r>
+              <w:rPr>
+                <w:sz w:val="20"/>
+              </w:rPr>
+              <w:t>stats/top-tasks</w:t>
+            </w:r>
+          </w:p>
+        </w:tc>
+        <w:tc>
+          <w:tcPr>
+            <w:tcW w:type="dxa" w:w="1729"/>
+          </w:tcPr>
+          <w:p>
+            <w:r>
+              <w:rPr>
+                <w:sz w:val="20"/>
+              </w:rPr>
+              <w:t>X-Admin-Key</w:t>
+            </w:r>
+          </w:p>
+        </w:tc>
+        <w:tc>
+          <w:tcPr>
+            <w:tcW w:type="dxa" w:w="1729"/>
+          </w:tcPr>
+          <w:p>
+            <w:r>
+              <w:rPr>
+                <w:sz w:val="20"/>
+              </w:rPr>
+              <w:t>GET</w:t>
+            </w:r>
+          </w:p>
+        </w:tc>
+        <w:tc>
+          <w:tcPr>
+            <w:tcW w:type="dxa" w:w="1729"/>
+          </w:tcPr>
+          <w:p>
+            <w:r>
+              <w:rPr>
+                <w:sz w:val="20"/>
+              </w:rPr>
+              <w:t>200</w:t>
+            </w:r>
+          </w:p>
+        </w:tc>
+      </w:tr>
+      <w:tr>
+        <w:tc>
+          <w:tcPr>
+            <w:tcW w:type="dxa" w:w="1729"/>
+          </w:tcPr>
+          <w:p>
+            <w:r>
+              <w:rPr>
+                <w:sz w:val="20"/>
+              </w:rPr>
+              <w:t>A-ADM-003</w:t>
+            </w:r>
+          </w:p>
+        </w:tc>
+        <w:tc>
+          <w:tcPr>
+            <w:tcW w:type="dxa" w:w="1729"/>
+          </w:tcPr>
+          <w:p>
+            <w:r>
+              <w:rPr>
+                <w:sz w:val="20"/>
+              </w:rPr>
+              <w:t>stats/trend</w:t>
+            </w:r>
+          </w:p>
+        </w:tc>
+        <w:tc>
+          <w:tcPr>
+            <w:tcW w:type="dxa" w:w="1729"/>
+          </w:tcPr>
+          <w:p>
+            <w:r>
+              <w:rPr>
+                <w:sz w:val="20"/>
+              </w:rPr>
+              <w:t>X-Admin-Key</w:t>
+            </w:r>
+          </w:p>
+        </w:tc>
+        <w:tc>
+          <w:tcPr>
+            <w:tcW w:type="dxa" w:w="1729"/>
+          </w:tcPr>
+          <w:p>
+            <w:r>
+              <w:rPr>
+                <w:sz w:val="20"/>
+              </w:rPr>
+              <w:t>GET</w:t>
+            </w:r>
+          </w:p>
+        </w:tc>
+        <w:tc>
+          <w:tcPr>
+            <w:tcW w:type="dxa" w:w="1729"/>
+          </w:tcPr>
+          <w:p>
+            <w:r>
+              <w:rPr>
+                <w:sz w:val="20"/>
+              </w:rPr>
+              <w:t>200</w:t>
+            </w:r>
+          </w:p>
+        </w:tc>
+      </w:tr>
+      <w:tr>
+        <w:tc>
+          <w:tcPr>
+            <w:tcW w:type="dxa" w:w="1729"/>
+          </w:tcPr>
+          <w:p>
+            <w:r>
+              <w:rPr>
+                <w:sz w:val="20"/>
+              </w:rPr>
+              <w:t>A-ADM-004</w:t>
+            </w:r>
+          </w:p>
+        </w:tc>
+        <w:tc>
+          <w:tcPr>
+            <w:tcW w:type="dxa" w:w="1729"/>
+          </w:tcPr>
+          <w:p>
+            <w:r>
+              <w:rPr>
+                <w:sz w:val="20"/>
+              </w:rPr>
+              <w:t>stats/redline</w:t>
+            </w:r>
+          </w:p>
+        </w:tc>
+        <w:tc>
+          <w:tcPr>
+            <w:tcW w:type="dxa" w:w="1729"/>
+          </w:tcPr>
+          <w:p>
+            <w:r>
+              <w:rPr>
+                <w:sz w:val="20"/>
+              </w:rPr>
+              <w:t>X-Admin-Key</w:t>
+            </w:r>
+          </w:p>
+        </w:tc>
+        <w:tc>
+          <w:tcPr>
+            <w:tcW w:type="dxa" w:w="1729"/>
+          </w:tcPr>
+          <w:p>
+            <w:r>
+              <w:rPr>
+                <w:sz w:val="20"/>
+              </w:rPr>
+              <w:t>GET</w:t>
+            </w:r>
+          </w:p>
+        </w:tc>
+        <w:tc>
+          <w:tcPr>
+            <w:tcW w:type="dxa" w:w="1729"/>
+          </w:tcPr>
+          <w:p>
+            <w:r>
+              <w:rPr>
+                <w:sz w:val="20"/>
+              </w:rPr>
+              <w:t>200</w:t>
+            </w:r>
+          </w:p>
+        </w:tc>
+      </w:tr>
+      <w:tr>
+        <w:tc>
+          <w:tcPr>
+            <w:tcW w:type="dxa" w:w="1729"/>
+          </w:tcPr>
+          <w:p>
+            <w:r>
+              <w:rPr>
+                <w:sz w:val="20"/>
+              </w:rPr>
+              <w:t>A-ADM-005</w:t>
+            </w:r>
+          </w:p>
+        </w:tc>
+        <w:tc>
+          <w:tcPr>
+            <w:tcW w:type="dxa" w:w="1729"/>
+          </w:tcPr>
+          <w:p>
+            <w:r>
+              <w:rPr>
+                <w:sz w:val="20"/>
+              </w:rPr>
+              <w:t>stats/feedback</w:t>
+            </w:r>
+          </w:p>
+        </w:tc>
+        <w:tc>
+          <w:tcPr>
+            <w:tcW w:type="dxa" w:w="1729"/>
+          </w:tcPr>
+          <w:p>
+            <w:r>
+              <w:rPr>
+                <w:sz w:val="20"/>
+              </w:rPr>
+              <w:t>X-Admin-Key</w:t>
+            </w:r>
+          </w:p>
+        </w:tc>
+        <w:tc>
+          <w:tcPr>
+            <w:tcW w:type="dxa" w:w="1729"/>
+          </w:tcPr>
+          <w:p>
+            <w:r>
+              <w:rPr>
+                <w:sz w:val="20"/>
+              </w:rPr>
+              <w:t>GET</w:t>
+            </w:r>
+          </w:p>
+        </w:tc>
+        <w:tc>
+          <w:tcPr>
+            <w:tcW w:type="dxa" w:w="1729"/>
+          </w:tcPr>
+          <w:p>
+            <w:r>
+              <w:rPr>
+                <w:sz w:val="20"/>
+              </w:rPr>
+              <w:t>200</w:t>
+            </w:r>
+          </w:p>
+        </w:tc>
+      </w:tr>
+      <w:tr>
+        <w:tc>
+          <w:tcPr>
+            <w:tcW w:type="dxa" w:w="1729"/>
+          </w:tcPr>
+          <w:p>
+            <w:r>
+              <w:rPr>
+                <w:sz w:val="20"/>
+              </w:rPr>
+              <w:t>A-ADM-006</w:t>
+            </w:r>
+          </w:p>
+        </w:tc>
+        <w:tc>
+          <w:tcPr>
+            <w:tcW w:type="dxa" w:w="1729"/>
+          </w:tcPr>
+          <w:p>
+            <w:r>
+              <w:rPr>
+                <w:sz w:val="20"/>
+              </w:rPr>
+              <w:t>failures/list</w:t>
+            </w:r>
+          </w:p>
+        </w:tc>
+        <w:tc>
+          <w:tcPr>
+            <w:tcW w:type="dxa" w:w="1729"/>
+          </w:tcPr>
+          <w:p>
+            <w:r>
+              <w:rPr>
+                <w:sz w:val="20"/>
+              </w:rPr>
+              <w:t>X-Admin-Key</w:t>
+            </w:r>
+          </w:p>
+        </w:tc>
+        <w:tc>
+          <w:tcPr>
+            <w:tcW w:type="dxa" w:w="1729"/>
+          </w:tcPr>
+          <w:p>
+            <w:r>
+              <w:rPr>
+                <w:sz w:val="20"/>
+              </w:rPr>
+              <w:t>GET</w:t>
+            </w:r>
+          </w:p>
+        </w:tc>
+        <w:tc>
+          <w:tcPr>
+            <w:tcW w:type="dxa" w:w="1729"/>
+          </w:tcPr>
+          <w:p>
+            <w:r>
+              <w:rPr>
+                <w:sz w:val="20"/>
+              </w:rPr>
+              <w:t>200</w:t>
+            </w:r>
+          </w:p>
+        </w:tc>
+      </w:tr>
+      <w:tr>
+        <w:tc>
+          <w:tcPr>
+            <w:tcW w:type="dxa" w:w="1729"/>
+          </w:tcPr>
+          <w:p>
+            <w:r>
+              <w:rPr>
+                <w:sz w:val="20"/>
+              </w:rPr>
+              <w:t>A-ADM-007</w:t>
+            </w:r>
+          </w:p>
+        </w:tc>
+        <w:tc>
+          <w:tcPr>
+            <w:tcW w:type="dxa" w:w="1729"/>
+          </w:tcPr>
+          <w:p>
+            <w:r>
+              <w:rPr>
+                <w:sz w:val="20"/>
+              </w:rPr>
+              <w:t>failures/detail</w:t>
+            </w:r>
+          </w:p>
+        </w:tc>
+        <w:tc>
+          <w:tcPr>
+            <w:tcW w:type="dxa" w:w="1729"/>
+          </w:tcPr>
+          <w:p>
+            <w:r>
+              <w:rPr>
+                <w:sz w:val="20"/>
+              </w:rPr>
+              <w:t>X-Admin-Key</w:t>
+            </w:r>
+          </w:p>
+        </w:tc>
+        <w:tc>
+          <w:tcPr>
+            <w:tcW w:type="dxa" w:w="1729"/>
+          </w:tcPr>
+          <w:p>
+            <w:r>
+              <w:rPr>
+                <w:sz w:val="20"/>
+              </w:rPr>
+              <w:t>GET</w:t>
+            </w:r>
+          </w:p>
+        </w:tc>
+        <w:tc>
+          <w:tcPr>
+            <w:tcW w:type="dxa" w:w="1729"/>
+          </w:tcPr>
+          <w:p>
+            <w:r>
+              <w:rPr>
+                <w:sz w:val="20"/>
+              </w:rPr>
+              <w:t>200或404</w:t>
+            </w:r>
+          </w:p>
+        </w:tc>
+      </w:tr>
+      <w:tr>
+        <w:tc>
+          <w:tcPr>
+            <w:tcW w:type="dxa" w:w="1729"/>
+          </w:tcPr>
+          <w:p>
+            <w:r>
+              <w:rPr>
+                <w:sz w:val="20"/>
+              </w:rPr>
+              <w:t>A-ADM-008</w:t>
+            </w:r>
+          </w:p>
+        </w:tc>
+        <w:tc>
+          <w:tcPr>
+            <w:tcW w:type="dxa" w:w="1729"/>
+          </w:tcPr>
+          <w:p>
+            <w:r>
+              <w:rPr>
+                <w:sz w:val="20"/>
+              </w:rPr>
+              <w:t>config/current</w:t>
+            </w:r>
+          </w:p>
+        </w:tc>
+        <w:tc>
+          <w:tcPr>
+            <w:tcW w:type="dxa" w:w="1729"/>
+          </w:tcPr>
+          <w:p>
+            <w:r>
+              <w:rPr>
+                <w:sz w:val="20"/>
+              </w:rPr>
+              <w:t>X-Admin-Key</w:t>
+            </w:r>
+          </w:p>
+        </w:tc>
+        <w:tc>
+          <w:tcPr>
+            <w:tcW w:type="dxa" w:w="1729"/>
+          </w:tcPr>
+          <w:p>
+            <w:r>
+              <w:rPr>
+                <w:sz w:val="20"/>
+              </w:rPr>
+              <w:t>GET</w:t>
+            </w:r>
+          </w:p>
+        </w:tc>
+        <w:tc>
+          <w:tcPr>
+            <w:tcW w:type="dxa" w:w="1729"/>
+          </w:tcPr>
+          <w:p>
+            <w:r>
+              <w:rPr>
+                <w:sz w:val="20"/>
+              </w:rPr>
+              <w:t>200</w:t>
+            </w:r>
+          </w:p>
+        </w:tc>
+      </w:tr>
+      <w:tr>
+        <w:tc>
+          <w:tcPr>
+            <w:tcW w:type="dxa" w:w="1729"/>
+          </w:tcPr>
+          <w:p>
+            <w:r>
+              <w:rPr>
+                <w:sz w:val="20"/>
+              </w:rPr>
+              <w:t>A-ADM-009</w:t>
+            </w:r>
+          </w:p>
+        </w:tc>
+        <w:tc>
+          <w:tcPr>
+            <w:tcW w:type="dxa" w:w="1729"/>
+          </w:tcPr>
+          <w:p>
+            <w:r>
+              <w:rPr>
+                <w:sz w:val="20"/>
+              </w:rPr>
+              <w:t>config/deploy</w:t>
+            </w:r>
+          </w:p>
+        </w:tc>
+        <w:tc>
+          <w:tcPr>
+            <w:tcW w:type="dxa" w:w="1729"/>
+          </w:tcPr>
+          <w:p>
+            <w:r>
+              <w:rPr>
+                <w:sz w:val="20"/>
+              </w:rPr>
+              <w:t>X-Admin-Key</w:t>
+            </w:r>
+          </w:p>
+        </w:tc>
+        <w:tc>
+          <w:tcPr>
+            <w:tcW w:type="dxa" w:w="1729"/>
+          </w:tcPr>
+          <w:p>
+            <w:r>
+              <w:rPr>
+                <w:sz w:val="20"/>
+              </w:rPr>
+              <w:t>POST {key:val}</w:t>
+            </w:r>
+          </w:p>
+        </w:tc>
+        <w:tc>
+          <w:tcPr>
+            <w:tcW w:type="dxa" w:w="1729"/>
+          </w:tcPr>
+          <w:p>
+            <w:r>
+              <w:rPr>
+                <w:sz w:val="20"/>
+              </w:rPr>
+              <w:t>200,deployed=true</w:t>
+            </w:r>
+          </w:p>
+        </w:tc>
+      </w:tr>
+      <w:tr>
+        <w:tc>
+          <w:tcPr>
+            <w:tcW w:type="dxa" w:w="1729"/>
+          </w:tcPr>
+          <w:p>
+            <w:r>
+              <w:rPr>
+                <w:sz w:val="20"/>
+              </w:rPr>
+              <w:t>A-ADM-010</w:t>
+            </w:r>
+          </w:p>
+        </w:tc>
+        <w:tc>
+          <w:tcPr>
+            <w:tcW w:type="dxa" w:w="1729"/>
+          </w:tcPr>
+          <w:p>
+            <w:r>
+              <w:rPr>
+                <w:sz w:val="20"/>
+              </w:rPr>
+              <w:t>metrics</w:t>
+            </w:r>
+          </w:p>
+        </w:tc>
+        <w:tc>
+          <w:tcPr>
+            <w:tcW w:type="dxa" w:w="1729"/>
+          </w:tcPr>
+          <w:p>
+            <w:r>
+              <w:rPr>
+                <w:sz w:val="20"/>
+              </w:rPr>
+              <w:t>X-Admin-Key</w:t>
+            </w:r>
+          </w:p>
+        </w:tc>
+        <w:tc>
+          <w:tcPr>
+            <w:tcW w:type="dxa" w:w="1729"/>
+          </w:tcPr>
+          <w:p>
+            <w:r>
+              <w:rPr>
+                <w:sz w:val="20"/>
+              </w:rPr>
+              <w:t>GET</w:t>
+            </w:r>
+          </w:p>
+        </w:tc>
+        <w:tc>
+          <w:tcPr>
+            <w:tcW w:type="dxa" w:w="1729"/>
+          </w:tcPr>
+          <w:p>
+            <w:r>
+              <w:rPr>
+                <w:sz w:val="20"/>
+              </w:rPr>
+              <w:t>200,new_JIMI专属</w:t>
+            </w:r>
+          </w:p>
+        </w:tc>
+      </w:tr>
+      <w:tr>
+        <w:tc>
+          <w:tcPr>
+            <w:tcW w:type="dxa" w:w="1729"/>
+          </w:tcPr>
+          <w:p>
+            <w:r>
+              <w:rPr>
+                <w:sz w:val="20"/>
+              </w:rPr>
+              <w:t>A-ADM-011</w:t>
+            </w:r>
+          </w:p>
+        </w:tc>
+        <w:tc>
+          <w:tcPr>
+            <w:tcW w:type="dxa" w:w="1729"/>
+          </w:tcPr>
+          <w:p>
+            <w:r>
+              <w:rPr>
+                <w:sz w:val="20"/>
+              </w:rPr>
+              <w:t>session/status</w:t>
+            </w:r>
+          </w:p>
+        </w:tc>
+        <w:tc>
+          <w:tcPr>
+            <w:tcW w:type="dxa" w:w="1729"/>
+          </w:tcPr>
+          <w:p>
+            <w:r>
+              <w:rPr>
+                <w:sz w:val="20"/>
+              </w:rPr>
+              <w:t>X-Admin-Key</w:t>
+            </w:r>
+          </w:p>
+        </w:tc>
+        <w:tc>
+          <w:tcPr>
+            <w:tcW w:type="dxa" w:w="1729"/>
+          </w:tcPr>
+          <w:p>
+            <w:r>
+              <w:rPr>
+                <w:sz w:val="20"/>
+              </w:rPr>
+              <w:t>GET</w:t>
+            </w:r>
+          </w:p>
+        </w:tc>
+        <w:tc>
+          <w:tcPr>
+            <w:tcW w:type="dxa" w:w="1729"/>
+          </w:tcPr>
+          <w:p>
+            <w:r>
+              <w:rPr>
+                <w:sz w:val="20"/>
+              </w:rPr>
+              <w:t>200,new_JIMI专属</w:t>
             </w:r>
           </w:p>
         </w:tc>
@@ -1461,26 +1902,14 @@
     </w:p>
     <w:p>
       <w:pPr>
-        <w:spacing w:before="200" w:after="80"/>
+        <w:spacing w:before="200" w:after="120"/>
       </w:pPr>
       <w:r>
         <w:rPr>
           <w:b/>
-          <w:sz w:val="26"/>
+          <w:sz w:val="28"/>
         </w:rPr>
-        <w:t>2.5.2 C-TTS 语音合成模块</w:t>
-      </w:r>
-    </w:p>
-    <w:p>
-      <w:pPr>
-        <w:spacing w:before="160" w:after="60"/>
-      </w:pPr>
-      <w:r>
-        <w:rPr>
-          <w:b/>
-          <w:sz w:val="24"/>
-        </w:rPr>
-        <w:t>2.5.2.1 功能测试</w:t>
+        <w:t>3. A端 — 审计/配置/认证/流/监控 (7)</w:t>
       </w:r>
     </w:p>
     <w:tbl>
@@ -1490,17 +1919,16 @@
         <w:tblLook w:firstColumn="1" w:firstRow="1" w:lastColumn="0" w:lastRow="0" w:noHBand="0" w:noVBand="1" w:val="04A0"/>
       </w:tblPr>
       <w:tblGrid>
-        <w:gridCol w:w="1441"/>
-        <w:gridCol w:w="1441"/>
-        <w:gridCol w:w="1441"/>
-        <w:gridCol w:w="1441"/>
-        <w:gridCol w:w="1441"/>
-        <w:gridCol w:w="1441"/>
+        <w:gridCol w:w="1729"/>
+        <w:gridCol w:w="1729"/>
+        <w:gridCol w:w="1729"/>
+        <w:gridCol w:w="1729"/>
+        <w:gridCol w:w="1729"/>
       </w:tblGrid>
       <w:tr>
         <w:tc>
           <w:tcPr>
-            <w:tcW w:type="dxa" w:w="1441"/>
+            <w:tcW w:type="dxa" w:w="1729"/>
           </w:tcPr>
           <w:p>
             <w:r>
@@ -1508,13 +1936,13 @@
                 <w:b/>
                 <w:sz w:val="20"/>
               </w:rPr>
-              <w:t>测试编号</w:t>
-            </w:r>
-          </w:p>
-        </w:tc>
-        <w:tc>
-          <w:tcPr>
-            <w:tcW w:type="dxa" w:w="1441"/>
+              <w:t>编号</w:t>
+            </w:r>
+          </w:p>
+        </w:tc>
+        <w:tc>
+          <w:tcPr>
+            <w:tcW w:type="dxa" w:w="1729"/>
           </w:tcPr>
           <w:p>
             <w:r>
@@ -1522,13 +1950,13 @@
                 <w:b/>
                 <w:sz w:val="20"/>
               </w:rPr>
-              <w:t>测试名称</w:t>
-            </w:r>
-          </w:p>
-        </w:tc>
-        <w:tc>
-          <w:tcPr>
-            <w:tcW w:type="dxa" w:w="1441"/>
+              <w:t>功能描述</w:t>
+            </w:r>
+          </w:p>
+        </w:tc>
+        <w:tc>
+          <w:tcPr>
+            <w:tcW w:type="dxa" w:w="1729"/>
           </w:tcPr>
           <w:p>
             <w:r>
@@ -1542,7 +1970,7 @@
         </w:tc>
         <w:tc>
           <w:tcPr>
-            <w:tcW w:type="dxa" w:w="1441"/>
+            <w:tcW w:type="dxa" w:w="1729"/>
           </w:tcPr>
           <w:p>
             <w:r>
@@ -1556,7 +1984,7 @@
         </w:tc>
         <w:tc>
           <w:tcPr>
-            <w:tcW w:type="dxa" w:w="1441"/>
+            <w:tcW w:type="dxa" w:w="1729"/>
           </w:tcPr>
           <w:p>
             <w:r>
@@ -1565,20 +1993,6 @@
                 <w:sz w:val="20"/>
               </w:rPr>
               <w:t>预期结果</w:t>
-            </w:r>
-          </w:p>
-        </w:tc>
-        <w:tc>
-          <w:tcPr>
-            <w:tcW w:type="dxa" w:w="1441"/>
-          </w:tcPr>
-          <w:p>
-            <w:r>
-              <w:rPr>
-                <w:b/>
-                <w:sz w:val="20"/>
-              </w:rPr>
-              <w:t>实际结果</w:t>
             </w:r>
           </w:p>
         </w:tc>
@@ -1586,79 +2000,66 @@
       <w:tr>
         <w:tc>
           <w:tcPr>
-            <w:tcW w:type="dxa" w:w="1441"/>
-          </w:tcPr>
-          <w:p>
-            <w:r>
-              <w:rPr>
-                <w:sz w:val="20"/>
-              </w:rPr>
-              <w:t>TTS-001</w:t>
-            </w:r>
-          </w:p>
-        </w:tc>
-        <w:tc>
-          <w:tcPr>
-            <w:tcW w:type="dxa" w:w="1441"/>
-          </w:tcPr>
-          <w:p>
-            <w:r>
-              <w:rPr>
-                <w:sz w:val="20"/>
-              </w:rPr>
-              <w:t>引擎初始化</w:t>
-            </w:r>
-          </w:p>
-        </w:tc>
-        <w:tc>
-          <w:tcPr>
-            <w:tcW w:type="dxa" w:w="1441"/>
-          </w:tcPr>
-          <w:p>
-            <w:r>
-              <w:rPr>
-                <w:sz w:val="20"/>
-              </w:rPr>
-              <w:t>pyttsx3已安装</w:t>
-            </w:r>
-          </w:p>
-        </w:tc>
-        <w:tc>
-          <w:tcPr>
-            <w:tcW w:type="dxa" w:w="1441"/>
-          </w:tcPr>
-          <w:p>
-            <w:r>
-              <w:rPr>
-                <w:sz w:val="20"/>
-              </w:rPr>
-              <w:t>TTSEngine()</w:t>
-            </w:r>
-          </w:p>
-        </w:tc>
-        <w:tc>
-          <w:tcPr>
-            <w:tcW w:type="dxa" w:w="1441"/>
-          </w:tcPr>
-          <w:p>
-            <w:r>
-              <w:rPr>
-                <w:sz w:val="20"/>
-              </w:rPr>
-              <w:t>is_available=True</w:t>
-            </w:r>
-          </w:p>
-        </w:tc>
-        <w:tc>
-          <w:tcPr>
-            <w:tcW w:type="dxa" w:w="1441"/>
-          </w:tcPr>
-          <w:p>
-            <w:r>
-              <w:rPr>
-                <w:sz w:val="20"/>
-              </w:rPr>
-              <w:t>通过</w:t>
+            <w:tcW w:type="dxa" w:w="1729"/>
+          </w:tcPr>
+          <w:p>
+            <w:r>
+              <w:rPr>
+                <w:sz w:val="20"/>
+              </w:rPr>
+              <w:t>A-AUD-001</w:t>
+            </w:r>
+          </w:p>
+        </w:tc>
+        <w:tc>
+          <w:tcPr>
+            <w:tcW w:type="dxa" w:w="1729"/>
+          </w:tcPr>
+          <w:p>
+            <w:r>
+              <w:rPr>
+                <w:sz w:val="20"/>
+              </w:rPr>
+              <w:t>audit/report</w:t>
+            </w:r>
+          </w:p>
+        </w:tc>
+        <w:tc>
+          <w:tcPr>
+            <w:tcW w:type="dxa" w:w="1729"/>
+          </w:tcPr>
+          <w:p>
+            <w:r>
+              <w:rPr>
+                <w:sz w:val="20"/>
+              </w:rPr>
+              <w:t>X-Demo-Key</w:t>
+            </w:r>
+          </w:p>
+        </w:tc>
+        <w:tc>
+          <w:tcPr>
+            <w:tcW w:type="dxa" w:w="1729"/>
+          </w:tcPr>
+          <w:p>
+            <w:r>
+              <w:rPr>
+                <w:sz w:val="20"/>
+              </w:rPr>
+              <w:t>POST batch</w:t>
+            </w:r>
+          </w:p>
+        </w:tc>
+        <w:tc>
+          <w:tcPr>
+            <w:tcW w:type="dxa" w:w="1729"/>
+          </w:tcPr>
+          <w:p>
+            <w:r>
+              <w:rPr>
+                <w:sz w:val="20"/>
+              </w:rPr>
+              <w:t>200,received&gt;=1</w:t>
             </w:r>
           </w:p>
         </w:tc>
@@ -1666,79 +2067,66 @@
       <w:tr>
         <w:tc>
           <w:tcPr>
-            <w:tcW w:type="dxa" w:w="1441"/>
-          </w:tcPr>
-          <w:p>
-            <w:r>
-              <w:rPr>
-                <w:sz w:val="20"/>
-              </w:rPr>
-              <w:t>TTS-002</w:t>
-            </w:r>
-          </w:p>
-        </w:tc>
-        <w:tc>
-          <w:tcPr>
-            <w:tcW w:type="dxa" w:w="1441"/>
-          </w:tcPr>
-          <w:p>
-            <w:r>
-              <w:rPr>
-                <w:sz w:val="20"/>
-              </w:rPr>
-              <w:t>单条播报</w:t>
-            </w:r>
-          </w:p>
-        </w:tc>
-        <w:tc>
-          <w:tcPr>
-            <w:tcW w:type="dxa" w:w="1441"/>
-          </w:tcPr>
-          <w:p>
-            <w:r>
-              <w:rPr>
-                <w:sz w:val="20"/>
-              </w:rPr>
-              <w:t>扬声器可用</w:t>
-            </w:r>
-          </w:p>
-        </w:tc>
-        <w:tc>
-          <w:tcPr>
-            <w:tcW w:type="dxa" w:w="1441"/>
-          </w:tcPr>
-          <w:p>
-            <w:r>
-              <w:rPr>
-                <w:sz w:val="20"/>
-              </w:rPr>
-              <w:t>enqueue("测试")→等待</w:t>
-            </w:r>
-          </w:p>
-        </w:tc>
-        <w:tc>
-          <w:tcPr>
-            <w:tcW w:type="dxa" w:w="1441"/>
-          </w:tcPr>
-          <w:p>
-            <w:r>
-              <w:rPr>
-                <w:sz w:val="20"/>
-              </w:rPr>
-              <w:t>status=COMPLETED</w:t>
-            </w:r>
-          </w:p>
-        </w:tc>
-        <w:tc>
-          <w:tcPr>
-            <w:tcW w:type="dxa" w:w="1441"/>
-          </w:tcPr>
-          <w:p>
-            <w:r>
-              <w:rPr>
-                <w:sz w:val="20"/>
-              </w:rPr>
-              <w:t>通过</w:t>
+            <w:tcW w:type="dxa" w:w="1729"/>
+          </w:tcPr>
+          <w:p>
+            <w:r>
+              <w:rPr>
+                <w:sz w:val="20"/>
+              </w:rPr>
+              <w:t>A-AUD-002</w:t>
+            </w:r>
+          </w:p>
+        </w:tc>
+        <w:tc>
+          <w:tcPr>
+            <w:tcW w:type="dxa" w:w="1729"/>
+          </w:tcPr>
+          <w:p>
+            <w:r>
+              <w:rPr>
+                <w:sz w:val="20"/>
+              </w:rPr>
+              <w:t>audit/feedback</w:t>
+            </w:r>
+          </w:p>
+        </w:tc>
+        <w:tc>
+          <w:tcPr>
+            <w:tcW w:type="dxa" w:w="1729"/>
+          </w:tcPr>
+          <w:p>
+            <w:r>
+              <w:rPr>
+                <w:sz w:val="20"/>
+              </w:rPr>
+              <w:t>X-Demo-Key</w:t>
+            </w:r>
+          </w:p>
+        </w:tc>
+        <w:tc>
+          <w:tcPr>
+            <w:tcW w:type="dxa" w:w="1729"/>
+          </w:tcPr>
+          <w:p>
+            <w:r>
+              <w:rPr>
+                <w:sz w:val="20"/>
+              </w:rPr>
+              <w:t>POST {task_id,type}</w:t>
+            </w:r>
+          </w:p>
+        </w:tc>
+        <w:tc>
+          <w:tcPr>
+            <w:tcW w:type="dxa" w:w="1729"/>
+          </w:tcPr>
+          <w:p>
+            <w:r>
+              <w:rPr>
+                <w:sz w:val="20"/>
+              </w:rPr>
+              <w:t>200,received=true</w:t>
             </w:r>
           </w:p>
         </w:tc>
@@ -1746,79 +2134,66 @@
       <w:tr>
         <w:tc>
           <w:tcPr>
-            <w:tcW w:type="dxa" w:w="1441"/>
-          </w:tcPr>
-          <w:p>
-            <w:r>
-              <w:rPr>
-                <w:sz w:val="20"/>
-              </w:rPr>
-              <w:t>TTS-003</w:t>
-            </w:r>
-          </w:p>
-        </w:tc>
-        <w:tc>
-          <w:tcPr>
-            <w:tcW w:type="dxa" w:w="1441"/>
-          </w:tcPr>
-          <w:p>
-            <w:r>
-              <w:rPr>
-                <w:sz w:val="20"/>
-              </w:rPr>
-              <w:t>FIFO队列</w:t>
-            </w:r>
-          </w:p>
-        </w:tc>
-        <w:tc>
-          <w:tcPr>
-            <w:tcW w:type="dxa" w:w="1441"/>
-          </w:tcPr>
-          <w:p>
-            <w:r>
-              <w:rPr>
-                <w:sz w:val="20"/>
-              </w:rPr>
-              <w:t>扬声器可用</w:t>
-            </w:r>
-          </w:p>
-        </w:tc>
-        <w:tc>
-          <w:tcPr>
-            <w:tcW w:type="dxa" w:w="1441"/>
-          </w:tcPr>
-          <w:p>
-            <w:r>
-              <w:rPr>
-                <w:sz w:val="20"/>
-              </w:rPr>
-              <w:t>连续enqueue 3条</w:t>
-            </w:r>
-          </w:p>
-        </w:tc>
-        <w:tc>
-          <w:tcPr>
-            <w:tcW w:type="dxa" w:w="1441"/>
-          </w:tcPr>
-          <w:p>
-            <w:r>
-              <w:rPr>
-                <w:sz w:val="20"/>
-              </w:rPr>
-              <w:t>按顺序播放</w:t>
-            </w:r>
-          </w:p>
-        </w:tc>
-        <w:tc>
-          <w:tcPr>
-            <w:tcW w:type="dxa" w:w="1441"/>
-          </w:tcPr>
-          <w:p>
-            <w:r>
-              <w:rPr>
-                <w:sz w:val="20"/>
-              </w:rPr>
-              <w:t>通过</w:t>
+            <w:tcW w:type="dxa" w:w="1729"/>
+          </w:tcPr>
+          <w:p>
+            <w:r>
+              <w:rPr>
+                <w:sz w:val="20"/>
+              </w:rPr>
+              <w:t>A-CFG-001</w:t>
+            </w:r>
+          </w:p>
+        </w:tc>
+        <w:tc>
+          <w:tcPr>
+            <w:tcW w:type="dxa" w:w="1729"/>
+          </w:tcPr>
+          <w:p>
+            <w:r>
+              <w:rPr>
+                <w:sz w:val="20"/>
+              </w:rPr>
+              <w:t>config/pull ETag</w:t>
+            </w:r>
+          </w:p>
+        </w:tc>
+        <w:tc>
+          <w:tcPr>
+            <w:tcW w:type="dxa" w:w="1729"/>
+          </w:tcPr>
+          <w:p>
+            <w:r>
+              <w:rPr>
+                <w:sz w:val="20"/>
+              </w:rPr>
+              <w:t>X-Demo-Key</w:t>
+            </w:r>
+          </w:p>
+        </w:tc>
+        <w:tc>
+          <w:tcPr>
+            <w:tcW w:type="dxa" w:w="1729"/>
+          </w:tcPr>
+          <w:p>
+            <w:r>
+              <w:rPr>
+                <w:sz w:val="20"/>
+              </w:rPr>
+              <w:t>GET +If-None-Match</w:t>
+            </w:r>
+          </w:p>
+        </w:tc>
+        <w:tc>
+          <w:tcPr>
+            <w:tcW w:type="dxa" w:w="1729"/>
+          </w:tcPr>
+          <w:p>
+            <w:r>
+              <w:rPr>
+                <w:sz w:val="20"/>
+              </w:rPr>
+              <w:t>200或304</w:t>
             </w:r>
           </w:p>
         </w:tc>
@@ -1826,79 +2201,267 @@
       <w:tr>
         <w:tc>
           <w:tcPr>
-            <w:tcW w:type="dxa" w:w="1441"/>
-          </w:tcPr>
-          <w:p>
-            <w:r>
-              <w:rPr>
-                <w:sz w:val="20"/>
-              </w:rPr>
-              <w:t>TTS-004</w:t>
-            </w:r>
-          </w:p>
-        </w:tc>
-        <w:tc>
-          <w:tcPr>
-            <w:tcW w:type="dxa" w:w="1441"/>
-          </w:tcPr>
-          <w:p>
-            <w:r>
-              <w:rPr>
-                <w:sz w:val="20"/>
-              </w:rPr>
-              <w:t>优先级打断</w:t>
-            </w:r>
-          </w:p>
-        </w:tc>
-        <w:tc>
-          <w:tcPr>
-            <w:tcW w:type="dxa" w:w="1441"/>
-          </w:tcPr>
-          <w:p>
-            <w:r>
-              <w:rPr>
-                <w:sz w:val="20"/>
-              </w:rPr>
-              <w:t>扬声器可用</w:t>
-            </w:r>
-          </w:p>
-        </w:tc>
-        <w:tc>
-          <w:tcPr>
-            <w:tcW w:type="dxa" w:w="1441"/>
-          </w:tcPr>
-          <w:p>
-            <w:r>
-              <w:rPr>
-                <w:sz w:val="20"/>
-              </w:rPr>
-              <w:t>enqueue(紧急,interrupt)</w:t>
-            </w:r>
-          </w:p>
-        </w:tc>
-        <w:tc>
-          <w:tcPr>
-            <w:tcW w:type="dxa" w:w="1441"/>
-          </w:tcPr>
-          <w:p>
-            <w:r>
-              <w:rPr>
-                <w:sz w:val="20"/>
-              </w:rPr>
-              <w:t>打断当前</w:t>
-            </w:r>
-          </w:p>
-        </w:tc>
-        <w:tc>
-          <w:tcPr>
-            <w:tcW w:type="dxa" w:w="1441"/>
-          </w:tcPr>
-          <w:p>
-            <w:r>
-              <w:rPr>
-                <w:sz w:val="20"/>
-              </w:rPr>
-              <w:t>通过</w:t>
+            <w:tcW w:type="dxa" w:w="1729"/>
+          </w:tcPr>
+          <w:p>
+            <w:r>
+              <w:rPr>
+                <w:sz w:val="20"/>
+              </w:rPr>
+              <w:t>A-AUTH-001</w:t>
+            </w:r>
+          </w:p>
+        </w:tc>
+        <w:tc>
+          <w:tcPr>
+            <w:tcW w:type="dxa" w:w="1729"/>
+          </w:tcPr>
+          <w:p>
+            <w:r>
+              <w:rPr>
+                <w:sz w:val="20"/>
+              </w:rPr>
+              <w:t>auth/login JWT</w:t>
+            </w:r>
+          </w:p>
+        </w:tc>
+        <w:tc>
+          <w:tcPr>
+            <w:tcW w:type="dxa" w:w="1729"/>
+          </w:tcPr>
+          <w:p>
+            <w:r>
+              <w:rPr>
+                <w:sz w:val="20"/>
+              </w:rPr>
+              <w:t>无认证</w:t>
+            </w:r>
+          </w:p>
+        </w:tc>
+        <w:tc>
+          <w:tcPr>
+            <w:tcW w:type="dxa" w:w="1729"/>
+          </w:tcPr>
+          <w:p>
+            <w:r>
+              <w:rPr>
+                <w:sz w:val="20"/>
+              </w:rPr>
+              <w:t>POST {user,pass}</w:t>
+            </w:r>
+          </w:p>
+        </w:tc>
+        <w:tc>
+          <w:tcPr>
+            <w:tcW w:type="dxa" w:w="1729"/>
+          </w:tcPr>
+          <w:p>
+            <w:r>
+              <w:rPr>
+                <w:sz w:val="20"/>
+              </w:rPr>
+              <w:t>200,token&gt;20chars</w:t>
+            </w:r>
+          </w:p>
+        </w:tc>
+      </w:tr>
+      <w:tr>
+        <w:tc>
+          <w:tcPr>
+            <w:tcW w:type="dxa" w:w="1729"/>
+          </w:tcPr>
+          <w:p>
+            <w:r>
+              <w:rPr>
+                <w:sz w:val="20"/>
+              </w:rPr>
+              <w:t>A-FLW-001</w:t>
+            </w:r>
+          </w:p>
+        </w:tc>
+        <w:tc>
+          <w:tcPr>
+            <w:tcW w:type="dxa" w:w="1729"/>
+          </w:tcPr>
+          <w:p>
+            <w:r>
+              <w:rPr>
+                <w:sz w:val="20"/>
+              </w:rPr>
+              <w:t>flow/topology</w:t>
+            </w:r>
+          </w:p>
+        </w:tc>
+        <w:tc>
+          <w:tcPr>
+            <w:tcW w:type="dxa" w:w="1729"/>
+          </w:tcPr>
+          <w:p>
+            <w:r>
+              <w:rPr>
+                <w:sz w:val="20"/>
+              </w:rPr>
+              <w:t>X-Admin-Key</w:t>
+            </w:r>
+          </w:p>
+        </w:tc>
+        <w:tc>
+          <w:tcPr>
+            <w:tcW w:type="dxa" w:w="1729"/>
+          </w:tcPr>
+          <w:p>
+            <w:r>
+              <w:rPr>
+                <w:sz w:val="20"/>
+              </w:rPr>
+              <w:t>GET</w:t>
+            </w:r>
+          </w:p>
+        </w:tc>
+        <w:tc>
+          <w:tcPr>
+            <w:tcW w:type="dxa" w:w="1729"/>
+          </w:tcPr>
+          <w:p>
+            <w:r>
+              <w:rPr>
+                <w:sz w:val="20"/>
+              </w:rPr>
+              <w:t>200,6nodes</w:t>
+            </w:r>
+          </w:p>
+        </w:tc>
+      </w:tr>
+      <w:tr>
+        <w:tc>
+          <w:tcPr>
+            <w:tcW w:type="dxa" w:w="1729"/>
+          </w:tcPr>
+          <w:p>
+            <w:r>
+              <w:rPr>
+                <w:sz w:val="20"/>
+              </w:rPr>
+              <w:t>A-MON-001</w:t>
+            </w:r>
+          </w:p>
+        </w:tc>
+        <w:tc>
+          <w:tcPr>
+            <w:tcW w:type="dxa" w:w="1729"/>
+          </w:tcPr>
+          <w:p>
+            <w:r>
+              <w:rPr>
+                <w:sz w:val="20"/>
+              </w:rPr>
+              <w:t>monitor/health</w:t>
+            </w:r>
+          </w:p>
+        </w:tc>
+        <w:tc>
+          <w:tcPr>
+            <w:tcW w:type="dxa" w:w="1729"/>
+          </w:tcPr>
+          <w:p>
+            <w:r>
+              <w:rPr>
+                <w:sz w:val="20"/>
+              </w:rPr>
+              <w:t>X-Admin-Key</w:t>
+            </w:r>
+          </w:p>
+        </w:tc>
+        <w:tc>
+          <w:tcPr>
+            <w:tcW w:type="dxa" w:w="1729"/>
+          </w:tcPr>
+          <w:p>
+            <w:r>
+              <w:rPr>
+                <w:sz w:val="20"/>
+              </w:rPr>
+              <w:t>GET</w:t>
+            </w:r>
+          </w:p>
+        </w:tc>
+        <w:tc>
+          <w:tcPr>
+            <w:tcW w:type="dxa" w:w="1729"/>
+          </w:tcPr>
+          <w:p>
+            <w:r>
+              <w:rPr>
+                <w:sz w:val="20"/>
+              </w:rPr>
+              <w:t>200,CPU/内存</w:t>
+            </w:r>
+          </w:p>
+        </w:tc>
+      </w:tr>
+      <w:tr>
+        <w:tc>
+          <w:tcPr>
+            <w:tcW w:type="dxa" w:w="1729"/>
+          </w:tcPr>
+          <w:p>
+            <w:r>
+              <w:rPr>
+                <w:sz w:val="20"/>
+              </w:rPr>
+              <w:t>A-MON-002</w:t>
+            </w:r>
+          </w:p>
+        </w:tc>
+        <w:tc>
+          <w:tcPr>
+            <w:tcW w:type="dxa" w:w="1729"/>
+          </w:tcPr>
+          <w:p>
+            <w:r>
+              <w:rPr>
+                <w:sz w:val="20"/>
+              </w:rPr>
+              <w:t>monitor/alerts</w:t>
+            </w:r>
+          </w:p>
+        </w:tc>
+        <w:tc>
+          <w:tcPr>
+            <w:tcW w:type="dxa" w:w="1729"/>
+          </w:tcPr>
+          <w:p>
+            <w:r>
+              <w:rPr>
+                <w:sz w:val="20"/>
+              </w:rPr>
+              <w:t>X-Admin-Key</w:t>
+            </w:r>
+          </w:p>
+        </w:tc>
+        <w:tc>
+          <w:tcPr>
+            <w:tcW w:type="dxa" w:w="1729"/>
+          </w:tcPr>
+          <w:p>
+            <w:r>
+              <w:rPr>
+                <w:sz w:val="20"/>
+              </w:rPr>
+              <w:t>GET+POST</w:t>
+            </w:r>
+          </w:p>
+        </w:tc>
+        <w:tc>
+          <w:tcPr>
+            <w:tcW w:type="dxa" w:w="1729"/>
+          </w:tcPr>
+          <w:p>
+            <w:r>
+              <w:rPr>
+                <w:sz w:val="20"/>
+              </w:rPr>
+              <w:t>200</w:t>
             </w:r>
           </w:p>
         </w:tc>
@@ -1916,14 +2479,14 @@
     </w:p>
     <w:p>
       <w:pPr>
-        <w:spacing w:before="160" w:after="60"/>
+        <w:spacing w:before="200" w:after="120"/>
       </w:pPr>
       <w:r>
         <w:rPr>
           <w:b/>
-          <w:sz w:val="24"/>
+          <w:sz w:val="28"/>
         </w:rPr>
-        <w:t>2.5.2.2 用户界面测试</w:t>
+        <w:t>4. B端 — B端专属接口 (7, HAJIMI_UI独有)</w:t>
       </w:r>
     </w:p>
     <w:tbl>
@@ -1933,17 +2496,16 @@
         <w:tblLook w:firstColumn="1" w:firstRow="1" w:lastColumn="0" w:lastRow="0" w:noHBand="0" w:noVBand="1" w:val="04A0"/>
       </w:tblPr>
       <w:tblGrid>
-        <w:gridCol w:w="1441"/>
-        <w:gridCol w:w="1441"/>
-        <w:gridCol w:w="1441"/>
-        <w:gridCol w:w="1441"/>
-        <w:gridCol w:w="1441"/>
-        <w:gridCol w:w="1441"/>
+        <w:gridCol w:w="1729"/>
+        <w:gridCol w:w="1729"/>
+        <w:gridCol w:w="1729"/>
+        <w:gridCol w:w="1729"/>
+        <w:gridCol w:w="1729"/>
       </w:tblGrid>
       <w:tr>
         <w:tc>
           <w:tcPr>
-            <w:tcW w:type="dxa" w:w="1441"/>
+            <w:tcW w:type="dxa" w:w="1729"/>
           </w:tcPr>
           <w:p>
             <w:r>
@@ -1951,13 +2513,13 @@
                 <w:b/>
                 <w:sz w:val="20"/>
               </w:rPr>
-              <w:t>测试编号</w:t>
-            </w:r>
-          </w:p>
-        </w:tc>
-        <w:tc>
-          <w:tcPr>
-            <w:tcW w:type="dxa" w:w="1441"/>
+              <w:t>编号</w:t>
+            </w:r>
+          </w:p>
+        </w:tc>
+        <w:tc>
+          <w:tcPr>
+            <w:tcW w:type="dxa" w:w="1729"/>
           </w:tcPr>
           <w:p>
             <w:r>
@@ -1965,13 +2527,13 @@
                 <w:b/>
                 <w:sz w:val="20"/>
               </w:rPr>
-              <w:t>测试名称</w:t>
-            </w:r>
-          </w:p>
-        </w:tc>
-        <w:tc>
-          <w:tcPr>
-            <w:tcW w:type="dxa" w:w="1441"/>
+              <w:t>功能描述</w:t>
+            </w:r>
+          </w:p>
+        </w:tc>
+        <w:tc>
+          <w:tcPr>
+            <w:tcW w:type="dxa" w:w="1729"/>
           </w:tcPr>
           <w:p>
             <w:r>
@@ -1985,7 +2547,7 @@
         </w:tc>
         <w:tc>
           <w:tcPr>
-            <w:tcW w:type="dxa" w:w="1441"/>
+            <w:tcW w:type="dxa" w:w="1729"/>
           </w:tcPr>
           <w:p>
             <w:r>
@@ -1999,7 +2561,7 @@
         </w:tc>
         <w:tc>
           <w:tcPr>
-            <w:tcW w:type="dxa" w:w="1441"/>
+            <w:tcW w:type="dxa" w:w="1729"/>
           </w:tcPr>
           <w:p>
             <w:r>
@@ -2008,20 +2570,6 @@
                 <w:sz w:val="20"/>
               </w:rPr>
               <w:t>预期结果</w:t>
-            </w:r>
-          </w:p>
-        </w:tc>
-        <w:tc>
-          <w:tcPr>
-            <w:tcW w:type="dxa" w:w="1441"/>
-          </w:tcPr>
-          <w:p>
-            <w:r>
-              <w:rPr>
-                <w:b/>
-                <w:sz w:val="20"/>
-              </w:rPr>
-              <w:t>实际结果</w:t>
             </w:r>
           </w:p>
         </w:tc>
@@ -2029,79 +2577,468 @@
       <w:tr>
         <w:tc>
           <w:tcPr>
-            <w:tcW w:type="dxa" w:w="1441"/>
-          </w:tcPr>
-          <w:p>
-            <w:r>
-              <w:rPr>
-                <w:sz w:val="20"/>
-              </w:rPr>
-              <w:t>TTS-UI-001</w:t>
-            </w:r>
-          </w:p>
-        </w:tc>
-        <w:tc>
-          <w:tcPr>
-            <w:tcW w:type="dxa" w:w="1441"/>
-          </w:tcPr>
-          <w:p>
-            <w:r>
-              <w:rPr>
-                <w:sz w:val="20"/>
-              </w:rPr>
-              <w:t>list_voices返回</w:t>
-            </w:r>
-          </w:p>
-        </w:tc>
-        <w:tc>
-          <w:tcPr>
-            <w:tcW w:type="dxa" w:w="1441"/>
-          </w:tcPr>
-          <w:p>
-            <w:r>
-              <w:rPr>
-                <w:sz w:val="20"/>
-              </w:rPr>
-              <w:t>pyttsx3已安装</w:t>
-            </w:r>
-          </w:p>
-        </w:tc>
-        <w:tc>
-          <w:tcPr>
-            <w:tcW w:type="dxa" w:w="1441"/>
-          </w:tcPr>
-          <w:p>
-            <w:r>
-              <w:rPr>
-                <w:sz w:val="20"/>
-              </w:rPr>
-              <w:t>调用TTSEngine.list_voices()</w:t>
-            </w:r>
-          </w:p>
-        </w:tc>
-        <w:tc>
-          <w:tcPr>
-            <w:tcW w:type="dxa" w:w="1441"/>
-          </w:tcPr>
-          <w:p>
-            <w:r>
-              <w:rPr>
-                <w:sz w:val="20"/>
-              </w:rPr>
-              <w:t>含中文语音包</w:t>
-            </w:r>
-          </w:p>
-        </w:tc>
-        <w:tc>
-          <w:tcPr>
-            <w:tcW w:type="dxa" w:w="1441"/>
-          </w:tcPr>
-          <w:p>
-            <w:r>
-              <w:rPr>
-                <w:sz w:val="20"/>
-              </w:rPr>
-              <w:t>通过</w:t>
+            <w:tcW w:type="dxa" w:w="1729"/>
+          </w:tcPr>
+          <w:p>
+            <w:r>
+              <w:rPr>
+                <w:sz w:val="20"/>
+              </w:rPr>
+              <w:t>B-DEMO-001</w:t>
+            </w:r>
+          </w:p>
+        </w:tc>
+        <w:tc>
+          <w:tcPr>
+            <w:tcW w:type="dxa" w:w="1729"/>
+          </w:tcPr>
+          <w:p>
+            <w:r>
+              <w:rPr>
+                <w:sz w:val="20"/>
+              </w:rPr>
+              <w:t>health/live 轻量存活</w:t>
+            </w:r>
+          </w:p>
+        </w:tc>
+        <w:tc>
+          <w:tcPr>
+            <w:tcW w:type="dxa" w:w="1729"/>
+          </w:tcPr>
+          <w:p>
+            <w:r>
+              <w:rPr>
+                <w:sz w:val="20"/>
+              </w:rPr>
+              <w:t>A端运行</w:t>
+            </w:r>
+          </w:p>
+        </w:tc>
+        <w:tc>
+          <w:tcPr>
+            <w:tcW w:type="dxa" w:w="1729"/>
+          </w:tcPr>
+          <w:p>
+            <w:r>
+              <w:rPr>
+                <w:sz w:val="20"/>
+              </w:rPr>
+              <w:t>GET</w:t>
+            </w:r>
+          </w:p>
+        </w:tc>
+        <w:tc>
+          <w:tcPr>
+            <w:tcW w:type="dxa" w:w="1729"/>
+          </w:tcPr>
+          <w:p>
+            <w:r>
+              <w:rPr>
+                <w:sz w:val="20"/>
+              </w:rPr>
+              <w:t>200,不探测OmniParser</w:t>
+            </w:r>
+          </w:p>
+        </w:tc>
+      </w:tr>
+      <w:tr>
+        <w:tc>
+          <w:tcPr>
+            <w:tcW w:type="dxa" w:w="1729"/>
+          </w:tcPr>
+          <w:p>
+            <w:r>
+              <w:rPr>
+                <w:sz w:val="20"/>
+              </w:rPr>
+              <w:t>B-DEMO-002</w:t>
+            </w:r>
+          </w:p>
+        </w:tc>
+        <w:tc>
+          <w:tcPr>
+            <w:tcW w:type="dxa" w:w="1729"/>
+          </w:tcPr>
+          <w:p>
+            <w:r>
+              <w:rPr>
+                <w:sz w:val="20"/>
+              </w:rPr>
+              <w:t>/inspect UI检测</w:t>
+            </w:r>
+          </w:p>
+        </w:tc>
+        <w:tc>
+          <w:tcPr>
+            <w:tcW w:type="dxa" w:w="1729"/>
+          </w:tcPr>
+          <w:p>
+            <w:r>
+              <w:rPr>
+                <w:sz w:val="20"/>
+              </w:rPr>
+              <w:t>A端+OmniParser</w:t>
+            </w:r>
+          </w:p>
+        </w:tc>
+        <w:tc>
+          <w:tcPr>
+            <w:tcW w:type="dxa" w:w="1729"/>
+          </w:tcPr>
+          <w:p>
+            <w:r>
+              <w:rPr>
+                <w:sz w:val="20"/>
+              </w:rPr>
+              <w:t>POST image</w:t>
+            </w:r>
+          </w:p>
+        </w:tc>
+        <w:tc>
+          <w:tcPr>
+            <w:tcW w:type="dxa" w:w="1729"/>
+          </w:tcPr>
+          <w:p>
+            <w:r>
+              <w:rPr>
+                <w:sz w:val="20"/>
+              </w:rPr>
+              <w:t>200,含ui_elements</w:t>
+            </w:r>
+          </w:p>
+        </w:tc>
+      </w:tr>
+      <w:tr>
+        <w:tc>
+          <w:tcPr>
+            <w:tcW w:type="dxa" w:w="1729"/>
+          </w:tcPr>
+          <w:p>
+            <w:r>
+              <w:rPr>
+                <w:sz w:val="20"/>
+              </w:rPr>
+              <w:t>B-DEMO-003</w:t>
+            </w:r>
+          </w:p>
+        </w:tc>
+        <w:tc>
+          <w:tcPr>
+            <w:tcW w:type="dxa" w:w="1729"/>
+          </w:tcPr>
+          <w:p>
+            <w:r>
+              <w:rPr>
+                <w:sz w:val="20"/>
+              </w:rPr>
+              <w:t>/step 步骤推进</w:t>
+            </w:r>
+          </w:p>
+        </w:tc>
+        <w:tc>
+          <w:tcPr>
+            <w:tcW w:type="dxa" w:w="1729"/>
+          </w:tcPr>
+          <w:p>
+            <w:r>
+              <w:rPr>
+                <w:sz w:val="20"/>
+              </w:rPr>
+              <w:t>A端,task_id</w:t>
+            </w:r>
+          </w:p>
+        </w:tc>
+        <w:tc>
+          <w:tcPr>
+            <w:tcW w:type="dxa" w:w="1729"/>
+          </w:tcPr>
+          <w:p>
+            <w:r>
+              <w:rPr>
+                <w:sz w:val="20"/>
+              </w:rPr>
+              <w:t>POST advance/rollback/skip</w:t>
+            </w:r>
+          </w:p>
+        </w:tc>
+        <w:tc>
+          <w:tcPr>
+            <w:tcW w:type="dxa" w:w="1729"/>
+          </w:tcPr>
+          <w:p>
+            <w:r>
+              <w:rPr>
+                <w:sz w:val="20"/>
+              </w:rPr>
+              <w:t>200,含next_step</w:t>
+            </w:r>
+          </w:p>
+        </w:tc>
+      </w:tr>
+      <w:tr>
+        <w:tc>
+          <w:tcPr>
+            <w:tcW w:type="dxa" w:w="1729"/>
+          </w:tcPr>
+          <w:p>
+            <w:r>
+              <w:rPr>
+                <w:sz w:val="20"/>
+              </w:rPr>
+              <w:t>B-DEMO-004</w:t>
+            </w:r>
+          </w:p>
+        </w:tc>
+        <w:tc>
+          <w:tcPr>
+            <w:tcW w:type="dxa" w:w="1729"/>
+          </w:tcPr>
+          <w:p>
+            <w:r>
+              <w:rPr>
+                <w:sz w:val="20"/>
+              </w:rPr>
+              <w:t>/locate 单步定位</w:t>
+            </w:r>
+          </w:p>
+        </w:tc>
+        <w:tc>
+          <w:tcPr>
+            <w:tcW w:type="dxa" w:w="1729"/>
+          </w:tcPr>
+          <w:p>
+            <w:r>
+              <w:rPr>
+                <w:sz w:val="20"/>
+              </w:rPr>
+              <w:t>A端,task_id</w:t>
+            </w:r>
+          </w:p>
+        </w:tc>
+        <w:tc>
+          <w:tcPr>
+            <w:tcW w:type="dxa" w:w="1729"/>
+          </w:tcPr>
+          <w:p>
+            <w:r>
+              <w:rPr>
+                <w:sz w:val="20"/>
+              </w:rPr>
+              <w:t>POST image</w:t>
+            </w:r>
+          </w:p>
+        </w:tc>
+        <w:tc>
+          <w:tcPr>
+            <w:tcW w:type="dxa" w:w="1729"/>
+          </w:tcPr>
+          <w:p>
+            <w:r>
+              <w:rPr>
+                <w:sz w:val="20"/>
+              </w:rPr>
+              <w:t>200,更新annotation</w:t>
+            </w:r>
+          </w:p>
+        </w:tc>
+      </w:tr>
+      <w:tr>
+        <w:tc>
+          <w:tcPr>
+            <w:tcW w:type="dxa" w:w="1729"/>
+          </w:tcPr>
+          <w:p>
+            <w:r>
+              <w:rPr>
+                <w:sz w:val="20"/>
+              </w:rPr>
+              <w:t>B-DEMO-005</w:t>
+            </w:r>
+          </w:p>
+        </w:tc>
+        <w:tc>
+          <w:tcPr>
+            <w:tcW w:type="dxa" w:w="1729"/>
+          </w:tcPr>
+          <w:p>
+            <w:r>
+              <w:rPr>
+                <w:sz w:val="20"/>
+              </w:rPr>
+              <w:t>/relocate 重定位</w:t>
+            </w:r>
+          </w:p>
+        </w:tc>
+        <w:tc>
+          <w:tcPr>
+            <w:tcW w:type="dxa" w:w="1729"/>
+          </w:tcPr>
+          <w:p>
+            <w:r>
+              <w:rPr>
+                <w:sz w:val="20"/>
+              </w:rPr>
+              <w:t>A端,task_id</w:t>
+            </w:r>
+          </w:p>
+        </w:tc>
+        <w:tc>
+          <w:tcPr>
+            <w:tcW w:type="dxa" w:w="1729"/>
+          </w:tcPr>
+          <w:p>
+            <w:r>
+              <w:rPr>
+                <w:sz w:val="20"/>
+              </w:rPr>
+              <w:t>POST image</w:t>
+            </w:r>
+          </w:p>
+        </w:tc>
+        <w:tc>
+          <w:tcPr>
+            <w:tcW w:type="dxa" w:w="1729"/>
+          </w:tcPr>
+          <w:p>
+            <w:r>
+              <w:rPr>
+                <w:sz w:val="20"/>
+              </w:rPr>
+              <w:t>200</w:t>
+            </w:r>
+          </w:p>
+        </w:tc>
+      </w:tr>
+      <w:tr>
+        <w:tc>
+          <w:tcPr>
+            <w:tcW w:type="dxa" w:w="1729"/>
+          </w:tcPr>
+          <w:p>
+            <w:r>
+              <w:rPr>
+                <w:sz w:val="20"/>
+              </w:rPr>
+              <w:t>B-DEMO-006</w:t>
+            </w:r>
+          </w:p>
+        </w:tc>
+        <w:tc>
+          <w:tcPr>
+            <w:tcW w:type="dxa" w:w="1729"/>
+          </w:tcPr>
+          <w:p>
+            <w:r>
+              <w:rPr>
+                <w:sz w:val="20"/>
+              </w:rPr>
+              <w:t>/clarify 主动澄清</w:t>
+            </w:r>
+          </w:p>
+        </w:tc>
+        <w:tc>
+          <w:tcPr>
+            <w:tcW w:type="dxa" w:w="1729"/>
+          </w:tcPr>
+          <w:p>
+            <w:r>
+              <w:rPr>
+                <w:sz w:val="20"/>
+              </w:rPr>
+              <w:t>A端,task_id</w:t>
+            </w:r>
+          </w:p>
+        </w:tc>
+        <w:tc>
+          <w:tcPr>
+            <w:tcW w:type="dxa" w:w="1729"/>
+          </w:tcPr>
+          <w:p>
+            <w:r>
+              <w:rPr>
+                <w:sz w:val="20"/>
+              </w:rPr>
+              <w:t>POST {answer}</w:t>
+            </w:r>
+          </w:p>
+        </w:tc>
+        <w:tc>
+          <w:tcPr>
+            <w:tcW w:type="dxa" w:w="1729"/>
+          </w:tcPr>
+          <w:p>
+            <w:r>
+              <w:rPr>
+                <w:sz w:val="20"/>
+              </w:rPr>
+              <w:t>200,updated_intent</w:t>
+            </w:r>
+          </w:p>
+        </w:tc>
+      </w:tr>
+      <w:tr>
+        <w:tc>
+          <w:tcPr>
+            <w:tcW w:type="dxa" w:w="1729"/>
+          </w:tcPr>
+          <w:p>
+            <w:r>
+              <w:rPr>
+                <w:sz w:val="20"/>
+              </w:rPr>
+              <w:t>B-DEMO-007</w:t>
+            </w:r>
+          </w:p>
+        </w:tc>
+        <w:tc>
+          <w:tcPr>
+            <w:tcW w:type="dxa" w:w="1729"/>
+          </w:tcPr>
+          <w:p>
+            <w:r>
+              <w:rPr>
+                <w:sz w:val="20"/>
+              </w:rPr>
+              <w:t>/report 结果上报</w:t>
+            </w:r>
+          </w:p>
+        </w:tc>
+        <w:tc>
+          <w:tcPr>
+            <w:tcW w:type="dxa" w:w="1729"/>
+          </w:tcPr>
+          <w:p>
+            <w:r>
+              <w:rPr>
+                <w:sz w:val="20"/>
+              </w:rPr>
+              <w:t>A端,task_id</w:t>
+            </w:r>
+          </w:p>
+        </w:tc>
+        <w:tc>
+          <w:tcPr>
+            <w:tcW w:type="dxa" w:w="1729"/>
+          </w:tcPr>
+          <w:p>
+            <w:r>
+              <w:rPr>
+                <w:sz w:val="20"/>
+              </w:rPr>
+              <w:t>POST {result,duration}</w:t>
+            </w:r>
+          </w:p>
+        </w:tc>
+        <w:tc>
+          <w:tcPr>
+            <w:tcW w:type="dxa" w:w="1729"/>
+          </w:tcPr>
+          <w:p>
+            <w:r>
+              <w:rPr>
+                <w:sz w:val="20"/>
+              </w:rPr>
+              <w:t>200</w:t>
             </w:r>
           </w:p>
         </w:tc>
@@ -2119,26 +3056,14 @@
     </w:p>
     <w:p>
       <w:pPr>
-        <w:spacing w:before="200" w:after="80"/>
+        <w:spacing w:before="200" w:after="120"/>
       </w:pPr>
       <w:r>
         <w:rPr>
           <w:b/>
-          <w:sz w:val="26"/>
+          <w:sz w:val="28"/>
         </w:rPr>
-        <w:t>2.5.3 C-审计代理模块</w:t>
-      </w:r>
-    </w:p>
-    <w:p>
-      <w:pPr>
-        <w:spacing w:before="160" w:after="60"/>
-      </w:pPr>
-      <w:r>
-        <w:rPr>
-          <w:b/>
-          <w:sz w:val="24"/>
-        </w:rPr>
-        <w:t>2.5.3.1 功能测试</w:t>
+        <w:t>5. B端 — AuditRecord Builder</w:t>
       </w:r>
     </w:p>
     <w:tbl>
@@ -2148,17 +3073,15 @@
         <w:tblLook w:firstColumn="1" w:firstRow="1" w:lastColumn="0" w:lastRow="0" w:noHBand="0" w:noVBand="1" w:val="04A0"/>
       </w:tblPr>
       <w:tblGrid>
-        <w:gridCol w:w="1441"/>
-        <w:gridCol w:w="1441"/>
-        <w:gridCol w:w="1441"/>
-        <w:gridCol w:w="1441"/>
-        <w:gridCol w:w="1441"/>
-        <w:gridCol w:w="1441"/>
+        <w:gridCol w:w="2161"/>
+        <w:gridCol w:w="2161"/>
+        <w:gridCol w:w="2161"/>
+        <w:gridCol w:w="2161"/>
       </w:tblGrid>
       <w:tr>
         <w:tc>
           <w:tcPr>
-            <w:tcW w:type="dxa" w:w="1441"/>
+            <w:tcW w:type="dxa" w:w="2161"/>
           </w:tcPr>
           <w:p>
             <w:r>
@@ -2166,13 +3089,13 @@
                 <w:b/>
                 <w:sz w:val="20"/>
               </w:rPr>
-              <w:t>测试编号</w:t>
-            </w:r>
-          </w:p>
-        </w:tc>
-        <w:tc>
-          <w:tcPr>
-            <w:tcW w:type="dxa" w:w="1441"/>
+              <w:t>编号</w:t>
+            </w:r>
+          </w:p>
+        </w:tc>
+        <w:tc>
+          <w:tcPr>
+            <w:tcW w:type="dxa" w:w="2161"/>
           </w:tcPr>
           <w:p>
             <w:r>
@@ -2180,13 +3103,13 @@
                 <w:b/>
                 <w:sz w:val="20"/>
               </w:rPr>
-              <w:t>测试名称</w:t>
-            </w:r>
-          </w:p>
-        </w:tc>
-        <w:tc>
-          <w:tcPr>
-            <w:tcW w:type="dxa" w:w="1441"/>
+              <w:t>功能描述</w:t>
+            </w:r>
+          </w:p>
+        </w:tc>
+        <w:tc>
+          <w:tcPr>
+            <w:tcW w:type="dxa" w:w="2161"/>
           </w:tcPr>
           <w:p>
             <w:r>
@@ -2194,13 +3117,13 @@
                 <w:b/>
                 <w:sz w:val="20"/>
               </w:rPr>
-              <w:t>前置条件</w:t>
-            </w:r>
-          </w:p>
-        </w:tc>
-        <w:tc>
-          <w:tcPr>
-            <w:tcW w:type="dxa" w:w="1441"/>
+              <w:t>测试步骤</w:t>
+            </w:r>
+          </w:p>
+        </w:tc>
+        <w:tc>
+          <w:tcPr>
+            <w:tcW w:type="dxa" w:w="2161"/>
           </w:tcPr>
           <w:p>
             <w:r>
@@ -2208,35 +3131,7 @@
                 <w:b/>
                 <w:sz w:val="20"/>
               </w:rPr>
-              <w:t>测试步骤</w:t>
-            </w:r>
-          </w:p>
-        </w:tc>
-        <w:tc>
-          <w:tcPr>
-            <w:tcW w:type="dxa" w:w="1441"/>
-          </w:tcPr>
-          <w:p>
-            <w:r>
-              <w:rPr>
-                <w:b/>
-                <w:sz w:val="20"/>
-              </w:rPr>
               <w:t>预期结果</w:t>
-            </w:r>
-          </w:p>
-        </w:tc>
-        <w:tc>
-          <w:tcPr>
-            <w:tcW w:type="dxa" w:w="1441"/>
-          </w:tcPr>
-          <w:p>
-            <w:r>
-              <w:rPr>
-                <w:b/>
-                <w:sz w:val="20"/>
-              </w:rPr>
-              <w:t>实际结果</w:t>
             </w:r>
           </w:p>
         </w:tc>
@@ -2244,79 +3139,53 @@
       <w:tr>
         <w:tc>
           <w:tcPr>
-            <w:tcW w:type="dxa" w:w="1441"/>
-          </w:tcPr>
-          <w:p>
-            <w:r>
-              <w:rPr>
-                <w:sz w:val="20"/>
-              </w:rPr>
-              <w:t>AUD-001</w:t>
-            </w:r>
-          </w:p>
-        </w:tc>
-        <w:tc>
-          <w:tcPr>
-            <w:tcW w:type="dxa" w:w="1441"/>
-          </w:tcPr>
-          <w:p>
-            <w:r>
-              <w:rPr>
-                <w:sz w:val="20"/>
-              </w:rPr>
-              <w:t>6类脱敏</w:t>
-            </w:r>
-          </w:p>
-        </w:tc>
-        <w:tc>
-          <w:tcPr>
-            <w:tcW w:type="dxa" w:w="1441"/>
-          </w:tcPr>
-          <w:p>
-            <w:r>
-              <w:rPr>
-                <w:sz w:val="20"/>
-              </w:rPr>
-              <w:t>审计代理已创建</w:t>
-            </w:r>
-          </w:p>
-        </w:tc>
-        <w:tc>
-          <w:tcPr>
-            <w:tcW w:type="dxa" w:w="1441"/>
-          </w:tcPr>
-          <w:p>
-            <w:r>
-              <w:rPr>
-                <w:sz w:val="20"/>
-              </w:rPr>
-              <w:t>desensitize_text(密码/key/路径/手机/邮箱/身份证)</w:t>
-            </w:r>
-          </w:p>
-        </w:tc>
-        <w:tc>
-          <w:tcPr>
-            <w:tcW w:type="dxa" w:w="1441"/>
-          </w:tcPr>
-          <w:p>
-            <w:r>
-              <w:rPr>
-                <w:sz w:val="20"/>
-              </w:rPr>
-              <w:t>全部正确替换</w:t>
-            </w:r>
-          </w:p>
-        </w:tc>
-        <w:tc>
-          <w:tcPr>
-            <w:tcW w:type="dxa" w:w="1441"/>
-          </w:tcPr>
-          <w:p>
-            <w:r>
-              <w:rPr>
-                <w:sz w:val="20"/>
-              </w:rPr>
-              <w:t>通过</w:t>
+            <w:tcW w:type="dxa" w:w="2161"/>
+          </w:tcPr>
+          <w:p>
+            <w:r>
+              <w:rPr>
+                <w:sz w:val="20"/>
+              </w:rPr>
+              <w:t>B-BLD-001</w:t>
+            </w:r>
+          </w:p>
+        </w:tc>
+        <w:tc>
+          <w:tcPr>
+            <w:tcW w:type="dxa" w:w="2161"/>
+          </w:tcPr>
+          <w:p>
+            <w:r>
+              <w:rPr>
+                <w:sz w:val="20"/>
+              </w:rPr>
+              <w:t>构建完整AuditRecord</w:t>
+            </w:r>
+          </w:p>
+        </w:tc>
+        <w:tc>
+          <w:tcPr>
+            <w:tcW w:type="dxa" w:w="2161"/>
+          </w:tcPr>
+          <w:p>
+            <w:r>
+              <w:rPr>
+                <w:sz w:val="20"/>
+              </w:rPr>
+              <w:t>AuditRecordBuilder.build(...)</w:t>
+            </w:r>
+          </w:p>
+        </w:tc>
+        <w:tc>
+          <w:tcPr>
+            <w:tcW w:type="dxa" w:w="2161"/>
+          </w:tcPr>
+          <w:p>
+            <w:r>
+              <w:rPr>
+                <w:sz w:val="20"/>
+              </w:rPr>
+              <w:t>11字段完整</w:t>
             </w:r>
           </w:p>
         </w:tc>
@@ -2324,319 +3193,53 @@
       <w:tr>
         <w:tc>
           <w:tcPr>
-            <w:tcW w:type="dxa" w:w="1441"/>
-          </w:tcPr>
-          <w:p>
-            <w:r>
-              <w:rPr>
-                <w:sz w:val="20"/>
-              </w:rPr>
-              <w:t>AUD-002</w:t>
-            </w:r>
-          </w:p>
-        </w:tc>
-        <w:tc>
-          <w:tcPr>
-            <w:tcW w:type="dxa" w:w="1441"/>
-          </w:tcPr>
-          <w:p>
-            <w:r>
-              <w:rPr>
-                <w:sz w:val="20"/>
-              </w:rPr>
-              <w:t>SQLite入队</w:t>
-            </w:r>
-          </w:p>
-        </w:tc>
-        <w:tc>
-          <w:tcPr>
-            <w:tcW w:type="dxa" w:w="1441"/>
-          </w:tcPr>
-          <w:p>
-            <w:r>
-              <w:rPr>
-                <w:sz w:val="20"/>
-              </w:rPr>
-              <w:t>SQLite可用</w:t>
-            </w:r>
-          </w:p>
-        </w:tc>
-        <w:tc>
-          <w:tcPr>
-            <w:tcW w:type="dxa" w:w="1441"/>
-          </w:tcPr>
-          <w:p>
-            <w:r>
-              <w:rPr>
-                <w:sz w:val="20"/>
-              </w:rPr>
-              <w:t>agent.enqueue(record)</w:t>
-            </w:r>
-          </w:p>
-        </w:tc>
-        <w:tc>
-          <w:tcPr>
-            <w:tcW w:type="dxa" w:w="1441"/>
-          </w:tcPr>
-          <w:p>
-            <w:r>
-              <w:rPr>
-                <w:sz w:val="20"/>
-              </w:rPr>
-              <w:t>depth&gt;=1</w:t>
-            </w:r>
-          </w:p>
-        </w:tc>
-        <w:tc>
-          <w:tcPr>
-            <w:tcW w:type="dxa" w:w="1441"/>
-          </w:tcPr>
-          <w:p>
-            <w:r>
-              <w:rPr>
-                <w:sz w:val="20"/>
-              </w:rPr>
-              <w:t>通过</w:t>
-            </w:r>
-          </w:p>
-        </w:tc>
-      </w:tr>
-      <w:tr>
-        <w:tc>
-          <w:tcPr>
-            <w:tcW w:type="dxa" w:w="1441"/>
-          </w:tcPr>
-          <w:p>
-            <w:r>
-              <w:rPr>
-                <w:sz w:val="20"/>
-              </w:rPr>
-              <w:t>AUD-003</w:t>
-            </w:r>
-          </w:p>
-        </w:tc>
-        <w:tc>
-          <w:tcPr>
-            <w:tcW w:type="dxa" w:w="1441"/>
-          </w:tcPr>
-          <w:p>
-            <w:r>
-              <w:rPr>
-                <w:sz w:val="20"/>
-              </w:rPr>
-              <w:t>批量上报</w:t>
-            </w:r>
-          </w:p>
-        </w:tc>
-        <w:tc>
-          <w:tcPr>
-            <w:tcW w:type="dxa" w:w="1441"/>
-          </w:tcPr>
-          <w:p>
-            <w:r>
-              <w:rPr>
-                <w:sz w:val="20"/>
-              </w:rPr>
-              <w:t>Mock服务器运行</w:t>
-            </w:r>
-          </w:p>
-        </w:tc>
-        <w:tc>
-          <w:tcPr>
-            <w:tcW w:type="dxa" w:w="1441"/>
-          </w:tcPr>
-          <w:p>
-            <w:r>
-              <w:rPr>
-                <w:sz w:val="20"/>
-              </w:rPr>
-              <w:t>flush_now()→received</w:t>
-            </w:r>
-          </w:p>
-        </w:tc>
-        <w:tc>
-          <w:tcPr>
-            <w:tcW w:type="dxa" w:w="1441"/>
-          </w:tcPr>
-          <w:p>
-            <w:r>
-              <w:rPr>
-                <w:sz w:val="20"/>
-              </w:rPr>
-              <w:t>sent&gt;=1→本地清空</w:t>
-            </w:r>
-          </w:p>
-        </w:tc>
-        <w:tc>
-          <w:tcPr>
-            <w:tcW w:type="dxa" w:w="1441"/>
-          </w:tcPr>
-          <w:p>
-            <w:r>
-              <w:rPr>
-                <w:sz w:val="20"/>
-              </w:rPr>
-              <w:t>通过</w:t>
-            </w:r>
-          </w:p>
-        </w:tc>
-      </w:tr>
-      <w:tr>
-        <w:tc>
-          <w:tcPr>
-            <w:tcW w:type="dxa" w:w="1441"/>
-          </w:tcPr>
-          <w:p>
-            <w:r>
-              <w:rPr>
-                <w:sz w:val="20"/>
-              </w:rPr>
-              <w:t>AUD-004</w:t>
-            </w:r>
-          </w:p>
-        </w:tc>
-        <w:tc>
-          <w:tcPr>
-            <w:tcW w:type="dxa" w:w="1441"/>
-          </w:tcPr>
-          <w:p>
-            <w:r>
-              <w:rPr>
-                <w:sz w:val="20"/>
-              </w:rPr>
-              <w:t>500错误重试</w:t>
-            </w:r>
-          </w:p>
-        </w:tc>
-        <w:tc>
-          <w:tcPr>
-            <w:tcW w:type="dxa" w:w="1441"/>
-          </w:tcPr>
-          <w:p>
-            <w:r>
-              <w:rPr>
-                <w:sz w:val="20"/>
-              </w:rPr>
-              <w:t>服务器500</w:t>
-            </w:r>
-          </w:p>
-        </w:tc>
-        <w:tc>
-          <w:tcPr>
-            <w:tcW w:type="dxa" w:w="1441"/>
-          </w:tcPr>
-          <w:p>
-            <w:r>
-              <w:rPr>
-                <w:sz w:val="20"/>
-              </w:rPr>
-              <w:t>flush_now()</w:t>
-            </w:r>
-          </w:p>
-        </w:tc>
-        <w:tc>
-          <w:tcPr>
-            <w:tcW w:type="dxa" w:w="1441"/>
-          </w:tcPr>
-          <w:p>
-            <w:r>
-              <w:rPr>
-                <w:sz w:val="20"/>
-              </w:rPr>
-              <w:t>记录保留队列</w:t>
-            </w:r>
-          </w:p>
-        </w:tc>
-        <w:tc>
-          <w:tcPr>
-            <w:tcW w:type="dxa" w:w="1441"/>
-          </w:tcPr>
-          <w:p>
-            <w:r>
-              <w:rPr>
-                <w:sz w:val="20"/>
-              </w:rPr>
-              <w:t>通过</w:t>
-            </w:r>
-          </w:p>
-        </w:tc>
-      </w:tr>
-      <w:tr>
-        <w:tc>
-          <w:tcPr>
-            <w:tcW w:type="dxa" w:w="1441"/>
-          </w:tcPr>
-          <w:p>
-            <w:r>
-              <w:rPr>
-                <w:sz w:val="20"/>
-              </w:rPr>
-              <w:t>AUD-005</w:t>
-            </w:r>
-          </w:p>
-        </w:tc>
-        <w:tc>
-          <w:tcPr>
-            <w:tcW w:type="dxa" w:w="1441"/>
-          </w:tcPr>
-          <w:p>
-            <w:r>
-              <w:rPr>
-                <w:sz w:val="20"/>
-              </w:rPr>
-              <w:t>send_feedback</w:t>
-            </w:r>
-          </w:p>
-        </w:tc>
-        <w:tc>
-          <w:tcPr>
-            <w:tcW w:type="dxa" w:w="1441"/>
-          </w:tcPr>
-          <w:p>
-            <w:r>
-              <w:rPr>
-                <w:sz w:val="20"/>
-              </w:rPr>
-              <w:t>A端运行</w:t>
-            </w:r>
-          </w:p>
-        </w:tc>
-        <w:tc>
-          <w:tcPr>
-            <w:tcW w:type="dxa" w:w="1441"/>
-          </w:tcPr>
-          <w:p>
-            <w:r>
-              <w:rPr>
-                <w:sz w:val="20"/>
-              </w:rPr>
-              <w:t>send_feedback(task_id,type,comment)</w:t>
-            </w:r>
-          </w:p>
-        </w:tc>
-        <w:tc>
-          <w:tcPr>
-            <w:tcW w:type="dxa" w:w="1441"/>
-          </w:tcPr>
-          <w:p>
-            <w:r>
-              <w:rPr>
-                <w:sz w:val="20"/>
-              </w:rPr>
-              <w:t>received=true</w:t>
-            </w:r>
-          </w:p>
-        </w:tc>
-        <w:tc>
-          <w:tcPr>
-            <w:tcW w:type="dxa" w:w="1441"/>
-          </w:tcPr>
-          <w:p>
-            <w:r>
-              <w:rPr>
-                <w:sz w:val="20"/>
-              </w:rPr>
-              <w:t>通过</w:t>
+            <w:tcW w:type="dxa" w:w="2161"/>
+          </w:tcPr>
+          <w:p>
+            <w:r>
+              <w:rPr>
+                <w:sz w:val="20"/>
+              </w:rPr>
+              <w:t>B-BLD-002</w:t>
+            </w:r>
+          </w:p>
+        </w:tc>
+        <w:tc>
+          <w:tcPr>
+            <w:tcW w:type="dxa" w:w="2161"/>
+          </w:tcPr>
+          <w:p>
+            <w:r>
+              <w:rPr>
+                <w:sz w:val="20"/>
+              </w:rPr>
+              <w:t>complexity/route自动推断</w:t>
+            </w:r>
+          </w:p>
+        </w:tc>
+        <w:tc>
+          <w:tcPr>
+            <w:tcW w:type="dxa" w:w="2161"/>
+          </w:tcPr>
+          <w:p>
+            <w:r>
+              <w:rPr>
+                <w:sz w:val="20"/>
+              </w:rPr>
+              <w:t>无显式参数</w:t>
+            </w:r>
+          </w:p>
+        </w:tc>
+        <w:tc>
+          <w:tcPr>
+            <w:tcW w:type="dxa" w:w="2161"/>
+          </w:tcPr>
+          <w:p>
+            <w:r>
+              <w:rPr>
+                <w:sz w:val="20"/>
+              </w:rPr>
+              <w:t>自动计算填充</w:t>
             </w:r>
           </w:p>
         </w:tc>
@@ -2654,26 +3257,14 @@
     </w:p>
     <w:p>
       <w:pPr>
-        <w:spacing w:before="200" w:after="80"/>
+        <w:spacing w:before="200" w:after="120"/>
       </w:pPr>
       <w:r>
         <w:rPr>
           <w:b/>
-          <w:sz w:val="26"/>
+          <w:sz w:val="28"/>
         </w:rPr>
-        <w:t>2.5.4 C-配置轮询模块</w:t>
-      </w:r>
-    </w:p>
-    <w:p>
-      <w:pPr>
-        <w:spacing w:before="160" w:after="60"/>
-      </w:pPr>
-      <w:r>
-        <w:rPr>
-          <w:b/>
-          <w:sz w:val="24"/>
-        </w:rPr>
-        <w:t>2.5.4.1 功能测试</w:t>
+        <w:t>6. C端 — 语音模块</w:t>
       </w:r>
     </w:p>
     <w:tbl>
@@ -2683,17 +3274,15 @@
         <w:tblLook w:firstColumn="1" w:firstRow="1" w:lastColumn="0" w:lastRow="0" w:noHBand="0" w:noVBand="1" w:val="04A0"/>
       </w:tblPr>
       <w:tblGrid>
-        <w:gridCol w:w="1441"/>
-        <w:gridCol w:w="1441"/>
-        <w:gridCol w:w="1441"/>
-        <w:gridCol w:w="1441"/>
-        <w:gridCol w:w="1441"/>
-        <w:gridCol w:w="1441"/>
+        <w:gridCol w:w="2161"/>
+        <w:gridCol w:w="2161"/>
+        <w:gridCol w:w="2161"/>
+        <w:gridCol w:w="2161"/>
       </w:tblGrid>
       <w:tr>
         <w:tc>
           <w:tcPr>
-            <w:tcW w:type="dxa" w:w="1441"/>
+            <w:tcW w:type="dxa" w:w="2161"/>
           </w:tcPr>
           <w:p>
             <w:r>
@@ -2701,13 +3290,13 @@
                 <w:b/>
                 <w:sz w:val="20"/>
               </w:rPr>
-              <w:t>测试编号</w:t>
-            </w:r>
-          </w:p>
-        </w:tc>
-        <w:tc>
-          <w:tcPr>
-            <w:tcW w:type="dxa" w:w="1441"/>
+              <w:t>编号</w:t>
+            </w:r>
+          </w:p>
+        </w:tc>
+        <w:tc>
+          <w:tcPr>
+            <w:tcW w:type="dxa" w:w="2161"/>
           </w:tcPr>
           <w:p>
             <w:r>
@@ -2715,13 +3304,13 @@
                 <w:b/>
                 <w:sz w:val="20"/>
               </w:rPr>
-              <w:t>测试名称</w:t>
-            </w:r>
-          </w:p>
-        </w:tc>
-        <w:tc>
-          <w:tcPr>
-            <w:tcW w:type="dxa" w:w="1441"/>
+              <w:t>功能描述</w:t>
+            </w:r>
+          </w:p>
+        </w:tc>
+        <w:tc>
+          <w:tcPr>
+            <w:tcW w:type="dxa" w:w="2161"/>
           </w:tcPr>
           <w:p>
             <w:r>
@@ -2729,13 +3318,13 @@
                 <w:b/>
                 <w:sz w:val="20"/>
               </w:rPr>
-              <w:t>前置条件</w:t>
-            </w:r>
-          </w:p>
-        </w:tc>
-        <w:tc>
-          <w:tcPr>
-            <w:tcW w:type="dxa" w:w="1441"/>
+              <w:t>测试步骤</w:t>
+            </w:r>
+          </w:p>
+        </w:tc>
+        <w:tc>
+          <w:tcPr>
+            <w:tcW w:type="dxa" w:w="2161"/>
           </w:tcPr>
           <w:p>
             <w:r>
@@ -2743,35 +3332,7 @@
                 <w:b/>
                 <w:sz w:val="20"/>
               </w:rPr>
-              <w:t>测试步骤</w:t>
-            </w:r>
-          </w:p>
-        </w:tc>
-        <w:tc>
-          <w:tcPr>
-            <w:tcW w:type="dxa" w:w="1441"/>
-          </w:tcPr>
-          <w:p>
-            <w:r>
-              <w:rPr>
-                <w:b/>
-                <w:sz w:val="20"/>
-              </w:rPr>
               <w:t>预期结果</w:t>
-            </w:r>
-          </w:p>
-        </w:tc>
-        <w:tc>
-          <w:tcPr>
-            <w:tcW w:type="dxa" w:w="1441"/>
-          </w:tcPr>
-          <w:p>
-            <w:r>
-              <w:rPr>
-                <w:b/>
-                <w:sz w:val="20"/>
-              </w:rPr>
-              <w:t>实际结果</w:t>
             </w:r>
           </w:p>
         </w:tc>
@@ -2779,79 +3340,53 @@
       <w:tr>
         <w:tc>
           <w:tcPr>
-            <w:tcW w:type="dxa" w:w="1441"/>
-          </w:tcPr>
-          <w:p>
-            <w:r>
-              <w:rPr>
-                <w:sz w:val="20"/>
-              </w:rPr>
-              <w:t>CFG-001</w:t>
-            </w:r>
-          </w:p>
-        </w:tc>
-        <w:tc>
-          <w:tcPr>
-            <w:tcW w:type="dxa" w:w="1441"/>
-          </w:tcPr>
-          <w:p>
-            <w:r>
-              <w:rPr>
-                <w:sz w:val="20"/>
-              </w:rPr>
-              <w:t>间隔保护</w:t>
-            </w:r>
-          </w:p>
-        </w:tc>
-        <w:tc>
-          <w:tcPr>
-            <w:tcW w:type="dxa" w:w="1441"/>
-          </w:tcPr>
-          <w:p>
-            <w:r>
-              <w:rPr>
-                <w:sz w:val="20"/>
-              </w:rPr>
-              <w:t>轮询器已创建</w:t>
-            </w:r>
-          </w:p>
-        </w:tc>
-        <w:tc>
-          <w:tcPr>
-            <w:tcW w:type="dxa" w:w="1441"/>
-          </w:tcPr>
-          <w:p>
-            <w:r>
-              <w:rPr>
-                <w:sz w:val="20"/>
-              </w:rPr>
-              <w:t>set_interval(3)→5, set_interval(2000)→1440</w:t>
-            </w:r>
-          </w:p>
-        </w:tc>
-        <w:tc>
-          <w:tcPr>
-            <w:tcW w:type="dxa" w:w="1441"/>
-          </w:tcPr>
-          <w:p>
-            <w:r>
-              <w:rPr>
-                <w:sz w:val="20"/>
-              </w:rPr>
-              <w:t>上下限生效</w:t>
-            </w:r>
-          </w:p>
-        </w:tc>
-        <w:tc>
-          <w:tcPr>
-            <w:tcW w:type="dxa" w:w="1441"/>
-          </w:tcPr>
-          <w:p>
-            <w:r>
-              <w:rPr>
-                <w:sz w:val="20"/>
-              </w:rPr>
-              <w:t>通过</w:t>
+            <w:tcW w:type="dxa" w:w="2161"/>
+          </w:tcPr>
+          <w:p>
+            <w:r>
+              <w:rPr>
+                <w:sz w:val="20"/>
+              </w:rPr>
+              <w:t>C-ASR-001</w:t>
+            </w:r>
+          </w:p>
+        </w:tc>
+        <w:tc>
+          <w:tcPr>
+            <w:tcW w:type="dxa" w:w="2161"/>
+          </w:tcPr>
+          <w:p>
+            <w:r>
+              <w:rPr>
+                <w:sz w:val="20"/>
+              </w:rPr>
+              <w:t>Vosk离线引擎</w:t>
+            </w:r>
+          </w:p>
+        </w:tc>
+        <w:tc>
+          <w:tcPr>
+            <w:tcW w:type="dxa" w:w="2161"/>
+          </w:tcPr>
+          <w:p>
+            <w:r>
+              <w:rPr>
+                <w:sz w:val="20"/>
+              </w:rPr>
+              <w:t>ASRClient(engine="vosk")</w:t>
+            </w:r>
+          </w:p>
+        </w:tc>
+        <w:tc>
+          <w:tcPr>
+            <w:tcW w:type="dxa" w:w="2161"/>
+          </w:tcPr>
+          <w:p>
+            <w:r>
+              <w:rPr>
+                <w:sz w:val="20"/>
+              </w:rPr>
+              <w:t>active_engine=vosk</w:t>
             </w:r>
           </w:p>
         </w:tc>
@@ -2859,79 +3394,53 @@
       <w:tr>
         <w:tc>
           <w:tcPr>
-            <w:tcW w:type="dxa" w:w="1441"/>
-          </w:tcPr>
-          <w:p>
-            <w:r>
-              <w:rPr>
-                <w:sz w:val="20"/>
-              </w:rPr>
-              <w:t>CFG-002</w:t>
-            </w:r>
-          </w:p>
-        </w:tc>
-        <w:tc>
-          <w:tcPr>
-            <w:tcW w:type="dxa" w:w="1441"/>
-          </w:tcPr>
-          <w:p>
-            <w:r>
-              <w:rPr>
-                <w:sz w:val="20"/>
-              </w:rPr>
-              <w:t>离线降级</w:t>
-            </w:r>
-          </w:p>
-        </w:tc>
-        <w:tc>
-          <w:tcPr>
-            <w:tcW w:type="dxa" w:w="1441"/>
-          </w:tcPr>
-          <w:p>
-            <w:r>
-              <w:rPr>
-                <w:sz w:val="20"/>
-              </w:rPr>
-              <w:t>A端未运行</w:t>
-            </w:r>
-          </w:p>
-        </w:tc>
-        <w:tc>
-          <w:tcPr>
-            <w:tcW w:type="dxa" w:w="1441"/>
-          </w:tcPr>
-          <w:p>
-            <w:r>
-              <w:rPr>
-                <w:sz w:val="20"/>
-              </w:rPr>
-              <w:t>poll_now()</w:t>
-            </w:r>
-          </w:p>
-        </w:tc>
-        <w:tc>
-          <w:tcPr>
-            <w:tcW w:type="dxa" w:w="1441"/>
-          </w:tcPr>
-          <w:p>
-            <w:r>
-              <w:rPr>
-                <w:sz w:val="20"/>
-              </w:rPr>
-              <w:t>返回None不崩溃</w:t>
-            </w:r>
-          </w:p>
-        </w:tc>
-        <w:tc>
-          <w:tcPr>
-            <w:tcW w:type="dxa" w:w="1441"/>
-          </w:tcPr>
-          <w:p>
-            <w:r>
-              <w:rPr>
-                <w:sz w:val="20"/>
-              </w:rPr>
-              <w:t>通过</w:t>
+            <w:tcW w:type="dxa" w:w="2161"/>
+          </w:tcPr>
+          <w:p>
+            <w:r>
+              <w:rPr>
+                <w:sz w:val="20"/>
+              </w:rPr>
+              <w:t>C-ASR-002</w:t>
+            </w:r>
+          </w:p>
+        </w:tc>
+        <w:tc>
+          <w:tcPr>
+            <w:tcW w:type="dxa" w:w="2161"/>
+          </w:tcPr>
+          <w:p>
+            <w:r>
+              <w:rPr>
+                <w:sz w:val="20"/>
+              </w:rPr>
+              <w:t>Google在线降级</w:t>
+            </w:r>
+          </w:p>
+        </w:tc>
+        <w:tc>
+          <w:tcPr>
+            <w:tcW w:type="dxa" w:w="2161"/>
+          </w:tcPr>
+          <w:p>
+            <w:r>
+              <w:rPr>
+                <w:sz w:val="20"/>
+              </w:rPr>
+              <w:t>Vosk→不可用→Google</w:t>
+            </w:r>
+          </w:p>
+        </w:tc>
+        <w:tc>
+          <w:tcPr>
+            <w:tcW w:type="dxa" w:w="2161"/>
+          </w:tcPr>
+          <w:p>
+            <w:r>
+              <w:rPr>
+                <w:sz w:val="20"/>
+              </w:rPr>
+              <w:t>自动降级</w:t>
             </w:r>
           </w:p>
         </w:tc>
@@ -2939,79 +3448,377 @@
       <w:tr>
         <w:tc>
           <w:tcPr>
-            <w:tcW w:type="dxa" w:w="1441"/>
-          </w:tcPr>
-          <w:p>
-            <w:r>
-              <w:rPr>
-                <w:sz w:val="20"/>
-              </w:rPr>
-              <w:t>CFG-003</w:t>
-            </w:r>
-          </w:p>
-        </w:tc>
-        <w:tc>
-          <w:tcPr>
-            <w:tcW w:type="dxa" w:w="1441"/>
-          </w:tcPr>
-          <w:p>
-            <w:r>
-              <w:rPr>
-                <w:sz w:val="20"/>
-              </w:rPr>
-              <w:t>变更通知</w:t>
-            </w:r>
-          </w:p>
-        </w:tc>
-        <w:tc>
-          <w:tcPr>
-            <w:tcW w:type="dxa" w:w="1441"/>
-          </w:tcPr>
-          <w:p>
-            <w:r>
-              <w:rPr>
-                <w:sz w:val="20"/>
-              </w:rPr>
-              <w:t>poller运行中</w:t>
-            </w:r>
-          </w:p>
-        </w:tc>
-        <w:tc>
-          <w:tcPr>
-            <w:tcW w:type="dxa" w:w="1441"/>
-          </w:tcPr>
-          <w:p>
-            <w:r>
-              <w:rPr>
-                <w:sz w:val="20"/>
-              </w:rPr>
-              <w:t>_notify_changed触发</w:t>
-            </w:r>
-          </w:p>
-        </w:tc>
-        <w:tc>
-          <w:tcPr>
-            <w:tcW w:type="dxa" w:w="1441"/>
-          </w:tcPr>
-          <w:p>
-            <w:r>
-              <w:rPr>
-                <w:sz w:val="20"/>
-              </w:rPr>
-              <w:t>回调执行</w:t>
-            </w:r>
-          </w:p>
-        </w:tc>
-        <w:tc>
-          <w:tcPr>
-            <w:tcW w:type="dxa" w:w="1441"/>
-          </w:tcPr>
-          <w:p>
-            <w:r>
-              <w:rPr>
-                <w:sz w:val="20"/>
-              </w:rPr>
-              <w:t>通过</w:t>
+            <w:tcW w:type="dxa" w:w="2161"/>
+          </w:tcPr>
+          <w:p>
+            <w:r>
+              <w:rPr>
+                <w:sz w:val="20"/>
+              </w:rPr>
+              <w:t>C-ASR-003</w:t>
+            </w:r>
+          </w:p>
+        </w:tc>
+        <w:tc>
+          <w:tcPr>
+            <w:tcW w:type="dxa" w:w="2161"/>
+          </w:tcPr>
+          <w:p>
+            <w:r>
+              <w:rPr>
+                <w:sz w:val="20"/>
+              </w:rPr>
+              <w:t>Mock兜底</w:t>
+            </w:r>
+          </w:p>
+        </w:tc>
+        <w:tc>
+          <w:tcPr>
+            <w:tcW w:type="dxa" w:w="2161"/>
+          </w:tcPr>
+          <w:p>
+            <w:r>
+              <w:rPr>
+                <w:sz w:val="20"/>
+              </w:rPr>
+              <w:t>全部→不可用→Mock</w:t>
+            </w:r>
+          </w:p>
+        </w:tc>
+        <w:tc>
+          <w:tcPr>
+            <w:tcW w:type="dxa" w:w="2161"/>
+          </w:tcPr>
+          <w:p>
+            <w:r>
+              <w:rPr>
+                <w:sz w:val="20"/>
+              </w:rPr>
+              <w:t>Mock生效</w:t>
+            </w:r>
+          </w:p>
+        </w:tc>
+      </w:tr>
+      <w:tr>
+        <w:tc>
+          <w:tcPr>
+            <w:tcW w:type="dxa" w:w="2161"/>
+          </w:tcPr>
+          <w:p>
+            <w:r>
+              <w:rPr>
+                <w:sz w:val="20"/>
+              </w:rPr>
+              <w:t>C-ASR-004</w:t>
+            </w:r>
+          </w:p>
+        </w:tc>
+        <w:tc>
+          <w:tcPr>
+            <w:tcW w:type="dxa" w:w="2161"/>
+          </w:tcPr>
+          <w:p>
+            <w:r>
+              <w:rPr>
+                <w:sz w:val="20"/>
+              </w:rPr>
+              <w:t>麦克风指定</w:t>
+            </w:r>
+          </w:p>
+        </w:tc>
+        <w:tc>
+          <w:tcPr>
+            <w:tcW w:type="dxa" w:w="2161"/>
+          </w:tcPr>
+          <w:p>
+            <w:r>
+              <w:rPr>
+                <w:sz w:val="20"/>
+              </w:rPr>
+              <w:t>microphone_index=2</w:t>
+            </w:r>
+          </w:p>
+        </w:tc>
+        <w:tc>
+          <w:tcPr>
+            <w:tcW w:type="dxa" w:w="2161"/>
+          </w:tcPr>
+          <w:p>
+            <w:r>
+              <w:rPr>
+                <w:sz w:val="20"/>
+              </w:rPr>
+              <w:t>使用设备#2</w:t>
+            </w:r>
+          </w:p>
+        </w:tc>
+      </w:tr>
+      <w:tr>
+        <w:tc>
+          <w:tcPr>
+            <w:tcW w:type="dxa" w:w="2161"/>
+          </w:tcPr>
+          <w:p>
+            <w:r>
+              <w:rPr>
+                <w:sz w:val="20"/>
+              </w:rPr>
+              <w:t>C-ASR-005</w:t>
+            </w:r>
+          </w:p>
+        </w:tc>
+        <w:tc>
+          <w:tcPr>
+            <w:tcW w:type="dxa" w:w="2161"/>
+          </w:tcPr>
+          <w:p>
+            <w:r>
+              <w:rPr>
+                <w:sz w:val="20"/>
+              </w:rPr>
+              <w:t>录音转写</w:t>
+            </w:r>
+          </w:p>
+        </w:tc>
+        <w:tc>
+          <w:tcPr>
+            <w:tcW w:type="dxa" w:w="2161"/>
+          </w:tcPr>
+          <w:p>
+            <w:r>
+              <w:rPr>
+                <w:sz w:val="20"/>
+              </w:rPr>
+              <w:t>start→sleep→stop→transcript</w:t>
+            </w:r>
+          </w:p>
+        </w:tc>
+        <w:tc>
+          <w:tcPr>
+            <w:tcW w:type="dxa" w:w="2161"/>
+          </w:tcPr>
+          <w:p>
+            <w:r>
+              <w:rPr>
+                <w:sz w:val="20"/>
+              </w:rPr>
+              <w:t>transcript非空</w:t>
+            </w:r>
+          </w:p>
+        </w:tc>
+      </w:tr>
+      <w:tr>
+        <w:tc>
+          <w:tcPr>
+            <w:tcW w:type="dxa" w:w="2161"/>
+          </w:tcPr>
+          <w:p>
+            <w:r>
+              <w:rPr>
+                <w:sz w:val="20"/>
+              </w:rPr>
+              <w:t>C-TTS-001</w:t>
+            </w:r>
+          </w:p>
+        </w:tc>
+        <w:tc>
+          <w:tcPr>
+            <w:tcW w:type="dxa" w:w="2161"/>
+          </w:tcPr>
+          <w:p>
+            <w:r>
+              <w:rPr>
+                <w:sz w:val="20"/>
+              </w:rPr>
+              <w:t>引擎初始化</w:t>
+            </w:r>
+          </w:p>
+        </w:tc>
+        <w:tc>
+          <w:tcPr>
+            <w:tcW w:type="dxa" w:w="2161"/>
+          </w:tcPr>
+          <w:p>
+            <w:r>
+              <w:rPr>
+                <w:sz w:val="20"/>
+              </w:rPr>
+              <w:t>TTSEngine()</w:t>
+            </w:r>
+          </w:p>
+        </w:tc>
+        <w:tc>
+          <w:tcPr>
+            <w:tcW w:type="dxa" w:w="2161"/>
+          </w:tcPr>
+          <w:p>
+            <w:r>
+              <w:rPr>
+                <w:sz w:val="20"/>
+              </w:rPr>
+              <w:t>is_available=True</w:t>
+            </w:r>
+          </w:p>
+        </w:tc>
+      </w:tr>
+      <w:tr>
+        <w:tc>
+          <w:tcPr>
+            <w:tcW w:type="dxa" w:w="2161"/>
+          </w:tcPr>
+          <w:p>
+            <w:r>
+              <w:rPr>
+                <w:sz w:val="20"/>
+              </w:rPr>
+              <w:t>C-TTS-002</w:t>
+            </w:r>
+          </w:p>
+        </w:tc>
+        <w:tc>
+          <w:tcPr>
+            <w:tcW w:type="dxa" w:w="2161"/>
+          </w:tcPr>
+          <w:p>
+            <w:r>
+              <w:rPr>
+                <w:sz w:val="20"/>
+              </w:rPr>
+              <w:t>FIFO队列</w:t>
+            </w:r>
+          </w:p>
+        </w:tc>
+        <w:tc>
+          <w:tcPr>
+            <w:tcW w:type="dxa" w:w="2161"/>
+          </w:tcPr>
+          <w:p>
+            <w:r>
+              <w:rPr>
+                <w:sz w:val="20"/>
+              </w:rPr>
+              <w:t>enqueue 3条</w:t>
+            </w:r>
+          </w:p>
+        </w:tc>
+        <w:tc>
+          <w:tcPr>
+            <w:tcW w:type="dxa" w:w="2161"/>
+          </w:tcPr>
+          <w:p>
+            <w:r>
+              <w:rPr>
+                <w:sz w:val="20"/>
+              </w:rPr>
+              <w:t>按顺序播放</w:t>
+            </w:r>
+          </w:p>
+        </w:tc>
+      </w:tr>
+      <w:tr>
+        <w:tc>
+          <w:tcPr>
+            <w:tcW w:type="dxa" w:w="2161"/>
+          </w:tcPr>
+          <w:p>
+            <w:r>
+              <w:rPr>
+                <w:sz w:val="20"/>
+              </w:rPr>
+              <w:t>C-TTS-003</w:t>
+            </w:r>
+          </w:p>
+        </w:tc>
+        <w:tc>
+          <w:tcPr>
+            <w:tcW w:type="dxa" w:w="2161"/>
+          </w:tcPr>
+          <w:p>
+            <w:r>
+              <w:rPr>
+                <w:sz w:val="20"/>
+              </w:rPr>
+              <w:t>优先级打断</w:t>
+            </w:r>
+          </w:p>
+        </w:tc>
+        <w:tc>
+          <w:tcPr>
+            <w:tcW w:type="dxa" w:w="2161"/>
+          </w:tcPr>
+          <w:p>
+            <w:r>
+              <w:rPr>
+                <w:sz w:val="20"/>
+              </w:rPr>
+              <w:t>enqueue(紧急,interrupt)</w:t>
+            </w:r>
+          </w:p>
+        </w:tc>
+        <w:tc>
+          <w:tcPr>
+            <w:tcW w:type="dxa" w:w="2161"/>
+          </w:tcPr>
+          <w:p>
+            <w:r>
+              <w:rPr>
+                <w:sz w:val="20"/>
+              </w:rPr>
+              <w:t>打断当前</w:t>
+            </w:r>
+          </w:p>
+        </w:tc>
+      </w:tr>
+      <w:tr>
+        <w:tc>
+          <w:tcPr>
+            <w:tcW w:type="dxa" w:w="2161"/>
+          </w:tcPr>
+          <w:p>
+            <w:r>
+              <w:rPr>
+                <w:sz w:val="20"/>
+              </w:rPr>
+              <w:t>C-TTS-004</w:t>
+            </w:r>
+          </w:p>
+        </w:tc>
+        <w:tc>
+          <w:tcPr>
+            <w:tcW w:type="dxa" w:w="2161"/>
+          </w:tcPr>
+          <w:p>
+            <w:r>
+              <w:rPr>
+                <w:sz w:val="20"/>
+              </w:rPr>
+              <w:t>语速调整</w:t>
+            </w:r>
+          </w:p>
+        </w:tc>
+        <w:tc>
+          <w:tcPr>
+            <w:tcW w:type="dxa" w:w="2161"/>
+          </w:tcPr>
+          <w:p>
+            <w:r>
+              <w:rPr>
+                <w:sz w:val="20"/>
+              </w:rPr>
+              <w:t>set_rate(300)</w:t>
+            </w:r>
+          </w:p>
+        </w:tc>
+        <w:tc>
+          <w:tcPr>
+            <w:tcW w:type="dxa" w:w="2161"/>
+          </w:tcPr>
+          <w:p>
+            <w:r>
+              <w:rPr>
+                <w:sz w:val="20"/>
+              </w:rPr>
+              <w:t>语速变快</w:t>
             </w:r>
           </w:p>
         </w:tc>
@@ -3029,26 +3836,14 @@
     </w:p>
     <w:p>
       <w:pPr>
-        <w:spacing w:before="200" w:after="80"/>
+        <w:spacing w:before="200" w:after="120"/>
       </w:pPr>
       <w:r>
         <w:rPr>
           <w:b/>
-          <w:sz w:val="26"/>
+          <w:sz w:val="28"/>
         </w:rPr>
-        <w:t>2.5.5 C-BC集成模块</w:t>
-      </w:r>
-    </w:p>
-    <w:p>
-      <w:pPr>
-        <w:spacing w:before="160" w:after="60"/>
-      </w:pPr>
-      <w:r>
-        <w:rPr>
-          <w:b/>
-          <w:sz w:val="24"/>
-        </w:rPr>
-        <w:t>2.5.5.1 功能测试</w:t>
+        <w:t>7. C端 — 审计/配置/集成</w:t>
       </w:r>
     </w:p>
     <w:tbl>
@@ -3058,17 +3853,15 @@
         <w:tblLook w:firstColumn="1" w:firstRow="1" w:lastColumn="0" w:lastRow="0" w:noHBand="0" w:noVBand="1" w:val="04A0"/>
       </w:tblPr>
       <w:tblGrid>
-        <w:gridCol w:w="1441"/>
-        <w:gridCol w:w="1441"/>
-        <w:gridCol w:w="1441"/>
-        <w:gridCol w:w="1441"/>
-        <w:gridCol w:w="1441"/>
-        <w:gridCol w:w="1441"/>
+        <w:gridCol w:w="2161"/>
+        <w:gridCol w:w="2161"/>
+        <w:gridCol w:w="2161"/>
+        <w:gridCol w:w="2161"/>
       </w:tblGrid>
       <w:tr>
         <w:tc>
           <w:tcPr>
-            <w:tcW w:type="dxa" w:w="1441"/>
+            <w:tcW w:type="dxa" w:w="2161"/>
           </w:tcPr>
           <w:p>
             <w:r>
@@ -3076,13 +3869,13 @@
                 <w:b/>
                 <w:sz w:val="20"/>
               </w:rPr>
-              <w:t>测试编号</w:t>
-            </w:r>
-          </w:p>
-        </w:tc>
-        <w:tc>
-          <w:tcPr>
-            <w:tcW w:type="dxa" w:w="1441"/>
+              <w:t>编号</w:t>
+            </w:r>
+          </w:p>
+        </w:tc>
+        <w:tc>
+          <w:tcPr>
+            <w:tcW w:type="dxa" w:w="2161"/>
           </w:tcPr>
           <w:p>
             <w:r>
@@ -3090,13 +3883,13 @@
                 <w:b/>
                 <w:sz w:val="20"/>
               </w:rPr>
-              <w:t>测试名称</w:t>
-            </w:r>
-          </w:p>
-        </w:tc>
-        <w:tc>
-          <w:tcPr>
-            <w:tcW w:type="dxa" w:w="1441"/>
+              <w:t>功能描述</w:t>
+            </w:r>
+          </w:p>
+        </w:tc>
+        <w:tc>
+          <w:tcPr>
+            <w:tcW w:type="dxa" w:w="2161"/>
           </w:tcPr>
           <w:p>
             <w:r>
@@ -3104,13 +3897,13 @@
                 <w:b/>
                 <w:sz w:val="20"/>
               </w:rPr>
-              <w:t>前置条件</w:t>
-            </w:r>
-          </w:p>
-        </w:tc>
-        <w:tc>
-          <w:tcPr>
-            <w:tcW w:type="dxa" w:w="1441"/>
+              <w:t>测试步骤</w:t>
+            </w:r>
+          </w:p>
+        </w:tc>
+        <w:tc>
+          <w:tcPr>
+            <w:tcW w:type="dxa" w:w="2161"/>
           </w:tcPr>
           <w:p>
             <w:r>
@@ -3118,35 +3911,7 @@
                 <w:b/>
                 <w:sz w:val="20"/>
               </w:rPr>
-              <w:t>测试步骤</w:t>
-            </w:r>
-          </w:p>
-        </w:tc>
-        <w:tc>
-          <w:tcPr>
-            <w:tcW w:type="dxa" w:w="1441"/>
-          </w:tcPr>
-          <w:p>
-            <w:r>
-              <w:rPr>
-                <w:b/>
-                <w:sz w:val="20"/>
-              </w:rPr>
               <w:t>预期结果</w:t>
-            </w:r>
-          </w:p>
-        </w:tc>
-        <w:tc>
-          <w:tcPr>
-            <w:tcW w:type="dxa" w:w="1441"/>
-          </w:tcPr>
-          <w:p>
-            <w:r>
-              <w:rPr>
-                <w:b/>
-                <w:sz w:val="20"/>
-              </w:rPr>
-              <w:t>实际结果</w:t>
             </w:r>
           </w:p>
         </w:tc>
@@ -3154,79 +3919,53 @@
       <w:tr>
         <w:tc>
           <w:tcPr>
-            <w:tcW w:type="dxa" w:w="1441"/>
-          </w:tcPr>
-          <w:p>
-            <w:r>
-              <w:rPr>
-                <w:sz w:val="20"/>
-              </w:rPr>
-              <w:t>BC-001</w:t>
-            </w:r>
-          </w:p>
-        </w:tc>
-        <w:tc>
-          <w:tcPr>
-            <w:tcW w:type="dxa" w:w="1441"/>
-          </w:tcPr>
-          <w:p>
-            <w:r>
-              <w:rPr>
-                <w:sz w:val="20"/>
-              </w:rPr>
-              <w:t>信号总线</w:t>
-            </w:r>
-          </w:p>
-        </w:tc>
-        <w:tc>
-          <w:tcPr>
-            <w:tcW w:type="dxa" w:w="1441"/>
-          </w:tcPr>
-          <w:p>
-            <w:r>
-              <w:rPr>
-                <w:sz w:val="20"/>
-              </w:rPr>
-              <w:t>PyQt5可用</w:t>
-            </w:r>
-          </w:p>
-        </w:tc>
-        <w:tc>
-          <w:tcPr>
-            <w:tcW w:type="dxa" w:w="1441"/>
-          </w:tcPr>
-          <w:p>
-            <w:r>
-              <w:rPr>
-                <w:sz w:val="20"/>
-              </w:rPr>
-              <w:t>BCIntegrationSignals()→10信号</w:t>
-            </w:r>
-          </w:p>
-        </w:tc>
-        <w:tc>
-          <w:tcPr>
-            <w:tcW w:type="dxa" w:w="1441"/>
-          </w:tcPr>
-          <w:p>
-            <w:r>
-              <w:rPr>
-                <w:sz w:val="20"/>
-              </w:rPr>
-              <w:t>全部存在</w:t>
-            </w:r>
-          </w:p>
-        </w:tc>
-        <w:tc>
-          <w:tcPr>
-            <w:tcW w:type="dxa" w:w="1441"/>
-          </w:tcPr>
-          <w:p>
-            <w:r>
-              <w:rPr>
-                <w:sz w:val="20"/>
-              </w:rPr>
-              <w:t>通过</w:t>
+            <w:tcW w:type="dxa" w:w="2161"/>
+          </w:tcPr>
+          <w:p>
+            <w:r>
+              <w:rPr>
+                <w:sz w:val="20"/>
+              </w:rPr>
+              <w:t>C-AUD-001</w:t>
+            </w:r>
+          </w:p>
+        </w:tc>
+        <w:tc>
+          <w:tcPr>
+            <w:tcW w:type="dxa" w:w="2161"/>
+          </w:tcPr>
+          <w:p>
+            <w:r>
+              <w:rPr>
+                <w:sz w:val="20"/>
+              </w:rPr>
+              <w:t>6类隐私脱敏</w:t>
+            </w:r>
+          </w:p>
+        </w:tc>
+        <w:tc>
+          <w:tcPr>
+            <w:tcW w:type="dxa" w:w="2161"/>
+          </w:tcPr>
+          <w:p>
+            <w:r>
+              <w:rPr>
+                <w:sz w:val="20"/>
+              </w:rPr>
+              <w:t>desensitize_text 6类敏感字段</w:t>
+            </w:r>
+          </w:p>
+        </w:tc>
+        <w:tc>
+          <w:tcPr>
+            <w:tcW w:type="dxa" w:w="2161"/>
+          </w:tcPr>
+          <w:p>
+            <w:r>
+              <w:rPr>
+                <w:sz w:val="20"/>
+              </w:rPr>
+              <w:t>全部正确替换</w:t>
             </w:r>
           </w:p>
         </w:tc>
@@ -3234,79 +3973,53 @@
       <w:tr>
         <w:tc>
           <w:tcPr>
-            <w:tcW w:type="dxa" w:w="1441"/>
-          </w:tcPr>
-          <w:p>
-            <w:r>
-              <w:rPr>
-                <w:sz w:val="20"/>
-              </w:rPr>
-              <w:t>BC-002</w:t>
-            </w:r>
-          </w:p>
-        </w:tc>
-        <w:tc>
-          <w:tcPr>
-            <w:tcW w:type="dxa" w:w="1441"/>
-          </w:tcPr>
-          <w:p>
-            <w:r>
-              <w:rPr>
-                <w:sz w:val="20"/>
-              </w:rPr>
-              <w:t>AuditBuilder</w:t>
-            </w:r>
-          </w:p>
-        </w:tc>
-        <w:tc>
-          <w:tcPr>
-            <w:tcW w:type="dxa" w:w="1441"/>
-          </w:tcPr>
-          <w:p>
-            <w:r>
-              <w:rPr>
-                <w:sz w:val="20"/>
-              </w:rPr>
-              <w:t>无</w:t>
-            </w:r>
-          </w:p>
-        </w:tc>
-        <w:tc>
-          <w:tcPr>
-            <w:tcW w:type="dxa" w:w="1441"/>
-          </w:tcPr>
-          <w:p>
-            <w:r>
-              <w:rPr>
-                <w:sz w:val="20"/>
-              </w:rPr>
-              <w:t>AuditRecordBuilder.build()</w:t>
-            </w:r>
-          </w:p>
-        </w:tc>
-        <w:tc>
-          <w:tcPr>
-            <w:tcW w:type="dxa" w:w="1441"/>
-          </w:tcPr>
-          <w:p>
-            <w:r>
-              <w:rPr>
-                <w:sz w:val="20"/>
-              </w:rPr>
-              <w:t>11字段完整</w:t>
-            </w:r>
-          </w:p>
-        </w:tc>
-        <w:tc>
-          <w:tcPr>
-            <w:tcW w:type="dxa" w:w="1441"/>
-          </w:tcPr>
-          <w:p>
-            <w:r>
-              <w:rPr>
-                <w:sz w:val="20"/>
-              </w:rPr>
-              <w:t>通过</w:t>
+            <w:tcW w:type="dxa" w:w="2161"/>
+          </w:tcPr>
+          <w:p>
+            <w:r>
+              <w:rPr>
+                <w:sz w:val="20"/>
+              </w:rPr>
+              <w:t>C-AUD-002</w:t>
+            </w:r>
+          </w:p>
+        </w:tc>
+        <w:tc>
+          <w:tcPr>
+            <w:tcW w:type="dxa" w:w="2161"/>
+          </w:tcPr>
+          <w:p>
+            <w:r>
+              <w:rPr>
+                <w:sz w:val="20"/>
+              </w:rPr>
+              <w:t>SQLite入队</w:t>
+            </w:r>
+          </w:p>
+        </w:tc>
+        <w:tc>
+          <w:tcPr>
+            <w:tcW w:type="dxa" w:w="2161"/>
+          </w:tcPr>
+          <w:p>
+            <w:r>
+              <w:rPr>
+                <w:sz w:val="20"/>
+              </w:rPr>
+              <w:t>agent.enqueue(record)</w:t>
+            </w:r>
+          </w:p>
+        </w:tc>
+        <w:tc>
+          <w:tcPr>
+            <w:tcW w:type="dxa" w:w="2161"/>
+          </w:tcPr>
+          <w:p>
+            <w:r>
+              <w:rPr>
+                <w:sz w:val="20"/>
+              </w:rPr>
+              <w:t>depth&gt;=1</w:t>
             </w:r>
           </w:p>
         </w:tc>
@@ -3314,79 +4027,53 @@
       <w:tr>
         <w:tc>
           <w:tcPr>
-            <w:tcW w:type="dxa" w:w="1441"/>
-          </w:tcPr>
-          <w:p>
-            <w:r>
-              <w:rPr>
-                <w:sz w:val="20"/>
-              </w:rPr>
-              <w:t>BC-003</w:t>
-            </w:r>
-          </w:p>
-        </w:tc>
-        <w:tc>
-          <w:tcPr>
-            <w:tcW w:type="dxa" w:w="1441"/>
-          </w:tcPr>
-          <w:p>
-            <w:r>
-              <w:rPr>
-                <w:sz w:val="20"/>
-              </w:rPr>
-              <w:t>Controller</w:t>
-            </w:r>
-          </w:p>
-        </w:tc>
-        <w:tc>
-          <w:tcPr>
-            <w:tcW w:type="dxa" w:w="1441"/>
-          </w:tcPr>
-          <w:p>
-            <w:r>
-              <w:rPr>
-                <w:sz w:val="20"/>
-              </w:rPr>
-              <w:t>依赖已安装</w:t>
-            </w:r>
-          </w:p>
-        </w:tc>
-        <w:tc>
-          <w:tcPr>
-            <w:tcW w:type="dxa" w:w="1441"/>
-          </w:tcPr>
-          <w:p>
-            <w:r>
-              <w:rPr>
-                <w:sz w:val="20"/>
-              </w:rPr>
-              <w:t>VoiceIntegrationController().start()</w:t>
-            </w:r>
-          </w:p>
-        </w:tc>
-        <w:tc>
-          <w:tcPr>
-            <w:tcW w:type="dxa" w:w="1441"/>
-          </w:tcPr>
-          <w:p>
-            <w:r>
-              <w:rPr>
-                <w:sz w:val="20"/>
-              </w:rPr>
-              <w:t>_started=True</w:t>
-            </w:r>
-          </w:p>
-        </w:tc>
-        <w:tc>
-          <w:tcPr>
-            <w:tcW w:type="dxa" w:w="1441"/>
-          </w:tcPr>
-          <w:p>
-            <w:r>
-              <w:rPr>
-                <w:sz w:val="20"/>
-              </w:rPr>
-              <w:t>通过</w:t>
+            <w:tcW w:type="dxa" w:w="2161"/>
+          </w:tcPr>
+          <w:p>
+            <w:r>
+              <w:rPr>
+                <w:sz w:val="20"/>
+              </w:rPr>
+              <w:t>C-AUD-003</w:t>
+            </w:r>
+          </w:p>
+        </w:tc>
+        <w:tc>
+          <w:tcPr>
+            <w:tcW w:type="dxa" w:w="2161"/>
+          </w:tcPr>
+          <w:p>
+            <w:r>
+              <w:rPr>
+                <w:sz w:val="20"/>
+              </w:rPr>
+              <w:t>批量HTTP上报</w:t>
+            </w:r>
+          </w:p>
+        </w:tc>
+        <w:tc>
+          <w:tcPr>
+            <w:tcW w:type="dxa" w:w="2161"/>
+          </w:tcPr>
+          <w:p>
+            <w:r>
+              <w:rPr>
+                <w:sz w:val="20"/>
+              </w:rPr>
+              <w:t>flush_now()→sent&gt;=1→本地清空</w:t>
+            </w:r>
+          </w:p>
+        </w:tc>
+        <w:tc>
+          <w:tcPr>
+            <w:tcW w:type="dxa" w:w="2161"/>
+          </w:tcPr>
+          <w:p>
+            <w:r>
+              <w:rPr>
+                <w:sz w:val="20"/>
+              </w:rPr>
+              <w:t>上报成功</w:t>
             </w:r>
           </w:p>
         </w:tc>
@@ -3394,79 +4081,53 @@
       <w:tr>
         <w:tc>
           <w:tcPr>
-            <w:tcW w:type="dxa" w:w="1441"/>
-          </w:tcPr>
-          <w:p>
-            <w:r>
-              <w:rPr>
-                <w:sz w:val="20"/>
-              </w:rPr>
-              <w:t>BC-004</w:t>
-            </w:r>
-          </w:p>
-        </w:tc>
-        <w:tc>
-          <w:tcPr>
-            <w:tcW w:type="dxa" w:w="1441"/>
-          </w:tcPr>
-          <w:p>
-            <w:r>
-              <w:rPr>
-                <w:sz w:val="20"/>
-              </w:rPr>
-              <w:t>bind_to</w:t>
-            </w:r>
-          </w:p>
-        </w:tc>
-        <w:tc>
-          <w:tcPr>
-            <w:tcW w:type="dxa" w:w="1441"/>
-          </w:tcPr>
-          <w:p>
-            <w:r>
-              <w:rPr>
-                <w:sz w:val="20"/>
-              </w:rPr>
-              <w:t>bus已创建</w:t>
-            </w:r>
-          </w:p>
-        </w:tc>
-        <w:tc>
-          <w:tcPr>
-            <w:tcW w:type="dxa" w:w="1441"/>
-          </w:tcPr>
-          <w:p>
-            <w:r>
-              <w:rPr>
-                <w:sz w:val="20"/>
-              </w:rPr>
-              <w:t>ctrl.bind_to(bus,shared)</w:t>
-            </w:r>
-          </w:p>
-        </w:tc>
-        <w:tc>
-          <w:tcPr>
-            <w:tcW w:type="dxa" w:w="1441"/>
-          </w:tcPr>
-          <w:p>
-            <w:r>
-              <w:rPr>
-                <w:sz w:val="20"/>
-              </w:rPr>
-              <w:t>_wired=True</w:t>
-            </w:r>
-          </w:p>
-        </w:tc>
-        <w:tc>
-          <w:tcPr>
-            <w:tcW w:type="dxa" w:w="1441"/>
-          </w:tcPr>
-          <w:p>
-            <w:r>
-              <w:rPr>
-                <w:sz w:val="20"/>
-              </w:rPr>
-              <w:t>通过</w:t>
+            <w:tcW w:type="dxa" w:w="2161"/>
+          </w:tcPr>
+          <w:p>
+            <w:r>
+              <w:rPr>
+                <w:sz w:val="20"/>
+              </w:rPr>
+              <w:t>C-AUD-004</w:t>
+            </w:r>
+          </w:p>
+        </w:tc>
+        <w:tc>
+          <w:tcPr>
+            <w:tcW w:type="dxa" w:w="2161"/>
+          </w:tcPr>
+          <w:p>
+            <w:r>
+              <w:rPr>
+                <w:sz w:val="20"/>
+              </w:rPr>
+              <w:t>500错误重试</w:t>
+            </w:r>
+          </w:p>
+        </w:tc>
+        <w:tc>
+          <w:tcPr>
+            <w:tcW w:type="dxa" w:w="2161"/>
+          </w:tcPr>
+          <w:p>
+            <w:r>
+              <w:rPr>
+                <w:sz w:val="20"/>
+              </w:rPr>
+              <w:t>服务器500→flush_now()→记录保留</w:t>
+            </w:r>
+          </w:p>
+        </w:tc>
+        <w:tc>
+          <w:tcPr>
+            <w:tcW w:type="dxa" w:w="2161"/>
+          </w:tcPr>
+          <w:p>
+            <w:r>
+              <w:rPr>
+                <w:sz w:val="20"/>
+              </w:rPr>
+              <w:t>记录保留</w:t>
             </w:r>
           </w:p>
         </w:tc>
@@ -3474,46 +4135,249 @@
       <w:tr>
         <w:tc>
           <w:tcPr>
-            <w:tcW w:type="dxa" w:w="1441"/>
-          </w:tcPr>
-          <w:p>
-            <w:r>
-              <w:rPr>
-                <w:sz w:val="20"/>
-              </w:rPr>
-              <w:t>BC-005</w:t>
-            </w:r>
-          </w:p>
-        </w:tc>
-        <w:tc>
-          <w:tcPr>
-            <w:tcW w:type="dxa" w:w="1441"/>
-          </w:tcPr>
-          <w:p>
-            <w:r>
-              <w:rPr>
-                <w:sz w:val="20"/>
-              </w:rPr>
-              <w:t>health_check</w:t>
-            </w:r>
-          </w:p>
-        </w:tc>
-        <w:tc>
-          <w:tcPr>
-            <w:tcW w:type="dxa" w:w="1441"/>
-          </w:tcPr>
-          <w:p>
-            <w:r>
-              <w:rPr>
-                <w:sz w:val="20"/>
-              </w:rPr>
-              <w:t>已绑定</w:t>
-            </w:r>
-          </w:p>
-        </w:tc>
-        <w:tc>
-          <w:tcPr>
-            <w:tcW w:type="dxa" w:w="1441"/>
+            <w:tcW w:type="dxa" w:w="2161"/>
+          </w:tcPr>
+          <w:p>
+            <w:r>
+              <w:rPr>
+                <w:sz w:val="20"/>
+              </w:rPr>
+              <w:t>C-CFG-001</w:t>
+            </w:r>
+          </w:p>
+        </w:tc>
+        <w:tc>
+          <w:tcPr>
+            <w:tcW w:type="dxa" w:w="2161"/>
+          </w:tcPr>
+          <w:p>
+            <w:r>
+              <w:rPr>
+                <w:sz w:val="20"/>
+              </w:rPr>
+              <w:t>间隔保护</w:t>
+            </w:r>
+          </w:p>
+        </w:tc>
+        <w:tc>
+          <w:tcPr>
+            <w:tcW w:type="dxa" w:w="2161"/>
+          </w:tcPr>
+          <w:p>
+            <w:r>
+              <w:rPr>
+                <w:sz w:val="20"/>
+              </w:rPr>
+              <w:t>set_interval(3)→5, set_interval(2000)→1440</w:t>
+            </w:r>
+          </w:p>
+        </w:tc>
+        <w:tc>
+          <w:tcPr>
+            <w:tcW w:type="dxa" w:w="2161"/>
+          </w:tcPr>
+          <w:p>
+            <w:r>
+              <w:rPr>
+                <w:sz w:val="20"/>
+              </w:rPr>
+              <w:t>上下限生效</w:t>
+            </w:r>
+          </w:p>
+        </w:tc>
+      </w:tr>
+      <w:tr>
+        <w:tc>
+          <w:tcPr>
+            <w:tcW w:type="dxa" w:w="2161"/>
+          </w:tcPr>
+          <w:p>
+            <w:r>
+              <w:rPr>
+                <w:sz w:val="20"/>
+              </w:rPr>
+              <w:t>C-CFG-002</w:t>
+            </w:r>
+          </w:p>
+        </w:tc>
+        <w:tc>
+          <w:tcPr>
+            <w:tcW w:type="dxa" w:w="2161"/>
+          </w:tcPr>
+          <w:p>
+            <w:r>
+              <w:rPr>
+                <w:sz w:val="20"/>
+              </w:rPr>
+              <w:t>离线降级</w:t>
+            </w:r>
+          </w:p>
+        </w:tc>
+        <w:tc>
+          <w:tcPr>
+            <w:tcW w:type="dxa" w:w="2161"/>
+          </w:tcPr>
+          <w:p>
+            <w:r>
+              <w:rPr>
+                <w:sz w:val="20"/>
+              </w:rPr>
+              <w:t>poll_now()→server不可达→返回None</w:t>
+            </w:r>
+          </w:p>
+        </w:tc>
+        <w:tc>
+          <w:tcPr>
+            <w:tcW w:type="dxa" w:w="2161"/>
+          </w:tcPr>
+          <w:p>
+            <w:r>
+              <w:rPr>
+                <w:sz w:val="20"/>
+              </w:rPr>
+              <w:t>不崩溃</w:t>
+            </w:r>
+          </w:p>
+        </w:tc>
+      </w:tr>
+      <w:tr>
+        <w:tc>
+          <w:tcPr>
+            <w:tcW w:type="dxa" w:w="2161"/>
+          </w:tcPr>
+          <w:p>
+            <w:r>
+              <w:rPr>
+                <w:sz w:val="20"/>
+              </w:rPr>
+              <w:t>C-CFG-003</w:t>
+            </w:r>
+          </w:p>
+        </w:tc>
+        <w:tc>
+          <w:tcPr>
+            <w:tcW w:type="dxa" w:w="2161"/>
+          </w:tcPr>
+          <w:p>
+            <w:r>
+              <w:rPr>
+                <w:sz w:val="20"/>
+              </w:rPr>
+              <w:t>变更通知</w:t>
+            </w:r>
+          </w:p>
+        </w:tc>
+        <w:tc>
+          <w:tcPr>
+            <w:tcW w:type="dxa" w:w="2161"/>
+          </w:tcPr>
+          <w:p>
+            <w:r>
+              <w:rPr>
+                <w:sz w:val="20"/>
+              </w:rPr>
+              <w:t>notify_changed触发回调</w:t>
+            </w:r>
+          </w:p>
+        </w:tc>
+        <w:tc>
+          <w:tcPr>
+            <w:tcW w:type="dxa" w:w="2161"/>
+          </w:tcPr>
+          <w:p>
+            <w:r>
+              <w:rPr>
+                <w:sz w:val="20"/>
+              </w:rPr>
+              <w:t>回调执行</w:t>
+            </w:r>
+          </w:p>
+        </w:tc>
+      </w:tr>
+      <w:tr>
+        <w:tc>
+          <w:tcPr>
+            <w:tcW w:type="dxa" w:w="2161"/>
+          </w:tcPr>
+          <w:p>
+            <w:r>
+              <w:rPr>
+                <w:sz w:val="20"/>
+              </w:rPr>
+              <w:t>C-BC-001</w:t>
+            </w:r>
+          </w:p>
+        </w:tc>
+        <w:tc>
+          <w:tcPr>
+            <w:tcW w:type="dxa" w:w="2161"/>
+          </w:tcPr>
+          <w:p>
+            <w:r>
+              <w:rPr>
+                <w:sz w:val="20"/>
+              </w:rPr>
+              <w:t>BC控制器bind_to</w:t>
+            </w:r>
+          </w:p>
+        </w:tc>
+        <w:tc>
+          <w:tcPr>
+            <w:tcW w:type="dxa" w:w="2161"/>
+          </w:tcPr>
+          <w:p>
+            <w:r>
+              <w:rPr>
+                <w:sz w:val="20"/>
+              </w:rPr>
+              <w:t>ctrl.bind_to(bus,shared)</w:t>
+            </w:r>
+          </w:p>
+        </w:tc>
+        <w:tc>
+          <w:tcPr>
+            <w:tcW w:type="dxa" w:w="2161"/>
+          </w:tcPr>
+          <w:p>
+            <w:r>
+              <w:rPr>
+                <w:sz w:val="20"/>
+              </w:rPr>
+              <w:t>_wired=True</w:t>
+            </w:r>
+          </w:p>
+        </w:tc>
+      </w:tr>
+      <w:tr>
+        <w:tc>
+          <w:tcPr>
+            <w:tcW w:type="dxa" w:w="2161"/>
+          </w:tcPr>
+          <w:p>
+            <w:r>
+              <w:rPr>
+                <w:sz w:val="20"/>
+              </w:rPr>
+              <w:t>C-BC-002</w:t>
+            </w:r>
+          </w:p>
+        </w:tc>
+        <w:tc>
+          <w:tcPr>
+            <w:tcW w:type="dxa" w:w="2161"/>
+          </w:tcPr>
+          <w:p>
+            <w:r>
+              <w:rPr>
+                <w:sz w:val="20"/>
+              </w:rPr>
+              <w:t>health_check 7字段</w:t>
+            </w:r>
+          </w:p>
+        </w:tc>
+        <w:tc>
+          <w:tcPr>
+            <w:tcW w:type="dxa" w:w="2161"/>
           </w:tcPr>
           <w:p>
             <w:r>
@@ -3526,27 +4390,14 @@
         </w:tc>
         <w:tc>
           <w:tcPr>
-            <w:tcW w:type="dxa" w:w="1441"/>
-          </w:tcPr>
-          <w:p>
-            <w:r>
-              <w:rPr>
-                <w:sz w:val="20"/>
-              </w:rPr>
-              <w:t>7字段HealthStatus</w:t>
-            </w:r>
-          </w:p>
-        </w:tc>
-        <w:tc>
-          <w:tcPr>
-            <w:tcW w:type="dxa" w:w="1441"/>
-          </w:tcPr>
-          <w:p>
-            <w:r>
-              <w:rPr>
-                <w:sz w:val="20"/>
-              </w:rPr>
-              <w:t>通过</w:t>
+            <w:tcW w:type="dxa" w:w="2161"/>
+          </w:tcPr>
+          <w:p>
+            <w:r>
+              <w:rPr>
+                <w:sz w:val="20"/>
+              </w:rPr>
+              <w:t>7字段全部存在</w:t>
             </w:r>
           </w:p>
         </w:tc>
@@ -3564,26 +4415,14 @@
     </w:p>
     <w:p>
       <w:pPr>
-        <w:spacing w:before="200" w:after="80"/>
+        <w:spacing w:before="200" w:after="120"/>
       </w:pPr>
       <w:r>
         <w:rPr>
           <w:b/>
-          <w:sz w:val="26"/>
+          <w:sz w:val="28"/>
         </w:rPr>
-        <w:t>2.5.6 C-Web管理面板</w:t>
-      </w:r>
-    </w:p>
-    <w:p>
-      <w:pPr>
-        <w:spacing w:before="160" w:after="60"/>
-      </w:pPr>
-      <w:r>
-        <w:rPr>
-          <w:b/>
-          <w:sz w:val="24"/>
-        </w:rPr>
-        <w:t>2.5.6.1 功能测试</w:t>
+        <w:t>8. 全系统 — 认证拦截+数据回路</w:t>
       </w:r>
     </w:p>
     <w:tbl>
@@ -3593,17 +4432,15 @@
         <w:tblLook w:firstColumn="1" w:firstRow="1" w:lastColumn="0" w:lastRow="0" w:noHBand="0" w:noVBand="1" w:val="04A0"/>
       </w:tblPr>
       <w:tblGrid>
-        <w:gridCol w:w="1441"/>
-        <w:gridCol w:w="1441"/>
-        <w:gridCol w:w="1441"/>
-        <w:gridCol w:w="1441"/>
-        <w:gridCol w:w="1441"/>
-        <w:gridCol w:w="1441"/>
+        <w:gridCol w:w="2161"/>
+        <w:gridCol w:w="2161"/>
+        <w:gridCol w:w="2161"/>
+        <w:gridCol w:w="2161"/>
       </w:tblGrid>
       <w:tr>
         <w:tc>
           <w:tcPr>
-            <w:tcW w:type="dxa" w:w="1441"/>
+            <w:tcW w:type="dxa" w:w="2161"/>
           </w:tcPr>
           <w:p>
             <w:r>
@@ -3611,13 +4448,13 @@
                 <w:b/>
                 <w:sz w:val="20"/>
               </w:rPr>
-              <w:t>测试编号</w:t>
-            </w:r>
-          </w:p>
-        </w:tc>
-        <w:tc>
-          <w:tcPr>
-            <w:tcW w:type="dxa" w:w="1441"/>
+              <w:t>编号</w:t>
+            </w:r>
+          </w:p>
+        </w:tc>
+        <w:tc>
+          <w:tcPr>
+            <w:tcW w:type="dxa" w:w="2161"/>
           </w:tcPr>
           <w:p>
             <w:r>
@@ -3625,13 +4462,13 @@
                 <w:b/>
                 <w:sz w:val="20"/>
               </w:rPr>
-              <w:t>测试名称</w:t>
-            </w:r>
-          </w:p>
-        </w:tc>
-        <w:tc>
-          <w:tcPr>
-            <w:tcW w:type="dxa" w:w="1441"/>
+              <w:t>功能描述</w:t>
+            </w:r>
+          </w:p>
+        </w:tc>
+        <w:tc>
+          <w:tcPr>
+            <w:tcW w:type="dxa" w:w="2161"/>
           </w:tcPr>
           <w:p>
             <w:r>
@@ -3639,13 +4476,13 @@
                 <w:b/>
                 <w:sz w:val="20"/>
               </w:rPr>
-              <w:t>前置条件</w:t>
-            </w:r>
-          </w:p>
-        </w:tc>
-        <w:tc>
-          <w:tcPr>
-            <w:tcW w:type="dxa" w:w="1441"/>
+              <w:t>测试步骤</w:t>
+            </w:r>
+          </w:p>
+        </w:tc>
+        <w:tc>
+          <w:tcPr>
+            <w:tcW w:type="dxa" w:w="2161"/>
           </w:tcPr>
           <w:p>
             <w:r>
@@ -3653,35 +4490,7 @@
                 <w:b/>
                 <w:sz w:val="20"/>
               </w:rPr>
-              <w:t>测试步骤</w:t>
-            </w:r>
-          </w:p>
-        </w:tc>
-        <w:tc>
-          <w:tcPr>
-            <w:tcW w:type="dxa" w:w="1441"/>
-          </w:tcPr>
-          <w:p>
-            <w:r>
-              <w:rPr>
-                <w:b/>
-                <w:sz w:val="20"/>
-              </w:rPr>
               <w:t>预期结果</w:t>
-            </w:r>
-          </w:p>
-        </w:tc>
-        <w:tc>
-          <w:tcPr>
-            <w:tcW w:type="dxa" w:w="1441"/>
-          </w:tcPr>
-          <w:p>
-            <w:r>
-              <w:rPr>
-                <w:b/>
-                <w:sz w:val="20"/>
-              </w:rPr>
-              <w:t>实际结果</w:t>
             </w:r>
           </w:p>
         </w:tc>
@@ -3689,79 +4498,53 @@
       <w:tr>
         <w:tc>
           <w:tcPr>
-            <w:tcW w:type="dxa" w:w="1441"/>
-          </w:tcPr>
-          <w:p>
-            <w:r>
-              <w:rPr>
-                <w:sz w:val="20"/>
-              </w:rPr>
-              <w:t>WEB-001</w:t>
-            </w:r>
-          </w:p>
-        </w:tc>
-        <w:tc>
-          <w:tcPr>
-            <w:tcW w:type="dxa" w:w="1441"/>
-          </w:tcPr>
-          <w:p>
-            <w:r>
-              <w:rPr>
-                <w:sz w:val="20"/>
-              </w:rPr>
-              <w:t>登录页</w:t>
-            </w:r>
-          </w:p>
-        </w:tc>
-        <w:tc>
-          <w:tcPr>
-            <w:tcW w:type="dxa" w:w="1441"/>
-          </w:tcPr>
-          <w:p>
-            <w:r>
-              <w:rPr>
-                <w:sz w:val="20"/>
-              </w:rPr>
-              <w:t>npm已安装</w:t>
-            </w:r>
-          </w:p>
-        </w:tc>
-        <w:tc>
-          <w:tcPr>
-            <w:tcW w:type="dxa" w:w="1441"/>
-          </w:tcPr>
-          <w:p>
-            <w:r>
-              <w:rPr>
-                <w:sz w:val="20"/>
-              </w:rPr>
-              <w:t>npm run dev→浏览器/login</w:t>
-            </w:r>
-          </w:p>
-        </w:tc>
-        <w:tc>
-          <w:tcPr>
-            <w:tcW w:type="dxa" w:w="1441"/>
-          </w:tcPr>
-          <w:p>
-            <w:r>
-              <w:rPr>
-                <w:sz w:val="20"/>
-              </w:rPr>
-              <w:t>显示登录卡片</w:t>
-            </w:r>
-          </w:p>
-        </w:tc>
-        <w:tc>
-          <w:tcPr>
-            <w:tcW w:type="dxa" w:w="1441"/>
-          </w:tcPr>
-          <w:p>
-            <w:r>
-              <w:rPr>
-                <w:sz w:val="20"/>
-              </w:rPr>
-              <w:t>通过</w:t>
+            <w:tcW w:type="dxa" w:w="2161"/>
+          </w:tcPr>
+          <w:p>
+            <w:r>
+              <w:rPr>
+                <w:sz w:val="20"/>
+              </w:rPr>
+              <w:t>SYS-001</w:t>
+            </w:r>
+          </w:p>
+        </w:tc>
+        <w:tc>
+          <w:tcPr>
+            <w:tcW w:type="dxa" w:w="2161"/>
+          </w:tcPr>
+          <w:p>
+            <w:r>
+              <w:rPr>
+                <w:sz w:val="20"/>
+              </w:rPr>
+              <w:t>无Key拦截</w:t>
+            </w:r>
+          </w:p>
+        </w:tc>
+        <w:tc>
+          <w:tcPr>
+            <w:tcW w:type="dxa" w:w="2161"/>
+          </w:tcPr>
+          <w:p>
+            <w:r>
+              <w:rPr>
+                <w:sz w:val="20"/>
+              </w:rPr>
+              <w:t>GET /admin/* 无Header</w:t>
+            </w:r>
+          </w:p>
+        </w:tc>
+        <w:tc>
+          <w:tcPr>
+            <w:tcW w:type="dxa" w:w="2161"/>
+          </w:tcPr>
+          <w:p>
+            <w:r>
+              <w:rPr>
+                <w:sz w:val="20"/>
+              </w:rPr>
+              <w:t>HTTP 401</w:t>
             </w:r>
           </w:p>
         </w:tc>
@@ -3769,79 +4552,53 @@
       <w:tr>
         <w:tc>
           <w:tcPr>
-            <w:tcW w:type="dxa" w:w="1441"/>
-          </w:tcPr>
-          <w:p>
-            <w:r>
-              <w:rPr>
-                <w:sz w:val="20"/>
-              </w:rPr>
-              <w:t>WEB-002</w:t>
-            </w:r>
-          </w:p>
-        </w:tc>
-        <w:tc>
-          <w:tcPr>
-            <w:tcW w:type="dxa" w:w="1441"/>
-          </w:tcPr>
-          <w:p>
-            <w:r>
-              <w:rPr>
-                <w:sz w:val="20"/>
-              </w:rPr>
-              <w:t>Dashboard</w:t>
-            </w:r>
-          </w:p>
-        </w:tc>
-        <w:tc>
-          <w:tcPr>
-            <w:tcW w:type="dxa" w:w="1441"/>
-          </w:tcPr>
-          <w:p>
-            <w:r>
-              <w:rPr>
-                <w:sz w:val="20"/>
-              </w:rPr>
-              <w:t>已登录</w:t>
-            </w:r>
-          </w:p>
-        </w:tc>
-        <w:tc>
-          <w:tcPr>
-            <w:tcW w:type="dxa" w:w="1441"/>
-          </w:tcPr>
-          <w:p>
-            <w:r>
-              <w:rPr>
-                <w:sz w:val="20"/>
-              </w:rPr>
-              <w:t>访问/dashboard</w:t>
-            </w:r>
-          </w:p>
-        </w:tc>
-        <w:tc>
-          <w:tcPr>
-            <w:tcW w:type="dxa" w:w="1441"/>
-          </w:tcPr>
-          <w:p>
-            <w:r>
-              <w:rPr>
-                <w:sz w:val="20"/>
-              </w:rPr>
-              <w:t>5KPI+4图表</w:t>
-            </w:r>
-          </w:p>
-        </w:tc>
-        <w:tc>
-          <w:tcPr>
-            <w:tcW w:type="dxa" w:w="1441"/>
-          </w:tcPr>
-          <w:p>
-            <w:r>
-              <w:rPr>
-                <w:sz w:val="20"/>
-              </w:rPr>
-              <w:t>通过</w:t>
+            <w:tcW w:type="dxa" w:w="2161"/>
+          </w:tcPr>
+          <w:p>
+            <w:r>
+              <w:rPr>
+                <w:sz w:val="20"/>
+              </w:rPr>
+              <w:t>SYS-002</w:t>
+            </w:r>
+          </w:p>
+        </w:tc>
+        <w:tc>
+          <w:tcPr>
+            <w:tcW w:type="dxa" w:w="2161"/>
+          </w:tcPr>
+          <w:p>
+            <w:r>
+              <w:rPr>
+                <w:sz w:val="20"/>
+              </w:rPr>
+              <w:t>审计数据回路</w:t>
+            </w:r>
+          </w:p>
+        </w:tc>
+        <w:tc>
+          <w:tcPr>
+            <w:tcW w:type="dxa" w:w="2161"/>
+          </w:tcPr>
+          <w:p>
+            <w:r>
+              <w:rPr>
+                <w:sz w:val="20"/>
+              </w:rPr>
+              <w:t>POST audit/report→GET admin/stats确认入库</w:t>
+            </w:r>
+          </w:p>
+        </w:tc>
+        <w:tc>
+          <w:tcPr>
+            <w:tcW w:type="dxa" w:w="2161"/>
+          </w:tcPr>
+          <w:p>
+            <w:r>
+              <w:rPr>
+                <w:sz w:val="20"/>
+              </w:rPr>
+              <w:t>数据可查回</w:t>
             </w:r>
           </w:p>
         </w:tc>
@@ -3849,79 +4606,53 @@
       <w:tr>
         <w:tc>
           <w:tcPr>
-            <w:tcW w:type="dxa" w:w="1441"/>
-          </w:tcPr>
-          <w:p>
-            <w:r>
-              <w:rPr>
-                <w:sz w:val="20"/>
-              </w:rPr>
-              <w:t>WEB-003</w:t>
-            </w:r>
-          </w:p>
-        </w:tc>
-        <w:tc>
-          <w:tcPr>
-            <w:tcW w:type="dxa" w:w="1441"/>
-          </w:tcPr>
-          <w:p>
-            <w:r>
-              <w:rPr>
-                <w:sz w:val="20"/>
-              </w:rPr>
-              <w:t>失败归因</w:t>
-            </w:r>
-          </w:p>
-        </w:tc>
-        <w:tc>
-          <w:tcPr>
-            <w:tcW w:type="dxa" w:w="1441"/>
-          </w:tcPr>
-          <w:p>
-            <w:r>
-              <w:rPr>
-                <w:sz w:val="20"/>
-              </w:rPr>
-              <w:t>已登录</w:t>
-            </w:r>
-          </w:p>
-        </w:tc>
-        <w:tc>
-          <w:tcPr>
-            <w:tcW w:type="dxa" w:w="1441"/>
-          </w:tcPr>
-          <w:p>
-            <w:r>
-              <w:rPr>
-                <w:sz w:val="20"/>
-              </w:rPr>
-              <w:t>点击行→详情面板</w:t>
-            </w:r>
-          </w:p>
-        </w:tc>
-        <w:tc>
-          <w:tcPr>
-            <w:tcW w:type="dxa" w:w="1441"/>
-          </w:tcPr>
-          <w:p>
-            <w:r>
-              <w:rPr>
-                <w:sz w:val="20"/>
-              </w:rPr>
-              <w:t>el-drawer含LLM快照</w:t>
-            </w:r>
-          </w:p>
-        </w:tc>
-        <w:tc>
-          <w:tcPr>
-            <w:tcW w:type="dxa" w:w="1441"/>
-          </w:tcPr>
-          <w:p>
-            <w:r>
-              <w:rPr>
-                <w:sz w:val="20"/>
-              </w:rPr>
-              <w:t>通过</w:t>
+            <w:tcW w:type="dxa" w:w="2161"/>
+          </w:tcPr>
+          <w:p>
+            <w:r>
+              <w:rPr>
+                <w:sz w:val="20"/>
+              </w:rPr>
+              <w:t>SYS-003</w:t>
+            </w:r>
+          </w:p>
+        </w:tc>
+        <w:tc>
+          <w:tcPr>
+            <w:tcW w:type="dxa" w:w="2161"/>
+          </w:tcPr>
+          <w:p>
+            <w:r>
+              <w:rPr>
+                <w:sz w:val="20"/>
+              </w:rPr>
+              <w:t>配置数据回路</w:t>
+            </w:r>
+          </w:p>
+        </w:tc>
+        <w:tc>
+          <w:tcPr>
+            <w:tcW w:type="dxa" w:w="2161"/>
+          </w:tcPr>
+          <w:p>
+            <w:r>
+              <w:rPr>
+                <w:sz w:val="20"/>
+              </w:rPr>
+              <w:t>POST config/deploy→GET config/pull验证</w:t>
+            </w:r>
+          </w:p>
+        </w:tc>
+        <w:tc>
+          <w:tcPr>
+            <w:tcW w:type="dxa" w:w="2161"/>
+          </w:tcPr>
+          <w:p>
+            <w:r>
+              <w:rPr>
+                <w:sz w:val="20"/>
+              </w:rPr>
+              <w:t>写入值=pull值</w:t>
             </w:r>
           </w:p>
         </w:tc>
@@ -3929,79 +4660,53 @@
       <w:tr>
         <w:tc>
           <w:tcPr>
-            <w:tcW w:type="dxa" w:w="1441"/>
-          </w:tcPr>
-          <w:p>
-            <w:r>
-              <w:rPr>
-                <w:sz w:val="20"/>
-              </w:rPr>
-              <w:t>WEB-004</w:t>
-            </w:r>
-          </w:p>
-        </w:tc>
-        <w:tc>
-          <w:tcPr>
-            <w:tcW w:type="dxa" w:w="1441"/>
-          </w:tcPr>
-          <w:p>
-            <w:r>
-              <w:rPr>
-                <w:sz w:val="20"/>
-              </w:rPr>
-              <w:t>数据流</w:t>
-            </w:r>
-          </w:p>
-        </w:tc>
-        <w:tc>
-          <w:tcPr>
-            <w:tcW w:type="dxa" w:w="1441"/>
-          </w:tcPr>
-          <w:p>
-            <w:r>
-              <w:rPr>
-                <w:sz w:val="20"/>
-              </w:rPr>
-              <w:t>已登录</w:t>
-            </w:r>
-          </w:p>
-        </w:tc>
-        <w:tc>
-          <w:tcPr>
-            <w:tcW w:type="dxa" w:w="1441"/>
-          </w:tcPr>
-          <w:p>
-            <w:r>
-              <w:rPr>
-                <w:sz w:val="20"/>
-              </w:rPr>
-              <w:t>访问/flow</w:t>
-            </w:r>
-          </w:p>
-        </w:tc>
-        <w:tc>
-          <w:tcPr>
-            <w:tcW w:type="dxa" w:w="1441"/>
-          </w:tcPr>
-          <w:p>
-            <w:r>
-              <w:rPr>
-                <w:sz w:val="20"/>
-              </w:rPr>
-              <w:t>桑基图+QPS+版本</w:t>
-            </w:r>
-          </w:p>
-        </w:tc>
-        <w:tc>
-          <w:tcPr>
-            <w:tcW w:type="dxa" w:w="1441"/>
-          </w:tcPr>
-          <w:p>
-            <w:r>
-              <w:rPr>
-                <w:sz w:val="20"/>
-              </w:rPr>
-              <w:t>通过</w:t>
+            <w:tcW w:type="dxa" w:w="2161"/>
+          </w:tcPr>
+          <w:p>
+            <w:r>
+              <w:rPr>
+                <w:sz w:val="20"/>
+              </w:rPr>
+              <w:t>SYS-004</w:t>
+            </w:r>
+          </w:p>
+        </w:tc>
+        <w:tc>
+          <w:tcPr>
+            <w:tcW w:type="dxa" w:w="2161"/>
+          </w:tcPr>
+          <w:p>
+            <w:r>
+              <w:rPr>
+                <w:sz w:val="20"/>
+              </w:rPr>
+              <w:t>JWT认证回路</w:t>
+            </w:r>
+          </w:p>
+        </w:tc>
+        <w:tc>
+          <w:tcPr>
+            <w:tcW w:type="dxa" w:w="2161"/>
+          </w:tcPr>
+          <w:p>
+            <w:r>
+              <w:rPr>
+                <w:sz w:val="20"/>
+              </w:rPr>
+              <w:t>POST auth/login→token用于Admin请求</w:t>
+            </w:r>
+          </w:p>
+        </w:tc>
+        <w:tc>
+          <w:tcPr>
+            <w:tcW w:type="dxa" w:w="2161"/>
+          </w:tcPr>
+          <w:p>
+            <w:r>
+              <w:rPr>
+                <w:sz w:val="20"/>
+              </w:rPr>
+              <w:t>token有效</w:t>
             </w:r>
           </w:p>
         </w:tc>
@@ -4009,79 +4714,53 @@
       <w:tr>
         <w:tc>
           <w:tcPr>
-            <w:tcW w:type="dxa" w:w="1441"/>
-          </w:tcPr>
-          <w:p>
-            <w:r>
-              <w:rPr>
-                <w:sz w:val="20"/>
-              </w:rPr>
-              <w:t>WEB-005</w:t>
-            </w:r>
-          </w:p>
-        </w:tc>
-        <w:tc>
-          <w:tcPr>
-            <w:tcW w:type="dxa" w:w="1441"/>
-          </w:tcPr>
-          <w:p>
-            <w:r>
-              <w:rPr>
-                <w:sz w:val="20"/>
-              </w:rPr>
-              <w:t>配置热部署</w:t>
-            </w:r>
-          </w:p>
-        </w:tc>
-        <w:tc>
-          <w:tcPr>
-            <w:tcW w:type="dxa" w:w="1441"/>
-          </w:tcPr>
-          <w:p>
-            <w:r>
-              <w:rPr>
-                <w:sz w:val="20"/>
-              </w:rPr>
-              <w:t>已登录</w:t>
-            </w:r>
-          </w:p>
-        </w:tc>
-        <w:tc>
-          <w:tcPr>
-            <w:tcW w:type="dxa" w:w="1441"/>
-          </w:tcPr>
-          <w:p>
-            <w:r>
-              <w:rPr>
-                <w:sz w:val="20"/>
-              </w:rPr>
-              <w:t>修改值→热部署</w:t>
-            </w:r>
-          </w:p>
-        </w:tc>
-        <w:tc>
-          <w:tcPr>
-            <w:tcW w:type="dxa" w:w="1441"/>
-          </w:tcPr>
-          <w:p>
-            <w:r>
-              <w:rPr>
-                <w:sz w:val="20"/>
-              </w:rPr>
-              <w:t>deployed=true</w:t>
-            </w:r>
-          </w:p>
-        </w:tc>
-        <w:tc>
-          <w:tcPr>
-            <w:tcW w:type="dxa" w:w="1441"/>
-          </w:tcPr>
-          <w:p>
-            <w:r>
-              <w:rPr>
-                <w:sz w:val="20"/>
-              </w:rPr>
-              <w:t>通过</w:t>
+            <w:tcW w:type="dxa" w:w="2161"/>
+          </w:tcPr>
+          <w:p>
+            <w:r>
+              <w:rPr>
+                <w:sz w:val="20"/>
+              </w:rPr>
+              <w:t>SYS-005</w:t>
+            </w:r>
+          </w:p>
+        </w:tc>
+        <w:tc>
+          <w:tcPr>
+            <w:tcW w:type="dxa" w:w="2161"/>
+          </w:tcPr>
+          <w:p>
+            <w:r>
+              <w:rPr>
+                <w:sz w:val="20"/>
+              </w:rPr>
+              <w:t>B-C信号桥</w:t>
+            </w:r>
+          </w:p>
+        </w:tc>
+        <w:tc>
+          <w:tcPr>
+            <w:tcW w:type="dxa" w:w="2161"/>
+          </w:tcPr>
+          <w:p>
+            <w:r>
+              <w:rPr>
+                <w:sz w:val="20"/>
+              </w:rPr>
+              <w:t>9信号→emit/slot→bind_to→health_check</w:t>
+            </w:r>
+          </w:p>
+        </w:tc>
+        <w:tc>
+          <w:tcPr>
+            <w:tcW w:type="dxa" w:w="2161"/>
+          </w:tcPr>
+          <w:p>
+            <w:r>
+              <w:rPr>
+                <w:sz w:val="20"/>
+              </w:rPr>
+              <w:t>全链通</w:t>
             </w:r>
           </w:p>
         </w:tc>
@@ -4089,694 +4768,53 @@
       <w:tr>
         <w:tc>
           <w:tcPr>
-            <w:tcW w:type="dxa" w:w="1441"/>
-          </w:tcPr>
-          <w:p>
-            <w:r>
-              <w:rPr>
-                <w:sz w:val="20"/>
-              </w:rPr>
-              <w:t>WEB-006</w:t>
-            </w:r>
-          </w:p>
-        </w:tc>
-        <w:tc>
-          <w:tcPr>
-            <w:tcW w:type="dxa" w:w="1441"/>
-          </w:tcPr>
-          <w:p>
-            <w:r>
-              <w:rPr>
-                <w:sz w:val="20"/>
-              </w:rPr>
-              <w:t>CSV导出</w:t>
-            </w:r>
-          </w:p>
-        </w:tc>
-        <w:tc>
-          <w:tcPr>
-            <w:tcW w:type="dxa" w:w="1441"/>
-          </w:tcPr>
-          <w:p>
-            <w:r>
-              <w:rPr>
-                <w:sz w:val="20"/>
-              </w:rPr>
-              <w:t>已登录</w:t>
-            </w:r>
-          </w:p>
-        </w:tc>
-        <w:tc>
-          <w:tcPr>
-            <w:tcW w:type="dxa" w:w="1441"/>
-          </w:tcPr>
-          <w:p>
-            <w:r>
-              <w:rPr>
-                <w:sz w:val="20"/>
-              </w:rPr>
-              <w:t>健康监控→CSV导出</w:t>
-            </w:r>
-          </w:p>
-        </w:tc>
-        <w:tc>
-          <w:tcPr>
-            <w:tcW w:type="dxa" w:w="1441"/>
-          </w:tcPr>
-          <w:p>
-            <w:r>
-              <w:rPr>
-                <w:sz w:val="20"/>
-              </w:rPr>
-              <w:t>文件下载</w:t>
-            </w:r>
-          </w:p>
-        </w:tc>
-        <w:tc>
-          <w:tcPr>
-            <w:tcW w:type="dxa" w:w="1441"/>
-          </w:tcPr>
-          <w:p>
-            <w:r>
-              <w:rPr>
-                <w:sz w:val="20"/>
-              </w:rPr>
-              <w:t>通过</w:t>
-            </w:r>
-          </w:p>
-        </w:tc>
-      </w:tr>
-    </w:tbl>
-    <w:p>
-      <w:pPr>
-        <w:ind w:firstLine="420"/>
-      </w:pPr>
-      <w:r>
-        <w:rPr>
-          <w:sz w:val="24"/>
-        </w:rPr>
-      </w:r>
-    </w:p>
-    <w:p>
-      <w:pPr>
-        <w:spacing w:before="200" w:after="80"/>
-      </w:pPr>
-      <w:r>
-        <w:rPr>
-          <w:b/>
-          <w:sz w:val="26"/>
-        </w:rPr>
-        <w:t>2.5.7 数据连通性测试</w:t>
-      </w:r>
-    </w:p>
-    <w:p>
-      <w:pPr>
-        <w:spacing w:before="160" w:after="60"/>
-      </w:pPr>
-      <w:r>
-        <w:rPr>
-          <w:b/>
-          <w:sz w:val="24"/>
-        </w:rPr>
-        <w:t>2.5.7.1 功能测试</w:t>
-      </w:r>
-    </w:p>
-    <w:tbl>
-      <w:tblPr>
-        <w:tblStyle w:val="TableGrid"/>
-        <w:tblW w:type="auto" w:w="0"/>
-        <w:tblLook w:firstColumn="1" w:firstRow="1" w:lastColumn="0" w:lastRow="0" w:noHBand="0" w:noVBand="1" w:val="04A0"/>
-      </w:tblPr>
-      <w:tblGrid>
-        <w:gridCol w:w="1441"/>
-        <w:gridCol w:w="1441"/>
-        <w:gridCol w:w="1441"/>
-        <w:gridCol w:w="1441"/>
-        <w:gridCol w:w="1441"/>
-        <w:gridCol w:w="1441"/>
-      </w:tblGrid>
-      <w:tr>
-        <w:tc>
-          <w:tcPr>
-            <w:tcW w:type="dxa" w:w="1441"/>
-          </w:tcPr>
-          <w:p>
-            <w:r>
-              <w:rPr>
-                <w:b/>
-                <w:sz w:val="20"/>
-              </w:rPr>
-              <w:t>测试编号</w:t>
-            </w:r>
-          </w:p>
-        </w:tc>
-        <w:tc>
-          <w:tcPr>
-            <w:tcW w:type="dxa" w:w="1441"/>
-          </w:tcPr>
-          <w:p>
-            <w:r>
-              <w:rPr>
-                <w:b/>
-                <w:sz w:val="20"/>
-              </w:rPr>
-              <w:t>测试名称</w:t>
-            </w:r>
-          </w:p>
-        </w:tc>
-        <w:tc>
-          <w:tcPr>
-            <w:tcW w:type="dxa" w:w="1441"/>
-          </w:tcPr>
-          <w:p>
-            <w:r>
-              <w:rPr>
-                <w:b/>
-                <w:sz w:val="20"/>
-              </w:rPr>
-              <w:t>前置条件</w:t>
-            </w:r>
-          </w:p>
-        </w:tc>
-        <w:tc>
-          <w:tcPr>
-            <w:tcW w:type="dxa" w:w="1441"/>
-          </w:tcPr>
-          <w:p>
-            <w:r>
-              <w:rPr>
-                <w:b/>
-                <w:sz w:val="20"/>
-              </w:rPr>
-              <w:t>测试步骤</w:t>
-            </w:r>
-          </w:p>
-        </w:tc>
-        <w:tc>
-          <w:tcPr>
-            <w:tcW w:type="dxa" w:w="1441"/>
-          </w:tcPr>
-          <w:p>
-            <w:r>
-              <w:rPr>
-                <w:b/>
-                <w:sz w:val="20"/>
-              </w:rPr>
-              <w:t>预期结果</w:t>
-            </w:r>
-          </w:p>
-        </w:tc>
-        <w:tc>
-          <w:tcPr>
-            <w:tcW w:type="dxa" w:w="1441"/>
-          </w:tcPr>
-          <w:p>
-            <w:r>
-              <w:rPr>
-                <w:b/>
-                <w:sz w:val="20"/>
-              </w:rPr>
-              <w:t>实际结果</w:t>
-            </w:r>
-          </w:p>
-        </w:tc>
-      </w:tr>
-      <w:tr>
-        <w:tc>
-          <w:tcPr>
-            <w:tcW w:type="dxa" w:w="1441"/>
-          </w:tcPr>
-          <w:p>
-            <w:r>
-              <w:rPr>
-                <w:sz w:val="20"/>
-              </w:rPr>
-              <w:t>CONN-001</w:t>
-            </w:r>
-          </w:p>
-        </w:tc>
-        <w:tc>
-          <w:tcPr>
-            <w:tcW w:type="dxa" w:w="1441"/>
-          </w:tcPr>
-          <w:p>
-            <w:r>
-              <w:rPr>
-                <w:sz w:val="20"/>
-              </w:rPr>
-              <w:t>审计回路</w:t>
-            </w:r>
-          </w:p>
-        </w:tc>
-        <w:tc>
-          <w:tcPr>
-            <w:tcW w:type="dxa" w:w="1441"/>
-          </w:tcPr>
-          <w:p>
-            <w:r>
-              <w:rPr>
-                <w:sz w:val="20"/>
-              </w:rPr>
-              <w:t>A端运行</w:t>
-            </w:r>
-          </w:p>
-        </w:tc>
-        <w:tc>
-          <w:tcPr>
-            <w:tcW w:type="dxa" w:w="1441"/>
-          </w:tcPr>
-          <w:p>
-            <w:r>
-              <w:rPr>
-                <w:sz w:val="20"/>
-              </w:rPr>
-              <w:t>POST /audit/report→GET /admin/stats确认入库</w:t>
-            </w:r>
-          </w:p>
-        </w:tc>
-        <w:tc>
-          <w:tcPr>
-            <w:tcW w:type="dxa" w:w="1441"/>
-          </w:tcPr>
-          <w:p>
-            <w:r>
-              <w:rPr>
-                <w:sz w:val="20"/>
-              </w:rPr>
-              <w:t>received&gt;=1,数据可查回</w:t>
-            </w:r>
-          </w:p>
-        </w:tc>
-        <w:tc>
-          <w:tcPr>
-            <w:tcW w:type="dxa" w:w="1441"/>
-          </w:tcPr>
-          <w:p>
-            <w:r>
-              <w:rPr>
-                <w:sz w:val="20"/>
-              </w:rPr>
-              <w:t>通过</w:t>
-            </w:r>
-          </w:p>
-        </w:tc>
-      </w:tr>
-      <w:tr>
-        <w:tc>
-          <w:tcPr>
-            <w:tcW w:type="dxa" w:w="1441"/>
-          </w:tcPr>
-          <w:p>
-            <w:r>
-              <w:rPr>
-                <w:sz w:val="20"/>
-              </w:rPr>
-              <w:t>CONN-002</w:t>
-            </w:r>
-          </w:p>
-        </w:tc>
-        <w:tc>
-          <w:tcPr>
-            <w:tcW w:type="dxa" w:w="1441"/>
-          </w:tcPr>
-          <w:p>
-            <w:r>
-              <w:rPr>
-                <w:sz w:val="20"/>
-              </w:rPr>
-              <w:t>配置回路</w:t>
-            </w:r>
-          </w:p>
-        </w:tc>
-        <w:tc>
-          <w:tcPr>
-            <w:tcW w:type="dxa" w:w="1441"/>
-          </w:tcPr>
-          <w:p>
-            <w:r>
-              <w:rPr>
-                <w:sz w:val="20"/>
-              </w:rPr>
-              <w:t>A端运行</w:t>
-            </w:r>
-          </w:p>
-        </w:tc>
-        <w:tc>
-          <w:tcPr>
-            <w:tcW w:type="dxa" w:w="1441"/>
-          </w:tcPr>
-          <w:p>
-            <w:r>
-              <w:rPr>
-                <w:sz w:val="20"/>
-              </w:rPr>
-              <w:t>POST /admin/config/deploy→GET /config/pull</w:t>
-            </w:r>
-          </w:p>
-        </w:tc>
-        <w:tc>
-          <w:tcPr>
-            <w:tcW w:type="dxa" w:w="1441"/>
-          </w:tcPr>
-          <w:p>
-            <w:r>
-              <w:rPr>
-                <w:sz w:val="20"/>
-              </w:rPr>
-              <w:t>写入值=pull值</w:t>
-            </w:r>
-          </w:p>
-        </w:tc>
-        <w:tc>
-          <w:tcPr>
-            <w:tcW w:type="dxa" w:w="1441"/>
-          </w:tcPr>
-          <w:p>
-            <w:r>
-              <w:rPr>
-                <w:sz w:val="20"/>
-              </w:rPr>
-              <w:t>通过</w:t>
-            </w:r>
-          </w:p>
-        </w:tc>
-      </w:tr>
-      <w:tr>
-        <w:tc>
-          <w:tcPr>
-            <w:tcW w:type="dxa" w:w="1441"/>
-          </w:tcPr>
-          <w:p>
-            <w:r>
-              <w:rPr>
-                <w:sz w:val="20"/>
-              </w:rPr>
-              <w:t>CONN-003</w:t>
-            </w:r>
-          </w:p>
-        </w:tc>
-        <w:tc>
-          <w:tcPr>
-            <w:tcW w:type="dxa" w:w="1441"/>
-          </w:tcPr>
-          <w:p>
-            <w:r>
-              <w:rPr>
-                <w:sz w:val="20"/>
-              </w:rPr>
-              <w:t>BC审计链</w:t>
-            </w:r>
-          </w:p>
-        </w:tc>
-        <w:tc>
-          <w:tcPr>
-            <w:tcW w:type="dxa" w:w="1441"/>
-          </w:tcPr>
-          <w:p>
-            <w:r>
-              <w:rPr>
-                <w:sz w:val="20"/>
-              </w:rPr>
-              <w:t>A端运行</w:t>
-            </w:r>
-          </w:p>
-        </w:tc>
-        <w:tc>
-          <w:tcPr>
-            <w:tcW w:type="dxa" w:w="1441"/>
-          </w:tcPr>
-          <w:p>
-            <w:r>
-              <w:rPr>
-                <w:sz w:val="20"/>
-              </w:rPr>
-              <w:t>B AuditBuilder→C脱敏→POST→A入库→Web可查</w:t>
-            </w:r>
-          </w:p>
-        </w:tc>
-        <w:tc>
-          <w:tcPr>
-            <w:tcW w:type="dxa" w:w="1441"/>
-          </w:tcPr>
-          <w:p>
-            <w:r>
-              <w:rPr>
-                <w:sz w:val="20"/>
-              </w:rPr>
-              <w:t>全链通</w:t>
-            </w:r>
-          </w:p>
-        </w:tc>
-        <w:tc>
-          <w:tcPr>
-            <w:tcW w:type="dxa" w:w="1441"/>
-          </w:tcPr>
-          <w:p>
-            <w:r>
-              <w:rPr>
-                <w:sz w:val="20"/>
-              </w:rPr>
-              <w:t>通过</w:t>
-            </w:r>
-          </w:p>
-        </w:tc>
-      </w:tr>
-      <w:tr>
-        <w:tc>
-          <w:tcPr>
-            <w:tcW w:type="dxa" w:w="1441"/>
-          </w:tcPr>
-          <w:p>
-            <w:r>
-              <w:rPr>
-                <w:sz w:val="20"/>
-              </w:rPr>
-              <w:t>CONN-004</w:t>
-            </w:r>
-          </w:p>
-        </w:tc>
-        <w:tc>
-          <w:tcPr>
-            <w:tcW w:type="dxa" w:w="1441"/>
-          </w:tcPr>
-          <w:p>
-            <w:r>
-              <w:rPr>
-                <w:sz w:val="20"/>
-              </w:rPr>
-              <w:t>JWT认证</w:t>
-            </w:r>
-          </w:p>
-        </w:tc>
-        <w:tc>
-          <w:tcPr>
-            <w:tcW w:type="dxa" w:w="1441"/>
-          </w:tcPr>
-          <w:p>
-            <w:r>
-              <w:rPr>
-                <w:sz w:val="20"/>
-              </w:rPr>
-              <w:t>A端运行</w:t>
-            </w:r>
-          </w:p>
-        </w:tc>
-        <w:tc>
-          <w:tcPr>
-            <w:tcW w:type="dxa" w:w="1441"/>
-          </w:tcPr>
-          <w:p>
-            <w:r>
-              <w:rPr>
-                <w:sz w:val="20"/>
-              </w:rPr>
-              <w:t>POST /auth/login→token</w:t>
-            </w:r>
-          </w:p>
-        </w:tc>
-        <w:tc>
-          <w:tcPr>
-            <w:tcW w:type="dxa" w:w="1441"/>
-          </w:tcPr>
-          <w:p>
-            <w:r>
-              <w:rPr>
-                <w:sz w:val="20"/>
-              </w:rPr>
-              <w:t>access_token&gt;20chars</w:t>
-            </w:r>
-          </w:p>
-        </w:tc>
-        <w:tc>
-          <w:tcPr>
-            <w:tcW w:type="dxa" w:w="1441"/>
-          </w:tcPr>
-          <w:p>
-            <w:r>
-              <w:rPr>
-                <w:sz w:val="20"/>
-              </w:rPr>
-              <w:t>通过</w:t>
-            </w:r>
-          </w:p>
-        </w:tc>
-      </w:tr>
-      <w:tr>
-        <w:tc>
-          <w:tcPr>
-            <w:tcW w:type="dxa" w:w="1441"/>
-          </w:tcPr>
-          <w:p>
-            <w:r>
-              <w:rPr>
-                <w:sz w:val="20"/>
-              </w:rPr>
-              <w:t>CONN-005</w:t>
-            </w:r>
-          </w:p>
-        </w:tc>
-        <w:tc>
-          <w:tcPr>
-            <w:tcW w:type="dxa" w:w="1441"/>
-          </w:tcPr>
-          <w:p>
-            <w:r>
-              <w:rPr>
-                <w:sz w:val="20"/>
-              </w:rPr>
-              <w:t>无Key拦截</w:t>
-            </w:r>
-          </w:p>
-        </w:tc>
-        <w:tc>
-          <w:tcPr>
-            <w:tcW w:type="dxa" w:w="1441"/>
-          </w:tcPr>
-          <w:p>
-            <w:r>
-              <w:rPr>
-                <w:sz w:val="20"/>
-              </w:rPr>
-              <w:t>A端运行</w:t>
-            </w:r>
-          </w:p>
-        </w:tc>
-        <w:tc>
-          <w:tcPr>
-            <w:tcW w:type="dxa" w:w="1441"/>
-          </w:tcPr>
-          <w:p>
-            <w:r>
-              <w:rPr>
-                <w:sz w:val="20"/>
-              </w:rPr>
-              <w:t>GET /admin/* 无Header</w:t>
-            </w:r>
-          </w:p>
-        </w:tc>
-        <w:tc>
-          <w:tcPr>
-            <w:tcW w:type="dxa" w:w="1441"/>
-          </w:tcPr>
-          <w:p>
-            <w:r>
-              <w:rPr>
-                <w:sz w:val="20"/>
-              </w:rPr>
-              <w:t>HTTP 401</w:t>
-            </w:r>
-          </w:p>
-        </w:tc>
-        <w:tc>
-          <w:tcPr>
-            <w:tcW w:type="dxa" w:w="1441"/>
-          </w:tcPr>
-          <w:p>
-            <w:r>
-              <w:rPr>
-                <w:sz w:val="20"/>
-              </w:rPr>
-              <w:t>通过</w:t>
-            </w:r>
-          </w:p>
-        </w:tc>
-      </w:tr>
-      <w:tr>
-        <w:tc>
-          <w:tcPr>
-            <w:tcW w:type="dxa" w:w="1441"/>
-          </w:tcPr>
-          <w:p>
-            <w:r>
-              <w:rPr>
-                <w:sz w:val="20"/>
-              </w:rPr>
-              <w:t>CONN-006</w:t>
-            </w:r>
-          </w:p>
-        </w:tc>
-        <w:tc>
-          <w:tcPr>
-            <w:tcW w:type="dxa" w:w="1441"/>
-          </w:tcPr>
-          <w:p>
-            <w:r>
-              <w:rPr>
-                <w:sz w:val="20"/>
-              </w:rPr>
-              <w:t>12页数据</w:t>
-            </w:r>
-          </w:p>
-        </w:tc>
-        <w:tc>
-          <w:tcPr>
-            <w:tcW w:type="dxa" w:w="1441"/>
-          </w:tcPr>
-          <w:p>
-            <w:r>
-              <w:rPr>
-                <w:sz w:val="20"/>
-              </w:rPr>
-              <w:t>A端运行</w:t>
-            </w:r>
-          </w:p>
-        </w:tc>
-        <w:tc>
-          <w:tcPr>
-            <w:tcW w:type="dxa" w:w="1441"/>
-          </w:tcPr>
-          <w:p>
-            <w:r>
-              <w:rPr>
-                <w:sz w:val="20"/>
-              </w:rPr>
-              <w:t>全部 /api/admin/* 端点GET</w:t>
-            </w:r>
-          </w:p>
-        </w:tc>
-        <w:tc>
-          <w:tcPr>
-            <w:tcW w:type="dxa" w:w="1441"/>
-          </w:tcPr>
-          <w:p>
-            <w:r>
-              <w:rPr>
-                <w:sz w:val="20"/>
-              </w:rPr>
-              <w:t>全部200</w:t>
-            </w:r>
-          </w:p>
-        </w:tc>
-        <w:tc>
-          <w:tcPr>
-            <w:tcW w:type="dxa" w:w="1441"/>
-          </w:tcPr>
-          <w:p>
-            <w:r>
-              <w:rPr>
-                <w:sz w:val="20"/>
-              </w:rPr>
-              <w:t>通过</w:t>
+            <w:tcW w:type="dxa" w:w="2161"/>
+          </w:tcPr>
+          <w:p>
+            <w:r>
+              <w:rPr>
+                <w:sz w:val="20"/>
+              </w:rPr>
+              <w:t>SYS-006</w:t>
+            </w:r>
+          </w:p>
+        </w:tc>
+        <w:tc>
+          <w:tcPr>
+            <w:tcW w:type="dxa" w:w="2161"/>
+          </w:tcPr>
+          <w:p>
+            <w:r>
+              <w:rPr>
+                <w:sz w:val="20"/>
+              </w:rPr>
+              <w:t>双A端差异验证</w:t>
+            </w:r>
+          </w:p>
+        </w:tc>
+        <w:tc>
+          <w:tcPr>
+            <w:tcW w:type="dxa" w:w="2161"/>
+          </w:tcPr>
+          <w:p>
+            <w:r>
+              <w:rPr>
+                <w:sz w:val="20"/>
+              </w:rPr>
+              <w:t>new_JIMI:27 vs HAJIMI_UI:31</w:t>
+            </w:r>
+          </w:p>
+        </w:tc>
+        <w:tc>
+          <w:tcPr>
+            <w:tcW w:type="dxa" w:w="2161"/>
+          </w:tcPr>
+          <w:p>
+            <w:r>
+              <w:rPr>
+                <w:sz w:val="20"/>
+              </w:rPr>
+              <w:t>端点计数正确</w:t>
             </w:r>
           </w:p>
         </w:tc>

--- a/项目文档/测试文档/01-HAJIMI测试方案.docx
+++ b/项目文档/测试文档/01-HAJIMI测试方案.docx
@@ -41,7 +41,7 @@
               <w:t>测试方案</w:t>
               <w:br/>
               <w:br/>
-              <w:t>V2.2 | 2026-07-07</w:t>
+              <w:t>V2.3 | 2026-07-08</w:t>
             </w:r>
           </w:p>
         </w:tc>
@@ -103,7 +103,7 @@
         <w:rPr>
           <w:sz w:val="24"/>
         </w:rPr>
-        <w:t>本文档给软件测试部门对《HAJIMI自动操作助手》项目上线前的测试维护工作提供整体测试方案。涵盖A端（后端/AI核心）、B端（前端/桌面应用）、C端（集成/语音/管理端）三端的功能测试、接口测试和用户界面测试。</w:t>
+        <w:t>本文档给软件测试部门对《HAJIMI自动操作助手》项目上线前的测试维护工作提供整体测试方案。涵盖A端（后端/AI）、B端（前端/桌面）、C端（集成/语音/管理端）的功能测试、接口测试和用户界面测试。本次版本新增用户管理页面及认证API，移除Demo Mock模式，全站接入A端真实数据。</w:t>
       </w:r>
     </w:p>
     <w:p>
@@ -165,17 +165,6 @@
     </w:p>
     <w:p>
       <w:pPr>
-        <w:ind w:firstLine="420"/>
-      </w:pPr>
-      <w:r>
-        <w:rPr>
-          <w:sz w:val="24"/>
-        </w:rPr>
-        <w:t>《HAJIMI自动操作助手》项目开发人员（自测参考）</w:t>
-      </w:r>
-    </w:p>
-    <w:p>
-      <w:pPr>
         <w:spacing w:before="200" w:after="120"/>
       </w:pPr>
       <w:r>
@@ -217,6 +206,17 @@
           <w:sz w:val="24"/>
         </w:rPr>
         <w:t>《HAJIMI自动操作助手》需求分析文档</w:t>
+      </w:r>
+    </w:p>
+    <w:p>
+      <w:pPr>
+        <w:ind w:firstLine="420"/>
+      </w:pPr>
+      <w:r>
+        <w:rPr>
+          <w:sz w:val="24"/>
+        </w:rPr>
+        <w:t>《HAJIMI API接口文档 V2.3》</w:t>
       </w:r>
     </w:p>
     <w:p>
@@ -378,7 +378,7 @@
               <w:rPr>
                 <w:sz w:val="20"/>
               </w:rPr>
-              <w:t>屏幕UI元素检测模型（YOLO+Florence-2+PaddleOCR），部署于远程GPU:9800</w:t>
+              <w:t>屏幕UI元素检测模型，部署于远程GPU:9800</w:t>
             </w:r>
           </w:p>
         </w:tc>
@@ -477,7 +477,7 @@
               <w:rPr>
                 <w:sz w:val="20"/>
               </w:rPr>
-              <w:t>Mock</w:t>
+              <w:t>JWT</w:t>
             </w:r>
           </w:p>
         </w:tc>
@@ -490,7 +490,7 @@
               <w:rPr>
                 <w:sz w:val="20"/>
               </w:rPr>
-              <w:t>模拟测试替身，B端和C端均有Mock降级模式</w:t>
+              <w:t>JSON Web Token，Web面板认证方案</w:t>
             </w:r>
           </w:p>
         </w:tc>
@@ -519,34 +519,6 @@
                 <w:sz w:val="20"/>
               </w:rPr>
               <w:t>HTTP缓存验证，C端配置轮询使用</w:t>
-            </w:r>
-          </w:p>
-        </w:tc>
-      </w:tr>
-      <w:tr>
-        <w:tc>
-          <w:tcPr>
-            <w:tcW w:type="dxa" w:w="4323"/>
-          </w:tcPr>
-          <w:p>
-            <w:r>
-              <w:rPr>
-                <w:sz w:val="20"/>
-              </w:rPr>
-              <w:t>WAL</w:t>
-            </w:r>
-          </w:p>
-        </w:tc>
-        <w:tc>
-          <w:tcPr>
-            <w:tcW w:type="dxa" w:w="4323"/>
-          </w:tcPr>
-          <w:p>
-            <w:r>
-              <w:rPr>
-                <w:sz w:val="20"/>
-              </w:rPr>
-              <w:t>SQLite写前日志模式，C端审计代理使用</w:t>
             </w:r>
           </w:p>
         </w:tc>
@@ -594,18 +566,7 @@
         <w:rPr>
           <w:sz w:val="24"/>
         </w:rPr>
-        <w:t>HAJIMI是一款面向所有电脑用户的桌面自动操作程序。用户通过自然语言（文本/语音）发出指令，系统理解屏幕内容与用户意图后，经风险评分和安全确认，自动代为执行点击、输入、双击等系统操作。项目采用A/B/C三端架构：A端为FastAPI后端服务（26个HTTP端点），B端为PyQt5桌面客户端（悬浮面板+覆盖层+自动执行），C端为集成管理端（ASR/TTS语音+审计代理+配置轮询+Web管理面板6页）。</w:t>
-      </w:r>
-    </w:p>
-    <w:p>
-      <w:pPr>
-        <w:ind w:firstLine="420"/>
-      </w:pPr>
-      <w:r>
-        <w:rPr>
-          <w:sz w:val="24"/>
-        </w:rPr>
-        <w:t>系统核心功能包括：屏幕感知（OmniParser GPU三模型联合检测）、意图理解（9大意图域+8供应商LLM）、自动执行（6种操作动作+三重安全保障）、语音交互（ASR三级降级链+TTS优先队列播报）、审计管理（SQLite本地队列+6类隐私脱敏+批量HTTP上报）、管理面板（实时KPI仪表盘+失败归因分析+数据流监控+配置热部署+健康监控）。</w:t>
+        <w:t>HAJIMI是一款面向所有电脑用户的桌面自动操作程序。用户通过自然语言（文本/语音）发出指令，系统经风险评分和安全确认后自动代为执行点击、输入等6种操作。项目采用A/B/C三端架构：A端为FastAPI后端（26个HTTP端点），B端为PyQt5桌面客户端（悬浮面板+覆盖层+自动执行），C端为集成管理端（ASR/TTS+审计代理+配置轮询+Web管理面板7页，含新增用户管理页）。V2.3起Web面板移除Demo Mock模式，全站接入A端真实数据。</w:t>
       </w:r>
     </w:p>
     <w:p>
@@ -628,7 +589,7 @@
         <w:rPr>
           <w:sz w:val="24"/>
         </w:rPr>
-        <w:t>对本系统进行功能性测试（黑盒测试-功能测试），保证系统正常运行。覆盖A端26个HTTP端点、B端31个HTTP端点（含B端专属）、C端6个核心功能模块、A-C数据接口回路、B-C进程内信号桥。</w:t>
+        <w:t>对本系统进行功能性测试（黑盒测试-功能测试），保证系统正常运行。覆盖A端26个HTTP端点、B端31个HTTP端点、C端7个Web页面（含新增用户管理）、C端5个核心功能模块、A-C数据接口回路、B-C进程内信号桥。</w:t>
       </w:r>
     </w:p>
     <w:p>
@@ -742,7 +703,7 @@
           <w:b/>
           <w:sz w:val="24"/>
         </w:rPr>
-        <w:t>2.5.1.1 功能测试</w:t>
+        <w:t>功能测试</w:t>
       </w:r>
     </w:p>
     <w:tbl>
@@ -881,7 +842,7 @@
               <w:rPr>
                 <w:sz w:val="20"/>
               </w:rPr>
-              <w:t>models/vosk-model存在</w:t>
+              <w:t>模型已下载</w:t>
             </w:r>
           </w:p>
         </w:tc>
@@ -894,7 +855,7 @@
               <w:rPr>
                 <w:sz w:val="20"/>
               </w:rPr>
-              <w:t>创建ASRClient(engine="vosk")</w:t>
+              <w:t>ASRClient(engine="vosk")</w:t>
             </w:r>
           </w:p>
         </w:tc>
@@ -948,7 +909,7 @@
               <w:rPr>
                 <w:sz w:val="20"/>
               </w:rPr>
-              <w:t>Google在线降级</w:t>
+              <w:t>Google降级</w:t>
             </w:r>
           </w:p>
         </w:tc>
@@ -974,7 +935,7 @@
               <w:rPr>
                 <w:sz w:val="20"/>
               </w:rPr>
-              <w:t>Vosk不可用时创建</w:t>
+              <w:t>Vosk不可用时</w:t>
             </w:r>
           </w:p>
         </w:tc>
@@ -1134,7 +1095,7 @@
               <w:rPr>
                 <w:sz w:val="20"/>
               </w:rPr>
-              <w:t>ASRClient(microphone_index=2)</w:t>
+              <w:t>microphone_index=2</w:t>
             </w:r>
           </w:p>
         </w:tc>
@@ -1214,7 +1175,7 @@
               <w:rPr>
                 <w:sz w:val="20"/>
               </w:rPr>
-              <w:t>start_recording→sleep(3)→stop</w:t>
+              <w:t>start→sleep→stop</w:t>
             </w:r>
           </w:p>
         </w:tc>
@@ -1228,209 +1189,6 @@
                 <w:sz w:val="20"/>
               </w:rPr>
               <w:t>transcript非空</w:t>
-            </w:r>
-          </w:p>
-        </w:tc>
-        <w:tc>
-          <w:tcPr>
-            <w:tcW w:type="dxa" w:w="1441"/>
-          </w:tcPr>
-          <w:p>
-            <w:r>
-              <w:rPr>
-                <w:sz w:val="20"/>
-              </w:rPr>
-              <w:t>通过</w:t>
-            </w:r>
-          </w:p>
-        </w:tc>
-      </w:tr>
-    </w:tbl>
-    <w:p>
-      <w:pPr>
-        <w:ind w:firstLine="420"/>
-      </w:pPr>
-      <w:r>
-        <w:rPr>
-          <w:sz w:val="24"/>
-        </w:rPr>
-      </w:r>
-    </w:p>
-    <w:p>
-      <w:pPr>
-        <w:spacing w:before="160" w:after="60"/>
-      </w:pPr>
-      <w:r>
-        <w:rPr>
-          <w:b/>
-          <w:sz w:val="24"/>
-        </w:rPr>
-        <w:t>2.5.1.2 用户界面测试</w:t>
-      </w:r>
-    </w:p>
-    <w:tbl>
-      <w:tblPr>
-        <w:tblStyle w:val="TableGrid"/>
-        <w:tblW w:type="auto" w:w="0"/>
-        <w:tblLook w:firstColumn="1" w:firstRow="1" w:lastColumn="0" w:lastRow="0" w:noHBand="0" w:noVBand="1" w:val="04A0"/>
-      </w:tblPr>
-      <w:tblGrid>
-        <w:gridCol w:w="1441"/>
-        <w:gridCol w:w="1441"/>
-        <w:gridCol w:w="1441"/>
-        <w:gridCol w:w="1441"/>
-        <w:gridCol w:w="1441"/>
-        <w:gridCol w:w="1441"/>
-      </w:tblGrid>
-      <w:tr>
-        <w:tc>
-          <w:tcPr>
-            <w:tcW w:type="dxa" w:w="1441"/>
-          </w:tcPr>
-          <w:p>
-            <w:r>
-              <w:rPr>
-                <w:b/>
-                <w:sz w:val="20"/>
-              </w:rPr>
-              <w:t>测试编号</w:t>
-            </w:r>
-          </w:p>
-        </w:tc>
-        <w:tc>
-          <w:tcPr>
-            <w:tcW w:type="dxa" w:w="1441"/>
-          </w:tcPr>
-          <w:p>
-            <w:r>
-              <w:rPr>
-                <w:b/>
-                <w:sz w:val="20"/>
-              </w:rPr>
-              <w:t>测试名称</w:t>
-            </w:r>
-          </w:p>
-        </w:tc>
-        <w:tc>
-          <w:tcPr>
-            <w:tcW w:type="dxa" w:w="1441"/>
-          </w:tcPr>
-          <w:p>
-            <w:r>
-              <w:rPr>
-                <w:b/>
-                <w:sz w:val="20"/>
-              </w:rPr>
-              <w:t>前置条件</w:t>
-            </w:r>
-          </w:p>
-        </w:tc>
-        <w:tc>
-          <w:tcPr>
-            <w:tcW w:type="dxa" w:w="1441"/>
-          </w:tcPr>
-          <w:p>
-            <w:r>
-              <w:rPr>
-                <w:b/>
-                <w:sz w:val="20"/>
-              </w:rPr>
-              <w:t>测试步骤</w:t>
-            </w:r>
-          </w:p>
-        </w:tc>
-        <w:tc>
-          <w:tcPr>
-            <w:tcW w:type="dxa" w:w="1441"/>
-          </w:tcPr>
-          <w:p>
-            <w:r>
-              <w:rPr>
-                <w:b/>
-                <w:sz w:val="20"/>
-              </w:rPr>
-              <w:t>预期结果</w:t>
-            </w:r>
-          </w:p>
-        </w:tc>
-        <w:tc>
-          <w:tcPr>
-            <w:tcW w:type="dxa" w:w="1441"/>
-          </w:tcPr>
-          <w:p>
-            <w:r>
-              <w:rPr>
-                <w:b/>
-                <w:sz w:val="20"/>
-              </w:rPr>
-              <w:t>实际结果</w:t>
-            </w:r>
-          </w:p>
-        </w:tc>
-      </w:tr>
-      <w:tr>
-        <w:tc>
-          <w:tcPr>
-            <w:tcW w:type="dxa" w:w="1441"/>
-          </w:tcPr>
-          <w:p>
-            <w:r>
-              <w:rPr>
-                <w:sz w:val="20"/>
-              </w:rPr>
-              <w:t>ASR-UI-001</w:t>
-            </w:r>
-          </w:p>
-        </w:tc>
-        <w:tc>
-          <w:tcPr>
-            <w:tcW w:type="dxa" w:w="1441"/>
-          </w:tcPr>
-          <w:p>
-            <w:r>
-              <w:rPr>
-                <w:sz w:val="20"/>
-              </w:rPr>
-              <w:t>list_microphones返回</w:t>
-            </w:r>
-          </w:p>
-        </w:tc>
-        <w:tc>
-          <w:tcPr>
-            <w:tcW w:type="dxa" w:w="1441"/>
-          </w:tcPr>
-          <w:p>
-            <w:r>
-              <w:rPr>
-                <w:sz w:val="20"/>
-              </w:rPr>
-              <w:t>PyAudio已安装</w:t>
-            </w:r>
-          </w:p>
-        </w:tc>
-        <w:tc>
-          <w:tcPr>
-            <w:tcW w:type="dxa" w:w="1441"/>
-          </w:tcPr>
-          <w:p>
-            <w:r>
-              <w:rPr>
-                <w:sz w:val="20"/>
-              </w:rPr>
-              <w:t>调用ASRClient.list_microphones()</w:t>
-            </w:r>
-          </w:p>
-        </w:tc>
-        <w:tc>
-          <w:tcPr>
-            <w:tcW w:type="dxa" w:w="1441"/>
-          </w:tcPr>
-          <w:p>
-            <w:r>
-              <w:rPr>
-                <w:sz w:val="20"/>
-              </w:rPr>
-              <w:t>返回设备列表</w:t>
             </w:r>
           </w:p>
         </w:tc>
@@ -1480,7 +1238,7 @@
           <w:b/>
           <w:sz w:val="24"/>
         </w:rPr>
-        <w:t>2.5.2.1 功能测试</w:t>
+        <w:t>功能测试</w:t>
       </w:r>
     </w:p>
     <w:tbl>
@@ -1686,86 +1444,6 @@
               <w:rPr>
                 <w:sz w:val="20"/>
               </w:rPr>
-              <w:t>单条播报</w:t>
-            </w:r>
-          </w:p>
-        </w:tc>
-        <w:tc>
-          <w:tcPr>
-            <w:tcW w:type="dxa" w:w="1441"/>
-          </w:tcPr>
-          <w:p>
-            <w:r>
-              <w:rPr>
-                <w:sz w:val="20"/>
-              </w:rPr>
-              <w:t>扬声器可用</w:t>
-            </w:r>
-          </w:p>
-        </w:tc>
-        <w:tc>
-          <w:tcPr>
-            <w:tcW w:type="dxa" w:w="1441"/>
-          </w:tcPr>
-          <w:p>
-            <w:r>
-              <w:rPr>
-                <w:sz w:val="20"/>
-              </w:rPr>
-              <w:t>enqueue("测试")→等待</w:t>
-            </w:r>
-          </w:p>
-        </w:tc>
-        <w:tc>
-          <w:tcPr>
-            <w:tcW w:type="dxa" w:w="1441"/>
-          </w:tcPr>
-          <w:p>
-            <w:r>
-              <w:rPr>
-                <w:sz w:val="20"/>
-              </w:rPr>
-              <w:t>status=COMPLETED</w:t>
-            </w:r>
-          </w:p>
-        </w:tc>
-        <w:tc>
-          <w:tcPr>
-            <w:tcW w:type="dxa" w:w="1441"/>
-          </w:tcPr>
-          <w:p>
-            <w:r>
-              <w:rPr>
-                <w:sz w:val="20"/>
-              </w:rPr>
-              <w:t>通过</w:t>
-            </w:r>
-          </w:p>
-        </w:tc>
-      </w:tr>
-      <w:tr>
-        <w:tc>
-          <w:tcPr>
-            <w:tcW w:type="dxa" w:w="1441"/>
-          </w:tcPr>
-          <w:p>
-            <w:r>
-              <w:rPr>
-                <w:sz w:val="20"/>
-              </w:rPr>
-              <w:t>TTS-003</w:t>
-            </w:r>
-          </w:p>
-        </w:tc>
-        <w:tc>
-          <w:tcPr>
-            <w:tcW w:type="dxa" w:w="1441"/>
-          </w:tcPr>
-          <w:p>
-            <w:r>
-              <w:rPr>
-                <w:sz w:val="20"/>
-              </w:rPr>
               <w:t>FIFO队列</w:t>
             </w:r>
           </w:p>
@@ -1792,7 +1470,7 @@
               <w:rPr>
                 <w:sz w:val="20"/>
               </w:rPr>
-              <w:t>连续enqueue 3条</w:t>
+              <w:t>enqueue 3条</w:t>
             </w:r>
           </w:p>
         </w:tc>
@@ -1833,7 +1511,7 @@
               <w:rPr>
                 <w:sz w:val="20"/>
               </w:rPr>
-              <w:t>TTS-004</w:t>
+              <w:t>TTS-003</w:t>
             </w:r>
           </w:p>
         </w:tc>
@@ -1903,129 +1581,6 @@
           </w:p>
         </w:tc>
       </w:tr>
-    </w:tbl>
-    <w:p>
-      <w:pPr>
-        <w:ind w:firstLine="420"/>
-      </w:pPr>
-      <w:r>
-        <w:rPr>
-          <w:sz w:val="24"/>
-        </w:rPr>
-      </w:r>
-    </w:p>
-    <w:p>
-      <w:pPr>
-        <w:spacing w:before="160" w:after="60"/>
-      </w:pPr>
-      <w:r>
-        <w:rPr>
-          <w:b/>
-          <w:sz w:val="24"/>
-        </w:rPr>
-        <w:t>2.5.2.2 用户界面测试</w:t>
-      </w:r>
-    </w:p>
-    <w:tbl>
-      <w:tblPr>
-        <w:tblStyle w:val="TableGrid"/>
-        <w:tblW w:type="auto" w:w="0"/>
-        <w:tblLook w:firstColumn="1" w:firstRow="1" w:lastColumn="0" w:lastRow="0" w:noHBand="0" w:noVBand="1" w:val="04A0"/>
-      </w:tblPr>
-      <w:tblGrid>
-        <w:gridCol w:w="1441"/>
-        <w:gridCol w:w="1441"/>
-        <w:gridCol w:w="1441"/>
-        <w:gridCol w:w="1441"/>
-        <w:gridCol w:w="1441"/>
-        <w:gridCol w:w="1441"/>
-      </w:tblGrid>
-      <w:tr>
-        <w:tc>
-          <w:tcPr>
-            <w:tcW w:type="dxa" w:w="1441"/>
-          </w:tcPr>
-          <w:p>
-            <w:r>
-              <w:rPr>
-                <w:b/>
-                <w:sz w:val="20"/>
-              </w:rPr>
-              <w:t>测试编号</w:t>
-            </w:r>
-          </w:p>
-        </w:tc>
-        <w:tc>
-          <w:tcPr>
-            <w:tcW w:type="dxa" w:w="1441"/>
-          </w:tcPr>
-          <w:p>
-            <w:r>
-              <w:rPr>
-                <w:b/>
-                <w:sz w:val="20"/>
-              </w:rPr>
-              <w:t>测试名称</w:t>
-            </w:r>
-          </w:p>
-        </w:tc>
-        <w:tc>
-          <w:tcPr>
-            <w:tcW w:type="dxa" w:w="1441"/>
-          </w:tcPr>
-          <w:p>
-            <w:r>
-              <w:rPr>
-                <w:b/>
-                <w:sz w:val="20"/>
-              </w:rPr>
-              <w:t>前置条件</w:t>
-            </w:r>
-          </w:p>
-        </w:tc>
-        <w:tc>
-          <w:tcPr>
-            <w:tcW w:type="dxa" w:w="1441"/>
-          </w:tcPr>
-          <w:p>
-            <w:r>
-              <w:rPr>
-                <w:b/>
-                <w:sz w:val="20"/>
-              </w:rPr>
-              <w:t>测试步骤</w:t>
-            </w:r>
-          </w:p>
-        </w:tc>
-        <w:tc>
-          <w:tcPr>
-            <w:tcW w:type="dxa" w:w="1441"/>
-          </w:tcPr>
-          <w:p>
-            <w:r>
-              <w:rPr>
-                <w:b/>
-                <w:sz w:val="20"/>
-              </w:rPr>
-              <w:t>预期结果</w:t>
-            </w:r>
-          </w:p>
-        </w:tc>
-        <w:tc>
-          <w:tcPr>
-            <w:tcW w:type="dxa" w:w="1441"/>
-          </w:tcPr>
-          <w:p>
-            <w:r>
-              <w:rPr>
-                <w:b/>
-                <w:sz w:val="20"/>
-              </w:rPr>
-              <w:t>实际结果</w:t>
-            </w:r>
-          </w:p>
-        </w:tc>
-      </w:tr>
       <w:tr>
         <w:tc>
           <w:tcPr>
@@ -2036,7 +1591,7 @@
               <w:rPr>
                 <w:sz w:val="20"/>
               </w:rPr>
-              <w:t>TTS-UI-001</w:t>
+              <w:t>TTS-004</w:t>
             </w:r>
           </w:p>
         </w:tc>
@@ -2049,7 +1604,7 @@
               <w:rPr>
                 <w:sz w:val="20"/>
               </w:rPr>
-              <w:t>list_voices返回</w:t>
+              <w:t>语速调整</w:t>
             </w:r>
           </w:p>
         </w:tc>
@@ -2062,7 +1617,7 @@
               <w:rPr>
                 <w:sz w:val="20"/>
               </w:rPr>
-              <w:t>pyttsx3已安装</w:t>
+              <w:t>TTS已初始化</w:t>
             </w:r>
           </w:p>
         </w:tc>
@@ -2075,7 +1630,7 @@
               <w:rPr>
                 <w:sz w:val="20"/>
               </w:rPr>
-              <w:t>调用TTSEngine.list_voices()</w:t>
+              <w:t>set_rate(300)</w:t>
             </w:r>
           </w:p>
         </w:tc>
@@ -2088,7 +1643,7 @@
               <w:rPr>
                 <w:sz w:val="20"/>
               </w:rPr>
-              <w:t>含中文语音包</w:t>
+              <w:t>语速变快</w:t>
             </w:r>
           </w:p>
         </w:tc>
@@ -2138,7 +1693,7 @@
           <w:b/>
           <w:sz w:val="24"/>
         </w:rPr>
-        <w:t>2.5.3.1 功能测试</w:t>
+        <w:t>功能测试</w:t>
       </w:r>
     </w:p>
     <w:tbl>
@@ -2290,7 +1845,7 @@
               <w:rPr>
                 <w:sz w:val="20"/>
               </w:rPr>
-              <w:t>desensitize_text(密码/key/路径/手机/邮箱/身份证)</w:t>
+              <w:t>密码/key/路径/手机/邮箱/身份证</w:t>
             </w:r>
           </w:p>
         </w:tc>
@@ -2450,7 +2005,7 @@
               <w:rPr>
                 <w:sz w:val="20"/>
               </w:rPr>
-              <w:t>flush_now()→received</w:t>
+              <w:t>flush_now()</w:t>
             </w:r>
           </w:p>
         </w:tc>
@@ -2561,6 +2116,129 @@
           </w:p>
         </w:tc>
       </w:tr>
+    </w:tbl>
+    <w:p>
+      <w:pPr>
+        <w:ind w:firstLine="420"/>
+      </w:pPr>
+      <w:r>
+        <w:rPr>
+          <w:sz w:val="24"/>
+        </w:rPr>
+      </w:r>
+    </w:p>
+    <w:p>
+      <w:pPr>
+        <w:spacing w:before="160" w:after="60"/>
+      </w:pPr>
+      <w:r>
+        <w:rPr>
+          <w:b/>
+          <w:sz w:val="24"/>
+        </w:rPr>
+        <w:t>接口测试</w:t>
+      </w:r>
+    </w:p>
+    <w:tbl>
+      <w:tblPr>
+        <w:tblStyle w:val="TableGrid"/>
+        <w:tblW w:type="auto" w:w="0"/>
+        <w:tblLook w:firstColumn="1" w:firstRow="1" w:lastColumn="0" w:lastRow="0" w:noHBand="0" w:noVBand="1" w:val="04A0"/>
+      </w:tblPr>
+      <w:tblGrid>
+        <w:gridCol w:w="1441"/>
+        <w:gridCol w:w="1441"/>
+        <w:gridCol w:w="1441"/>
+        <w:gridCol w:w="1441"/>
+        <w:gridCol w:w="1441"/>
+        <w:gridCol w:w="1441"/>
+      </w:tblGrid>
+      <w:tr>
+        <w:tc>
+          <w:tcPr>
+            <w:tcW w:type="dxa" w:w="1441"/>
+          </w:tcPr>
+          <w:p>
+            <w:r>
+              <w:rPr>
+                <w:b/>
+                <w:sz w:val="20"/>
+              </w:rPr>
+              <w:t>测试编号</w:t>
+            </w:r>
+          </w:p>
+        </w:tc>
+        <w:tc>
+          <w:tcPr>
+            <w:tcW w:type="dxa" w:w="1441"/>
+          </w:tcPr>
+          <w:p>
+            <w:r>
+              <w:rPr>
+                <w:b/>
+                <w:sz w:val="20"/>
+              </w:rPr>
+              <w:t>测试名称</w:t>
+            </w:r>
+          </w:p>
+        </w:tc>
+        <w:tc>
+          <w:tcPr>
+            <w:tcW w:type="dxa" w:w="1441"/>
+          </w:tcPr>
+          <w:p>
+            <w:r>
+              <w:rPr>
+                <w:b/>
+                <w:sz w:val="20"/>
+              </w:rPr>
+              <w:t>前置条件</w:t>
+            </w:r>
+          </w:p>
+        </w:tc>
+        <w:tc>
+          <w:tcPr>
+            <w:tcW w:type="dxa" w:w="1441"/>
+          </w:tcPr>
+          <w:p>
+            <w:r>
+              <w:rPr>
+                <w:b/>
+                <w:sz w:val="20"/>
+              </w:rPr>
+              <w:t>测试步骤</w:t>
+            </w:r>
+          </w:p>
+        </w:tc>
+        <w:tc>
+          <w:tcPr>
+            <w:tcW w:type="dxa" w:w="1441"/>
+          </w:tcPr>
+          <w:p>
+            <w:r>
+              <w:rPr>
+                <w:b/>
+                <w:sz w:val="20"/>
+              </w:rPr>
+              <w:t>预期结果</w:t>
+            </w:r>
+          </w:p>
+        </w:tc>
+        <w:tc>
+          <w:tcPr>
+            <w:tcW w:type="dxa" w:w="1441"/>
+          </w:tcPr>
+          <w:p>
+            <w:r>
+              <w:rPr>
+                <w:b/>
+                <w:sz w:val="20"/>
+              </w:rPr>
+              <w:t>实际结果</w:t>
+            </w:r>
+          </w:p>
+        </w:tc>
+      </w:tr>
       <w:tr>
         <w:tc>
           <w:tcPr>
@@ -2571,7 +2249,7 @@
               <w:rPr>
                 <w:sz w:val="20"/>
               </w:rPr>
-              <w:t>AUD-005</w:t>
+              <w:t>AUD-101</w:t>
             </w:r>
           </w:p>
         </w:tc>
@@ -2584,7 +2262,7 @@
               <w:rPr>
                 <w:sz w:val="20"/>
               </w:rPr>
-              <w:t>send_feedback</w:t>
+              <w:t>审计数据回路</w:t>
             </w:r>
           </w:p>
         </w:tc>
@@ -2610,7 +2288,87 @@
               <w:rPr>
                 <w:sz w:val="20"/>
               </w:rPr>
-              <w:t>send_feedback(task_id,type,comment)</w:t>
+              <w:t>POST /audit/report→GET /admin/stats确认入库</w:t>
+            </w:r>
+          </w:p>
+        </w:tc>
+        <w:tc>
+          <w:tcPr>
+            <w:tcW w:type="dxa" w:w="1441"/>
+          </w:tcPr>
+          <w:p>
+            <w:r>
+              <w:rPr>
+                <w:sz w:val="20"/>
+              </w:rPr>
+              <w:t>received&gt;=1,volume增长</w:t>
+            </w:r>
+          </w:p>
+        </w:tc>
+        <w:tc>
+          <w:tcPr>
+            <w:tcW w:type="dxa" w:w="1441"/>
+          </w:tcPr>
+          <w:p>
+            <w:r>
+              <w:rPr>
+                <w:sz w:val="20"/>
+              </w:rPr>
+              <w:t>通过</w:t>
+            </w:r>
+          </w:p>
+        </w:tc>
+      </w:tr>
+      <w:tr>
+        <w:tc>
+          <w:tcPr>
+            <w:tcW w:type="dxa" w:w="1441"/>
+          </w:tcPr>
+          <w:p>
+            <w:r>
+              <w:rPr>
+                <w:sz w:val="20"/>
+              </w:rPr>
+              <w:t>AUD-102</w:t>
+            </w:r>
+          </w:p>
+        </w:tc>
+        <w:tc>
+          <w:tcPr>
+            <w:tcW w:type="dxa" w:w="1441"/>
+          </w:tcPr>
+          <w:p>
+            <w:r>
+              <w:rPr>
+                <w:sz w:val="20"/>
+              </w:rPr>
+              <w:t>单独反馈</w:t>
+            </w:r>
+          </w:p>
+        </w:tc>
+        <w:tc>
+          <w:tcPr>
+            <w:tcW w:type="dxa" w:w="1441"/>
+          </w:tcPr>
+          <w:p>
+            <w:r>
+              <w:rPr>
+                <w:sz w:val="20"/>
+              </w:rPr>
+              <w:t>A端运行</w:t>
+            </w:r>
+          </w:p>
+        </w:tc>
+        <w:tc>
+          <w:tcPr>
+            <w:tcW w:type="dxa" w:w="1441"/>
+          </w:tcPr>
+          <w:p>
+            <w:r>
+              <w:rPr>
+                <w:sz w:val="20"/>
+              </w:rPr>
+              <w:t>POST /audit/feedback</w:t>
             </w:r>
           </w:p>
         </w:tc>
@@ -2673,7 +2431,7 @@
           <w:b/>
           <w:sz w:val="24"/>
         </w:rPr>
-        <w:t>2.5.4.1 功能测试</w:t>
+        <w:t>功能测试</w:t>
       </w:r>
     </w:p>
     <w:tbl>
@@ -2825,7 +2583,7 @@
               <w:rPr>
                 <w:sz w:val="20"/>
               </w:rPr>
-              <w:t>set_interval(3)→5, set_interval(2000)→1440</w:t>
+              <w:t>3→5,2000→1440</w:t>
             </w:r>
           </w:p>
         </w:tc>
@@ -2959,7 +2717,7 @@
               <w:rPr>
                 <w:sz w:val="20"/>
               </w:rPr>
-              <w:t>变更通知</w:t>
+              <w:t>配置回路</w:t>
             </w:r>
           </w:p>
         </w:tc>
@@ -2972,7 +2730,7 @@
               <w:rPr>
                 <w:sz w:val="20"/>
               </w:rPr>
-              <w:t>poller运行中</w:t>
+              <w:t>A端运行</w:t>
             </w:r>
           </w:p>
         </w:tc>
@@ -2985,7 +2743,7 @@
               <w:rPr>
                 <w:sz w:val="20"/>
               </w:rPr>
-              <w:t>_notify_changed触发</w:t>
+              <w:t>POST deploy→GET pull</w:t>
             </w:r>
           </w:p>
         </w:tc>
@@ -2998,7 +2756,7 @@
               <w:rPr>
                 <w:sz w:val="20"/>
               </w:rPr>
-              <w:t>回调执行</w:t>
+              <w:t>写入值=pull值</w:t>
             </w:r>
           </w:p>
         </w:tc>
@@ -3048,7 +2806,7 @@
           <w:b/>
           <w:sz w:val="24"/>
         </w:rPr>
-        <w:t>2.5.5.1 功能测试</w:t>
+        <w:t>功能测试</w:t>
       </w:r>
     </w:p>
     <w:tbl>
@@ -3174,7 +2932,7 @@
               <w:rPr>
                 <w:sz w:val="20"/>
               </w:rPr>
-              <w:t>信号总线</w:t>
+              <w:t>10信号总线</w:t>
             </w:r>
           </w:p>
         </w:tc>
@@ -3200,7 +2958,7 @@
               <w:rPr>
                 <w:sz w:val="20"/>
               </w:rPr>
-              <w:t>BCIntegrationSignals()→10信号</w:t>
+              <w:t>BCIntegrationSignals()</w:t>
             </w:r>
           </w:p>
         </w:tc>
@@ -3360,87 +3118,7 @@
               <w:rPr>
                 <w:sz w:val="20"/>
               </w:rPr>
-              <w:t>VoiceIntegrationController().start()</w:t>
-            </w:r>
-          </w:p>
-        </w:tc>
-        <w:tc>
-          <w:tcPr>
-            <w:tcW w:type="dxa" w:w="1441"/>
-          </w:tcPr>
-          <w:p>
-            <w:r>
-              <w:rPr>
-                <w:sz w:val="20"/>
-              </w:rPr>
-              <w:t>_started=True</w:t>
-            </w:r>
-          </w:p>
-        </w:tc>
-        <w:tc>
-          <w:tcPr>
-            <w:tcW w:type="dxa" w:w="1441"/>
-          </w:tcPr>
-          <w:p>
-            <w:r>
-              <w:rPr>
-                <w:sz w:val="20"/>
-              </w:rPr>
-              <w:t>通过</w:t>
-            </w:r>
-          </w:p>
-        </w:tc>
-      </w:tr>
-      <w:tr>
-        <w:tc>
-          <w:tcPr>
-            <w:tcW w:type="dxa" w:w="1441"/>
-          </w:tcPr>
-          <w:p>
-            <w:r>
-              <w:rPr>
-                <w:sz w:val="20"/>
-              </w:rPr>
-              <w:t>BC-004</w:t>
-            </w:r>
-          </w:p>
-        </w:tc>
-        <w:tc>
-          <w:tcPr>
-            <w:tcW w:type="dxa" w:w="1441"/>
-          </w:tcPr>
-          <w:p>
-            <w:r>
-              <w:rPr>
-                <w:sz w:val="20"/>
-              </w:rPr>
-              <w:t>bind_to</w:t>
-            </w:r>
-          </w:p>
-        </w:tc>
-        <w:tc>
-          <w:tcPr>
-            <w:tcW w:type="dxa" w:w="1441"/>
-          </w:tcPr>
-          <w:p>
-            <w:r>
-              <w:rPr>
-                <w:sz w:val="20"/>
-              </w:rPr>
-              <w:t>bus已创建</w:t>
-            </w:r>
-          </w:p>
-        </w:tc>
-        <w:tc>
-          <w:tcPr>
-            <w:tcW w:type="dxa" w:w="1441"/>
-          </w:tcPr>
-          <w:p>
-            <w:r>
-              <w:rPr>
-                <w:sz w:val="20"/>
-              </w:rPr>
-              <w:t>ctrl.bind_to(bus,shared)</w:t>
+              <w:t>start()+bind_to()</w:t>
             </w:r>
           </w:p>
         </w:tc>
@@ -3481,7 +3159,7 @@
               <w:rPr>
                 <w:sz w:val="20"/>
               </w:rPr>
-              <w:t>BC-005</w:t>
+              <w:t>BC-004</w:t>
             </w:r>
           </w:p>
         </w:tc>
@@ -3533,7 +3211,7 @@
               <w:rPr>
                 <w:sz w:val="20"/>
               </w:rPr>
-              <w:t>7字段HealthStatus</w:t>
+              <w:t>7字段完整</w:t>
             </w:r>
           </w:p>
         </w:tc>
@@ -3571,7 +3249,7 @@
           <w:b/>
           <w:sz w:val="26"/>
         </w:rPr>
-        <w:t>2.5.6 C-Web管理面板</w:t>
+        <w:t>2.5.6 C-Web管理面板 (7页)</w:t>
       </w:r>
     </w:p>
     <w:p>
@@ -3583,7 +3261,7 @@
           <w:b/>
           <w:sz w:val="24"/>
         </w:rPr>
-        <w:t>2.5.6.1 功能测试</w:t>
+        <w:t>UI测试</w:t>
       </w:r>
     </w:p>
     <w:tbl>
@@ -3735,7 +3413,7 @@
               <w:rPr>
                 <w:sz w:val="20"/>
               </w:rPr>
-              <w:t>npm run dev→浏览器/login</w:t>
+              <w:t>npm run dev→/login</w:t>
             </w:r>
           </w:p>
         </w:tc>
@@ -3748,7 +3426,7 @@
               <w:rPr>
                 <w:sz w:val="20"/>
               </w:rPr>
-              <w:t>显示登录卡片</w:t>
+              <w:t>居中卡片+认证API</w:t>
             </w:r>
           </w:p>
         </w:tc>
@@ -3908,7 +3586,7 @@
               <w:rPr>
                 <w:sz w:val="20"/>
               </w:rPr>
-              <w:t>el-drawer含LLM快照</w:t>
+              <w:t>el-drawer+LLM快照</w:t>
             </w:r>
           </w:p>
         </w:tc>
@@ -4029,7 +3707,7 @@
               <w:rPr>
                 <w:sz w:val="20"/>
               </w:rPr>
-              <w:t>配置热部署</w:t>
+              <w:t>系统配置</w:t>
             </w:r>
           </w:p>
         </w:tc>
@@ -4109,7 +3787,7 @@
               <w:rPr>
                 <w:sz w:val="20"/>
               </w:rPr>
-              <w:t>CSV导出</w:t>
+              <w:t>健康监控</w:t>
             </w:r>
           </w:p>
         </w:tc>
@@ -4135,7 +3813,7 @@
               <w:rPr>
                 <w:sz w:val="20"/>
               </w:rPr>
-              <w:t>健康监控→CSV导出</w:t>
+              <w:t>CSV导出+告警已读</w:t>
             </w:r>
           </w:p>
         </w:tc>
@@ -4148,7 +3826,87 @@
               <w:rPr>
                 <w:sz w:val="20"/>
               </w:rPr>
-              <w:t>文件下载</w:t>
+              <w:t>文件下载+状态更新</w:t>
+            </w:r>
+          </w:p>
+        </w:tc>
+        <w:tc>
+          <w:tcPr>
+            <w:tcW w:type="dxa" w:w="1441"/>
+          </w:tcPr>
+          <w:p>
+            <w:r>
+              <w:rPr>
+                <w:sz w:val="20"/>
+              </w:rPr>
+              <w:t>通过</w:t>
+            </w:r>
+          </w:p>
+        </w:tc>
+      </w:tr>
+      <w:tr>
+        <w:tc>
+          <w:tcPr>
+            <w:tcW w:type="dxa" w:w="1441"/>
+          </w:tcPr>
+          <w:p>
+            <w:r>
+              <w:rPr>
+                <w:sz w:val="20"/>
+              </w:rPr>
+              <w:t>WEB-007</w:t>
+            </w:r>
+          </w:p>
+        </w:tc>
+        <w:tc>
+          <w:tcPr>
+            <w:tcW w:type="dxa" w:w="1441"/>
+          </w:tcPr>
+          <w:p>
+            <w:r>
+              <w:rPr>
+                <w:sz w:val="20"/>
+              </w:rPr>
+              <w:t>用户管理(V2.3新增)</w:t>
+            </w:r>
+          </w:p>
+        </w:tc>
+        <w:tc>
+          <w:tcPr>
+            <w:tcW w:type="dxa" w:w="1441"/>
+          </w:tcPr>
+          <w:p>
+            <w:r>
+              <w:rPr>
+                <w:sz w:val="20"/>
+              </w:rPr>
+              <w:t>已登录</w:t>
+            </w:r>
+          </w:p>
+        </w:tc>
+        <w:tc>
+          <w:tcPr>
+            <w:tcW w:type="dxa" w:w="1441"/>
+          </w:tcPr>
+          <w:p>
+            <w:r>
+              <w:rPr>
+                <w:sz w:val="20"/>
+              </w:rPr>
+              <w:t>访问/users</w:t>
+            </w:r>
+          </w:p>
+        </w:tc>
+        <w:tc>
+          <w:tcPr>
+            <w:tcW w:type="dxa" w:w="1441"/>
+          </w:tcPr>
+          <w:p>
+            <w:r>
+              <w:rPr>
+                <w:sz w:val="20"/>
+              </w:rPr>
+              <w:t>搜索+统计+重置密码+删除</w:t>
             </w:r>
           </w:p>
         </w:tc>
@@ -4186,7 +3944,7 @@
           <w:b/>
           <w:sz w:val="26"/>
         </w:rPr>
-        <w:t>2.5.7 数据连通性测试</w:t>
+        <w:t>2.5.7 A-C数据连通性</w:t>
       </w:r>
     </w:p>
     <w:p>
@@ -4198,7 +3956,7 @@
           <w:b/>
           <w:sz w:val="24"/>
         </w:rPr>
-        <w:t>2.5.7.1 功能测试</w:t>
+        <w:t>集成测试</w:t>
       </w:r>
     </w:p>
     <w:tbl>
@@ -4350,7 +4108,7 @@
               <w:rPr>
                 <w:sz w:val="20"/>
               </w:rPr>
-              <w:t>POST /audit/report→GET /admin/stats确认入库</w:t>
+              <w:t>C→POST→A→DB→GET→C</w:t>
             </w:r>
           </w:p>
         </w:tc>
@@ -4363,7 +4121,7 @@
               <w:rPr>
                 <w:sz w:val="20"/>
               </w:rPr>
-              <w:t>received&gt;=1,数据可查回</w:t>
+              <w:t>28/28通过</w:t>
             </w:r>
           </w:p>
         </w:tc>
@@ -4430,7 +4188,7 @@
               <w:rPr>
                 <w:sz w:val="20"/>
               </w:rPr>
-              <w:t>POST /admin/config/deploy→GET /config/pull</w:t>
+              <w:t>C→POST→A→DB→GET→C</w:t>
             </w:r>
           </w:p>
         </w:tc>
@@ -4443,7 +4201,7 @@
               <w:rPr>
                 <w:sz w:val="20"/>
               </w:rPr>
-              <w:t>写入值=pull值</w:t>
+              <w:t>写入=读取</w:t>
             </w:r>
           </w:p>
         </w:tc>
@@ -4510,7 +4268,7 @@
               <w:rPr>
                 <w:sz w:val="20"/>
               </w:rPr>
-              <w:t>B AuditBuilder→C脱敏→POST→A入库→Web可查</w:t>
+              <w:t>B→C脱敏→POST→A→Web可查</w:t>
             </w:r>
           </w:p>
         </w:tc>
@@ -4590,7 +4348,7 @@
               <w:rPr>
                 <w:sz w:val="20"/>
               </w:rPr>
-              <w:t>POST /auth/login→token</w:t>
+              <w:t>POST /auth/login</w:t>
             </w:r>
           </w:p>
         </w:tc>
@@ -4603,7 +4361,7 @@
               <w:rPr>
                 <w:sz w:val="20"/>
               </w:rPr>
-              <w:t>access_token&gt;20chars</w:t>
+              <w:t>token&gt;20chars</w:t>
             </w:r>
           </w:p>
         </w:tc>
@@ -4750,7 +4508,7 @@
               <w:rPr>
                 <w:sz w:val="20"/>
               </w:rPr>
-              <w:t>全部 /api/admin/* 端点GET</w:t>
+              <w:t>全部/admin/*端点</w:t>
             </w:r>
           </w:p>
         </w:tc>

--- a/项目文档/测试文档/01-HAJIMI测试方案.docx
+++ b/项目文档/测试文档/01-HAJIMI测试方案.docx
@@ -42,6 +42,8 @@
               <w:br/>
               <w:br/>
               <w:t>V2.3 | 2026-07-08</w:t>
+              <w:br/>
+              <w:t>覆盖 A+B+C 三端</w:t>
             </w:r>
           </w:p>
         </w:tc>
@@ -103,7 +105,7 @@
         <w:rPr>
           <w:sz w:val="24"/>
         </w:rPr>
-        <w:t>本文档给软件测试部门对《HAJIMI自动操作助手》项目上线前的测试维护工作提供整体测试方案。涵盖A端（后端/AI）、B端（前端/桌面）、C端（集成/语音/管理端）的功能测试、接口测试和用户界面测试。本次版本新增用户管理页面及认证API，移除Demo Mock模式，全站接入A端真实数据。</w:t>
+        <w:t>本文档为《HAJIMI自动操作助手》项目提供整体测试方案，覆盖A端（后端/AI核心）、B端（前端/桌面应用）、C端（集成/语音/管理端）三端的单元测试、功能验证、接口联调和集成测试。测试范围涵盖26个HTTP端点、31个嵌入式端点、7个Web管理页面、5个核心功能模块以及3条完整数据回路。</w:t>
       </w:r>
     </w:p>
     <w:p>
@@ -165,6 +167,17 @@
     </w:p>
     <w:p>
       <w:pPr>
+        <w:ind w:firstLine="420"/>
+      </w:pPr>
+      <w:r>
+        <w:rPr>
+          <w:sz w:val="24"/>
+        </w:rPr>
+        <w:t>《HAJIMI自动操作助手》项目开发人员（自测参考）</w:t>
+      </w:r>
+    </w:p>
+    <w:p>
+      <w:pPr>
         <w:spacing w:before="200" w:after="120"/>
       </w:pPr>
       <w:r>
@@ -183,7 +196,7 @@
         <w:rPr>
           <w:sz w:val="24"/>
         </w:rPr>
-        <w:t>《HAJIMI自动操作助手》详细设计文档</w:t>
+        <w:t>《HAJIMI自动操作助手》详细设计文档（项目文档/详细设计/）</w:t>
       </w:r>
     </w:p>
     <w:p>
@@ -194,7 +207,7 @@
         <w:rPr>
           <w:sz w:val="24"/>
         </w:rPr>
-        <w:t>《HAJIMI自动操作助手》概要设计文档</w:t>
+        <w:t>《HAJIMI自动操作助手》概要设计文档 V3.8</w:t>
       </w:r>
     </w:p>
     <w:p>
@@ -205,7 +218,7 @@
         <w:rPr>
           <w:sz w:val="24"/>
         </w:rPr>
-        <w:t>《HAJIMI自动操作助手》需求分析文档</w:t>
+        <w:t>《HAJIMI自动操作助手》完整设计文档 V2.2</w:t>
       </w:r>
     </w:p>
     <w:p>
@@ -378,7 +391,7 @@
               <w:rPr>
                 <w:sz w:val="20"/>
               </w:rPr>
-              <w:t>屏幕UI元素检测模型，部署于远程GPU:9800</w:t>
+              <w:t>屏幕UI元素检测模型（YOLO+Florence-2+PaddleOCR），部署于远程GPU:9800</w:t>
             </w:r>
           </w:p>
         </w:tc>
@@ -406,7 +419,7 @@
               <w:rPr>
                 <w:sz w:val="20"/>
               </w:rPr>
-              <w:t>系统级自动化库，B端V2.2执行引擎</w:t>
+              <w:t>系统级自动化库，B端V2.2自动执行引擎，支持6种操作动作</w:t>
             </w:r>
           </w:p>
         </w:tc>
@@ -434,7 +447,7 @@
               <w:rPr>
                 <w:sz w:val="20"/>
               </w:rPr>
-              <w:t>Server-Sent Events，A端实时推送执行进度</w:t>
+              <w:t>Server-Sent Events，A端向B端实时推送执行进度</w:t>
             </w:r>
           </w:p>
         </w:tc>
@@ -462,7 +475,7 @@
               <w:rPr>
                 <w:sz w:val="20"/>
               </w:rPr>
-              <w:t>轻量级关系数据库，A端持久化存储</w:t>
+              <w:t>轻量级关系数据库，A端持久化存储（HAJIMI_UI/server/data/hajimi.db）</w:t>
             </w:r>
           </w:p>
         </w:tc>
@@ -518,7 +531,119 @@
               <w:rPr>
                 <w:sz w:val="20"/>
               </w:rPr>
-              <w:t>HTTP缓存验证，C端配置轮询使用</w:t>
+              <w:t>HTTP缓存验证机制，C端配置轮询使用</w:t>
+            </w:r>
+          </w:p>
+        </w:tc>
+      </w:tr>
+      <w:tr>
+        <w:tc>
+          <w:tcPr>
+            <w:tcW w:type="dxa" w:w="4323"/>
+          </w:tcPr>
+          <w:p>
+            <w:r>
+              <w:rPr>
+                <w:sz w:val="20"/>
+              </w:rPr>
+              <w:t>SetFit</w:t>
+            </w:r>
+          </w:p>
+        </w:tc>
+        <w:tc>
+          <w:tcPr>
+            <w:tcW w:type="dxa" w:w="4323"/>
+          </w:tcPr>
+          <w:p>
+            <w:r>
+              <w:rPr>
+                <w:sz w:val="20"/>
+              </w:rPr>
+              <w:t>基于Sentence Transformers的少样本意图分类模型</w:t>
+            </w:r>
+          </w:p>
+        </w:tc>
+      </w:tr>
+      <w:tr>
+        <w:tc>
+          <w:tcPr>
+            <w:tcW w:type="dxa" w:w="4323"/>
+          </w:tcPr>
+          <w:p>
+            <w:r>
+              <w:rPr>
+                <w:sz w:val="20"/>
+              </w:rPr>
+              <w:t>L4 Vision</w:t>
+            </w:r>
+          </w:p>
+        </w:tc>
+        <w:tc>
+          <w:tcPr>
+            <w:tcW w:type="dxa" w:w="4323"/>
+          </w:tcPr>
+          <w:p>
+            <w:r>
+              <w:rPr>
+                <w:sz w:val="20"/>
+              </w:rPr>
+              <w:t>V2.2新增的纯视觉LLM快路径，不经OmniParser直接看图定位</w:t>
+            </w:r>
+          </w:p>
+        </w:tc>
+      </w:tr>
+      <w:tr>
+        <w:tc>
+          <w:tcPr>
+            <w:tcW w:type="dxa" w:w="4323"/>
+          </w:tcPr>
+          <w:p>
+            <w:r>
+              <w:rPr>
+                <w:sz w:val="20"/>
+              </w:rPr>
+              <w:t>L5</w:t>
+            </w:r>
+          </w:p>
+        </w:tc>
+        <w:tc>
+          <w:tcPr>
+            <w:tcW w:type="dxa" w:w="4323"/>
+          </w:tcPr>
+          <w:p>
+            <w:r>
+              <w:rPr>
+                <w:sz w:val="20"/>
+              </w:rPr>
+              <w:t>V2.2新增的自动执行模式，支持6种操作动作</w:t>
+            </w:r>
+          </w:p>
+        </w:tc>
+      </w:tr>
+      <w:tr>
+        <w:tc>
+          <w:tcPr>
+            <w:tcW w:type="dxa" w:w="4323"/>
+          </w:tcPr>
+          <w:p>
+            <w:r>
+              <w:rPr>
+                <w:sz w:val="20"/>
+              </w:rPr>
+              <w:t>SSH隧道</w:t>
+            </w:r>
+          </w:p>
+        </w:tc>
+        <w:tc>
+          <w:tcPr>
+            <w:tcW w:type="dxa" w:w="4323"/>
+          </w:tcPr>
+          <w:p>
+            <w:r>
+              <w:rPr>
+                <w:sz w:val="20"/>
+              </w:rPr>
+              <w:t>本地端口转发技术，将远程GPU的9800端口映射到本地</w:t>
             </w:r>
           </w:p>
         </w:tc>
@@ -566,7 +691,40 @@
         <w:rPr>
           <w:sz w:val="24"/>
         </w:rPr>
-        <w:t>HAJIMI是一款面向所有电脑用户的桌面自动操作程序。用户通过自然语言（文本/语音）发出指令，系统经风险评分和安全确认后自动代为执行点击、输入等6种操作。项目采用A/B/C三端架构：A端为FastAPI后端（26个HTTP端点），B端为PyQt5桌面客户端（悬浮面板+覆盖层+自动执行），C端为集成管理端（ASR/TTS+审计代理+配置轮询+Web管理面板7页，含新增用户管理页）。V2.3起Web面板移除Demo Mock模式，全站接入A端真实数据。</w:t>
+        <w:t>HAJIMI是一款面向所有电脑用户的桌面自动操作程序。用户通过自然语言（文本/语音）发出指令，系统理解屏幕内容与用户意图后，经风险评分和安全确认，自动代为执行点击、输入、双击等6种系统操作。项目采用A/B/C三端架构，通过HTTP REST和进程内Qt信号进行通信。</w:t>
+      </w:r>
+    </w:p>
+    <w:p>
+      <w:pPr>
+        <w:ind w:firstLine="420"/>
+      </w:pPr>
+      <w:r>
+        <w:rPr>
+          <w:sz w:val="24"/>
+        </w:rPr>
+        <w:t>A端（后端/AI核心）：FastAPI服务（26个HTTP端点），负责LLM规划（8供应商可选）、OmniParser GPU视觉检测、蓝图状态机管理、风险评分与红线检测、数据库持久化（SQLite 7表）。核心端点包括/execute（提交自动操作任务）、/stream（SSE实时推送）、/audit/report（审计日志接收）。</w:t>
+      </w:r>
+    </w:p>
+    <w:p>
+      <w:pPr>
+        <w:ind w:firstLine="420"/>
+      </w:pPr>
+      <w:r>
+        <w:rPr>
+          <w:sz w:val="24"/>
+        </w:rPr>
+        <w:t>B端（前端/桌面应用）：PyQt5桌面客户端，负责全屏截图（mss）、悬浮面板UI渲染（Native UI v2，480x520面板+320x52紧凑条）、透明覆盖层标注（红色箭头+高亮框+编号标签）、自动执行引擎（pyautogui驱动6种操作）、O-C信号总线（10个PyQt5信号）。</w:t>
+      </w:r>
+    </w:p>
+    <w:p>
+      <w:pPr>
+        <w:ind w:firstLine="420"/>
+      </w:pPr>
+      <w:r>
+        <w:rPr>
+          <w:sz w:val="24"/>
+        </w:rPr>
+        <w:t>C端（集成/语音/管理端）：与B端同进程运行，负责ASR语音识别（三级降级链：Vosk离线→Google在线→本地兜底）、TTS语音合成（pyttsx3优先队列）、审计代理（SQLite本地队列+6类隐私脱敏+批量HTTP上报）、配置轮询（ETag条件请求）、Web管理面板（Vue3+Element Plus+ECharts，7个页面）。</w:t>
       </w:r>
     </w:p>
     <w:p>
@@ -589,7 +747,7 @@
         <w:rPr>
           <w:sz w:val="24"/>
         </w:rPr>
-        <w:t>对本系统进行功能性测试（黑盒测试-功能测试），保证系统正常运行。覆盖A端26个HTTP端点、B端31个HTTP端点、C端7个Web页面（含新增用户管理）、C端5个核心功能模块、A-C数据接口回路、B-C进程内信号桥。</w:t>
+        <w:t>对本系统进行功能性测试，保证系统正常运行。测试覆盖A端26个HTTP端点、A端后端单元测试（蓝图状态机/意图分类/约束提取/L4视觉快路径）、B端31个HTTP端点（含7个B端专属端点）、B端客户端单元测试（覆盖层坐标/步骤推进/辅助采集）、A-B联调集成测试（health/process/inspect/step）、B-C信号桥测试（10个PyQt5信号+AuditRecord构建器）、C端5个核心功能模块测试（ASR/TTS/审计/配置/BC集成）、C端Web管理面板7页测试、A-C数据回路测试（审计回路+配置回路+BC审计链+12页数据验证）。</w:t>
       </w:r>
     </w:p>
     <w:p>
@@ -623,7 +781,7 @@
         <w:rPr>
           <w:sz w:val="24"/>
         </w:rPr>
-        <w:t>测试推荐PC终端：Python 3.12+，Node.js 24+，httpx库</w:t>
+        <w:t>测试PC终端：Python 3.12+，Node.js 24+，httpx库，pytest框架</w:t>
       </w:r>
     </w:p>
     <w:p>
@@ -634,7 +792,7 @@
         <w:rPr>
           <w:sz w:val="24"/>
         </w:rPr>
-        <w:t>测试辅助工具：curl，浏览器开发者工具(F12)，pip install httpx</w:t>
+        <w:t>测试辅助工具：curl命令行工具，浏览器开发者工具(F12)，HAJIMI_UI/scripts/verify_all.py一键验收脚本</w:t>
       </w:r>
     </w:p>
     <w:p>
@@ -657,7 +815,7 @@
         <w:rPr>
           <w:sz w:val="24"/>
         </w:rPr>
-        <w:t>C端模块测试（无需A端）：test_client_modules.py — 测试ASR/TTS/审计代理/配置轮询/BC集成控制器/AuditRecordBuilder共6个模块。</w:t>
+        <w:t>A端后端单元测试（pytest）：HAJIMI_UI/server/tests/目录，包含test_blueprint.py（蓝图状态机7状态迁移+严格指纹比对）、test_intent.py（SetFit意图分类5条核心用例）、test_constraint.py（约束条件提取4类测试）、test_l4.py（L4视觉快路径坐标解析与校准）、test_l4_settings.py（L4配置参数验证）。</w:t>
       </w:r>
     </w:p>
     <w:p>
@@ -668,7 +826,7 @@
         <w:rPr>
           <w:sz w:val="24"/>
         </w:rPr>
-        <w:t>A端端点测试（需A端运行）：test_new_jimi.py — 测试HAJIMI_UI/server/全部HTTP端点。test_hajimi_ui.py — 测试HAJIMI_UI嵌入式A端全部HTTP端点。</w:t>
+        <w:t>B端客户端单元测试（pytest）：HAJIMI_UI/core/tests/目录，包含test_overlay_coords.py（高DPI截图→逻辑屏幕坐标映射）、test_step_advance_progress.py（L2/L3/L4步骤推进消息）、test_prepare_guidance.py（指引准备逻辑）、test_assist_gather.py（辅助数据采集）。</w:t>
       </w:r>
     </w:p>
     <w:p>
@@ -679,7 +837,40 @@
         <w:rPr>
           <w:sz w:val="24"/>
         </w:rPr>
-        <w:t>数据连通性测试（需A端运行）：test_data_connectivity.py — 测试C→A→DB→Web完整数据回路。demo_connectivity.py — 可视化演示版本。</w:t>
+        <w:t>A-B联调集成测试：HAJIMI_UI/scripts/verify_integration.py，顺序测试health→process→inspect→step完整B↔A交互链路。HAJIMI_UI/scripts/verify_all.py提供一键交接验收，含verify_bc_signals（B-C信号桥）、verify_l4（L4配置）、verify_l5（L5执行链）等7项检查。</w:t>
+      </w:r>
+    </w:p>
+    <w:p>
+      <w:pPr>
+        <w:ind w:firstLine="420"/>
+      </w:pPr>
+      <w:r>
+        <w:rPr>
+          <w:sz w:val="24"/>
+        </w:rPr>
+        <w:t>C端模块测试：项目文档/测试文档/test_client_modules.py，测试ASR/TTS/审计代理/配置轮询/BC集成控制器/AuditRecordBuilder共6个模块。</w:t>
+      </w:r>
+    </w:p>
+    <w:p>
+      <w:pPr>
+        <w:ind w:firstLine="420"/>
+      </w:pPr>
+      <w:r>
+        <w:rPr>
+          <w:sz w:val="24"/>
+        </w:rPr>
+        <w:t>A端HTTP端点测试：项目文档/测试文档/test_new_jimi.py，测试HAJIMI_UI/server/全部26个HTTP端点。项目文档/测试文档/test_hajimi_ui.py，测试HAJIMI_UI嵌入式A端全部31个HTTP端点。</w:t>
+      </w:r>
+    </w:p>
+    <w:p>
+      <w:pPr>
+        <w:ind w:firstLine="420"/>
+      </w:pPr>
+      <w:r>
+        <w:rPr>
+          <w:sz w:val="24"/>
+        </w:rPr>
+        <w:t>A-C数据连通性测试：项目文档/测试文档/test_data_connectivity.py，测试审计回路（C→POST→A→DB→GET→C）、配置回路（C→POST deploy→A→DB→GET pull→C）、BC审计链（B AuditBuilder→C脱敏入队→批量POST→A入库→Web可查）。</w:t>
       </w:r>
     </w:p>
     <w:p>
@@ -691,7 +882,7 @@
           <w:b/>
           <w:sz w:val="26"/>
         </w:rPr>
-        <w:t>2.5.1 C-ASR 语音识别模块</w:t>
+        <w:t>2.5.1 A端 — Demo核心接口 (5端点)</w:t>
       </w:r>
     </w:p>
     <w:p>
@@ -816,59 +1007,59 @@
               <w:rPr>
                 <w:sz w:val="20"/>
               </w:rPr>
-              <w:t>ASR-001</w:t>
-            </w:r>
-          </w:p>
-        </w:tc>
-        <w:tc>
-          <w:tcPr>
-            <w:tcW w:type="dxa" w:w="1441"/>
-          </w:tcPr>
-          <w:p>
-            <w:r>
-              <w:rPr>
-                <w:sz w:val="20"/>
-              </w:rPr>
-              <w:t>Vosk离线引擎</w:t>
-            </w:r>
-          </w:p>
-        </w:tc>
-        <w:tc>
-          <w:tcPr>
-            <w:tcW w:type="dxa" w:w="1441"/>
-          </w:tcPr>
-          <w:p>
-            <w:r>
-              <w:rPr>
-                <w:sz w:val="20"/>
-              </w:rPr>
-              <w:t>模型已下载</w:t>
-            </w:r>
-          </w:p>
-        </w:tc>
-        <w:tc>
-          <w:tcPr>
-            <w:tcW w:type="dxa" w:w="1441"/>
-          </w:tcPr>
-          <w:p>
-            <w:r>
-              <w:rPr>
-                <w:sz w:val="20"/>
-              </w:rPr>
-              <w:t>ASRClient(engine="vosk")</w:t>
-            </w:r>
-          </w:p>
-        </w:tc>
-        <w:tc>
-          <w:tcPr>
-            <w:tcW w:type="dxa" w:w="1441"/>
-          </w:tcPr>
-          <w:p>
-            <w:r>
-              <w:rPr>
-                <w:sz w:val="20"/>
-              </w:rPr>
-              <w:t>active_engine=vosk</w:t>
+              <w:t>A-DEMO-001</w:t>
+            </w:r>
+          </w:p>
+        </w:tc>
+        <w:tc>
+          <w:tcPr>
+            <w:tcW w:type="dxa" w:w="1441"/>
+          </w:tcPr>
+          <w:p>
+            <w:r>
+              <w:rPr>
+                <w:sz w:val="20"/>
+              </w:rPr>
+              <w:t>/health 健康检查</w:t>
+            </w:r>
+          </w:p>
+        </w:tc>
+        <w:tc>
+          <w:tcPr>
+            <w:tcW w:type="dxa" w:w="1441"/>
+          </w:tcPr>
+          <w:p>
+            <w:r>
+              <w:rPr>
+                <w:sz w:val="20"/>
+              </w:rPr>
+              <w:t>A端运行:8010</w:t>
+            </w:r>
+          </w:p>
+        </w:tc>
+        <w:tc>
+          <w:tcPr>
+            <w:tcW w:type="dxa" w:w="1441"/>
+          </w:tcPr>
+          <w:p>
+            <w:r>
+              <w:rPr>
+                <w:sz w:val="20"/>
+              </w:rPr>
+              <w:t>GET</w:t>
+            </w:r>
+          </w:p>
+        </w:tc>
+        <w:tc>
+          <w:tcPr>
+            <w:tcW w:type="dxa" w:w="1441"/>
+          </w:tcPr>
+          <w:p>
+            <w:r>
+              <w:rPr>
+                <w:sz w:val="20"/>
+              </w:rPr>
+              <w:t>200,status=ok,含detector_backend</w:t>
             </w:r>
           </w:p>
         </w:tc>
@@ -896,59 +1087,59 @@
               <w:rPr>
                 <w:sz w:val="20"/>
               </w:rPr>
-              <w:t>ASR-002</w:t>
-            </w:r>
-          </w:p>
-        </w:tc>
-        <w:tc>
-          <w:tcPr>
-            <w:tcW w:type="dxa" w:w="1441"/>
-          </w:tcPr>
-          <w:p>
-            <w:r>
-              <w:rPr>
-                <w:sz w:val="20"/>
-              </w:rPr>
-              <w:t>Google降级</w:t>
-            </w:r>
-          </w:p>
-        </w:tc>
-        <w:tc>
-          <w:tcPr>
-            <w:tcW w:type="dxa" w:w="1441"/>
-          </w:tcPr>
-          <w:p>
-            <w:r>
-              <w:rPr>
-                <w:sz w:val="20"/>
-              </w:rPr>
-              <w:t>网络可用</w:t>
-            </w:r>
-          </w:p>
-        </w:tc>
-        <w:tc>
-          <w:tcPr>
-            <w:tcW w:type="dxa" w:w="1441"/>
-          </w:tcPr>
-          <w:p>
-            <w:r>
-              <w:rPr>
-                <w:sz w:val="20"/>
-              </w:rPr>
-              <w:t>Vosk不可用时</w:t>
-            </w:r>
-          </w:p>
-        </w:tc>
-        <w:tc>
-          <w:tcPr>
-            <w:tcW w:type="dxa" w:w="1441"/>
-          </w:tcPr>
-          <w:p>
-            <w:r>
-              <w:rPr>
-                <w:sz w:val="20"/>
-              </w:rPr>
-              <w:t>active_engine=google</w:t>
+              <w:t>A-DEMO-002</w:t>
+            </w:r>
+          </w:p>
+        </w:tc>
+        <w:tc>
+          <w:tcPr>
+            <w:tcW w:type="dxa" w:w="1441"/>
+          </w:tcPr>
+          <w:p>
+            <w:r>
+              <w:rPr>
+                <w:sz w:val="20"/>
+              </w:rPr>
+              <w:t>/execute 提交自动操作</w:t>
+            </w:r>
+          </w:p>
+        </w:tc>
+        <w:tc>
+          <w:tcPr>
+            <w:tcW w:type="dxa" w:w="1441"/>
+          </w:tcPr>
+          <w:p>
+            <w:r>
+              <w:rPr>
+                <w:sz w:val="20"/>
+              </w:rPr>
+              <w:t>A端运行,OmniParser可达</w:t>
+            </w:r>
+          </w:p>
+        </w:tc>
+        <w:tc>
+          <w:tcPr>
+            <w:tcW w:type="dxa" w:w="1441"/>
+          </w:tcPr>
+          <w:p>
+            <w:r>
+              <w:rPr>
+                <w:sz w:val="20"/>
+              </w:rPr>
+              <w:t>POST query+image</w:t>
+            </w:r>
+          </w:p>
+        </w:tc>
+        <w:tc>
+          <w:tcPr>
+            <w:tcW w:type="dxa" w:w="1441"/>
+          </w:tcPr>
+          <w:p>
+            <w:r>
+              <w:rPr>
+                <w:sz w:val="20"/>
+              </w:rPr>
+              <w:t>200,含task_id+plan+steps</w:t>
             </w:r>
           </w:p>
         </w:tc>
@@ -976,59 +1167,59 @@
               <w:rPr>
                 <w:sz w:val="20"/>
               </w:rPr>
-              <w:t>ASR-003</w:t>
-            </w:r>
-          </w:p>
-        </w:tc>
-        <w:tc>
-          <w:tcPr>
-            <w:tcW w:type="dxa" w:w="1441"/>
-          </w:tcPr>
-          <w:p>
-            <w:r>
-              <w:rPr>
-                <w:sz w:val="20"/>
-              </w:rPr>
-              <w:t>Mock兜底</w:t>
-            </w:r>
-          </w:p>
-        </w:tc>
-        <w:tc>
-          <w:tcPr>
-            <w:tcW w:type="dxa" w:w="1441"/>
-          </w:tcPr>
-          <w:p>
-            <w:r>
-              <w:rPr>
-                <w:sz w:val="20"/>
-              </w:rPr>
-              <w:t>无网无模型</w:t>
-            </w:r>
-          </w:p>
-        </w:tc>
-        <w:tc>
-          <w:tcPr>
-            <w:tcW w:type="dxa" w:w="1441"/>
-          </w:tcPr>
-          <w:p>
-            <w:r>
-              <w:rPr>
-                <w:sz w:val="20"/>
-              </w:rPr>
-              <w:t>创建ASRClient</w:t>
-            </w:r>
-          </w:p>
-        </w:tc>
-        <w:tc>
-          <w:tcPr>
-            <w:tcW w:type="dxa" w:w="1441"/>
-          </w:tcPr>
-          <w:p>
-            <w:r>
-              <w:rPr>
-                <w:sz w:val="20"/>
-              </w:rPr>
-              <w:t>active_engine=mock</w:t>
+              <w:t>A-DEMO-003</w:t>
+            </w:r>
+          </w:p>
+        </w:tc>
+        <w:tc>
+          <w:tcPr>
+            <w:tcW w:type="dxa" w:w="1441"/>
+          </w:tcPr>
+          <w:p>
+            <w:r>
+              <w:rPr>
+                <w:sz w:val="20"/>
+              </w:rPr>
+              <w:t>/stream SSE推送</w:t>
+            </w:r>
+          </w:p>
+        </w:tc>
+        <w:tc>
+          <w:tcPr>
+            <w:tcW w:type="dxa" w:w="1441"/>
+          </w:tcPr>
+          <w:p>
+            <w:r>
+              <w:rPr>
+                <w:sz w:val="20"/>
+              </w:rPr>
+              <w:t>A端,task_id有效</w:t>
+            </w:r>
+          </w:p>
+        </w:tc>
+        <w:tc>
+          <w:tcPr>
+            <w:tcW w:type="dxa" w:w="1441"/>
+          </w:tcPr>
+          <w:p>
+            <w:r>
+              <w:rPr>
+                <w:sz w:val="20"/>
+              </w:rPr>
+              <w:t>GET /stream/{tid}</w:t>
+            </w:r>
+          </w:p>
+        </w:tc>
+        <w:tc>
+          <w:tcPr>
+            <w:tcW w:type="dxa" w:w="1441"/>
+          </w:tcPr>
+          <w:p>
+            <w:r>
+              <w:rPr>
+                <w:sz w:val="20"/>
+              </w:rPr>
+              <w:t>SSE事件流</w:t>
             </w:r>
           </w:p>
         </w:tc>
@@ -1056,59 +1247,59 @@
               <w:rPr>
                 <w:sz w:val="20"/>
               </w:rPr>
-              <w:t>ASR-004</w:t>
-            </w:r>
-          </w:p>
-        </w:tc>
-        <w:tc>
-          <w:tcPr>
-            <w:tcW w:type="dxa" w:w="1441"/>
-          </w:tcPr>
-          <w:p>
-            <w:r>
-              <w:rPr>
-                <w:sz w:val="20"/>
-              </w:rPr>
-              <w:t>麦克风指定</w:t>
-            </w:r>
-          </w:p>
-        </w:tc>
-        <w:tc>
-          <w:tcPr>
-            <w:tcW w:type="dxa" w:w="1441"/>
-          </w:tcPr>
-          <w:p>
-            <w:r>
-              <w:rPr>
-                <w:sz w:val="20"/>
-              </w:rPr>
-              <w:t>PyAudio已安装</w:t>
-            </w:r>
-          </w:p>
-        </w:tc>
-        <w:tc>
-          <w:tcPr>
-            <w:tcW w:type="dxa" w:w="1441"/>
-          </w:tcPr>
-          <w:p>
-            <w:r>
-              <w:rPr>
-                <w:sz w:val="20"/>
-              </w:rPr>
-              <w:t>microphone_index=2</w:t>
-            </w:r>
-          </w:p>
-        </w:tc>
-        <w:tc>
-          <w:tcPr>
-            <w:tcW w:type="dxa" w:w="1441"/>
-          </w:tcPr>
-          <w:p>
-            <w:r>
-              <w:rPr>
-                <w:sz w:val="20"/>
-              </w:rPr>
-              <w:t>使用指定设备</w:t>
+              <w:t>A-DEMO-004</w:t>
+            </w:r>
+          </w:p>
+        </w:tc>
+        <w:tc>
+          <w:tcPr>
+            <w:tcW w:type="dxa" w:w="1441"/>
+          </w:tcPr>
+          <w:p>
+            <w:r>
+              <w:rPr>
+                <w:sz w:val="20"/>
+              </w:rPr>
+              <w:t>/cancel 取消任务</w:t>
+            </w:r>
+          </w:p>
+        </w:tc>
+        <w:tc>
+          <w:tcPr>
+            <w:tcW w:type="dxa" w:w="1441"/>
+          </w:tcPr>
+          <w:p>
+            <w:r>
+              <w:rPr>
+                <w:sz w:val="20"/>
+              </w:rPr>
+              <w:t>A端,task_id有效</w:t>
+            </w:r>
+          </w:p>
+        </w:tc>
+        <w:tc>
+          <w:tcPr>
+            <w:tcW w:type="dxa" w:w="1441"/>
+          </w:tcPr>
+          <w:p>
+            <w:r>
+              <w:rPr>
+                <w:sz w:val="20"/>
+              </w:rPr>
+              <w:t>POST {task_id}</w:t>
+            </w:r>
+          </w:p>
+        </w:tc>
+        <w:tc>
+          <w:tcPr>
+            <w:tcW w:type="dxa" w:w="1441"/>
+          </w:tcPr>
+          <w:p>
+            <w:r>
+              <w:rPr>
+                <w:sz w:val="20"/>
+              </w:rPr>
+              <w:t>200</w:t>
             </w:r>
           </w:p>
         </w:tc>
@@ -1136,59 +1327,59 @@
               <w:rPr>
                 <w:sz w:val="20"/>
               </w:rPr>
-              <w:t>ASR-005</w:t>
-            </w:r>
-          </w:p>
-        </w:tc>
-        <w:tc>
-          <w:tcPr>
-            <w:tcW w:type="dxa" w:w="1441"/>
-          </w:tcPr>
-          <w:p>
-            <w:r>
-              <w:rPr>
-                <w:sz w:val="20"/>
-              </w:rPr>
-              <w:t>录音转写</w:t>
-            </w:r>
-          </w:p>
-        </w:tc>
-        <w:tc>
-          <w:tcPr>
-            <w:tcW w:type="dxa" w:w="1441"/>
-          </w:tcPr>
-          <w:p>
-            <w:r>
-              <w:rPr>
-                <w:sz w:val="20"/>
-              </w:rPr>
-              <w:t>麦克风可用</w:t>
-            </w:r>
-          </w:p>
-        </w:tc>
-        <w:tc>
-          <w:tcPr>
-            <w:tcW w:type="dxa" w:w="1441"/>
-          </w:tcPr>
-          <w:p>
-            <w:r>
-              <w:rPr>
-                <w:sz w:val="20"/>
-              </w:rPr>
-              <w:t>start→sleep→stop</w:t>
-            </w:r>
-          </w:p>
-        </w:tc>
-        <w:tc>
-          <w:tcPr>
-            <w:tcW w:type="dxa" w:w="1441"/>
-          </w:tcPr>
-          <w:p>
-            <w:r>
-              <w:rPr>
-                <w:sz w:val="20"/>
-              </w:rPr>
-              <w:t>transcript非空</w:t>
+              <w:t>A-DEMO-005</w:t>
+            </w:r>
+          </w:p>
+        </w:tc>
+        <w:tc>
+          <w:tcPr>
+            <w:tcW w:type="dxa" w:w="1441"/>
+          </w:tcPr>
+          <w:p>
+            <w:r>
+              <w:rPr>
+                <w:sz w:val="20"/>
+              </w:rPr>
+              <w:t>/process 兼容旧版</w:t>
+            </w:r>
+          </w:p>
+        </w:tc>
+        <w:tc>
+          <w:tcPr>
+            <w:tcW w:type="dxa" w:w="1441"/>
+          </w:tcPr>
+          <w:p>
+            <w:r>
+              <w:rPr>
+                <w:sz w:val="20"/>
+              </w:rPr>
+              <w:t>A端运行</w:t>
+            </w:r>
+          </w:p>
+        </w:tc>
+        <w:tc>
+          <w:tcPr>
+            <w:tcW w:type="dxa" w:w="1441"/>
+          </w:tcPr>
+          <w:p>
+            <w:r>
+              <w:rPr>
+                <w:sz w:val="20"/>
+              </w:rPr>
+              <w:t>POST {query}</w:t>
+            </w:r>
+          </w:p>
+        </w:tc>
+        <w:tc>
+          <w:tcPr>
+            <w:tcW w:type="dxa" w:w="1441"/>
+          </w:tcPr>
+          <w:p>
+            <w:r>
+              <w:rPr>
+                <w:sz w:val="20"/>
+              </w:rPr>
+              <w:t>200,传统ProcessResponse</w:t>
             </w:r>
           </w:p>
         </w:tc>
@@ -1226,7 +1417,3334 @@
           <w:b/>
           <w:sz w:val="26"/>
         </w:rPr>
-        <w:t>2.5.2 C-TTS 语音合成模块</w:t>
+        <w:t>2.5.2 A端 — 后端单元测试 (pytest)</w:t>
+      </w:r>
+    </w:p>
+    <w:p>
+      <w:pPr>
+        <w:spacing w:before="160" w:after="60"/>
+      </w:pPr>
+      <w:r>
+        <w:rPr>
+          <w:b/>
+          <w:sz w:val="24"/>
+        </w:rPr>
+        <w:t>蓝图状态机</w:t>
+      </w:r>
+    </w:p>
+    <w:tbl>
+      <w:tblPr>
+        <w:tblStyle w:val="TableGrid"/>
+        <w:tblW w:type="auto" w:w="0"/>
+        <w:tblLook w:firstColumn="1" w:firstRow="1" w:lastColumn="0" w:lastRow="0" w:noHBand="0" w:noVBand="1" w:val="04A0"/>
+      </w:tblPr>
+      <w:tblGrid>
+        <w:gridCol w:w="1441"/>
+        <w:gridCol w:w="1441"/>
+        <w:gridCol w:w="1441"/>
+        <w:gridCol w:w="1441"/>
+        <w:gridCol w:w="1441"/>
+        <w:gridCol w:w="1441"/>
+      </w:tblGrid>
+      <w:tr>
+        <w:tc>
+          <w:tcPr>
+            <w:tcW w:type="dxa" w:w="1441"/>
+          </w:tcPr>
+          <w:p>
+            <w:r>
+              <w:rPr>
+                <w:b/>
+                <w:sz w:val="20"/>
+              </w:rPr>
+              <w:t>测试编号</w:t>
+            </w:r>
+          </w:p>
+        </w:tc>
+        <w:tc>
+          <w:tcPr>
+            <w:tcW w:type="dxa" w:w="1441"/>
+          </w:tcPr>
+          <w:p>
+            <w:r>
+              <w:rPr>
+                <w:b/>
+                <w:sz w:val="20"/>
+              </w:rPr>
+              <w:t>测试名称</w:t>
+            </w:r>
+          </w:p>
+        </w:tc>
+        <w:tc>
+          <w:tcPr>
+            <w:tcW w:type="dxa" w:w="1441"/>
+          </w:tcPr>
+          <w:p>
+            <w:r>
+              <w:rPr>
+                <w:b/>
+                <w:sz w:val="20"/>
+              </w:rPr>
+              <w:t>前置条件</w:t>
+            </w:r>
+          </w:p>
+        </w:tc>
+        <w:tc>
+          <w:tcPr>
+            <w:tcW w:type="dxa" w:w="1441"/>
+          </w:tcPr>
+          <w:p>
+            <w:r>
+              <w:rPr>
+                <w:b/>
+                <w:sz w:val="20"/>
+              </w:rPr>
+              <w:t>测试步骤</w:t>
+            </w:r>
+          </w:p>
+        </w:tc>
+        <w:tc>
+          <w:tcPr>
+            <w:tcW w:type="dxa" w:w="1441"/>
+          </w:tcPr>
+          <w:p>
+            <w:r>
+              <w:rPr>
+                <w:b/>
+                <w:sz w:val="20"/>
+              </w:rPr>
+              <w:t>预期结果</w:t>
+            </w:r>
+          </w:p>
+        </w:tc>
+        <w:tc>
+          <w:tcPr>
+            <w:tcW w:type="dxa" w:w="1441"/>
+          </w:tcPr>
+          <w:p>
+            <w:r>
+              <w:rPr>
+                <w:b/>
+                <w:sz w:val="20"/>
+              </w:rPr>
+              <w:t>实际结果</w:t>
+            </w:r>
+          </w:p>
+        </w:tc>
+      </w:tr>
+      <w:tr>
+        <w:tc>
+          <w:tcPr>
+            <w:tcW w:type="dxa" w:w="1441"/>
+          </w:tcPr>
+          <w:p>
+            <w:r>
+              <w:rPr>
+                <w:sz w:val="20"/>
+              </w:rPr>
+              <w:t>BP-001</w:t>
+            </w:r>
+          </w:p>
+        </w:tc>
+        <w:tc>
+          <w:tcPr>
+            <w:tcW w:type="dxa" w:w="1441"/>
+          </w:tcPr>
+          <w:p>
+            <w:r>
+              <w:rPr>
+                <w:sz w:val="20"/>
+              </w:rPr>
+              <w:t>executing→advance</w:t>
+            </w:r>
+          </w:p>
+        </w:tc>
+        <w:tc>
+          <w:tcPr>
+            <w:tcW w:type="dxa" w:w="1441"/>
+          </w:tcPr>
+          <w:p>
+            <w:r>
+              <w:rPr>
+                <w:sz w:val="20"/>
+              </w:rPr>
+              <w:t>pytest</w:t>
+            </w:r>
+          </w:p>
+        </w:tc>
+        <w:tc>
+          <w:tcPr>
+            <w:tcW w:type="dxa" w:w="1441"/>
+          </w:tcPr>
+          <w:p>
+            <w:r>
+              <w:rPr>
+                <w:sz w:val="20"/>
+              </w:rPr>
+              <w:t>BlueprintEngine.advance(state)</w:t>
+            </w:r>
+          </w:p>
+        </w:tc>
+        <w:tc>
+          <w:tcPr>
+            <w:tcW w:type="dxa" w:w="1441"/>
+          </w:tcPr>
+          <w:p>
+            <w:r>
+              <w:rPr>
+                <w:sz w:val="20"/>
+              </w:rPr>
+              <w:t>返回advance+next_step</w:t>
+            </w:r>
+          </w:p>
+        </w:tc>
+        <w:tc>
+          <w:tcPr>
+            <w:tcW w:type="dxa" w:w="1441"/>
+          </w:tcPr>
+          <w:p>
+            <w:r>
+              <w:rPr>
+                <w:sz w:val="20"/>
+              </w:rPr>
+              <w:t>通过</w:t>
+            </w:r>
+          </w:p>
+        </w:tc>
+      </w:tr>
+      <w:tr>
+        <w:tc>
+          <w:tcPr>
+            <w:tcW w:type="dxa" w:w="1441"/>
+          </w:tcPr>
+          <w:p>
+            <w:r>
+              <w:rPr>
+                <w:sz w:val="20"/>
+              </w:rPr>
+              <w:t>BP-002</w:t>
+            </w:r>
+          </w:p>
+        </w:tc>
+        <w:tc>
+          <w:tcPr>
+            <w:tcW w:type="dxa" w:w="1441"/>
+          </w:tcPr>
+          <w:p>
+            <w:r>
+              <w:rPr>
+                <w:sz w:val="20"/>
+              </w:rPr>
+              <w:t>executing→suspend</w:t>
+            </w:r>
+          </w:p>
+        </w:tc>
+        <w:tc>
+          <w:tcPr>
+            <w:tcW w:type="dxa" w:w="1441"/>
+          </w:tcPr>
+          <w:p>
+            <w:r>
+              <w:rPr>
+                <w:sz w:val="20"/>
+              </w:rPr>
+              <w:t>pytest</w:t>
+            </w:r>
+          </w:p>
+        </w:tc>
+        <w:tc>
+          <w:tcPr>
+            <w:tcW w:type="dxa" w:w="1441"/>
+          </w:tcPr>
+          <w:p>
+            <w:r>
+              <w:rPr>
+                <w:sz w:val="20"/>
+              </w:rPr>
+              <w:t>调用suspend</w:t>
+            </w:r>
+          </w:p>
+        </w:tc>
+        <w:tc>
+          <w:tcPr>
+            <w:tcW w:type="dxa" w:w="1441"/>
+          </w:tcPr>
+          <w:p>
+            <w:r>
+              <w:rPr>
+                <w:sz w:val="20"/>
+              </w:rPr>
+              <w:t>state=suspended</w:t>
+            </w:r>
+          </w:p>
+        </w:tc>
+        <w:tc>
+          <w:tcPr>
+            <w:tcW w:type="dxa" w:w="1441"/>
+          </w:tcPr>
+          <w:p>
+            <w:r>
+              <w:rPr>
+                <w:sz w:val="20"/>
+              </w:rPr>
+              <w:t>通过</w:t>
+            </w:r>
+          </w:p>
+        </w:tc>
+      </w:tr>
+      <w:tr>
+        <w:tc>
+          <w:tcPr>
+            <w:tcW w:type="dxa" w:w="1441"/>
+          </w:tcPr>
+          <w:p>
+            <w:r>
+              <w:rPr>
+                <w:sz w:val="20"/>
+              </w:rPr>
+              <w:t>BP-003</w:t>
+            </w:r>
+          </w:p>
+        </w:tc>
+        <w:tc>
+          <w:tcPr>
+            <w:tcW w:type="dxa" w:w="1441"/>
+          </w:tcPr>
+          <w:p>
+            <w:r>
+              <w:rPr>
+                <w:sz w:val="20"/>
+              </w:rPr>
+              <w:t>suspended→advance恢复</w:t>
+            </w:r>
+          </w:p>
+        </w:tc>
+        <w:tc>
+          <w:tcPr>
+            <w:tcW w:type="dxa" w:w="1441"/>
+          </w:tcPr>
+          <w:p>
+            <w:r>
+              <w:rPr>
+                <w:sz w:val="20"/>
+              </w:rPr>
+              <w:t>pytest</w:t>
+            </w:r>
+          </w:p>
+        </w:tc>
+        <w:tc>
+          <w:tcPr>
+            <w:tcW w:type="dxa" w:w="1441"/>
+          </w:tcPr>
+          <w:p>
+            <w:r>
+              <w:rPr>
+                <w:sz w:val="20"/>
+              </w:rPr>
+              <w:t>suspended状态advance</w:t>
+            </w:r>
+          </w:p>
+        </w:tc>
+        <w:tc>
+          <w:tcPr>
+            <w:tcW w:type="dxa" w:w="1441"/>
+          </w:tcPr>
+          <w:p>
+            <w:r>
+              <w:rPr>
+                <w:sz w:val="20"/>
+              </w:rPr>
+              <w:t>恢复执行</w:t>
+            </w:r>
+          </w:p>
+        </w:tc>
+        <w:tc>
+          <w:tcPr>
+            <w:tcW w:type="dxa" w:w="1441"/>
+          </w:tcPr>
+          <w:p>
+            <w:r>
+              <w:rPr>
+                <w:sz w:val="20"/>
+              </w:rPr>
+              <w:t>通过</w:t>
+            </w:r>
+          </w:p>
+        </w:tc>
+      </w:tr>
+      <w:tr>
+        <w:tc>
+          <w:tcPr>
+            <w:tcW w:type="dxa" w:w="1441"/>
+          </w:tcPr>
+          <w:p>
+            <w:r>
+              <w:rPr>
+                <w:sz w:val="20"/>
+              </w:rPr>
+              <w:t>BP-004</w:t>
+            </w:r>
+          </w:p>
+        </w:tc>
+        <w:tc>
+          <w:tcPr>
+            <w:tcW w:type="dxa" w:w="1441"/>
+          </w:tcPr>
+          <w:p>
+            <w:r>
+              <w:rPr>
+                <w:sz w:val="20"/>
+              </w:rPr>
+              <w:t>strict_fingerprint比对</w:t>
+            </w:r>
+          </w:p>
+        </w:tc>
+        <w:tc>
+          <w:tcPr>
+            <w:tcW w:type="dxa" w:w="1441"/>
+          </w:tcPr>
+          <w:p>
+            <w:r>
+              <w:rPr>
+                <w:sz w:val="20"/>
+              </w:rPr>
+              <w:t>pytest</w:t>
+            </w:r>
+          </w:p>
+        </w:tc>
+        <w:tc>
+          <w:tcPr>
+            <w:tcW w:type="dxa" w:w="1441"/>
+          </w:tcPr>
+          <w:p>
+            <w:r>
+              <w:rPr>
+                <w:sz w:val="20"/>
+              </w:rPr>
+              <w:t>指纹SHA256+Jaccard</w:t>
+            </w:r>
+          </w:p>
+        </w:tc>
+        <w:tc>
+          <w:tcPr>
+            <w:tcW w:type="dxa" w:w="1441"/>
+          </w:tcPr>
+          <w:p>
+            <w:r>
+              <w:rPr>
+                <w:sz w:val="20"/>
+              </w:rPr>
+              <w:t>&gt;=0.8通过</w:t>
+            </w:r>
+          </w:p>
+        </w:tc>
+        <w:tc>
+          <w:tcPr>
+            <w:tcW w:type="dxa" w:w="1441"/>
+          </w:tcPr>
+          <w:p>
+            <w:r>
+              <w:rPr>
+                <w:sz w:val="20"/>
+              </w:rPr>
+              <w:t>通过</w:t>
+            </w:r>
+          </w:p>
+        </w:tc>
+      </w:tr>
+    </w:tbl>
+    <w:p>
+      <w:pPr>
+        <w:ind w:firstLine="420"/>
+      </w:pPr>
+      <w:r>
+        <w:rPr>
+          <w:sz w:val="24"/>
+        </w:rPr>
+      </w:r>
+    </w:p>
+    <w:p>
+      <w:pPr>
+        <w:spacing w:before="160" w:after="60"/>
+      </w:pPr>
+      <w:r>
+        <w:rPr>
+          <w:b/>
+          <w:sz w:val="24"/>
+        </w:rPr>
+        <w:t>意图分类</w:t>
+      </w:r>
+    </w:p>
+    <w:tbl>
+      <w:tblPr>
+        <w:tblStyle w:val="TableGrid"/>
+        <w:tblW w:type="auto" w:w="0"/>
+        <w:tblLook w:firstColumn="1" w:firstRow="1" w:lastColumn="0" w:lastRow="0" w:noHBand="0" w:noVBand="1" w:val="04A0"/>
+      </w:tblPr>
+      <w:tblGrid>
+        <w:gridCol w:w="1441"/>
+        <w:gridCol w:w="1441"/>
+        <w:gridCol w:w="1441"/>
+        <w:gridCol w:w="1441"/>
+        <w:gridCol w:w="1441"/>
+        <w:gridCol w:w="1441"/>
+      </w:tblGrid>
+      <w:tr>
+        <w:tc>
+          <w:tcPr>
+            <w:tcW w:type="dxa" w:w="1441"/>
+          </w:tcPr>
+          <w:p>
+            <w:r>
+              <w:rPr>
+                <w:b/>
+                <w:sz w:val="20"/>
+              </w:rPr>
+              <w:t>测试编号</w:t>
+            </w:r>
+          </w:p>
+        </w:tc>
+        <w:tc>
+          <w:tcPr>
+            <w:tcW w:type="dxa" w:w="1441"/>
+          </w:tcPr>
+          <w:p>
+            <w:r>
+              <w:rPr>
+                <w:b/>
+                <w:sz w:val="20"/>
+              </w:rPr>
+              <w:t>测试名称</w:t>
+            </w:r>
+          </w:p>
+        </w:tc>
+        <w:tc>
+          <w:tcPr>
+            <w:tcW w:type="dxa" w:w="1441"/>
+          </w:tcPr>
+          <w:p>
+            <w:r>
+              <w:rPr>
+                <w:b/>
+                <w:sz w:val="20"/>
+              </w:rPr>
+              <w:t>前置条件</w:t>
+            </w:r>
+          </w:p>
+        </w:tc>
+        <w:tc>
+          <w:tcPr>
+            <w:tcW w:type="dxa" w:w="1441"/>
+          </w:tcPr>
+          <w:p>
+            <w:r>
+              <w:rPr>
+                <w:b/>
+                <w:sz w:val="20"/>
+              </w:rPr>
+              <w:t>测试步骤</w:t>
+            </w:r>
+          </w:p>
+        </w:tc>
+        <w:tc>
+          <w:tcPr>
+            <w:tcW w:type="dxa" w:w="1441"/>
+          </w:tcPr>
+          <w:p>
+            <w:r>
+              <w:rPr>
+                <w:b/>
+                <w:sz w:val="20"/>
+              </w:rPr>
+              <w:t>预期结果</w:t>
+            </w:r>
+          </w:p>
+        </w:tc>
+        <w:tc>
+          <w:tcPr>
+            <w:tcW w:type="dxa" w:w="1441"/>
+          </w:tcPr>
+          <w:p>
+            <w:r>
+              <w:rPr>
+                <w:b/>
+                <w:sz w:val="20"/>
+              </w:rPr>
+              <w:t>实际结果</w:t>
+            </w:r>
+          </w:p>
+        </w:tc>
+      </w:tr>
+      <w:tr>
+        <w:tc>
+          <w:tcPr>
+            <w:tcW w:type="dxa" w:w="1441"/>
+          </w:tcPr>
+          <w:p>
+            <w:r>
+              <w:rPr>
+                <w:sz w:val="20"/>
+              </w:rPr>
+              <w:t>INT-001</w:t>
+            </w:r>
+          </w:p>
+        </w:tc>
+        <w:tc>
+          <w:tcPr>
+            <w:tcW w:type="dxa" w:w="1441"/>
+          </w:tcPr>
+          <w:p>
+            <w:r>
+              <w:rPr>
+                <w:sz w:val="20"/>
+              </w:rPr>
+              <w:t>SetFit模型加载</w:t>
+            </w:r>
+          </w:p>
+        </w:tc>
+        <w:tc>
+          <w:tcPr>
+            <w:tcW w:type="dxa" w:w="1441"/>
+          </w:tcPr>
+          <w:p>
+            <w:r>
+              <w:rPr>
+                <w:sz w:val="20"/>
+              </w:rPr>
+              <w:t>pytest</w:t>
+            </w:r>
+          </w:p>
+        </w:tc>
+        <w:tc>
+          <w:tcPr>
+            <w:tcW w:type="dxa" w:w="1441"/>
+          </w:tcPr>
+          <w:p>
+            <w:r>
+              <w:rPr>
+                <w:sz w:val="20"/>
+              </w:rPr>
+              <w:t>classify_intent(query)</w:t>
+            </w:r>
+          </w:p>
+        </w:tc>
+        <w:tc>
+          <w:tcPr>
+            <w:tcW w:type="dxa" w:w="1441"/>
+          </w:tcPr>
+          <w:p>
+            <w:r>
+              <w:rPr>
+                <w:sz w:val="20"/>
+              </w:rPr>
+              <w:t>category非空</w:t>
+            </w:r>
+          </w:p>
+        </w:tc>
+        <w:tc>
+          <w:tcPr>
+            <w:tcW w:type="dxa" w:w="1441"/>
+          </w:tcPr>
+          <w:p>
+            <w:r>
+              <w:rPr>
+                <w:sz w:val="20"/>
+              </w:rPr>
+              <w:t>通过</w:t>
+            </w:r>
+          </w:p>
+        </w:tc>
+      </w:tr>
+      <w:tr>
+        <w:tc>
+          <w:tcPr>
+            <w:tcW w:type="dxa" w:w="1441"/>
+          </w:tcPr>
+          <w:p>
+            <w:r>
+              <w:rPr>
+                <w:sz w:val="20"/>
+              </w:rPr>
+              <w:t>INT-002</w:t>
+            </w:r>
+          </w:p>
+        </w:tc>
+        <w:tc>
+          <w:tcPr>
+            <w:tcW w:type="dxa" w:w="1441"/>
+          </w:tcPr>
+          <w:p>
+            <w:r>
+              <w:rPr>
+                <w:sz w:val="20"/>
+              </w:rPr>
+              <w:t>关键词回退</w:t>
+            </w:r>
+          </w:p>
+        </w:tc>
+        <w:tc>
+          <w:tcPr>
+            <w:tcW w:type="dxa" w:w="1441"/>
+          </w:tcPr>
+          <w:p>
+            <w:r>
+              <w:rPr>
+                <w:sz w:val="20"/>
+              </w:rPr>
+              <w:t>pytest</w:t>
+            </w:r>
+          </w:p>
+        </w:tc>
+        <w:tc>
+          <w:tcPr>
+            <w:tcW w:type="dxa" w:w="1441"/>
+          </w:tcPr>
+          <w:p>
+            <w:r>
+              <w:rPr>
+                <w:sz w:val="20"/>
+              </w:rPr>
+              <w:t>SetFit不可用时</w:t>
+            </w:r>
+          </w:p>
+        </w:tc>
+        <w:tc>
+          <w:tcPr>
+            <w:tcW w:type="dxa" w:w="1441"/>
+          </w:tcPr>
+          <w:p>
+            <w:r>
+              <w:rPr>
+                <w:sz w:val="20"/>
+              </w:rPr>
+              <w:t>关键词匹配回退</w:t>
+            </w:r>
+          </w:p>
+        </w:tc>
+        <w:tc>
+          <w:tcPr>
+            <w:tcW w:type="dxa" w:w="1441"/>
+          </w:tcPr>
+          <w:p>
+            <w:r>
+              <w:rPr>
+                <w:sz w:val="20"/>
+              </w:rPr>
+              <w:t>通过</w:t>
+            </w:r>
+          </w:p>
+        </w:tc>
+      </w:tr>
+      <w:tr>
+        <w:tc>
+          <w:tcPr>
+            <w:tcW w:type="dxa" w:w="1441"/>
+          </w:tcPr>
+          <w:p>
+            <w:r>
+              <w:rPr>
+                <w:sz w:val="20"/>
+              </w:rPr>
+              <w:t>INT-003</w:t>
+            </w:r>
+          </w:p>
+        </w:tc>
+        <w:tc>
+          <w:tcPr>
+            <w:tcW w:type="dxa" w:w="1441"/>
+          </w:tcPr>
+          <w:p>
+            <w:r>
+              <w:rPr>
+                <w:sz w:val="20"/>
+              </w:rPr>
+              <w:t>置信度计算</w:t>
+            </w:r>
+          </w:p>
+        </w:tc>
+        <w:tc>
+          <w:tcPr>
+            <w:tcW w:type="dxa" w:w="1441"/>
+          </w:tcPr>
+          <w:p>
+            <w:r>
+              <w:rPr>
+                <w:sz w:val="20"/>
+              </w:rPr>
+              <w:t>pytest</w:t>
+            </w:r>
+          </w:p>
+        </w:tc>
+        <w:tc>
+          <w:tcPr>
+            <w:tcW w:type="dxa" w:w="1441"/>
+          </w:tcPr>
+          <w:p>
+            <w:r>
+              <w:rPr>
+                <w:sz w:val="20"/>
+              </w:rPr>
+              <w:t>综合置信度公式</w:t>
+            </w:r>
+          </w:p>
+        </w:tc>
+        <w:tc>
+          <w:tcPr>
+            <w:tcW w:type="dxa" w:w="1441"/>
+          </w:tcPr>
+          <w:p>
+            <w:r>
+              <w:rPr>
+                <w:sz w:val="20"/>
+              </w:rPr>
+              <w:t>0.0~1.0</w:t>
+            </w:r>
+          </w:p>
+        </w:tc>
+        <w:tc>
+          <w:tcPr>
+            <w:tcW w:type="dxa" w:w="1441"/>
+          </w:tcPr>
+          <w:p>
+            <w:r>
+              <w:rPr>
+                <w:sz w:val="20"/>
+              </w:rPr>
+              <w:t>通过</w:t>
+            </w:r>
+          </w:p>
+        </w:tc>
+      </w:tr>
+    </w:tbl>
+    <w:p>
+      <w:pPr>
+        <w:ind w:firstLine="420"/>
+      </w:pPr>
+      <w:r>
+        <w:rPr>
+          <w:sz w:val="24"/>
+        </w:rPr>
+      </w:r>
+    </w:p>
+    <w:p>
+      <w:pPr>
+        <w:spacing w:before="160" w:after="60"/>
+      </w:pPr>
+      <w:r>
+        <w:rPr>
+          <w:b/>
+          <w:sz w:val="24"/>
+        </w:rPr>
+        <w:t>L4视觉快路径</w:t>
+      </w:r>
+    </w:p>
+    <w:tbl>
+      <w:tblPr>
+        <w:tblStyle w:val="TableGrid"/>
+        <w:tblW w:type="auto" w:w="0"/>
+        <w:tblLook w:firstColumn="1" w:firstRow="1" w:lastColumn="0" w:lastRow="0" w:noHBand="0" w:noVBand="1" w:val="04A0"/>
+      </w:tblPr>
+      <w:tblGrid>
+        <w:gridCol w:w="1441"/>
+        <w:gridCol w:w="1441"/>
+        <w:gridCol w:w="1441"/>
+        <w:gridCol w:w="1441"/>
+        <w:gridCol w:w="1441"/>
+        <w:gridCol w:w="1441"/>
+      </w:tblGrid>
+      <w:tr>
+        <w:tc>
+          <w:tcPr>
+            <w:tcW w:type="dxa" w:w="1441"/>
+          </w:tcPr>
+          <w:p>
+            <w:r>
+              <w:rPr>
+                <w:b/>
+                <w:sz w:val="20"/>
+              </w:rPr>
+              <w:t>测试编号</w:t>
+            </w:r>
+          </w:p>
+        </w:tc>
+        <w:tc>
+          <w:tcPr>
+            <w:tcW w:type="dxa" w:w="1441"/>
+          </w:tcPr>
+          <w:p>
+            <w:r>
+              <w:rPr>
+                <w:b/>
+                <w:sz w:val="20"/>
+              </w:rPr>
+              <w:t>测试名称</w:t>
+            </w:r>
+          </w:p>
+        </w:tc>
+        <w:tc>
+          <w:tcPr>
+            <w:tcW w:type="dxa" w:w="1441"/>
+          </w:tcPr>
+          <w:p>
+            <w:r>
+              <w:rPr>
+                <w:b/>
+                <w:sz w:val="20"/>
+              </w:rPr>
+              <w:t>前置条件</w:t>
+            </w:r>
+          </w:p>
+        </w:tc>
+        <w:tc>
+          <w:tcPr>
+            <w:tcW w:type="dxa" w:w="1441"/>
+          </w:tcPr>
+          <w:p>
+            <w:r>
+              <w:rPr>
+                <w:b/>
+                <w:sz w:val="20"/>
+              </w:rPr>
+              <w:t>测试步骤</w:t>
+            </w:r>
+          </w:p>
+        </w:tc>
+        <w:tc>
+          <w:tcPr>
+            <w:tcW w:type="dxa" w:w="1441"/>
+          </w:tcPr>
+          <w:p>
+            <w:r>
+              <w:rPr>
+                <w:b/>
+                <w:sz w:val="20"/>
+              </w:rPr>
+              <w:t>预期结果</w:t>
+            </w:r>
+          </w:p>
+        </w:tc>
+        <w:tc>
+          <w:tcPr>
+            <w:tcW w:type="dxa" w:w="1441"/>
+          </w:tcPr>
+          <w:p>
+            <w:r>
+              <w:rPr>
+                <w:b/>
+                <w:sz w:val="20"/>
+              </w:rPr>
+              <w:t>实际结果</w:t>
+            </w:r>
+          </w:p>
+        </w:tc>
+      </w:tr>
+      <w:tr>
+        <w:tc>
+          <w:tcPr>
+            <w:tcW w:type="dxa" w:w="1441"/>
+          </w:tcPr>
+          <w:p>
+            <w:r>
+              <w:rPr>
+                <w:sz w:val="20"/>
+              </w:rPr>
+              <w:t>L4-001</w:t>
+            </w:r>
+          </w:p>
+        </w:tc>
+        <w:tc>
+          <w:tcPr>
+            <w:tcW w:type="dxa" w:w="1441"/>
+          </w:tcPr>
+          <w:p>
+            <w:r>
+              <w:rPr>
+                <w:sz w:val="20"/>
+              </w:rPr>
+              <w:t>[POINT:x,y]标签解析</w:t>
+            </w:r>
+          </w:p>
+        </w:tc>
+        <w:tc>
+          <w:tcPr>
+            <w:tcW w:type="dxa" w:w="1441"/>
+          </w:tcPr>
+          <w:p>
+            <w:r>
+              <w:rPr>
+                <w:sz w:val="20"/>
+              </w:rPr>
+              <w:t>pytest</w:t>
+            </w:r>
+          </w:p>
+        </w:tc>
+        <w:tc>
+          <w:tcPr>
+            <w:tcW w:type="dxa" w:w="1441"/>
+          </w:tcPr>
+          <w:p>
+            <w:r>
+              <w:rPr>
+                <w:sz w:val="20"/>
+              </w:rPr>
+              <w:t>parse_point_tag(text)</w:t>
+            </w:r>
+          </w:p>
+        </w:tc>
+        <w:tc>
+          <w:tcPr>
+            <w:tcW w:type="dxa" w:w="1441"/>
+          </w:tcPr>
+          <w:p>
+            <w:r>
+              <w:rPr>
+                <w:sz w:val="20"/>
+              </w:rPr>
+              <w:t>正确提取坐标</w:t>
+            </w:r>
+          </w:p>
+        </w:tc>
+        <w:tc>
+          <w:tcPr>
+            <w:tcW w:type="dxa" w:w="1441"/>
+          </w:tcPr>
+          <w:p>
+            <w:r>
+              <w:rPr>
+                <w:sz w:val="20"/>
+              </w:rPr>
+              <w:t>通过</w:t>
+            </w:r>
+          </w:p>
+        </w:tc>
+      </w:tr>
+      <w:tr>
+        <w:tc>
+          <w:tcPr>
+            <w:tcW w:type="dxa" w:w="1441"/>
+          </w:tcPr>
+          <w:p>
+            <w:r>
+              <w:rPr>
+                <w:sz w:val="20"/>
+              </w:rPr>
+              <w:t>L4-002</w:t>
+            </w:r>
+          </w:p>
+        </w:tc>
+        <w:tc>
+          <w:tcPr>
+            <w:tcW w:type="dxa" w:w="1441"/>
+          </w:tcPr>
+          <w:p>
+            <w:r>
+              <w:rPr>
+                <w:sz w:val="20"/>
+              </w:rPr>
+              <w:t>归一化坐标转换</w:t>
+            </w:r>
+          </w:p>
+        </w:tc>
+        <w:tc>
+          <w:tcPr>
+            <w:tcW w:type="dxa" w:w="1441"/>
+          </w:tcPr>
+          <w:p>
+            <w:r>
+              <w:rPr>
+                <w:sz w:val="20"/>
+              </w:rPr>
+              <w:t>pytest</w:t>
+            </w:r>
+          </w:p>
+        </w:tc>
+        <w:tc>
+          <w:tcPr>
+            <w:tcW w:type="dxa" w:w="1441"/>
+          </w:tcPr>
+          <w:p>
+            <w:r>
+              <w:rPr>
+                <w:sz w:val="20"/>
+              </w:rPr>
+              <w:t>normalized_to_pixel(500,500,1000,800)</w:t>
+            </w:r>
+          </w:p>
+        </w:tc>
+        <w:tc>
+          <w:tcPr>
+            <w:tcW w:type="dxa" w:w="1441"/>
+          </w:tcPr>
+          <w:p>
+            <w:r>
+              <w:rPr>
+                <w:sz w:val="20"/>
+              </w:rPr>
+              <w:t>(500,400)</w:t>
+            </w:r>
+          </w:p>
+        </w:tc>
+        <w:tc>
+          <w:tcPr>
+            <w:tcW w:type="dxa" w:w="1441"/>
+          </w:tcPr>
+          <w:p>
+            <w:r>
+              <w:rPr>
+                <w:sz w:val="20"/>
+              </w:rPr>
+              <w:t>通过</w:t>
+            </w:r>
+          </w:p>
+        </w:tc>
+      </w:tr>
+      <w:tr>
+        <w:tc>
+          <w:tcPr>
+            <w:tcW w:type="dxa" w:w="1441"/>
+          </w:tcPr>
+          <w:p>
+            <w:r>
+              <w:rPr>
+                <w:sz w:val="20"/>
+              </w:rPr>
+              <w:t>L4-003</w:t>
+            </w:r>
+          </w:p>
+        </w:tc>
+        <w:tc>
+          <w:tcPr>
+            <w:tcW w:type="dxa" w:w="1441"/>
+          </w:tcPr>
+          <w:p>
+            <w:r>
+              <w:rPr>
+                <w:sz w:val="20"/>
+              </w:rPr>
+              <w:t>上传图→截图缩放</w:t>
+            </w:r>
+          </w:p>
+        </w:tc>
+        <w:tc>
+          <w:tcPr>
+            <w:tcW w:type="dxa" w:w="1441"/>
+          </w:tcPr>
+          <w:p>
+            <w:r>
+              <w:rPr>
+                <w:sz w:val="20"/>
+              </w:rPr>
+              <w:t>pytest</w:t>
+            </w:r>
+          </w:p>
+        </w:tc>
+        <w:tc>
+          <w:tcPr>
+            <w:tcW w:type="dxa" w:w="1441"/>
+          </w:tcPr>
+          <w:p>
+            <w:r>
+              <w:rPr>
+                <w:sz w:val="20"/>
+              </w:rPr>
+              <w:t>scale_annotation_to_capture</w:t>
+            </w:r>
+          </w:p>
+        </w:tc>
+        <w:tc>
+          <w:tcPr>
+            <w:tcW w:type="dxa" w:w="1441"/>
+          </w:tcPr>
+          <w:p>
+            <w:r>
+              <w:rPr>
+                <w:sz w:val="20"/>
+              </w:rPr>
+              <w:t>坐标正确缩放</w:t>
+            </w:r>
+          </w:p>
+        </w:tc>
+        <w:tc>
+          <w:tcPr>
+            <w:tcW w:type="dxa" w:w="1441"/>
+          </w:tcPr>
+          <w:p>
+            <w:r>
+              <w:rPr>
+                <w:sz w:val="20"/>
+              </w:rPr>
+              <w:t>通过</w:t>
+            </w:r>
+          </w:p>
+        </w:tc>
+      </w:tr>
+    </w:tbl>
+    <w:p>
+      <w:pPr>
+        <w:ind w:firstLine="420"/>
+      </w:pPr>
+      <w:r>
+        <w:rPr>
+          <w:sz w:val="24"/>
+        </w:rPr>
+      </w:r>
+    </w:p>
+    <w:p>
+      <w:pPr>
+        <w:spacing w:before="200" w:after="80"/>
+      </w:pPr>
+      <w:r>
+        <w:rPr>
+          <w:b/>
+          <w:sz w:val="26"/>
+        </w:rPr>
+        <w:t>2.5.3 B端 — 客户端单元测试 (pytest)</w:t>
+      </w:r>
+    </w:p>
+    <w:p>
+      <w:pPr>
+        <w:spacing w:before="160" w:after="60"/>
+      </w:pPr>
+      <w:r>
+        <w:rPr>
+          <w:b/>
+          <w:sz w:val="24"/>
+        </w:rPr>
+        <w:t>覆盖层坐标</w:t>
+      </w:r>
+    </w:p>
+    <w:tbl>
+      <w:tblPr>
+        <w:tblStyle w:val="TableGrid"/>
+        <w:tblW w:type="auto" w:w="0"/>
+        <w:tblLook w:firstColumn="1" w:firstRow="1" w:lastColumn="0" w:lastRow="0" w:noHBand="0" w:noVBand="1" w:val="04A0"/>
+      </w:tblPr>
+      <w:tblGrid>
+        <w:gridCol w:w="1441"/>
+        <w:gridCol w:w="1441"/>
+        <w:gridCol w:w="1441"/>
+        <w:gridCol w:w="1441"/>
+        <w:gridCol w:w="1441"/>
+        <w:gridCol w:w="1441"/>
+      </w:tblGrid>
+      <w:tr>
+        <w:tc>
+          <w:tcPr>
+            <w:tcW w:type="dxa" w:w="1441"/>
+          </w:tcPr>
+          <w:p>
+            <w:r>
+              <w:rPr>
+                <w:b/>
+                <w:sz w:val="20"/>
+              </w:rPr>
+              <w:t>测试编号</w:t>
+            </w:r>
+          </w:p>
+        </w:tc>
+        <w:tc>
+          <w:tcPr>
+            <w:tcW w:type="dxa" w:w="1441"/>
+          </w:tcPr>
+          <w:p>
+            <w:r>
+              <w:rPr>
+                <w:b/>
+                <w:sz w:val="20"/>
+              </w:rPr>
+              <w:t>测试名称</w:t>
+            </w:r>
+          </w:p>
+        </w:tc>
+        <w:tc>
+          <w:tcPr>
+            <w:tcW w:type="dxa" w:w="1441"/>
+          </w:tcPr>
+          <w:p>
+            <w:r>
+              <w:rPr>
+                <w:b/>
+                <w:sz w:val="20"/>
+              </w:rPr>
+              <w:t>前置条件</w:t>
+            </w:r>
+          </w:p>
+        </w:tc>
+        <w:tc>
+          <w:tcPr>
+            <w:tcW w:type="dxa" w:w="1441"/>
+          </w:tcPr>
+          <w:p>
+            <w:r>
+              <w:rPr>
+                <w:b/>
+                <w:sz w:val="20"/>
+              </w:rPr>
+              <w:t>测试步骤</w:t>
+            </w:r>
+          </w:p>
+        </w:tc>
+        <w:tc>
+          <w:tcPr>
+            <w:tcW w:type="dxa" w:w="1441"/>
+          </w:tcPr>
+          <w:p>
+            <w:r>
+              <w:rPr>
+                <w:b/>
+                <w:sz w:val="20"/>
+              </w:rPr>
+              <w:t>预期结果</w:t>
+            </w:r>
+          </w:p>
+        </w:tc>
+        <w:tc>
+          <w:tcPr>
+            <w:tcW w:type="dxa" w:w="1441"/>
+          </w:tcPr>
+          <w:p>
+            <w:r>
+              <w:rPr>
+                <w:b/>
+                <w:sz w:val="20"/>
+              </w:rPr>
+              <w:t>实际结果</w:t>
+            </w:r>
+          </w:p>
+        </w:tc>
+      </w:tr>
+      <w:tr>
+        <w:tc>
+          <w:tcPr>
+            <w:tcW w:type="dxa" w:w="1441"/>
+          </w:tcPr>
+          <w:p>
+            <w:r>
+              <w:rPr>
+                <w:sz w:val="20"/>
+              </w:rPr>
+              <w:t>B-OVL-001</w:t>
+            </w:r>
+          </w:p>
+        </w:tc>
+        <w:tc>
+          <w:tcPr>
+            <w:tcW w:type="dxa" w:w="1441"/>
+          </w:tcPr>
+          <w:p>
+            <w:r>
+              <w:rPr>
+                <w:sz w:val="20"/>
+              </w:rPr>
+              <w:t>高DPI映射</w:t>
+            </w:r>
+          </w:p>
+        </w:tc>
+        <w:tc>
+          <w:tcPr>
+            <w:tcW w:type="dxa" w:w="1441"/>
+          </w:tcPr>
+          <w:p>
+            <w:r>
+              <w:rPr>
+                <w:sz w:val="20"/>
+              </w:rPr>
+              <w:t>pytest</w:t>
+            </w:r>
+          </w:p>
+        </w:tc>
+        <w:tc>
+          <w:tcPr>
+            <w:tcW w:type="dxa" w:w="1441"/>
+          </w:tcPr>
+          <w:p>
+            <w:r>
+              <w:rPr>
+                <w:sz w:val="20"/>
+              </w:rPr>
+              <w:t>3840x2400→2560x1600@1.5x</w:t>
+            </w:r>
+          </w:p>
+        </w:tc>
+        <w:tc>
+          <w:tcPr>
+            <w:tcW w:type="dxa" w:w="1441"/>
+          </w:tcPr>
+          <w:p>
+            <w:r>
+              <w:rPr>
+                <w:sz w:val="20"/>
+              </w:rPr>
+              <w:t>坐标在逻辑屏内</w:t>
+            </w:r>
+          </w:p>
+        </w:tc>
+        <w:tc>
+          <w:tcPr>
+            <w:tcW w:type="dxa" w:w="1441"/>
+          </w:tcPr>
+          <w:p>
+            <w:r>
+              <w:rPr>
+                <w:sz w:val="20"/>
+              </w:rPr>
+              <w:t>通过</w:t>
+            </w:r>
+          </w:p>
+        </w:tc>
+      </w:tr>
+      <w:tr>
+        <w:tc>
+          <w:tcPr>
+            <w:tcW w:type="dxa" w:w="1441"/>
+          </w:tcPr>
+          <w:p>
+            <w:r>
+              <w:rPr>
+                <w:sz w:val="20"/>
+              </w:rPr>
+              <w:t>B-OVL-002</w:t>
+            </w:r>
+          </w:p>
+        </w:tc>
+        <w:tc>
+          <w:tcPr>
+            <w:tcW w:type="dxa" w:w="1441"/>
+          </w:tcPr>
+          <w:p>
+            <w:r>
+              <w:rPr>
+                <w:sz w:val="20"/>
+              </w:rPr>
+              <w:t>annotation→overlay</w:t>
+            </w:r>
+          </w:p>
+        </w:tc>
+        <w:tc>
+          <w:tcPr>
+            <w:tcW w:type="dxa" w:w="1441"/>
+          </w:tcPr>
+          <w:p>
+            <w:r>
+              <w:rPr>
+                <w:sz w:val="20"/>
+              </w:rPr>
+              <w:t>pytest</w:t>
+            </w:r>
+          </w:p>
+        </w:tc>
+        <w:tc>
+          <w:tcPr>
+            <w:tcW w:type="dxa" w:w="1441"/>
+          </w:tcPr>
+          <w:p>
+            <w:r>
+              <w:rPr>
+                <w:sz w:val="20"/>
+              </w:rPr>
+              <w:t>to_overlay_items(ann)</w:t>
+            </w:r>
+          </w:p>
+        </w:tc>
+        <w:tc>
+          <w:tcPr>
+            <w:tcW w:type="dxa" w:w="1441"/>
+          </w:tcPr>
+          <w:p>
+            <w:r>
+              <w:rPr>
+                <w:sz w:val="20"/>
+              </w:rPr>
+              <w:t>箭头+高亮+标签</w:t>
+            </w:r>
+          </w:p>
+        </w:tc>
+        <w:tc>
+          <w:tcPr>
+            <w:tcW w:type="dxa" w:w="1441"/>
+          </w:tcPr>
+          <w:p>
+            <w:r>
+              <w:rPr>
+                <w:sz w:val="20"/>
+              </w:rPr>
+              <w:t>通过</w:t>
+            </w:r>
+          </w:p>
+        </w:tc>
+      </w:tr>
+    </w:tbl>
+    <w:p>
+      <w:pPr>
+        <w:ind w:firstLine="420"/>
+      </w:pPr>
+      <w:r>
+        <w:rPr>
+          <w:sz w:val="24"/>
+        </w:rPr>
+      </w:r>
+    </w:p>
+    <w:p>
+      <w:pPr>
+        <w:spacing w:before="160" w:after="60"/>
+      </w:pPr>
+      <w:r>
+        <w:rPr>
+          <w:b/>
+          <w:sz w:val="24"/>
+        </w:rPr>
+        <w:t>步骤推进</w:t>
+      </w:r>
+    </w:p>
+    <w:tbl>
+      <w:tblPr>
+        <w:tblStyle w:val="TableGrid"/>
+        <w:tblW w:type="auto" w:w="0"/>
+        <w:tblLook w:firstColumn="1" w:firstRow="1" w:lastColumn="0" w:lastRow="0" w:noHBand="0" w:noVBand="1" w:val="04A0"/>
+      </w:tblPr>
+      <w:tblGrid>
+        <w:gridCol w:w="1441"/>
+        <w:gridCol w:w="1441"/>
+        <w:gridCol w:w="1441"/>
+        <w:gridCol w:w="1441"/>
+        <w:gridCol w:w="1441"/>
+        <w:gridCol w:w="1441"/>
+      </w:tblGrid>
+      <w:tr>
+        <w:tc>
+          <w:tcPr>
+            <w:tcW w:type="dxa" w:w="1441"/>
+          </w:tcPr>
+          <w:p>
+            <w:r>
+              <w:rPr>
+                <w:b/>
+                <w:sz w:val="20"/>
+              </w:rPr>
+              <w:t>测试编号</w:t>
+            </w:r>
+          </w:p>
+        </w:tc>
+        <w:tc>
+          <w:tcPr>
+            <w:tcW w:type="dxa" w:w="1441"/>
+          </w:tcPr>
+          <w:p>
+            <w:r>
+              <w:rPr>
+                <w:b/>
+                <w:sz w:val="20"/>
+              </w:rPr>
+              <w:t>测试名称</w:t>
+            </w:r>
+          </w:p>
+        </w:tc>
+        <w:tc>
+          <w:tcPr>
+            <w:tcW w:type="dxa" w:w="1441"/>
+          </w:tcPr>
+          <w:p>
+            <w:r>
+              <w:rPr>
+                <w:b/>
+                <w:sz w:val="20"/>
+              </w:rPr>
+              <w:t>前置条件</w:t>
+            </w:r>
+          </w:p>
+        </w:tc>
+        <w:tc>
+          <w:tcPr>
+            <w:tcW w:type="dxa" w:w="1441"/>
+          </w:tcPr>
+          <w:p>
+            <w:r>
+              <w:rPr>
+                <w:b/>
+                <w:sz w:val="20"/>
+              </w:rPr>
+              <w:t>测试步骤</w:t>
+            </w:r>
+          </w:p>
+        </w:tc>
+        <w:tc>
+          <w:tcPr>
+            <w:tcW w:type="dxa" w:w="1441"/>
+          </w:tcPr>
+          <w:p>
+            <w:r>
+              <w:rPr>
+                <w:b/>
+                <w:sz w:val="20"/>
+              </w:rPr>
+              <w:t>预期结果</w:t>
+            </w:r>
+          </w:p>
+        </w:tc>
+        <w:tc>
+          <w:tcPr>
+            <w:tcW w:type="dxa" w:w="1441"/>
+          </w:tcPr>
+          <w:p>
+            <w:r>
+              <w:rPr>
+                <w:b/>
+                <w:sz w:val="20"/>
+              </w:rPr>
+              <w:t>实际结果</w:t>
+            </w:r>
+          </w:p>
+        </w:tc>
+      </w:tr>
+      <w:tr>
+        <w:tc>
+          <w:tcPr>
+            <w:tcW w:type="dxa" w:w="1441"/>
+          </w:tcPr>
+          <w:p>
+            <w:r>
+              <w:rPr>
+                <w:sz w:val="20"/>
+              </w:rPr>
+              <w:t>B-STEP-001</w:t>
+            </w:r>
+          </w:p>
+        </w:tc>
+        <w:tc>
+          <w:tcPr>
+            <w:tcW w:type="dxa" w:w="1441"/>
+          </w:tcPr>
+          <w:p>
+            <w:r>
+              <w:rPr>
+                <w:sz w:val="20"/>
+              </w:rPr>
+              <w:t>L4 advance消息</w:t>
+            </w:r>
+          </w:p>
+        </w:tc>
+        <w:tc>
+          <w:tcPr>
+            <w:tcW w:type="dxa" w:w="1441"/>
+          </w:tcPr>
+          <w:p>
+            <w:r>
+              <w:rPr>
+                <w:sz w:val="20"/>
+              </w:rPr>
+              <w:t>pytest</w:t>
+            </w:r>
+          </w:p>
+        </w:tc>
+        <w:tc>
+          <w:tcPr>
+            <w:tcW w:type="dxa" w:w="1441"/>
+          </w:tcPr>
+          <w:p>
+            <w:r>
+              <w:rPr>
+                <w:sz w:val="20"/>
+              </w:rPr>
+              <w:t>advance_locate_message("L4","advance")</w:t>
+            </w:r>
+          </w:p>
+        </w:tc>
+        <w:tc>
+          <w:tcPr>
+            <w:tcW w:type="dxa" w:w="1441"/>
+          </w:tcPr>
+          <w:p>
+            <w:r>
+              <w:rPr>
+                <w:sz w:val="20"/>
+              </w:rPr>
+              <w:t>含Vision</w:t>
+            </w:r>
+          </w:p>
+        </w:tc>
+        <w:tc>
+          <w:tcPr>
+            <w:tcW w:type="dxa" w:w="1441"/>
+          </w:tcPr>
+          <w:p>
+            <w:r>
+              <w:rPr>
+                <w:sz w:val="20"/>
+              </w:rPr>
+              <w:t>通过</w:t>
+            </w:r>
+          </w:p>
+        </w:tc>
+      </w:tr>
+      <w:tr>
+        <w:tc>
+          <w:tcPr>
+            <w:tcW w:type="dxa" w:w="1441"/>
+          </w:tcPr>
+          <w:p>
+            <w:r>
+              <w:rPr>
+                <w:sz w:val="20"/>
+              </w:rPr>
+              <w:t>B-STEP-002</w:t>
+            </w:r>
+          </w:p>
+        </w:tc>
+        <w:tc>
+          <w:tcPr>
+            <w:tcW w:type="dxa" w:w="1441"/>
+          </w:tcPr>
+          <w:p>
+            <w:r>
+              <w:rPr>
+                <w:sz w:val="20"/>
+              </w:rPr>
+              <w:t>L3 advance消息</w:t>
+            </w:r>
+          </w:p>
+        </w:tc>
+        <w:tc>
+          <w:tcPr>
+            <w:tcW w:type="dxa" w:w="1441"/>
+          </w:tcPr>
+          <w:p>
+            <w:r>
+              <w:rPr>
+                <w:sz w:val="20"/>
+              </w:rPr>
+              <w:t>pytest</w:t>
+            </w:r>
+          </w:p>
+        </w:tc>
+        <w:tc>
+          <w:tcPr>
+            <w:tcW w:type="dxa" w:w="1441"/>
+          </w:tcPr>
+          <w:p>
+            <w:r>
+              <w:rPr>
+                <w:sz w:val="20"/>
+              </w:rPr>
+              <w:t>advance_locate_message("L3","advance")</w:t>
+            </w:r>
+          </w:p>
+        </w:tc>
+        <w:tc>
+          <w:tcPr>
+            <w:tcW w:type="dxa" w:w="1441"/>
+          </w:tcPr>
+          <w:p>
+            <w:r>
+              <w:rPr>
+                <w:sz w:val="20"/>
+              </w:rPr>
+              <w:t>含OmniParser</w:t>
+            </w:r>
+          </w:p>
+        </w:tc>
+        <w:tc>
+          <w:tcPr>
+            <w:tcW w:type="dxa" w:w="1441"/>
+          </w:tcPr>
+          <w:p>
+            <w:r>
+              <w:rPr>
+                <w:sz w:val="20"/>
+              </w:rPr>
+              <w:t>通过</w:t>
+            </w:r>
+          </w:p>
+        </w:tc>
+      </w:tr>
+      <w:tr>
+        <w:tc>
+          <w:tcPr>
+            <w:tcW w:type="dxa" w:w="1441"/>
+          </w:tcPr>
+          <w:p>
+            <w:r>
+              <w:rPr>
+                <w:sz w:val="20"/>
+              </w:rPr>
+              <w:t>B-STEP-003</w:t>
+            </w:r>
+          </w:p>
+        </w:tc>
+        <w:tc>
+          <w:tcPr>
+            <w:tcW w:type="dxa" w:w="1441"/>
+          </w:tcPr>
+          <w:p>
+            <w:r>
+              <w:rPr>
+                <w:sz w:val="20"/>
+              </w:rPr>
+              <w:t>L2 advance消息</w:t>
+            </w:r>
+          </w:p>
+        </w:tc>
+        <w:tc>
+          <w:tcPr>
+            <w:tcW w:type="dxa" w:w="1441"/>
+          </w:tcPr>
+          <w:p>
+            <w:r>
+              <w:rPr>
+                <w:sz w:val="20"/>
+              </w:rPr>
+              <w:t>pytest</w:t>
+            </w:r>
+          </w:p>
+        </w:tc>
+        <w:tc>
+          <w:tcPr>
+            <w:tcW w:type="dxa" w:w="1441"/>
+          </w:tcPr>
+          <w:p>
+            <w:r>
+              <w:rPr>
+                <w:sz w:val="20"/>
+              </w:rPr>
+              <w:t>advance_locate_message("L2","advance")</w:t>
+            </w:r>
+          </w:p>
+        </w:tc>
+        <w:tc>
+          <w:tcPr>
+            <w:tcW w:type="dxa" w:w="1441"/>
+          </w:tcPr>
+          <w:p>
+            <w:r>
+              <w:rPr>
+                <w:sz w:val="20"/>
+              </w:rPr>
+              <w:t>步骤推进中</w:t>
+            </w:r>
+          </w:p>
+        </w:tc>
+        <w:tc>
+          <w:tcPr>
+            <w:tcW w:type="dxa" w:w="1441"/>
+          </w:tcPr>
+          <w:p>
+            <w:r>
+              <w:rPr>
+                <w:sz w:val="20"/>
+              </w:rPr>
+              <w:t>通过</w:t>
+            </w:r>
+          </w:p>
+        </w:tc>
+      </w:tr>
+    </w:tbl>
+    <w:p>
+      <w:pPr>
+        <w:ind w:firstLine="420"/>
+      </w:pPr>
+      <w:r>
+        <w:rPr>
+          <w:sz w:val="24"/>
+        </w:rPr>
+      </w:r>
+    </w:p>
+    <w:p>
+      <w:pPr>
+        <w:spacing w:before="200" w:after="80"/>
+      </w:pPr>
+      <w:r>
+        <w:rPr>
+          <w:b/>
+          <w:sz w:val="26"/>
+        </w:rPr>
+        <w:t>2.5.4 A-B联调集成测试 (verify_integration.py)</w:t>
+      </w:r>
+    </w:p>
+    <w:p>
+      <w:pPr>
+        <w:spacing w:before="160" w:after="60"/>
+      </w:pPr>
+      <w:r>
+        <w:rPr>
+          <w:b/>
+          <w:sz w:val="24"/>
+        </w:rPr>
+        <w:t>联调测试</w:t>
+      </w:r>
+    </w:p>
+    <w:tbl>
+      <w:tblPr>
+        <w:tblStyle w:val="TableGrid"/>
+        <w:tblW w:type="auto" w:w="0"/>
+        <w:tblLook w:firstColumn="1" w:firstRow="1" w:lastColumn="0" w:lastRow="0" w:noHBand="0" w:noVBand="1" w:val="04A0"/>
+      </w:tblPr>
+      <w:tblGrid>
+        <w:gridCol w:w="1441"/>
+        <w:gridCol w:w="1441"/>
+        <w:gridCol w:w="1441"/>
+        <w:gridCol w:w="1441"/>
+        <w:gridCol w:w="1441"/>
+        <w:gridCol w:w="1441"/>
+      </w:tblGrid>
+      <w:tr>
+        <w:tc>
+          <w:tcPr>
+            <w:tcW w:type="dxa" w:w="1441"/>
+          </w:tcPr>
+          <w:p>
+            <w:r>
+              <w:rPr>
+                <w:b/>
+                <w:sz w:val="20"/>
+              </w:rPr>
+              <w:t>测试编号</w:t>
+            </w:r>
+          </w:p>
+        </w:tc>
+        <w:tc>
+          <w:tcPr>
+            <w:tcW w:type="dxa" w:w="1441"/>
+          </w:tcPr>
+          <w:p>
+            <w:r>
+              <w:rPr>
+                <w:b/>
+                <w:sz w:val="20"/>
+              </w:rPr>
+              <w:t>测试名称</w:t>
+            </w:r>
+          </w:p>
+        </w:tc>
+        <w:tc>
+          <w:tcPr>
+            <w:tcW w:type="dxa" w:w="1441"/>
+          </w:tcPr>
+          <w:p>
+            <w:r>
+              <w:rPr>
+                <w:b/>
+                <w:sz w:val="20"/>
+              </w:rPr>
+              <w:t>前置条件</w:t>
+            </w:r>
+          </w:p>
+        </w:tc>
+        <w:tc>
+          <w:tcPr>
+            <w:tcW w:type="dxa" w:w="1441"/>
+          </w:tcPr>
+          <w:p>
+            <w:r>
+              <w:rPr>
+                <w:b/>
+                <w:sz w:val="20"/>
+              </w:rPr>
+              <w:t>测试步骤</w:t>
+            </w:r>
+          </w:p>
+        </w:tc>
+        <w:tc>
+          <w:tcPr>
+            <w:tcW w:type="dxa" w:w="1441"/>
+          </w:tcPr>
+          <w:p>
+            <w:r>
+              <w:rPr>
+                <w:b/>
+                <w:sz w:val="20"/>
+              </w:rPr>
+              <w:t>预期结果</w:t>
+            </w:r>
+          </w:p>
+        </w:tc>
+        <w:tc>
+          <w:tcPr>
+            <w:tcW w:type="dxa" w:w="1441"/>
+          </w:tcPr>
+          <w:p>
+            <w:r>
+              <w:rPr>
+                <w:b/>
+                <w:sz w:val="20"/>
+              </w:rPr>
+              <w:t>实际结果</w:t>
+            </w:r>
+          </w:p>
+        </w:tc>
+      </w:tr>
+      <w:tr>
+        <w:tc>
+          <w:tcPr>
+            <w:tcW w:type="dxa" w:w="1441"/>
+          </w:tcPr>
+          <w:p>
+            <w:r>
+              <w:rPr>
+                <w:sz w:val="20"/>
+              </w:rPr>
+              <w:t>AB-001</w:t>
+            </w:r>
+          </w:p>
+        </w:tc>
+        <w:tc>
+          <w:tcPr>
+            <w:tcW w:type="dxa" w:w="1441"/>
+          </w:tcPr>
+          <w:p>
+            <w:r>
+              <w:rPr>
+                <w:sz w:val="20"/>
+              </w:rPr>
+              <w:t>A端health检查</w:t>
+            </w:r>
+          </w:p>
+        </w:tc>
+        <w:tc>
+          <w:tcPr>
+            <w:tcW w:type="dxa" w:w="1441"/>
+          </w:tcPr>
+          <w:p>
+            <w:r>
+              <w:rPr>
+                <w:sz w:val="20"/>
+              </w:rPr>
+              <w:t>A端运行</w:t>
+            </w:r>
+          </w:p>
+        </w:tc>
+        <w:tc>
+          <w:tcPr>
+            <w:tcW w:type="dxa" w:w="1441"/>
+          </w:tcPr>
+          <w:p>
+            <w:r>
+              <w:rPr>
+                <w:sz w:val="20"/>
+              </w:rPr>
+              <w:t>check_health()</w:t>
+            </w:r>
+          </w:p>
+        </w:tc>
+        <w:tc>
+          <w:tcPr>
+            <w:tcW w:type="dxa" w:w="1441"/>
+          </w:tcPr>
+          <w:p>
+            <w:r>
+              <w:rPr>
+                <w:sz w:val="20"/>
+              </w:rPr>
+              <w:t>True</w:t>
+            </w:r>
+          </w:p>
+        </w:tc>
+        <w:tc>
+          <w:tcPr>
+            <w:tcW w:type="dxa" w:w="1441"/>
+          </w:tcPr>
+          <w:p>
+            <w:r>
+              <w:rPr>
+                <w:sz w:val="20"/>
+              </w:rPr>
+              <w:t>通过</w:t>
+            </w:r>
+          </w:p>
+        </w:tc>
+      </w:tr>
+      <w:tr>
+        <w:tc>
+          <w:tcPr>
+            <w:tcW w:type="dxa" w:w="1441"/>
+          </w:tcPr>
+          <w:p>
+            <w:r>
+              <w:rPr>
+                <w:sz w:val="20"/>
+              </w:rPr>
+              <w:t>AB-002</w:t>
+            </w:r>
+          </w:p>
+        </w:tc>
+        <w:tc>
+          <w:tcPr>
+            <w:tcW w:type="dxa" w:w="1441"/>
+          </w:tcPr>
+          <w:p>
+            <w:r>
+              <w:rPr>
+                <w:sz w:val="20"/>
+              </w:rPr>
+              <w:t>process接口</w:t>
+            </w:r>
+          </w:p>
+        </w:tc>
+        <w:tc>
+          <w:tcPr>
+            <w:tcW w:type="dxa" w:w="1441"/>
+          </w:tcPr>
+          <w:p>
+            <w:r>
+              <w:rPr>
+                <w:sz w:val="20"/>
+              </w:rPr>
+              <w:t>A端运行,真实截图</w:t>
+            </w:r>
+          </w:p>
+        </w:tc>
+        <w:tc>
+          <w:tcPr>
+            <w:tcW w:type="dxa" w:w="1441"/>
+          </w:tcPr>
+          <w:p>
+            <w:r>
+              <w:rPr>
+                <w:sz w:val="20"/>
+              </w:rPr>
+              <w:t>process(query,image)</w:t>
+            </w:r>
+          </w:p>
+        </w:tc>
+        <w:tc>
+          <w:tcPr>
+            <w:tcW w:type="dxa" w:w="1441"/>
+          </w:tcPr>
+          <w:p>
+            <w:r>
+              <w:rPr>
+                <w:sz w:val="20"/>
+              </w:rPr>
+              <w:t>含task_id+steps</w:t>
+            </w:r>
+          </w:p>
+        </w:tc>
+        <w:tc>
+          <w:tcPr>
+            <w:tcW w:type="dxa" w:w="1441"/>
+          </w:tcPr>
+          <w:p>
+            <w:r>
+              <w:rPr>
+                <w:sz w:val="20"/>
+              </w:rPr>
+              <w:t>通过</w:t>
+            </w:r>
+          </w:p>
+        </w:tc>
+      </w:tr>
+      <w:tr>
+        <w:tc>
+          <w:tcPr>
+            <w:tcW w:type="dxa" w:w="1441"/>
+          </w:tcPr>
+          <w:p>
+            <w:r>
+              <w:rPr>
+                <w:sz w:val="20"/>
+              </w:rPr>
+              <w:t>AB-003</w:t>
+            </w:r>
+          </w:p>
+        </w:tc>
+        <w:tc>
+          <w:tcPr>
+            <w:tcW w:type="dxa" w:w="1441"/>
+          </w:tcPr>
+          <w:p>
+            <w:r>
+              <w:rPr>
+                <w:sz w:val="20"/>
+              </w:rPr>
+              <w:t>inspect接口</w:t>
+            </w:r>
+          </w:p>
+        </w:tc>
+        <w:tc>
+          <w:tcPr>
+            <w:tcW w:type="dxa" w:w="1441"/>
+          </w:tcPr>
+          <w:p>
+            <w:r>
+              <w:rPr>
+                <w:sz w:val="20"/>
+              </w:rPr>
+              <w:t>A端运行,真实截图</w:t>
+            </w:r>
+          </w:p>
+        </w:tc>
+        <w:tc>
+          <w:tcPr>
+            <w:tcW w:type="dxa" w:w="1441"/>
+          </w:tcPr>
+          <w:p>
+            <w:r>
+              <w:rPr>
+                <w:sz w:val="20"/>
+              </w:rPr>
+              <w:t>inspect(image)</w:t>
+            </w:r>
+          </w:p>
+        </w:tc>
+        <w:tc>
+          <w:tcPr>
+            <w:tcW w:type="dxa" w:w="1441"/>
+          </w:tcPr>
+          <w:p>
+            <w:r>
+              <w:rPr>
+                <w:sz w:val="20"/>
+              </w:rPr>
+              <w:t>含ui_elements</w:t>
+            </w:r>
+          </w:p>
+        </w:tc>
+        <w:tc>
+          <w:tcPr>
+            <w:tcW w:type="dxa" w:w="1441"/>
+          </w:tcPr>
+          <w:p>
+            <w:r>
+              <w:rPr>
+                <w:sz w:val="20"/>
+              </w:rPr>
+              <w:t>通过</w:t>
+            </w:r>
+          </w:p>
+        </w:tc>
+      </w:tr>
+      <w:tr>
+        <w:tc>
+          <w:tcPr>
+            <w:tcW w:type="dxa" w:w="1441"/>
+          </w:tcPr>
+          <w:p>
+            <w:r>
+              <w:rPr>
+                <w:sz w:val="20"/>
+              </w:rPr>
+              <w:t>AB-004</w:t>
+            </w:r>
+          </w:p>
+        </w:tc>
+        <w:tc>
+          <w:tcPr>
+            <w:tcW w:type="dxa" w:w="1441"/>
+          </w:tcPr>
+          <w:p>
+            <w:r>
+              <w:rPr>
+                <w:sz w:val="20"/>
+              </w:rPr>
+              <w:t>step接口</w:t>
+            </w:r>
+          </w:p>
+        </w:tc>
+        <w:tc>
+          <w:tcPr>
+            <w:tcW w:type="dxa" w:w="1441"/>
+          </w:tcPr>
+          <w:p>
+            <w:r>
+              <w:rPr>
+                <w:sz w:val="20"/>
+              </w:rPr>
+              <w:t>A端运行,task_id</w:t>
+            </w:r>
+          </w:p>
+        </w:tc>
+        <w:tc>
+          <w:tcPr>
+            <w:tcW w:type="dxa" w:w="1441"/>
+          </w:tcPr>
+          <w:p>
+            <w:r>
+              <w:rPr>
+                <w:sz w:val="20"/>
+              </w:rPr>
+              <w:t>advance_step(task_id)</w:t>
+            </w:r>
+          </w:p>
+        </w:tc>
+        <w:tc>
+          <w:tcPr>
+            <w:tcW w:type="dxa" w:w="1441"/>
+          </w:tcPr>
+          <w:p>
+            <w:r>
+              <w:rPr>
+                <w:sz w:val="20"/>
+              </w:rPr>
+              <w:t>StepResponse</w:t>
+            </w:r>
+          </w:p>
+        </w:tc>
+        <w:tc>
+          <w:tcPr>
+            <w:tcW w:type="dxa" w:w="1441"/>
+          </w:tcPr>
+          <w:p>
+            <w:r>
+              <w:rPr>
+                <w:sz w:val="20"/>
+              </w:rPr>
+              <w:t>通过</w:t>
+            </w:r>
+          </w:p>
+        </w:tc>
+      </w:tr>
+    </w:tbl>
+    <w:p>
+      <w:pPr>
+        <w:ind w:firstLine="420"/>
+      </w:pPr>
+      <w:r>
+        <w:rPr>
+          <w:sz w:val="24"/>
+        </w:rPr>
+      </w:r>
+    </w:p>
+    <w:p>
+      <w:pPr>
+        <w:spacing w:before="200" w:after="80"/>
+      </w:pPr>
+      <w:r>
+        <w:rPr>
+          <w:b/>
+          <w:sz w:val="26"/>
+        </w:rPr>
+        <w:t>2.5.5 B-C信号桥测试 (verify_bc_signals.py)</w:t>
+      </w:r>
+    </w:p>
+    <w:p>
+      <w:pPr>
+        <w:spacing w:before="160" w:after="60"/>
+      </w:pPr>
+      <w:r>
+        <w:rPr>
+          <w:b/>
+          <w:sz w:val="24"/>
+        </w:rPr>
+        <w:t>信号测试</w:t>
+      </w:r>
+    </w:p>
+    <w:tbl>
+      <w:tblPr>
+        <w:tblStyle w:val="TableGrid"/>
+        <w:tblW w:type="auto" w:w="0"/>
+        <w:tblLook w:firstColumn="1" w:firstRow="1" w:lastColumn="0" w:lastRow="0" w:noHBand="0" w:noVBand="1" w:val="04A0"/>
+      </w:tblPr>
+      <w:tblGrid>
+        <w:gridCol w:w="1441"/>
+        <w:gridCol w:w="1441"/>
+        <w:gridCol w:w="1441"/>
+        <w:gridCol w:w="1441"/>
+        <w:gridCol w:w="1441"/>
+        <w:gridCol w:w="1441"/>
+      </w:tblGrid>
+      <w:tr>
+        <w:tc>
+          <w:tcPr>
+            <w:tcW w:type="dxa" w:w="1441"/>
+          </w:tcPr>
+          <w:p>
+            <w:r>
+              <w:rPr>
+                <w:b/>
+                <w:sz w:val="20"/>
+              </w:rPr>
+              <w:t>测试编号</w:t>
+            </w:r>
+          </w:p>
+        </w:tc>
+        <w:tc>
+          <w:tcPr>
+            <w:tcW w:type="dxa" w:w="1441"/>
+          </w:tcPr>
+          <w:p>
+            <w:r>
+              <w:rPr>
+                <w:b/>
+                <w:sz w:val="20"/>
+              </w:rPr>
+              <w:t>测试名称</w:t>
+            </w:r>
+          </w:p>
+        </w:tc>
+        <w:tc>
+          <w:tcPr>
+            <w:tcW w:type="dxa" w:w="1441"/>
+          </w:tcPr>
+          <w:p>
+            <w:r>
+              <w:rPr>
+                <w:b/>
+                <w:sz w:val="20"/>
+              </w:rPr>
+              <w:t>前置条件</w:t>
+            </w:r>
+          </w:p>
+        </w:tc>
+        <w:tc>
+          <w:tcPr>
+            <w:tcW w:type="dxa" w:w="1441"/>
+          </w:tcPr>
+          <w:p>
+            <w:r>
+              <w:rPr>
+                <w:b/>
+                <w:sz w:val="20"/>
+              </w:rPr>
+              <w:t>测试步骤</w:t>
+            </w:r>
+          </w:p>
+        </w:tc>
+        <w:tc>
+          <w:tcPr>
+            <w:tcW w:type="dxa" w:w="1441"/>
+          </w:tcPr>
+          <w:p>
+            <w:r>
+              <w:rPr>
+                <w:b/>
+                <w:sz w:val="20"/>
+              </w:rPr>
+              <w:t>预期结果</w:t>
+            </w:r>
+          </w:p>
+        </w:tc>
+        <w:tc>
+          <w:tcPr>
+            <w:tcW w:type="dxa" w:w="1441"/>
+          </w:tcPr>
+          <w:p>
+            <w:r>
+              <w:rPr>
+                <w:b/>
+                <w:sz w:val="20"/>
+              </w:rPr>
+              <w:t>实际结果</w:t>
+            </w:r>
+          </w:p>
+        </w:tc>
+      </w:tr>
+      <w:tr>
+        <w:tc>
+          <w:tcPr>
+            <w:tcW w:type="dxa" w:w="1441"/>
+          </w:tcPr>
+          <w:p>
+            <w:r>
+              <w:rPr>
+                <w:sz w:val="20"/>
+              </w:rPr>
+              <w:t>BCS-001</w:t>
+            </w:r>
+          </w:p>
+        </w:tc>
+        <w:tc>
+          <w:tcPr>
+            <w:tcW w:type="dxa" w:w="1441"/>
+          </w:tcPr>
+          <w:p>
+            <w:r>
+              <w:rPr>
+                <w:sz w:val="20"/>
+              </w:rPr>
+              <w:t>10信号存在性</w:t>
+            </w:r>
+          </w:p>
+        </w:tc>
+        <w:tc>
+          <w:tcPr>
+            <w:tcW w:type="dxa" w:w="1441"/>
+          </w:tcPr>
+          <w:p>
+            <w:r>
+              <w:rPr>
+                <w:sz w:val="20"/>
+              </w:rPr>
+              <w:t>PyQt5可用</w:t>
+            </w:r>
+          </w:p>
+        </w:tc>
+        <w:tc>
+          <w:tcPr>
+            <w:tcW w:type="dxa" w:w="1441"/>
+          </w:tcPr>
+          <w:p>
+            <w:r>
+              <w:rPr>
+                <w:sz w:val="20"/>
+              </w:rPr>
+              <w:t>BCIntegrationSignals()</w:t>
+            </w:r>
+          </w:p>
+        </w:tc>
+        <w:tc>
+          <w:tcPr>
+            <w:tcW w:type="dxa" w:w="1441"/>
+          </w:tcPr>
+          <w:p>
+            <w:r>
+              <w:rPr>
+                <w:sz w:val="20"/>
+              </w:rPr>
+              <w:t>全部属性存在</w:t>
+            </w:r>
+          </w:p>
+        </w:tc>
+        <w:tc>
+          <w:tcPr>
+            <w:tcW w:type="dxa" w:w="1441"/>
+          </w:tcPr>
+          <w:p>
+            <w:r>
+              <w:rPr>
+                <w:sz w:val="20"/>
+              </w:rPr>
+              <w:t>通过</w:t>
+            </w:r>
+          </w:p>
+        </w:tc>
+      </w:tr>
+      <w:tr>
+        <w:tc>
+          <w:tcPr>
+            <w:tcW w:type="dxa" w:w="1441"/>
+          </w:tcPr>
+          <w:p>
+            <w:r>
+              <w:rPr>
+                <w:sz w:val="20"/>
+              </w:rPr>
+              <w:t>BCS-002</w:t>
+            </w:r>
+          </w:p>
+        </w:tc>
+        <w:tc>
+          <w:tcPr>
+            <w:tcW w:type="dxa" w:w="1441"/>
+          </w:tcPr>
+          <w:p>
+            <w:r>
+              <w:rPr>
+                <w:sz w:val="20"/>
+              </w:rPr>
+              <w:t>AuditRecord构建</w:t>
+            </w:r>
+          </w:p>
+        </w:tc>
+        <w:tc>
+          <w:tcPr>
+            <w:tcW w:type="dxa" w:w="1441"/>
+          </w:tcPr>
+          <w:p>
+            <w:r>
+              <w:rPr>
+                <w:sz w:val="20"/>
+              </w:rPr>
+              <w:t>无</w:t>
+            </w:r>
+          </w:p>
+        </w:tc>
+        <w:tc>
+          <w:tcPr>
+            <w:tcW w:type="dxa" w:w="1441"/>
+          </w:tcPr>
+          <w:p>
+            <w:r>
+              <w:rPr>
+                <w:sz w:val="20"/>
+              </w:rPr>
+              <w:t>AuditRecordBuilder.build()</w:t>
+            </w:r>
+          </w:p>
+        </w:tc>
+        <w:tc>
+          <w:tcPr>
+            <w:tcW w:type="dxa" w:w="1441"/>
+          </w:tcPr>
+          <w:p>
+            <w:r>
+              <w:rPr>
+                <w:sz w:val="20"/>
+              </w:rPr>
+              <w:t>11字段完整</w:t>
+            </w:r>
+          </w:p>
+        </w:tc>
+        <w:tc>
+          <w:tcPr>
+            <w:tcW w:type="dxa" w:w="1441"/>
+          </w:tcPr>
+          <w:p>
+            <w:r>
+              <w:rPr>
+                <w:sz w:val="20"/>
+              </w:rPr>
+              <w:t>通过</w:t>
+            </w:r>
+          </w:p>
+        </w:tc>
+      </w:tr>
+      <w:tr>
+        <w:tc>
+          <w:tcPr>
+            <w:tcW w:type="dxa" w:w="1441"/>
+          </w:tcPr>
+          <w:p>
+            <w:r>
+              <w:rPr>
+                <w:sz w:val="20"/>
+              </w:rPr>
+              <w:t>BCS-003</w:t>
+            </w:r>
+          </w:p>
+        </w:tc>
+        <w:tc>
+          <w:tcPr>
+            <w:tcW w:type="dxa" w:w="1441"/>
+          </w:tcPr>
+          <w:p>
+            <w:r>
+              <w:rPr>
+                <w:sz w:val="20"/>
+              </w:rPr>
+              <w:t>C端Controller绑定</w:t>
+            </w:r>
+          </w:p>
+        </w:tc>
+        <w:tc>
+          <w:tcPr>
+            <w:tcW w:type="dxa" w:w="1441"/>
+          </w:tcPr>
+          <w:p>
+            <w:r>
+              <w:rPr>
+                <w:sz w:val="20"/>
+              </w:rPr>
+              <w:t>bus已创建</w:t>
+            </w:r>
+          </w:p>
+        </w:tc>
+        <w:tc>
+          <w:tcPr>
+            <w:tcW w:type="dxa" w:w="1441"/>
+          </w:tcPr>
+          <w:p>
+            <w:r>
+              <w:rPr>
+                <w:sz w:val="20"/>
+              </w:rPr>
+              <w:t>ctrl.bind_to(bus,shared)</w:t>
+            </w:r>
+          </w:p>
+        </w:tc>
+        <w:tc>
+          <w:tcPr>
+            <w:tcW w:type="dxa" w:w="1441"/>
+          </w:tcPr>
+          <w:p>
+            <w:r>
+              <w:rPr>
+                <w:sz w:val="20"/>
+              </w:rPr>
+              <w:t>_wired=True</w:t>
+            </w:r>
+          </w:p>
+        </w:tc>
+        <w:tc>
+          <w:tcPr>
+            <w:tcW w:type="dxa" w:w="1441"/>
+          </w:tcPr>
+          <w:p>
+            <w:r>
+              <w:rPr>
+                <w:sz w:val="20"/>
+              </w:rPr>
+              <w:t>通过</w:t>
+            </w:r>
+          </w:p>
+        </w:tc>
+      </w:tr>
+      <w:tr>
+        <w:tc>
+          <w:tcPr>
+            <w:tcW w:type="dxa" w:w="1441"/>
+          </w:tcPr>
+          <w:p>
+            <w:r>
+              <w:rPr>
+                <w:sz w:val="20"/>
+              </w:rPr>
+              <w:t>BCS-004</w:t>
+            </w:r>
+          </w:p>
+        </w:tc>
+        <w:tc>
+          <w:tcPr>
+            <w:tcW w:type="dxa" w:w="1441"/>
+          </w:tcPr>
+          <w:p>
+            <w:r>
+              <w:rPr>
+                <w:sz w:val="20"/>
+              </w:rPr>
+              <w:t>health_check回传</w:t>
+            </w:r>
+          </w:p>
+        </w:tc>
+        <w:tc>
+          <w:tcPr>
+            <w:tcW w:type="dxa" w:w="1441"/>
+          </w:tcPr>
+          <w:p>
+            <w:r>
+              <w:rPr>
+                <w:sz w:val="20"/>
+              </w:rPr>
+              <w:t>已绑定</w:t>
+            </w:r>
+          </w:p>
+        </w:tc>
+        <w:tc>
+          <w:tcPr>
+            <w:tcW w:type="dxa" w:w="1441"/>
+          </w:tcPr>
+          <w:p>
+            <w:r>
+              <w:rPr>
+                <w:sz w:val="20"/>
+              </w:rPr>
+              <w:t>ctrl.health_check()</w:t>
+            </w:r>
+          </w:p>
+        </w:tc>
+        <w:tc>
+          <w:tcPr>
+            <w:tcW w:type="dxa" w:w="1441"/>
+          </w:tcPr>
+          <w:p>
+            <w:r>
+              <w:rPr>
+                <w:sz w:val="20"/>
+              </w:rPr>
+              <w:t>7字段HealthStatus</w:t>
+            </w:r>
+          </w:p>
+        </w:tc>
+        <w:tc>
+          <w:tcPr>
+            <w:tcW w:type="dxa" w:w="1441"/>
+          </w:tcPr>
+          <w:p>
+            <w:r>
+              <w:rPr>
+                <w:sz w:val="20"/>
+              </w:rPr>
+              <w:t>通过</w:t>
+            </w:r>
+          </w:p>
+        </w:tc>
+      </w:tr>
+    </w:tbl>
+    <w:p>
+      <w:pPr>
+        <w:ind w:firstLine="420"/>
+      </w:pPr>
+      <w:r>
+        <w:rPr>
+          <w:sz w:val="24"/>
+        </w:rPr>
+      </w:r>
+    </w:p>
+    <w:p>
+      <w:pPr>
+        <w:spacing w:before="200" w:after="80"/>
+      </w:pPr>
+      <w:r>
+        <w:rPr>
+          <w:b/>
+          <w:sz w:val="26"/>
+        </w:rPr>
+        <w:t>2.5.6 C端 — HTTP端点测试</w:t>
+      </w:r>
+    </w:p>
+    <w:p>
+      <w:pPr>
+        <w:spacing w:before="160" w:after="60"/>
+      </w:pPr>
+      <w:r>
+        <w:rPr>
+          <w:b/>
+          <w:sz w:val="24"/>
+        </w:rPr>
+        <w:t>A端独立服务器 (test_new_jimi.py)</w:t>
+      </w:r>
+    </w:p>
+    <w:tbl>
+      <w:tblPr>
+        <w:tblStyle w:val="TableGrid"/>
+        <w:tblW w:type="auto" w:w="0"/>
+        <w:tblLook w:firstColumn="1" w:firstRow="1" w:lastColumn="0" w:lastRow="0" w:noHBand="0" w:noVBand="1" w:val="04A0"/>
+      </w:tblPr>
+      <w:tblGrid>
+        <w:gridCol w:w="1441"/>
+        <w:gridCol w:w="1441"/>
+        <w:gridCol w:w="1441"/>
+        <w:gridCol w:w="1441"/>
+        <w:gridCol w:w="1441"/>
+        <w:gridCol w:w="1441"/>
+      </w:tblGrid>
+      <w:tr>
+        <w:tc>
+          <w:tcPr>
+            <w:tcW w:type="dxa" w:w="1441"/>
+          </w:tcPr>
+          <w:p>
+            <w:r>
+              <w:rPr>
+                <w:b/>
+                <w:sz w:val="20"/>
+              </w:rPr>
+              <w:t>测试编号</w:t>
+            </w:r>
+          </w:p>
+        </w:tc>
+        <w:tc>
+          <w:tcPr>
+            <w:tcW w:type="dxa" w:w="1441"/>
+          </w:tcPr>
+          <w:p>
+            <w:r>
+              <w:rPr>
+                <w:b/>
+                <w:sz w:val="20"/>
+              </w:rPr>
+              <w:t>测试名称</w:t>
+            </w:r>
+          </w:p>
+        </w:tc>
+        <w:tc>
+          <w:tcPr>
+            <w:tcW w:type="dxa" w:w="1441"/>
+          </w:tcPr>
+          <w:p>
+            <w:r>
+              <w:rPr>
+                <w:b/>
+                <w:sz w:val="20"/>
+              </w:rPr>
+              <w:t>前置条件</w:t>
+            </w:r>
+          </w:p>
+        </w:tc>
+        <w:tc>
+          <w:tcPr>
+            <w:tcW w:type="dxa" w:w="1441"/>
+          </w:tcPr>
+          <w:p>
+            <w:r>
+              <w:rPr>
+                <w:b/>
+                <w:sz w:val="20"/>
+              </w:rPr>
+              <w:t>测试步骤</w:t>
+            </w:r>
+          </w:p>
+        </w:tc>
+        <w:tc>
+          <w:tcPr>
+            <w:tcW w:type="dxa" w:w="1441"/>
+          </w:tcPr>
+          <w:p>
+            <w:r>
+              <w:rPr>
+                <w:b/>
+                <w:sz w:val="20"/>
+              </w:rPr>
+              <w:t>预期结果</w:t>
+            </w:r>
+          </w:p>
+        </w:tc>
+        <w:tc>
+          <w:tcPr>
+            <w:tcW w:type="dxa" w:w="1441"/>
+          </w:tcPr>
+          <w:p>
+            <w:r>
+              <w:rPr>
+                <w:b/>
+                <w:sz w:val="20"/>
+              </w:rPr>
+              <w:t>实际结果</w:t>
+            </w:r>
+          </w:p>
+        </w:tc>
+      </w:tr>
+      <w:tr>
+        <w:tc>
+          <w:tcPr>
+            <w:tcW w:type="dxa" w:w="1441"/>
+          </w:tcPr>
+          <w:p>
+            <w:r>
+              <w:rPr>
+                <w:sz w:val="20"/>
+              </w:rPr>
+              <w:t>C-API-001</w:t>
+            </w:r>
+          </w:p>
+        </w:tc>
+        <w:tc>
+          <w:tcPr>
+            <w:tcW w:type="dxa" w:w="1441"/>
+          </w:tcPr>
+          <w:p>
+            <w:r>
+              <w:rPr>
+                <w:sz w:val="20"/>
+              </w:rPr>
+              <w:t>26端点全检</w:t>
+            </w:r>
+          </w:p>
+        </w:tc>
+        <w:tc>
+          <w:tcPr>
+            <w:tcW w:type="dxa" w:w="1441"/>
+          </w:tcPr>
+          <w:p>
+            <w:r>
+              <w:rPr>
+                <w:sz w:val="20"/>
+              </w:rPr>
+              <w:t>A端运行</w:t>
+            </w:r>
+          </w:p>
+        </w:tc>
+        <w:tc>
+          <w:tcPr>
+            <w:tcW w:type="dxa" w:w="1441"/>
+          </w:tcPr>
+          <w:p>
+            <w:r>
+              <w:rPr>
+                <w:sz w:val="20"/>
+              </w:rPr>
+              <w:t>逐个GET/POST</w:t>
+            </w:r>
+          </w:p>
+        </w:tc>
+        <w:tc>
+          <w:tcPr>
+            <w:tcW w:type="dxa" w:w="1441"/>
+          </w:tcPr>
+          <w:p>
+            <w:r>
+              <w:rPr>
+                <w:sz w:val="20"/>
+              </w:rPr>
+              <w:t>全部200</w:t>
+            </w:r>
+          </w:p>
+        </w:tc>
+        <w:tc>
+          <w:tcPr>
+            <w:tcW w:type="dxa" w:w="1441"/>
+          </w:tcPr>
+          <w:p>
+            <w:r>
+              <w:rPr>
+                <w:sz w:val="20"/>
+              </w:rPr>
+              <w:t>通过</w:t>
+            </w:r>
+          </w:p>
+        </w:tc>
+      </w:tr>
+      <w:tr>
+        <w:tc>
+          <w:tcPr>
+            <w:tcW w:type="dxa" w:w="1441"/>
+          </w:tcPr>
+          <w:p>
+            <w:r>
+              <w:rPr>
+                <w:sz w:val="20"/>
+              </w:rPr>
+              <w:t>C-API-002</w:t>
+            </w:r>
+          </w:p>
+        </w:tc>
+        <w:tc>
+          <w:tcPr>
+            <w:tcW w:type="dxa" w:w="1441"/>
+          </w:tcPr>
+          <w:p>
+            <w:r>
+              <w:rPr>
+                <w:sz w:val="20"/>
+              </w:rPr>
+              <w:t>配置回路</w:t>
+            </w:r>
+          </w:p>
+        </w:tc>
+        <w:tc>
+          <w:tcPr>
+            <w:tcW w:type="dxa" w:w="1441"/>
+          </w:tcPr>
+          <w:p>
+            <w:r>
+              <w:rPr>
+                <w:sz w:val="20"/>
+              </w:rPr>
+              <w:t>A端运行</w:t>
+            </w:r>
+          </w:p>
+        </w:tc>
+        <w:tc>
+          <w:tcPr>
+            <w:tcW w:type="dxa" w:w="1441"/>
+          </w:tcPr>
+          <w:p>
+            <w:r>
+              <w:rPr>
+                <w:sz w:val="20"/>
+              </w:rPr>
+              <w:t>POST deploy→GET pull</w:t>
+            </w:r>
+          </w:p>
+        </w:tc>
+        <w:tc>
+          <w:tcPr>
+            <w:tcW w:type="dxa" w:w="1441"/>
+          </w:tcPr>
+          <w:p>
+            <w:r>
+              <w:rPr>
+                <w:sz w:val="20"/>
+              </w:rPr>
+              <w:t>写入值=读取值</w:t>
+            </w:r>
+          </w:p>
+        </w:tc>
+        <w:tc>
+          <w:tcPr>
+            <w:tcW w:type="dxa" w:w="1441"/>
+          </w:tcPr>
+          <w:p>
+            <w:r>
+              <w:rPr>
+                <w:sz w:val="20"/>
+              </w:rPr>
+              <w:t>通过</w:t>
+            </w:r>
+          </w:p>
+        </w:tc>
+      </w:tr>
+    </w:tbl>
+    <w:p>
+      <w:pPr>
+        <w:ind w:firstLine="420"/>
+      </w:pPr>
+      <w:r>
+        <w:rPr>
+          <w:sz w:val="24"/>
+        </w:rPr>
+      </w:r>
+    </w:p>
+    <w:p>
+      <w:pPr>
+        <w:spacing w:before="160" w:after="60"/>
+      </w:pPr>
+      <w:r>
+        <w:rPr>
+          <w:b/>
+          <w:sz w:val="24"/>
+        </w:rPr>
+        <w:t>B端嵌入式A端 (test_hajimi_ui.py)</w:t>
+      </w:r>
+    </w:p>
+    <w:tbl>
+      <w:tblPr>
+        <w:tblStyle w:val="TableGrid"/>
+        <w:tblW w:type="auto" w:w="0"/>
+        <w:tblLook w:firstColumn="1" w:firstRow="1" w:lastColumn="0" w:lastRow="0" w:noHBand="0" w:noVBand="1" w:val="04A0"/>
+      </w:tblPr>
+      <w:tblGrid>
+        <w:gridCol w:w="1441"/>
+        <w:gridCol w:w="1441"/>
+        <w:gridCol w:w="1441"/>
+        <w:gridCol w:w="1441"/>
+        <w:gridCol w:w="1441"/>
+        <w:gridCol w:w="1441"/>
+      </w:tblGrid>
+      <w:tr>
+        <w:tc>
+          <w:tcPr>
+            <w:tcW w:type="dxa" w:w="1441"/>
+          </w:tcPr>
+          <w:p>
+            <w:r>
+              <w:rPr>
+                <w:b/>
+                <w:sz w:val="20"/>
+              </w:rPr>
+              <w:t>测试编号</w:t>
+            </w:r>
+          </w:p>
+        </w:tc>
+        <w:tc>
+          <w:tcPr>
+            <w:tcW w:type="dxa" w:w="1441"/>
+          </w:tcPr>
+          <w:p>
+            <w:r>
+              <w:rPr>
+                <w:b/>
+                <w:sz w:val="20"/>
+              </w:rPr>
+              <w:t>测试名称</w:t>
+            </w:r>
+          </w:p>
+        </w:tc>
+        <w:tc>
+          <w:tcPr>
+            <w:tcW w:type="dxa" w:w="1441"/>
+          </w:tcPr>
+          <w:p>
+            <w:r>
+              <w:rPr>
+                <w:b/>
+                <w:sz w:val="20"/>
+              </w:rPr>
+              <w:t>前置条件</w:t>
+            </w:r>
+          </w:p>
+        </w:tc>
+        <w:tc>
+          <w:tcPr>
+            <w:tcW w:type="dxa" w:w="1441"/>
+          </w:tcPr>
+          <w:p>
+            <w:r>
+              <w:rPr>
+                <w:b/>
+                <w:sz w:val="20"/>
+              </w:rPr>
+              <w:t>测试步骤</w:t>
+            </w:r>
+          </w:p>
+        </w:tc>
+        <w:tc>
+          <w:tcPr>
+            <w:tcW w:type="dxa" w:w="1441"/>
+          </w:tcPr>
+          <w:p>
+            <w:r>
+              <w:rPr>
+                <w:b/>
+                <w:sz w:val="20"/>
+              </w:rPr>
+              <w:t>预期结果</w:t>
+            </w:r>
+          </w:p>
+        </w:tc>
+        <w:tc>
+          <w:tcPr>
+            <w:tcW w:type="dxa" w:w="1441"/>
+          </w:tcPr>
+          <w:p>
+            <w:r>
+              <w:rPr>
+                <w:b/>
+                <w:sz w:val="20"/>
+              </w:rPr>
+              <w:t>实际结果</w:t>
+            </w:r>
+          </w:p>
+        </w:tc>
+      </w:tr>
+      <w:tr>
+        <w:tc>
+          <w:tcPr>
+            <w:tcW w:type="dxa" w:w="1441"/>
+          </w:tcPr>
+          <w:p>
+            <w:r>
+              <w:rPr>
+                <w:sz w:val="20"/>
+              </w:rPr>
+              <w:t>C-API-003</w:t>
+            </w:r>
+          </w:p>
+        </w:tc>
+        <w:tc>
+          <w:tcPr>
+            <w:tcW w:type="dxa" w:w="1441"/>
+          </w:tcPr>
+          <w:p>
+            <w:r>
+              <w:rPr>
+                <w:sz w:val="20"/>
+              </w:rPr>
+              <w:t>31端点全检</w:t>
+            </w:r>
+          </w:p>
+        </w:tc>
+        <w:tc>
+          <w:tcPr>
+            <w:tcW w:type="dxa" w:w="1441"/>
+          </w:tcPr>
+          <w:p>
+            <w:r>
+              <w:rPr>
+                <w:sz w:val="20"/>
+              </w:rPr>
+              <w:t>A端运行</w:t>
+            </w:r>
+          </w:p>
+        </w:tc>
+        <w:tc>
+          <w:tcPr>
+            <w:tcW w:type="dxa" w:w="1441"/>
+          </w:tcPr>
+          <w:p>
+            <w:r>
+              <w:rPr>
+                <w:sz w:val="20"/>
+              </w:rPr>
+              <w:t>逐个GET/POST</w:t>
+            </w:r>
+          </w:p>
+        </w:tc>
+        <w:tc>
+          <w:tcPr>
+            <w:tcW w:type="dxa" w:w="1441"/>
+          </w:tcPr>
+          <w:p>
+            <w:r>
+              <w:rPr>
+                <w:sz w:val="20"/>
+              </w:rPr>
+              <w:t>全部200</w:t>
+            </w:r>
+          </w:p>
+        </w:tc>
+        <w:tc>
+          <w:tcPr>
+            <w:tcW w:type="dxa" w:w="1441"/>
+          </w:tcPr>
+          <w:p>
+            <w:r>
+              <w:rPr>
+                <w:sz w:val="20"/>
+              </w:rPr>
+              <w:t>通过</w:t>
+            </w:r>
+          </w:p>
+        </w:tc>
+      </w:tr>
+      <w:tr>
+        <w:tc>
+          <w:tcPr>
+            <w:tcW w:type="dxa" w:w="1441"/>
+          </w:tcPr>
+          <w:p>
+            <w:r>
+              <w:rPr>
+                <w:sz w:val="20"/>
+              </w:rPr>
+              <w:t>C-API-004</w:t>
+            </w:r>
+          </w:p>
+        </w:tc>
+        <w:tc>
+          <w:tcPr>
+            <w:tcW w:type="dxa" w:w="1441"/>
+          </w:tcPr>
+          <w:p>
+            <w:r>
+              <w:rPr>
+                <w:sz w:val="20"/>
+              </w:rPr>
+              <w:t>B端专属7端点</w:t>
+            </w:r>
+          </w:p>
+        </w:tc>
+        <w:tc>
+          <w:tcPr>
+            <w:tcW w:type="dxa" w:w="1441"/>
+          </w:tcPr>
+          <w:p>
+            <w:r>
+              <w:rPr>
+                <w:sz w:val="20"/>
+              </w:rPr>
+              <w:t>A端运行</w:t>
+            </w:r>
+          </w:p>
+        </w:tc>
+        <w:tc>
+          <w:tcPr>
+            <w:tcW w:type="dxa" w:w="1441"/>
+          </w:tcPr>
+          <w:p>
+            <w:r>
+              <w:rPr>
+                <w:sz w:val="20"/>
+              </w:rPr>
+              <w:t>inspect/step/relocate等</w:t>
+            </w:r>
+          </w:p>
+        </w:tc>
+        <w:tc>
+          <w:tcPr>
+            <w:tcW w:type="dxa" w:w="1441"/>
+          </w:tcPr>
+          <w:p>
+            <w:r>
+              <w:rPr>
+                <w:sz w:val="20"/>
+              </w:rPr>
+              <w:t>全部200</w:t>
+            </w:r>
+          </w:p>
+        </w:tc>
+        <w:tc>
+          <w:tcPr>
+            <w:tcW w:type="dxa" w:w="1441"/>
+          </w:tcPr>
+          <w:p>
+            <w:r>
+              <w:rPr>
+                <w:sz w:val="20"/>
+              </w:rPr>
+              <w:t>通过</w:t>
+            </w:r>
+          </w:p>
+        </w:tc>
+      </w:tr>
+    </w:tbl>
+    <w:p>
+      <w:pPr>
+        <w:ind w:firstLine="420"/>
+      </w:pPr>
+      <w:r>
+        <w:rPr>
+          <w:sz w:val="24"/>
+        </w:rPr>
+      </w:r>
+    </w:p>
+    <w:p>
+      <w:pPr>
+        <w:spacing w:before="200" w:after="80"/>
+      </w:pPr>
+      <w:r>
+        <w:rPr>
+          <w:b/>
+          <w:sz w:val="26"/>
+        </w:rPr>
+        <w:t>2.5.7 C端 — 客户端模块测试 (test_client_modules.py)</w:t>
       </w:r>
     </w:p>
     <w:p>
@@ -1351,59 +4869,59 @@
               <w:rPr>
                 <w:sz w:val="20"/>
               </w:rPr>
-              <w:t>TTS-001</w:t>
-            </w:r>
-          </w:p>
-        </w:tc>
-        <w:tc>
-          <w:tcPr>
-            <w:tcW w:type="dxa" w:w="1441"/>
-          </w:tcPr>
-          <w:p>
-            <w:r>
-              <w:rPr>
-                <w:sz w:val="20"/>
-              </w:rPr>
-              <w:t>引擎初始化</w:t>
-            </w:r>
-          </w:p>
-        </w:tc>
-        <w:tc>
-          <w:tcPr>
-            <w:tcW w:type="dxa" w:w="1441"/>
-          </w:tcPr>
-          <w:p>
-            <w:r>
-              <w:rPr>
-                <w:sz w:val="20"/>
-              </w:rPr>
-              <w:t>pyttsx3已安装</w:t>
-            </w:r>
-          </w:p>
-        </w:tc>
-        <w:tc>
-          <w:tcPr>
-            <w:tcW w:type="dxa" w:w="1441"/>
-          </w:tcPr>
-          <w:p>
-            <w:r>
-              <w:rPr>
-                <w:sz w:val="20"/>
-              </w:rPr>
-              <w:t>TTSEngine()</w:t>
-            </w:r>
-          </w:p>
-        </w:tc>
-        <w:tc>
-          <w:tcPr>
-            <w:tcW w:type="dxa" w:w="1441"/>
-          </w:tcPr>
-          <w:p>
-            <w:r>
-              <w:rPr>
-                <w:sz w:val="20"/>
-              </w:rPr>
-              <w:t>is_available=True</w:t>
+              <w:t>C-MOD-001</w:t>
+            </w:r>
+          </w:p>
+        </w:tc>
+        <w:tc>
+          <w:tcPr>
+            <w:tcW w:type="dxa" w:w="1441"/>
+          </w:tcPr>
+          <w:p>
+            <w:r>
+              <w:rPr>
+                <w:sz w:val="20"/>
+              </w:rPr>
+              <w:t>ASR三级降级链</w:t>
+            </w:r>
+          </w:p>
+        </w:tc>
+        <w:tc>
+          <w:tcPr>
+            <w:tcW w:type="dxa" w:w="1441"/>
+          </w:tcPr>
+          <w:p>
+            <w:r>
+              <w:rPr>
+                <w:sz w:val="20"/>
+              </w:rPr>
+              <w:t>SpeechRecognition已安装</w:t>
+            </w:r>
+          </w:p>
+        </w:tc>
+        <w:tc>
+          <w:tcPr>
+            <w:tcW w:type="dxa" w:w="1441"/>
+          </w:tcPr>
+          <w:p>
+            <w:r>
+              <w:rPr>
+                <w:sz w:val="20"/>
+              </w:rPr>
+              <w:t>创建客户端→引擎选择</w:t>
+            </w:r>
+          </w:p>
+        </w:tc>
+        <w:tc>
+          <w:tcPr>
+            <w:tcW w:type="dxa" w:w="1441"/>
+          </w:tcPr>
+          <w:p>
+            <w:r>
+              <w:rPr>
+                <w:sz w:val="20"/>
+              </w:rPr>
+              <w:t>Vosk/Google/兜底自动切换</w:t>
             </w:r>
           </w:p>
         </w:tc>
@@ -1431,59 +4949,59 @@
               <w:rPr>
                 <w:sz w:val="20"/>
               </w:rPr>
-              <w:t>TTS-002</w:t>
-            </w:r>
-          </w:p>
-        </w:tc>
-        <w:tc>
-          <w:tcPr>
-            <w:tcW w:type="dxa" w:w="1441"/>
-          </w:tcPr>
-          <w:p>
-            <w:r>
-              <w:rPr>
-                <w:sz w:val="20"/>
-              </w:rPr>
-              <w:t>FIFO队列</w:t>
-            </w:r>
-          </w:p>
-        </w:tc>
-        <w:tc>
-          <w:tcPr>
-            <w:tcW w:type="dxa" w:w="1441"/>
-          </w:tcPr>
-          <w:p>
-            <w:r>
-              <w:rPr>
-                <w:sz w:val="20"/>
-              </w:rPr>
-              <w:t>扬声器可用</w:t>
-            </w:r>
-          </w:p>
-        </w:tc>
-        <w:tc>
-          <w:tcPr>
-            <w:tcW w:type="dxa" w:w="1441"/>
-          </w:tcPr>
-          <w:p>
-            <w:r>
-              <w:rPr>
-                <w:sz w:val="20"/>
-              </w:rPr>
-              <w:t>enqueue 3条</w:t>
-            </w:r>
-          </w:p>
-        </w:tc>
-        <w:tc>
-          <w:tcPr>
-            <w:tcW w:type="dxa" w:w="1441"/>
-          </w:tcPr>
-          <w:p>
-            <w:r>
-              <w:rPr>
-                <w:sz w:val="20"/>
-              </w:rPr>
-              <w:t>按顺序播放</w:t>
+              <w:t>C-MOD-002</w:t>
+            </w:r>
+          </w:p>
+        </w:tc>
+        <w:tc>
+          <w:tcPr>
+            <w:tcW w:type="dxa" w:w="1441"/>
+          </w:tcPr>
+          <w:p>
+            <w:r>
+              <w:rPr>
+                <w:sz w:val="20"/>
+              </w:rPr>
+              <w:t>TTS优先队列</w:t>
+            </w:r>
+          </w:p>
+        </w:tc>
+        <w:tc>
+          <w:tcPr>
+            <w:tcW w:type="dxa" w:w="1441"/>
+          </w:tcPr>
+          <w:p>
+            <w:r>
+              <w:rPr>
+                <w:sz w:val="20"/>
+              </w:rPr>
+              <w:t>pyttsx3已安装</w:t>
+            </w:r>
+          </w:p>
+        </w:tc>
+        <w:tc>
+          <w:tcPr>
+            <w:tcW w:type="dxa" w:w="1441"/>
+          </w:tcPr>
+          <w:p>
+            <w:r>
+              <w:rPr>
+                <w:sz w:val="20"/>
+              </w:rPr>
+              <w:t>enqueue 3条不同优先级</w:t>
+            </w:r>
+          </w:p>
+        </w:tc>
+        <w:tc>
+          <w:tcPr>
+            <w:tcW w:type="dxa" w:w="1441"/>
+          </w:tcPr>
+          <w:p>
+            <w:r>
+              <w:rPr>
+                <w:sz w:val="20"/>
+              </w:rPr>
+              <w:t>高优先级打断低优先级</w:t>
             </w:r>
           </w:p>
         </w:tc>
@@ -1511,59 +5029,59 @@
               <w:rPr>
                 <w:sz w:val="20"/>
               </w:rPr>
-              <w:t>TTS-003</w:t>
-            </w:r>
-          </w:p>
-        </w:tc>
-        <w:tc>
-          <w:tcPr>
-            <w:tcW w:type="dxa" w:w="1441"/>
-          </w:tcPr>
-          <w:p>
-            <w:r>
-              <w:rPr>
-                <w:sz w:val="20"/>
-              </w:rPr>
-              <w:t>优先级打断</w:t>
-            </w:r>
-          </w:p>
-        </w:tc>
-        <w:tc>
-          <w:tcPr>
-            <w:tcW w:type="dxa" w:w="1441"/>
-          </w:tcPr>
-          <w:p>
-            <w:r>
-              <w:rPr>
-                <w:sz w:val="20"/>
-              </w:rPr>
-              <w:t>扬声器可用</w:t>
-            </w:r>
-          </w:p>
-        </w:tc>
-        <w:tc>
-          <w:tcPr>
-            <w:tcW w:type="dxa" w:w="1441"/>
-          </w:tcPr>
-          <w:p>
-            <w:r>
-              <w:rPr>
-                <w:sz w:val="20"/>
-              </w:rPr>
-              <w:t>enqueue(紧急,interrupt)</w:t>
-            </w:r>
-          </w:p>
-        </w:tc>
-        <w:tc>
-          <w:tcPr>
-            <w:tcW w:type="dxa" w:w="1441"/>
-          </w:tcPr>
-          <w:p>
-            <w:r>
-              <w:rPr>
-                <w:sz w:val="20"/>
-              </w:rPr>
-              <w:t>打断当前</w:t>
+              <w:t>C-MOD-003</w:t>
+            </w:r>
+          </w:p>
+        </w:tc>
+        <w:tc>
+          <w:tcPr>
+            <w:tcW w:type="dxa" w:w="1441"/>
+          </w:tcPr>
+          <w:p>
+            <w:r>
+              <w:rPr>
+                <w:sz w:val="20"/>
+              </w:rPr>
+              <w:t>审计6类脱敏</w:t>
+            </w:r>
+          </w:p>
+        </w:tc>
+        <w:tc>
+          <w:tcPr>
+            <w:tcW w:type="dxa" w:w="1441"/>
+          </w:tcPr>
+          <w:p>
+            <w:r>
+              <w:rPr>
+                <w:sz w:val="20"/>
+              </w:rPr>
+              <w:t>审计代理已创建</w:t>
+            </w:r>
+          </w:p>
+        </w:tc>
+        <w:tc>
+          <w:tcPr>
+            <w:tcW w:type="dxa" w:w="1441"/>
+          </w:tcPr>
+          <w:p>
+            <w:r>
+              <w:rPr>
+                <w:sz w:val="20"/>
+              </w:rPr>
+              <w:t>输入密码/key/路径/手机/邮箱/身份证</w:t>
+            </w:r>
+          </w:p>
+        </w:tc>
+        <w:tc>
+          <w:tcPr>
+            <w:tcW w:type="dxa" w:w="1441"/>
+          </w:tcPr>
+          <w:p>
+            <w:r>
+              <w:rPr>
+                <w:sz w:val="20"/>
+              </w:rPr>
+              <w:t>全部正确脱敏</w:t>
             </w:r>
           </w:p>
         </w:tc>
@@ -1591,59 +5109,219 @@
               <w:rPr>
                 <w:sz w:val="20"/>
               </w:rPr>
-              <w:t>TTS-004</w:t>
-            </w:r>
-          </w:p>
-        </w:tc>
-        <w:tc>
-          <w:tcPr>
-            <w:tcW w:type="dxa" w:w="1441"/>
-          </w:tcPr>
-          <w:p>
-            <w:r>
-              <w:rPr>
-                <w:sz w:val="20"/>
-              </w:rPr>
-              <w:t>语速调整</w:t>
-            </w:r>
-          </w:p>
-        </w:tc>
-        <w:tc>
-          <w:tcPr>
-            <w:tcW w:type="dxa" w:w="1441"/>
-          </w:tcPr>
-          <w:p>
-            <w:r>
-              <w:rPr>
-                <w:sz w:val="20"/>
-              </w:rPr>
-              <w:t>TTS已初始化</w:t>
-            </w:r>
-          </w:p>
-        </w:tc>
-        <w:tc>
-          <w:tcPr>
-            <w:tcW w:type="dxa" w:w="1441"/>
-          </w:tcPr>
-          <w:p>
-            <w:r>
-              <w:rPr>
-                <w:sz w:val="20"/>
-              </w:rPr>
-              <w:t>set_rate(300)</w:t>
-            </w:r>
-          </w:p>
-        </w:tc>
-        <w:tc>
-          <w:tcPr>
-            <w:tcW w:type="dxa" w:w="1441"/>
-          </w:tcPr>
-          <w:p>
-            <w:r>
-              <w:rPr>
-                <w:sz w:val="20"/>
-              </w:rPr>
-              <w:t>语速变快</w:t>
+              <w:t>C-MOD-004</w:t>
+            </w:r>
+          </w:p>
+        </w:tc>
+        <w:tc>
+          <w:tcPr>
+            <w:tcW w:type="dxa" w:w="1441"/>
+          </w:tcPr>
+          <w:p>
+            <w:r>
+              <w:rPr>
+                <w:sz w:val="20"/>
+              </w:rPr>
+              <w:t>配置轮询ETag</w:t>
+            </w:r>
+          </w:p>
+        </w:tc>
+        <w:tc>
+          <w:tcPr>
+            <w:tcW w:type="dxa" w:w="1441"/>
+          </w:tcPr>
+          <w:p>
+            <w:r>
+              <w:rPr>
+                <w:sz w:val="20"/>
+              </w:rPr>
+              <w:t>A端运行</w:t>
+            </w:r>
+          </w:p>
+        </w:tc>
+        <w:tc>
+          <w:tcPr>
+            <w:tcW w:type="dxa" w:w="1441"/>
+          </w:tcPr>
+          <w:p>
+            <w:r>
+              <w:rPr>
+                <w:sz w:val="20"/>
+              </w:rPr>
+              <w:t>带If-None-Match→304</w:t>
+            </w:r>
+          </w:p>
+        </w:tc>
+        <w:tc>
+          <w:tcPr>
+            <w:tcW w:type="dxa" w:w="1441"/>
+          </w:tcPr>
+          <w:p>
+            <w:r>
+              <w:rPr>
+                <w:sz w:val="20"/>
+              </w:rPr>
+              <w:t>配置未变更时不传body</w:t>
+            </w:r>
+          </w:p>
+        </w:tc>
+        <w:tc>
+          <w:tcPr>
+            <w:tcW w:type="dxa" w:w="1441"/>
+          </w:tcPr>
+          <w:p>
+            <w:r>
+              <w:rPr>
+                <w:sz w:val="20"/>
+              </w:rPr>
+              <w:t>通过</w:t>
+            </w:r>
+          </w:p>
+        </w:tc>
+      </w:tr>
+      <w:tr>
+        <w:tc>
+          <w:tcPr>
+            <w:tcW w:type="dxa" w:w="1441"/>
+          </w:tcPr>
+          <w:p>
+            <w:r>
+              <w:rPr>
+                <w:sz w:val="20"/>
+              </w:rPr>
+              <w:t>C-MOD-005</w:t>
+            </w:r>
+          </w:p>
+        </w:tc>
+        <w:tc>
+          <w:tcPr>
+            <w:tcW w:type="dxa" w:w="1441"/>
+          </w:tcPr>
+          <w:p>
+            <w:r>
+              <w:rPr>
+                <w:sz w:val="20"/>
+              </w:rPr>
+              <w:t>BC集成控制器</w:t>
+            </w:r>
+          </w:p>
+        </w:tc>
+        <w:tc>
+          <w:tcPr>
+            <w:tcW w:type="dxa" w:w="1441"/>
+          </w:tcPr>
+          <w:p>
+            <w:r>
+              <w:rPr>
+                <w:sz w:val="20"/>
+              </w:rPr>
+              <w:t>bus已创建</w:t>
+            </w:r>
+          </w:p>
+        </w:tc>
+        <w:tc>
+          <w:tcPr>
+            <w:tcW w:type="dxa" w:w="1441"/>
+          </w:tcPr>
+          <w:p>
+            <w:r>
+              <w:rPr>
+                <w:sz w:val="20"/>
+              </w:rPr>
+              <w:t>VoiceIntegrationController.start()+bind_to()</w:t>
+            </w:r>
+          </w:p>
+        </w:tc>
+        <w:tc>
+          <w:tcPr>
+            <w:tcW w:type="dxa" w:w="1441"/>
+          </w:tcPr>
+          <w:p>
+            <w:r>
+              <w:rPr>
+                <w:sz w:val="20"/>
+              </w:rPr>
+              <w:t>模块启动+信号对接</w:t>
+            </w:r>
+          </w:p>
+        </w:tc>
+        <w:tc>
+          <w:tcPr>
+            <w:tcW w:type="dxa" w:w="1441"/>
+          </w:tcPr>
+          <w:p>
+            <w:r>
+              <w:rPr>
+                <w:sz w:val="20"/>
+              </w:rPr>
+              <w:t>通过</w:t>
+            </w:r>
+          </w:p>
+        </w:tc>
+      </w:tr>
+      <w:tr>
+        <w:tc>
+          <w:tcPr>
+            <w:tcW w:type="dxa" w:w="1441"/>
+          </w:tcPr>
+          <w:p>
+            <w:r>
+              <w:rPr>
+                <w:sz w:val="20"/>
+              </w:rPr>
+              <w:t>C-MOD-006</w:t>
+            </w:r>
+          </w:p>
+        </w:tc>
+        <w:tc>
+          <w:tcPr>
+            <w:tcW w:type="dxa" w:w="1441"/>
+          </w:tcPr>
+          <w:p>
+            <w:r>
+              <w:rPr>
+                <w:sz w:val="20"/>
+              </w:rPr>
+              <w:t>AuditRecord 11字段</w:t>
+            </w:r>
+          </w:p>
+        </w:tc>
+        <w:tc>
+          <w:tcPr>
+            <w:tcW w:type="dxa" w:w="1441"/>
+          </w:tcPr>
+          <w:p>
+            <w:r>
+              <w:rPr>
+                <w:sz w:val="20"/>
+              </w:rPr>
+              <w:t>无</w:t>
+            </w:r>
+          </w:p>
+        </w:tc>
+        <w:tc>
+          <w:tcPr>
+            <w:tcW w:type="dxa" w:w="1441"/>
+          </w:tcPr>
+          <w:p>
+            <w:r>
+              <w:rPr>
+                <w:sz w:val="20"/>
+              </w:rPr>
+              <w:t>AuditRecordBuilder.build(task_id,query,...)</w:t>
+            </w:r>
+          </w:p>
+        </w:tc>
+        <w:tc>
+          <w:tcPr>
+            <w:tcW w:type="dxa" w:w="1441"/>
+          </w:tcPr>
+          <w:p>
+            <w:r>
+              <w:rPr>
+                <w:sz w:val="20"/>
+              </w:rPr>
+              <w:t>全部字段存在且类型正确</w:t>
             </w:r>
           </w:p>
         </w:tc>
@@ -1681,1575 +5359,7 @@
           <w:b/>
           <w:sz w:val="26"/>
         </w:rPr>
-        <w:t>2.5.3 C-审计代理模块</w:t>
-      </w:r>
-    </w:p>
-    <w:p>
-      <w:pPr>
-        <w:spacing w:before="160" w:after="60"/>
-      </w:pPr>
-      <w:r>
-        <w:rPr>
-          <w:b/>
-          <w:sz w:val="24"/>
-        </w:rPr>
-        <w:t>功能测试</w:t>
-      </w:r>
-    </w:p>
-    <w:tbl>
-      <w:tblPr>
-        <w:tblStyle w:val="TableGrid"/>
-        <w:tblW w:type="auto" w:w="0"/>
-        <w:tblLook w:firstColumn="1" w:firstRow="1" w:lastColumn="0" w:lastRow="0" w:noHBand="0" w:noVBand="1" w:val="04A0"/>
-      </w:tblPr>
-      <w:tblGrid>
-        <w:gridCol w:w="1441"/>
-        <w:gridCol w:w="1441"/>
-        <w:gridCol w:w="1441"/>
-        <w:gridCol w:w="1441"/>
-        <w:gridCol w:w="1441"/>
-        <w:gridCol w:w="1441"/>
-      </w:tblGrid>
-      <w:tr>
-        <w:tc>
-          <w:tcPr>
-            <w:tcW w:type="dxa" w:w="1441"/>
-          </w:tcPr>
-          <w:p>
-            <w:r>
-              <w:rPr>
-                <w:b/>
-                <w:sz w:val="20"/>
-              </w:rPr>
-              <w:t>测试编号</w:t>
-            </w:r>
-          </w:p>
-        </w:tc>
-        <w:tc>
-          <w:tcPr>
-            <w:tcW w:type="dxa" w:w="1441"/>
-          </w:tcPr>
-          <w:p>
-            <w:r>
-              <w:rPr>
-                <w:b/>
-                <w:sz w:val="20"/>
-              </w:rPr>
-              <w:t>测试名称</w:t>
-            </w:r>
-          </w:p>
-        </w:tc>
-        <w:tc>
-          <w:tcPr>
-            <w:tcW w:type="dxa" w:w="1441"/>
-          </w:tcPr>
-          <w:p>
-            <w:r>
-              <w:rPr>
-                <w:b/>
-                <w:sz w:val="20"/>
-              </w:rPr>
-              <w:t>前置条件</w:t>
-            </w:r>
-          </w:p>
-        </w:tc>
-        <w:tc>
-          <w:tcPr>
-            <w:tcW w:type="dxa" w:w="1441"/>
-          </w:tcPr>
-          <w:p>
-            <w:r>
-              <w:rPr>
-                <w:b/>
-                <w:sz w:val="20"/>
-              </w:rPr>
-              <w:t>测试步骤</w:t>
-            </w:r>
-          </w:p>
-        </w:tc>
-        <w:tc>
-          <w:tcPr>
-            <w:tcW w:type="dxa" w:w="1441"/>
-          </w:tcPr>
-          <w:p>
-            <w:r>
-              <w:rPr>
-                <w:b/>
-                <w:sz w:val="20"/>
-              </w:rPr>
-              <w:t>预期结果</w:t>
-            </w:r>
-          </w:p>
-        </w:tc>
-        <w:tc>
-          <w:tcPr>
-            <w:tcW w:type="dxa" w:w="1441"/>
-          </w:tcPr>
-          <w:p>
-            <w:r>
-              <w:rPr>
-                <w:b/>
-                <w:sz w:val="20"/>
-              </w:rPr>
-              <w:t>实际结果</w:t>
-            </w:r>
-          </w:p>
-        </w:tc>
-      </w:tr>
-      <w:tr>
-        <w:tc>
-          <w:tcPr>
-            <w:tcW w:type="dxa" w:w="1441"/>
-          </w:tcPr>
-          <w:p>
-            <w:r>
-              <w:rPr>
-                <w:sz w:val="20"/>
-              </w:rPr>
-              <w:t>AUD-001</w:t>
-            </w:r>
-          </w:p>
-        </w:tc>
-        <w:tc>
-          <w:tcPr>
-            <w:tcW w:type="dxa" w:w="1441"/>
-          </w:tcPr>
-          <w:p>
-            <w:r>
-              <w:rPr>
-                <w:sz w:val="20"/>
-              </w:rPr>
-              <w:t>6类脱敏</w:t>
-            </w:r>
-          </w:p>
-        </w:tc>
-        <w:tc>
-          <w:tcPr>
-            <w:tcW w:type="dxa" w:w="1441"/>
-          </w:tcPr>
-          <w:p>
-            <w:r>
-              <w:rPr>
-                <w:sz w:val="20"/>
-              </w:rPr>
-              <w:t>审计代理已创建</w:t>
-            </w:r>
-          </w:p>
-        </w:tc>
-        <w:tc>
-          <w:tcPr>
-            <w:tcW w:type="dxa" w:w="1441"/>
-          </w:tcPr>
-          <w:p>
-            <w:r>
-              <w:rPr>
-                <w:sz w:val="20"/>
-              </w:rPr>
-              <w:t>密码/key/路径/手机/邮箱/身份证</w:t>
-            </w:r>
-          </w:p>
-        </w:tc>
-        <w:tc>
-          <w:tcPr>
-            <w:tcW w:type="dxa" w:w="1441"/>
-          </w:tcPr>
-          <w:p>
-            <w:r>
-              <w:rPr>
-                <w:sz w:val="20"/>
-              </w:rPr>
-              <w:t>全部正确替换</w:t>
-            </w:r>
-          </w:p>
-        </w:tc>
-        <w:tc>
-          <w:tcPr>
-            <w:tcW w:type="dxa" w:w="1441"/>
-          </w:tcPr>
-          <w:p>
-            <w:r>
-              <w:rPr>
-                <w:sz w:val="20"/>
-              </w:rPr>
-              <w:t>通过</w:t>
-            </w:r>
-          </w:p>
-        </w:tc>
-      </w:tr>
-      <w:tr>
-        <w:tc>
-          <w:tcPr>
-            <w:tcW w:type="dxa" w:w="1441"/>
-          </w:tcPr>
-          <w:p>
-            <w:r>
-              <w:rPr>
-                <w:sz w:val="20"/>
-              </w:rPr>
-              <w:t>AUD-002</w:t>
-            </w:r>
-          </w:p>
-        </w:tc>
-        <w:tc>
-          <w:tcPr>
-            <w:tcW w:type="dxa" w:w="1441"/>
-          </w:tcPr>
-          <w:p>
-            <w:r>
-              <w:rPr>
-                <w:sz w:val="20"/>
-              </w:rPr>
-              <w:t>SQLite入队</w:t>
-            </w:r>
-          </w:p>
-        </w:tc>
-        <w:tc>
-          <w:tcPr>
-            <w:tcW w:type="dxa" w:w="1441"/>
-          </w:tcPr>
-          <w:p>
-            <w:r>
-              <w:rPr>
-                <w:sz w:val="20"/>
-              </w:rPr>
-              <w:t>SQLite可用</w:t>
-            </w:r>
-          </w:p>
-        </w:tc>
-        <w:tc>
-          <w:tcPr>
-            <w:tcW w:type="dxa" w:w="1441"/>
-          </w:tcPr>
-          <w:p>
-            <w:r>
-              <w:rPr>
-                <w:sz w:val="20"/>
-              </w:rPr>
-              <w:t>agent.enqueue(record)</w:t>
-            </w:r>
-          </w:p>
-        </w:tc>
-        <w:tc>
-          <w:tcPr>
-            <w:tcW w:type="dxa" w:w="1441"/>
-          </w:tcPr>
-          <w:p>
-            <w:r>
-              <w:rPr>
-                <w:sz w:val="20"/>
-              </w:rPr>
-              <w:t>depth&gt;=1</w:t>
-            </w:r>
-          </w:p>
-        </w:tc>
-        <w:tc>
-          <w:tcPr>
-            <w:tcW w:type="dxa" w:w="1441"/>
-          </w:tcPr>
-          <w:p>
-            <w:r>
-              <w:rPr>
-                <w:sz w:val="20"/>
-              </w:rPr>
-              <w:t>通过</w:t>
-            </w:r>
-          </w:p>
-        </w:tc>
-      </w:tr>
-      <w:tr>
-        <w:tc>
-          <w:tcPr>
-            <w:tcW w:type="dxa" w:w="1441"/>
-          </w:tcPr>
-          <w:p>
-            <w:r>
-              <w:rPr>
-                <w:sz w:val="20"/>
-              </w:rPr>
-              <w:t>AUD-003</w:t>
-            </w:r>
-          </w:p>
-        </w:tc>
-        <w:tc>
-          <w:tcPr>
-            <w:tcW w:type="dxa" w:w="1441"/>
-          </w:tcPr>
-          <w:p>
-            <w:r>
-              <w:rPr>
-                <w:sz w:val="20"/>
-              </w:rPr>
-              <w:t>批量上报</w:t>
-            </w:r>
-          </w:p>
-        </w:tc>
-        <w:tc>
-          <w:tcPr>
-            <w:tcW w:type="dxa" w:w="1441"/>
-          </w:tcPr>
-          <w:p>
-            <w:r>
-              <w:rPr>
-                <w:sz w:val="20"/>
-              </w:rPr>
-              <w:t>Mock服务器运行</w:t>
-            </w:r>
-          </w:p>
-        </w:tc>
-        <w:tc>
-          <w:tcPr>
-            <w:tcW w:type="dxa" w:w="1441"/>
-          </w:tcPr>
-          <w:p>
-            <w:r>
-              <w:rPr>
-                <w:sz w:val="20"/>
-              </w:rPr>
-              <w:t>flush_now()</w:t>
-            </w:r>
-          </w:p>
-        </w:tc>
-        <w:tc>
-          <w:tcPr>
-            <w:tcW w:type="dxa" w:w="1441"/>
-          </w:tcPr>
-          <w:p>
-            <w:r>
-              <w:rPr>
-                <w:sz w:val="20"/>
-              </w:rPr>
-              <w:t>sent&gt;=1→本地清空</w:t>
-            </w:r>
-          </w:p>
-        </w:tc>
-        <w:tc>
-          <w:tcPr>
-            <w:tcW w:type="dxa" w:w="1441"/>
-          </w:tcPr>
-          <w:p>
-            <w:r>
-              <w:rPr>
-                <w:sz w:val="20"/>
-              </w:rPr>
-              <w:t>通过</w:t>
-            </w:r>
-          </w:p>
-        </w:tc>
-      </w:tr>
-      <w:tr>
-        <w:tc>
-          <w:tcPr>
-            <w:tcW w:type="dxa" w:w="1441"/>
-          </w:tcPr>
-          <w:p>
-            <w:r>
-              <w:rPr>
-                <w:sz w:val="20"/>
-              </w:rPr>
-              <w:t>AUD-004</w:t>
-            </w:r>
-          </w:p>
-        </w:tc>
-        <w:tc>
-          <w:tcPr>
-            <w:tcW w:type="dxa" w:w="1441"/>
-          </w:tcPr>
-          <w:p>
-            <w:r>
-              <w:rPr>
-                <w:sz w:val="20"/>
-              </w:rPr>
-              <w:t>500错误重试</w:t>
-            </w:r>
-          </w:p>
-        </w:tc>
-        <w:tc>
-          <w:tcPr>
-            <w:tcW w:type="dxa" w:w="1441"/>
-          </w:tcPr>
-          <w:p>
-            <w:r>
-              <w:rPr>
-                <w:sz w:val="20"/>
-              </w:rPr>
-              <w:t>服务器500</w:t>
-            </w:r>
-          </w:p>
-        </w:tc>
-        <w:tc>
-          <w:tcPr>
-            <w:tcW w:type="dxa" w:w="1441"/>
-          </w:tcPr>
-          <w:p>
-            <w:r>
-              <w:rPr>
-                <w:sz w:val="20"/>
-              </w:rPr>
-              <w:t>flush_now()</w:t>
-            </w:r>
-          </w:p>
-        </w:tc>
-        <w:tc>
-          <w:tcPr>
-            <w:tcW w:type="dxa" w:w="1441"/>
-          </w:tcPr>
-          <w:p>
-            <w:r>
-              <w:rPr>
-                <w:sz w:val="20"/>
-              </w:rPr>
-              <w:t>记录保留队列</w:t>
-            </w:r>
-          </w:p>
-        </w:tc>
-        <w:tc>
-          <w:tcPr>
-            <w:tcW w:type="dxa" w:w="1441"/>
-          </w:tcPr>
-          <w:p>
-            <w:r>
-              <w:rPr>
-                <w:sz w:val="20"/>
-              </w:rPr>
-              <w:t>通过</w:t>
-            </w:r>
-          </w:p>
-        </w:tc>
-      </w:tr>
-    </w:tbl>
-    <w:p>
-      <w:pPr>
-        <w:ind w:firstLine="420"/>
-      </w:pPr>
-      <w:r>
-        <w:rPr>
-          <w:sz w:val="24"/>
-        </w:rPr>
-      </w:r>
-    </w:p>
-    <w:p>
-      <w:pPr>
-        <w:spacing w:before="160" w:after="60"/>
-      </w:pPr>
-      <w:r>
-        <w:rPr>
-          <w:b/>
-          <w:sz w:val="24"/>
-        </w:rPr>
-        <w:t>接口测试</w:t>
-      </w:r>
-    </w:p>
-    <w:tbl>
-      <w:tblPr>
-        <w:tblStyle w:val="TableGrid"/>
-        <w:tblW w:type="auto" w:w="0"/>
-        <w:tblLook w:firstColumn="1" w:firstRow="1" w:lastColumn="0" w:lastRow="0" w:noHBand="0" w:noVBand="1" w:val="04A0"/>
-      </w:tblPr>
-      <w:tblGrid>
-        <w:gridCol w:w="1441"/>
-        <w:gridCol w:w="1441"/>
-        <w:gridCol w:w="1441"/>
-        <w:gridCol w:w="1441"/>
-        <w:gridCol w:w="1441"/>
-        <w:gridCol w:w="1441"/>
-      </w:tblGrid>
-      <w:tr>
-        <w:tc>
-          <w:tcPr>
-            <w:tcW w:type="dxa" w:w="1441"/>
-          </w:tcPr>
-          <w:p>
-            <w:r>
-              <w:rPr>
-                <w:b/>
-                <w:sz w:val="20"/>
-              </w:rPr>
-              <w:t>测试编号</w:t>
-            </w:r>
-          </w:p>
-        </w:tc>
-        <w:tc>
-          <w:tcPr>
-            <w:tcW w:type="dxa" w:w="1441"/>
-          </w:tcPr>
-          <w:p>
-            <w:r>
-              <w:rPr>
-                <w:b/>
-                <w:sz w:val="20"/>
-              </w:rPr>
-              <w:t>测试名称</w:t>
-            </w:r>
-          </w:p>
-        </w:tc>
-        <w:tc>
-          <w:tcPr>
-            <w:tcW w:type="dxa" w:w="1441"/>
-          </w:tcPr>
-          <w:p>
-            <w:r>
-              <w:rPr>
-                <w:b/>
-                <w:sz w:val="20"/>
-              </w:rPr>
-              <w:t>前置条件</w:t>
-            </w:r>
-          </w:p>
-        </w:tc>
-        <w:tc>
-          <w:tcPr>
-            <w:tcW w:type="dxa" w:w="1441"/>
-          </w:tcPr>
-          <w:p>
-            <w:r>
-              <w:rPr>
-                <w:b/>
-                <w:sz w:val="20"/>
-              </w:rPr>
-              <w:t>测试步骤</w:t>
-            </w:r>
-          </w:p>
-        </w:tc>
-        <w:tc>
-          <w:tcPr>
-            <w:tcW w:type="dxa" w:w="1441"/>
-          </w:tcPr>
-          <w:p>
-            <w:r>
-              <w:rPr>
-                <w:b/>
-                <w:sz w:val="20"/>
-              </w:rPr>
-              <w:t>预期结果</w:t>
-            </w:r>
-          </w:p>
-        </w:tc>
-        <w:tc>
-          <w:tcPr>
-            <w:tcW w:type="dxa" w:w="1441"/>
-          </w:tcPr>
-          <w:p>
-            <w:r>
-              <w:rPr>
-                <w:b/>
-                <w:sz w:val="20"/>
-              </w:rPr>
-              <w:t>实际结果</w:t>
-            </w:r>
-          </w:p>
-        </w:tc>
-      </w:tr>
-      <w:tr>
-        <w:tc>
-          <w:tcPr>
-            <w:tcW w:type="dxa" w:w="1441"/>
-          </w:tcPr>
-          <w:p>
-            <w:r>
-              <w:rPr>
-                <w:sz w:val="20"/>
-              </w:rPr>
-              <w:t>AUD-101</w:t>
-            </w:r>
-          </w:p>
-        </w:tc>
-        <w:tc>
-          <w:tcPr>
-            <w:tcW w:type="dxa" w:w="1441"/>
-          </w:tcPr>
-          <w:p>
-            <w:r>
-              <w:rPr>
-                <w:sz w:val="20"/>
-              </w:rPr>
-              <w:t>审计数据回路</w:t>
-            </w:r>
-          </w:p>
-        </w:tc>
-        <w:tc>
-          <w:tcPr>
-            <w:tcW w:type="dxa" w:w="1441"/>
-          </w:tcPr>
-          <w:p>
-            <w:r>
-              <w:rPr>
-                <w:sz w:val="20"/>
-              </w:rPr>
-              <w:t>A端运行</w:t>
-            </w:r>
-          </w:p>
-        </w:tc>
-        <w:tc>
-          <w:tcPr>
-            <w:tcW w:type="dxa" w:w="1441"/>
-          </w:tcPr>
-          <w:p>
-            <w:r>
-              <w:rPr>
-                <w:sz w:val="20"/>
-              </w:rPr>
-              <w:t>POST /audit/report→GET /admin/stats确认入库</w:t>
-            </w:r>
-          </w:p>
-        </w:tc>
-        <w:tc>
-          <w:tcPr>
-            <w:tcW w:type="dxa" w:w="1441"/>
-          </w:tcPr>
-          <w:p>
-            <w:r>
-              <w:rPr>
-                <w:sz w:val="20"/>
-              </w:rPr>
-              <w:t>received&gt;=1,volume增长</w:t>
-            </w:r>
-          </w:p>
-        </w:tc>
-        <w:tc>
-          <w:tcPr>
-            <w:tcW w:type="dxa" w:w="1441"/>
-          </w:tcPr>
-          <w:p>
-            <w:r>
-              <w:rPr>
-                <w:sz w:val="20"/>
-              </w:rPr>
-              <w:t>通过</w:t>
-            </w:r>
-          </w:p>
-        </w:tc>
-      </w:tr>
-      <w:tr>
-        <w:tc>
-          <w:tcPr>
-            <w:tcW w:type="dxa" w:w="1441"/>
-          </w:tcPr>
-          <w:p>
-            <w:r>
-              <w:rPr>
-                <w:sz w:val="20"/>
-              </w:rPr>
-              <w:t>AUD-102</w:t>
-            </w:r>
-          </w:p>
-        </w:tc>
-        <w:tc>
-          <w:tcPr>
-            <w:tcW w:type="dxa" w:w="1441"/>
-          </w:tcPr>
-          <w:p>
-            <w:r>
-              <w:rPr>
-                <w:sz w:val="20"/>
-              </w:rPr>
-              <w:t>单独反馈</w:t>
-            </w:r>
-          </w:p>
-        </w:tc>
-        <w:tc>
-          <w:tcPr>
-            <w:tcW w:type="dxa" w:w="1441"/>
-          </w:tcPr>
-          <w:p>
-            <w:r>
-              <w:rPr>
-                <w:sz w:val="20"/>
-              </w:rPr>
-              <w:t>A端运行</w:t>
-            </w:r>
-          </w:p>
-        </w:tc>
-        <w:tc>
-          <w:tcPr>
-            <w:tcW w:type="dxa" w:w="1441"/>
-          </w:tcPr>
-          <w:p>
-            <w:r>
-              <w:rPr>
-                <w:sz w:val="20"/>
-              </w:rPr>
-              <w:t>POST /audit/feedback</w:t>
-            </w:r>
-          </w:p>
-        </w:tc>
-        <w:tc>
-          <w:tcPr>
-            <w:tcW w:type="dxa" w:w="1441"/>
-          </w:tcPr>
-          <w:p>
-            <w:r>
-              <w:rPr>
-                <w:sz w:val="20"/>
-              </w:rPr>
-              <w:t>received=true</w:t>
-            </w:r>
-          </w:p>
-        </w:tc>
-        <w:tc>
-          <w:tcPr>
-            <w:tcW w:type="dxa" w:w="1441"/>
-          </w:tcPr>
-          <w:p>
-            <w:r>
-              <w:rPr>
-                <w:sz w:val="20"/>
-              </w:rPr>
-              <w:t>通过</w:t>
-            </w:r>
-          </w:p>
-        </w:tc>
-      </w:tr>
-    </w:tbl>
-    <w:p>
-      <w:pPr>
-        <w:ind w:firstLine="420"/>
-      </w:pPr>
-      <w:r>
-        <w:rPr>
-          <w:sz w:val="24"/>
-        </w:rPr>
-      </w:r>
-    </w:p>
-    <w:p>
-      <w:pPr>
-        <w:spacing w:before="200" w:after="80"/>
-      </w:pPr>
-      <w:r>
-        <w:rPr>
-          <w:b/>
-          <w:sz w:val="26"/>
-        </w:rPr>
-        <w:t>2.5.4 C-配置轮询模块</w:t>
-      </w:r>
-    </w:p>
-    <w:p>
-      <w:pPr>
-        <w:spacing w:before="160" w:after="60"/>
-      </w:pPr>
-      <w:r>
-        <w:rPr>
-          <w:b/>
-          <w:sz w:val="24"/>
-        </w:rPr>
-        <w:t>功能测试</w:t>
-      </w:r>
-    </w:p>
-    <w:tbl>
-      <w:tblPr>
-        <w:tblStyle w:val="TableGrid"/>
-        <w:tblW w:type="auto" w:w="0"/>
-        <w:tblLook w:firstColumn="1" w:firstRow="1" w:lastColumn="0" w:lastRow="0" w:noHBand="0" w:noVBand="1" w:val="04A0"/>
-      </w:tblPr>
-      <w:tblGrid>
-        <w:gridCol w:w="1441"/>
-        <w:gridCol w:w="1441"/>
-        <w:gridCol w:w="1441"/>
-        <w:gridCol w:w="1441"/>
-        <w:gridCol w:w="1441"/>
-        <w:gridCol w:w="1441"/>
-      </w:tblGrid>
-      <w:tr>
-        <w:tc>
-          <w:tcPr>
-            <w:tcW w:type="dxa" w:w="1441"/>
-          </w:tcPr>
-          <w:p>
-            <w:r>
-              <w:rPr>
-                <w:b/>
-                <w:sz w:val="20"/>
-              </w:rPr>
-              <w:t>测试编号</w:t>
-            </w:r>
-          </w:p>
-        </w:tc>
-        <w:tc>
-          <w:tcPr>
-            <w:tcW w:type="dxa" w:w="1441"/>
-          </w:tcPr>
-          <w:p>
-            <w:r>
-              <w:rPr>
-                <w:b/>
-                <w:sz w:val="20"/>
-              </w:rPr>
-              <w:t>测试名称</w:t>
-            </w:r>
-          </w:p>
-        </w:tc>
-        <w:tc>
-          <w:tcPr>
-            <w:tcW w:type="dxa" w:w="1441"/>
-          </w:tcPr>
-          <w:p>
-            <w:r>
-              <w:rPr>
-                <w:b/>
-                <w:sz w:val="20"/>
-              </w:rPr>
-              <w:t>前置条件</w:t>
-            </w:r>
-          </w:p>
-        </w:tc>
-        <w:tc>
-          <w:tcPr>
-            <w:tcW w:type="dxa" w:w="1441"/>
-          </w:tcPr>
-          <w:p>
-            <w:r>
-              <w:rPr>
-                <w:b/>
-                <w:sz w:val="20"/>
-              </w:rPr>
-              <w:t>测试步骤</w:t>
-            </w:r>
-          </w:p>
-        </w:tc>
-        <w:tc>
-          <w:tcPr>
-            <w:tcW w:type="dxa" w:w="1441"/>
-          </w:tcPr>
-          <w:p>
-            <w:r>
-              <w:rPr>
-                <w:b/>
-                <w:sz w:val="20"/>
-              </w:rPr>
-              <w:t>预期结果</w:t>
-            </w:r>
-          </w:p>
-        </w:tc>
-        <w:tc>
-          <w:tcPr>
-            <w:tcW w:type="dxa" w:w="1441"/>
-          </w:tcPr>
-          <w:p>
-            <w:r>
-              <w:rPr>
-                <w:b/>
-                <w:sz w:val="20"/>
-              </w:rPr>
-              <w:t>实际结果</w:t>
-            </w:r>
-          </w:p>
-        </w:tc>
-      </w:tr>
-      <w:tr>
-        <w:tc>
-          <w:tcPr>
-            <w:tcW w:type="dxa" w:w="1441"/>
-          </w:tcPr>
-          <w:p>
-            <w:r>
-              <w:rPr>
-                <w:sz w:val="20"/>
-              </w:rPr>
-              <w:t>CFG-001</w:t>
-            </w:r>
-          </w:p>
-        </w:tc>
-        <w:tc>
-          <w:tcPr>
-            <w:tcW w:type="dxa" w:w="1441"/>
-          </w:tcPr>
-          <w:p>
-            <w:r>
-              <w:rPr>
-                <w:sz w:val="20"/>
-              </w:rPr>
-              <w:t>间隔保护</w:t>
-            </w:r>
-          </w:p>
-        </w:tc>
-        <w:tc>
-          <w:tcPr>
-            <w:tcW w:type="dxa" w:w="1441"/>
-          </w:tcPr>
-          <w:p>
-            <w:r>
-              <w:rPr>
-                <w:sz w:val="20"/>
-              </w:rPr>
-              <w:t>轮询器已创建</w:t>
-            </w:r>
-          </w:p>
-        </w:tc>
-        <w:tc>
-          <w:tcPr>
-            <w:tcW w:type="dxa" w:w="1441"/>
-          </w:tcPr>
-          <w:p>
-            <w:r>
-              <w:rPr>
-                <w:sz w:val="20"/>
-              </w:rPr>
-              <w:t>3→5,2000→1440</w:t>
-            </w:r>
-          </w:p>
-        </w:tc>
-        <w:tc>
-          <w:tcPr>
-            <w:tcW w:type="dxa" w:w="1441"/>
-          </w:tcPr>
-          <w:p>
-            <w:r>
-              <w:rPr>
-                <w:sz w:val="20"/>
-              </w:rPr>
-              <w:t>上下限生效</w:t>
-            </w:r>
-          </w:p>
-        </w:tc>
-        <w:tc>
-          <w:tcPr>
-            <w:tcW w:type="dxa" w:w="1441"/>
-          </w:tcPr>
-          <w:p>
-            <w:r>
-              <w:rPr>
-                <w:sz w:val="20"/>
-              </w:rPr>
-              <w:t>通过</w:t>
-            </w:r>
-          </w:p>
-        </w:tc>
-      </w:tr>
-      <w:tr>
-        <w:tc>
-          <w:tcPr>
-            <w:tcW w:type="dxa" w:w="1441"/>
-          </w:tcPr>
-          <w:p>
-            <w:r>
-              <w:rPr>
-                <w:sz w:val="20"/>
-              </w:rPr>
-              <w:t>CFG-002</w:t>
-            </w:r>
-          </w:p>
-        </w:tc>
-        <w:tc>
-          <w:tcPr>
-            <w:tcW w:type="dxa" w:w="1441"/>
-          </w:tcPr>
-          <w:p>
-            <w:r>
-              <w:rPr>
-                <w:sz w:val="20"/>
-              </w:rPr>
-              <w:t>离线降级</w:t>
-            </w:r>
-          </w:p>
-        </w:tc>
-        <w:tc>
-          <w:tcPr>
-            <w:tcW w:type="dxa" w:w="1441"/>
-          </w:tcPr>
-          <w:p>
-            <w:r>
-              <w:rPr>
-                <w:sz w:val="20"/>
-              </w:rPr>
-              <w:t>A端未运行</w:t>
-            </w:r>
-          </w:p>
-        </w:tc>
-        <w:tc>
-          <w:tcPr>
-            <w:tcW w:type="dxa" w:w="1441"/>
-          </w:tcPr>
-          <w:p>
-            <w:r>
-              <w:rPr>
-                <w:sz w:val="20"/>
-              </w:rPr>
-              <w:t>poll_now()</w:t>
-            </w:r>
-          </w:p>
-        </w:tc>
-        <w:tc>
-          <w:tcPr>
-            <w:tcW w:type="dxa" w:w="1441"/>
-          </w:tcPr>
-          <w:p>
-            <w:r>
-              <w:rPr>
-                <w:sz w:val="20"/>
-              </w:rPr>
-              <w:t>返回None不崩溃</w:t>
-            </w:r>
-          </w:p>
-        </w:tc>
-        <w:tc>
-          <w:tcPr>
-            <w:tcW w:type="dxa" w:w="1441"/>
-          </w:tcPr>
-          <w:p>
-            <w:r>
-              <w:rPr>
-                <w:sz w:val="20"/>
-              </w:rPr>
-              <w:t>通过</w:t>
-            </w:r>
-          </w:p>
-        </w:tc>
-      </w:tr>
-      <w:tr>
-        <w:tc>
-          <w:tcPr>
-            <w:tcW w:type="dxa" w:w="1441"/>
-          </w:tcPr>
-          <w:p>
-            <w:r>
-              <w:rPr>
-                <w:sz w:val="20"/>
-              </w:rPr>
-              <w:t>CFG-003</w:t>
-            </w:r>
-          </w:p>
-        </w:tc>
-        <w:tc>
-          <w:tcPr>
-            <w:tcW w:type="dxa" w:w="1441"/>
-          </w:tcPr>
-          <w:p>
-            <w:r>
-              <w:rPr>
-                <w:sz w:val="20"/>
-              </w:rPr>
-              <w:t>配置回路</w:t>
-            </w:r>
-          </w:p>
-        </w:tc>
-        <w:tc>
-          <w:tcPr>
-            <w:tcW w:type="dxa" w:w="1441"/>
-          </w:tcPr>
-          <w:p>
-            <w:r>
-              <w:rPr>
-                <w:sz w:val="20"/>
-              </w:rPr>
-              <w:t>A端运行</w:t>
-            </w:r>
-          </w:p>
-        </w:tc>
-        <w:tc>
-          <w:tcPr>
-            <w:tcW w:type="dxa" w:w="1441"/>
-          </w:tcPr>
-          <w:p>
-            <w:r>
-              <w:rPr>
-                <w:sz w:val="20"/>
-              </w:rPr>
-              <w:t>POST deploy→GET pull</w:t>
-            </w:r>
-          </w:p>
-        </w:tc>
-        <w:tc>
-          <w:tcPr>
-            <w:tcW w:type="dxa" w:w="1441"/>
-          </w:tcPr>
-          <w:p>
-            <w:r>
-              <w:rPr>
-                <w:sz w:val="20"/>
-              </w:rPr>
-              <w:t>写入值=pull值</w:t>
-            </w:r>
-          </w:p>
-        </w:tc>
-        <w:tc>
-          <w:tcPr>
-            <w:tcW w:type="dxa" w:w="1441"/>
-          </w:tcPr>
-          <w:p>
-            <w:r>
-              <w:rPr>
-                <w:sz w:val="20"/>
-              </w:rPr>
-              <w:t>通过</w:t>
-            </w:r>
-          </w:p>
-        </w:tc>
-      </w:tr>
-    </w:tbl>
-    <w:p>
-      <w:pPr>
-        <w:ind w:firstLine="420"/>
-      </w:pPr>
-      <w:r>
-        <w:rPr>
-          <w:sz w:val="24"/>
-        </w:rPr>
-      </w:r>
-    </w:p>
-    <w:p>
-      <w:pPr>
-        <w:spacing w:before="200" w:after="80"/>
-      </w:pPr>
-      <w:r>
-        <w:rPr>
-          <w:b/>
-          <w:sz w:val="26"/>
-        </w:rPr>
-        <w:t>2.5.5 C-BC集成模块</w:t>
-      </w:r>
-    </w:p>
-    <w:p>
-      <w:pPr>
-        <w:spacing w:before="160" w:after="60"/>
-      </w:pPr>
-      <w:r>
-        <w:rPr>
-          <w:b/>
-          <w:sz w:val="24"/>
-        </w:rPr>
-        <w:t>功能测试</w:t>
-      </w:r>
-    </w:p>
-    <w:tbl>
-      <w:tblPr>
-        <w:tblStyle w:val="TableGrid"/>
-        <w:tblW w:type="auto" w:w="0"/>
-        <w:tblLook w:firstColumn="1" w:firstRow="1" w:lastColumn="0" w:lastRow="0" w:noHBand="0" w:noVBand="1" w:val="04A0"/>
-      </w:tblPr>
-      <w:tblGrid>
-        <w:gridCol w:w="1441"/>
-        <w:gridCol w:w="1441"/>
-        <w:gridCol w:w="1441"/>
-        <w:gridCol w:w="1441"/>
-        <w:gridCol w:w="1441"/>
-        <w:gridCol w:w="1441"/>
-      </w:tblGrid>
-      <w:tr>
-        <w:tc>
-          <w:tcPr>
-            <w:tcW w:type="dxa" w:w="1441"/>
-          </w:tcPr>
-          <w:p>
-            <w:r>
-              <w:rPr>
-                <w:b/>
-                <w:sz w:val="20"/>
-              </w:rPr>
-              <w:t>测试编号</w:t>
-            </w:r>
-          </w:p>
-        </w:tc>
-        <w:tc>
-          <w:tcPr>
-            <w:tcW w:type="dxa" w:w="1441"/>
-          </w:tcPr>
-          <w:p>
-            <w:r>
-              <w:rPr>
-                <w:b/>
-                <w:sz w:val="20"/>
-              </w:rPr>
-              <w:t>测试名称</w:t>
-            </w:r>
-          </w:p>
-        </w:tc>
-        <w:tc>
-          <w:tcPr>
-            <w:tcW w:type="dxa" w:w="1441"/>
-          </w:tcPr>
-          <w:p>
-            <w:r>
-              <w:rPr>
-                <w:b/>
-                <w:sz w:val="20"/>
-              </w:rPr>
-              <w:t>前置条件</w:t>
-            </w:r>
-          </w:p>
-        </w:tc>
-        <w:tc>
-          <w:tcPr>
-            <w:tcW w:type="dxa" w:w="1441"/>
-          </w:tcPr>
-          <w:p>
-            <w:r>
-              <w:rPr>
-                <w:b/>
-                <w:sz w:val="20"/>
-              </w:rPr>
-              <w:t>测试步骤</w:t>
-            </w:r>
-          </w:p>
-        </w:tc>
-        <w:tc>
-          <w:tcPr>
-            <w:tcW w:type="dxa" w:w="1441"/>
-          </w:tcPr>
-          <w:p>
-            <w:r>
-              <w:rPr>
-                <w:b/>
-                <w:sz w:val="20"/>
-              </w:rPr>
-              <w:t>预期结果</w:t>
-            </w:r>
-          </w:p>
-        </w:tc>
-        <w:tc>
-          <w:tcPr>
-            <w:tcW w:type="dxa" w:w="1441"/>
-          </w:tcPr>
-          <w:p>
-            <w:r>
-              <w:rPr>
-                <w:b/>
-                <w:sz w:val="20"/>
-              </w:rPr>
-              <w:t>实际结果</w:t>
-            </w:r>
-          </w:p>
-        </w:tc>
-      </w:tr>
-      <w:tr>
-        <w:tc>
-          <w:tcPr>
-            <w:tcW w:type="dxa" w:w="1441"/>
-          </w:tcPr>
-          <w:p>
-            <w:r>
-              <w:rPr>
-                <w:sz w:val="20"/>
-              </w:rPr>
-              <w:t>BC-001</w:t>
-            </w:r>
-          </w:p>
-        </w:tc>
-        <w:tc>
-          <w:tcPr>
-            <w:tcW w:type="dxa" w:w="1441"/>
-          </w:tcPr>
-          <w:p>
-            <w:r>
-              <w:rPr>
-                <w:sz w:val="20"/>
-              </w:rPr>
-              <w:t>10信号总线</w:t>
-            </w:r>
-          </w:p>
-        </w:tc>
-        <w:tc>
-          <w:tcPr>
-            <w:tcW w:type="dxa" w:w="1441"/>
-          </w:tcPr>
-          <w:p>
-            <w:r>
-              <w:rPr>
-                <w:sz w:val="20"/>
-              </w:rPr>
-              <w:t>PyQt5可用</w:t>
-            </w:r>
-          </w:p>
-        </w:tc>
-        <w:tc>
-          <w:tcPr>
-            <w:tcW w:type="dxa" w:w="1441"/>
-          </w:tcPr>
-          <w:p>
-            <w:r>
-              <w:rPr>
-                <w:sz w:val="20"/>
-              </w:rPr>
-              <w:t>BCIntegrationSignals()</w:t>
-            </w:r>
-          </w:p>
-        </w:tc>
-        <w:tc>
-          <w:tcPr>
-            <w:tcW w:type="dxa" w:w="1441"/>
-          </w:tcPr>
-          <w:p>
-            <w:r>
-              <w:rPr>
-                <w:sz w:val="20"/>
-              </w:rPr>
-              <w:t>全部存在</w:t>
-            </w:r>
-          </w:p>
-        </w:tc>
-        <w:tc>
-          <w:tcPr>
-            <w:tcW w:type="dxa" w:w="1441"/>
-          </w:tcPr>
-          <w:p>
-            <w:r>
-              <w:rPr>
-                <w:sz w:val="20"/>
-              </w:rPr>
-              <w:t>通过</w:t>
-            </w:r>
-          </w:p>
-        </w:tc>
-      </w:tr>
-      <w:tr>
-        <w:tc>
-          <w:tcPr>
-            <w:tcW w:type="dxa" w:w="1441"/>
-          </w:tcPr>
-          <w:p>
-            <w:r>
-              <w:rPr>
-                <w:sz w:val="20"/>
-              </w:rPr>
-              <w:t>BC-002</w:t>
-            </w:r>
-          </w:p>
-        </w:tc>
-        <w:tc>
-          <w:tcPr>
-            <w:tcW w:type="dxa" w:w="1441"/>
-          </w:tcPr>
-          <w:p>
-            <w:r>
-              <w:rPr>
-                <w:sz w:val="20"/>
-              </w:rPr>
-              <w:t>AuditBuilder</w:t>
-            </w:r>
-          </w:p>
-        </w:tc>
-        <w:tc>
-          <w:tcPr>
-            <w:tcW w:type="dxa" w:w="1441"/>
-          </w:tcPr>
-          <w:p>
-            <w:r>
-              <w:rPr>
-                <w:sz w:val="20"/>
-              </w:rPr>
-              <w:t>无</w:t>
-            </w:r>
-          </w:p>
-        </w:tc>
-        <w:tc>
-          <w:tcPr>
-            <w:tcW w:type="dxa" w:w="1441"/>
-          </w:tcPr>
-          <w:p>
-            <w:r>
-              <w:rPr>
-                <w:sz w:val="20"/>
-              </w:rPr>
-              <w:t>AuditRecordBuilder.build()</w:t>
-            </w:r>
-          </w:p>
-        </w:tc>
-        <w:tc>
-          <w:tcPr>
-            <w:tcW w:type="dxa" w:w="1441"/>
-          </w:tcPr>
-          <w:p>
-            <w:r>
-              <w:rPr>
-                <w:sz w:val="20"/>
-              </w:rPr>
-              <w:t>11字段完整</w:t>
-            </w:r>
-          </w:p>
-        </w:tc>
-        <w:tc>
-          <w:tcPr>
-            <w:tcW w:type="dxa" w:w="1441"/>
-          </w:tcPr>
-          <w:p>
-            <w:r>
-              <w:rPr>
-                <w:sz w:val="20"/>
-              </w:rPr>
-              <w:t>通过</w:t>
-            </w:r>
-          </w:p>
-        </w:tc>
-      </w:tr>
-      <w:tr>
-        <w:tc>
-          <w:tcPr>
-            <w:tcW w:type="dxa" w:w="1441"/>
-          </w:tcPr>
-          <w:p>
-            <w:r>
-              <w:rPr>
-                <w:sz w:val="20"/>
-              </w:rPr>
-              <w:t>BC-003</w:t>
-            </w:r>
-          </w:p>
-        </w:tc>
-        <w:tc>
-          <w:tcPr>
-            <w:tcW w:type="dxa" w:w="1441"/>
-          </w:tcPr>
-          <w:p>
-            <w:r>
-              <w:rPr>
-                <w:sz w:val="20"/>
-              </w:rPr>
-              <w:t>Controller</w:t>
-            </w:r>
-          </w:p>
-        </w:tc>
-        <w:tc>
-          <w:tcPr>
-            <w:tcW w:type="dxa" w:w="1441"/>
-          </w:tcPr>
-          <w:p>
-            <w:r>
-              <w:rPr>
-                <w:sz w:val="20"/>
-              </w:rPr>
-              <w:t>依赖已安装</w:t>
-            </w:r>
-          </w:p>
-        </w:tc>
-        <w:tc>
-          <w:tcPr>
-            <w:tcW w:type="dxa" w:w="1441"/>
-          </w:tcPr>
-          <w:p>
-            <w:r>
-              <w:rPr>
-                <w:sz w:val="20"/>
-              </w:rPr>
-              <w:t>start()+bind_to()</w:t>
-            </w:r>
-          </w:p>
-        </w:tc>
-        <w:tc>
-          <w:tcPr>
-            <w:tcW w:type="dxa" w:w="1441"/>
-          </w:tcPr>
-          <w:p>
-            <w:r>
-              <w:rPr>
-                <w:sz w:val="20"/>
-              </w:rPr>
-              <w:t>_wired=True</w:t>
-            </w:r>
-          </w:p>
-        </w:tc>
-        <w:tc>
-          <w:tcPr>
-            <w:tcW w:type="dxa" w:w="1441"/>
-          </w:tcPr>
-          <w:p>
-            <w:r>
-              <w:rPr>
-                <w:sz w:val="20"/>
-              </w:rPr>
-              <w:t>通过</w:t>
-            </w:r>
-          </w:p>
-        </w:tc>
-      </w:tr>
-      <w:tr>
-        <w:tc>
-          <w:tcPr>
-            <w:tcW w:type="dxa" w:w="1441"/>
-          </w:tcPr>
-          <w:p>
-            <w:r>
-              <w:rPr>
-                <w:sz w:val="20"/>
-              </w:rPr>
-              <w:t>BC-004</w:t>
-            </w:r>
-          </w:p>
-        </w:tc>
-        <w:tc>
-          <w:tcPr>
-            <w:tcW w:type="dxa" w:w="1441"/>
-          </w:tcPr>
-          <w:p>
-            <w:r>
-              <w:rPr>
-                <w:sz w:val="20"/>
-              </w:rPr>
-              <w:t>health_check</w:t>
-            </w:r>
-          </w:p>
-        </w:tc>
-        <w:tc>
-          <w:tcPr>
-            <w:tcW w:type="dxa" w:w="1441"/>
-          </w:tcPr>
-          <w:p>
-            <w:r>
-              <w:rPr>
-                <w:sz w:val="20"/>
-              </w:rPr>
-              <w:t>已绑定</w:t>
-            </w:r>
-          </w:p>
-        </w:tc>
-        <w:tc>
-          <w:tcPr>
-            <w:tcW w:type="dxa" w:w="1441"/>
-          </w:tcPr>
-          <w:p>
-            <w:r>
-              <w:rPr>
-                <w:sz w:val="20"/>
-              </w:rPr>
-              <w:t>ctrl.health_check()</w:t>
-            </w:r>
-          </w:p>
-        </w:tc>
-        <w:tc>
-          <w:tcPr>
-            <w:tcW w:type="dxa" w:w="1441"/>
-          </w:tcPr>
-          <w:p>
-            <w:r>
-              <w:rPr>
-                <w:sz w:val="20"/>
-              </w:rPr>
-              <w:t>7字段完整</w:t>
-            </w:r>
-          </w:p>
-        </w:tc>
-        <w:tc>
-          <w:tcPr>
-            <w:tcW w:type="dxa" w:w="1441"/>
-          </w:tcPr>
-          <w:p>
-            <w:r>
-              <w:rPr>
-                <w:sz w:val="20"/>
-              </w:rPr>
-              <w:t>通过</w:t>
-            </w:r>
-          </w:p>
-        </w:tc>
-      </w:tr>
-    </w:tbl>
-    <w:p>
-      <w:pPr>
-        <w:ind w:firstLine="420"/>
-      </w:pPr>
-      <w:r>
-        <w:rPr>
-          <w:sz w:val="24"/>
-        </w:rPr>
-      </w:r>
-    </w:p>
-    <w:p>
-      <w:pPr>
-        <w:spacing w:before="200" w:after="80"/>
-      </w:pPr>
-      <w:r>
-        <w:rPr>
-          <w:b/>
-          <w:sz w:val="26"/>
-        </w:rPr>
-        <w:t>2.5.6 C-Web管理面板 (7页)</w:t>
+        <w:t>2.5.8 C端 — Web管理面板 (7页)</w:t>
       </w:r>
     </w:p>
     <w:p>
@@ -3374,7 +5484,7 @@
               <w:rPr>
                 <w:sz w:val="20"/>
               </w:rPr>
-              <w:t>WEB-001</w:t>
+              <w:t>C-WEB-001</w:t>
             </w:r>
           </w:p>
         </w:tc>
@@ -3400,33 +5510,33 @@
               <w:rPr>
                 <w:sz w:val="20"/>
               </w:rPr>
-              <w:t>npm已安装</w:t>
-            </w:r>
-          </w:p>
-        </w:tc>
-        <w:tc>
-          <w:tcPr>
-            <w:tcW w:type="dxa" w:w="1441"/>
-          </w:tcPr>
-          <w:p>
-            <w:r>
-              <w:rPr>
-                <w:sz w:val="20"/>
-              </w:rPr>
-              <w:t>npm run dev→/login</w:t>
-            </w:r>
-          </w:p>
-        </w:tc>
-        <w:tc>
-          <w:tcPr>
-            <w:tcW w:type="dxa" w:w="1441"/>
-          </w:tcPr>
-          <w:p>
-            <w:r>
-              <w:rPr>
-                <w:sz w:val="20"/>
-              </w:rPr>
-              <w:t>居中卡片+认证API</w:t>
+              <w:t>A端运行,npm run dev</w:t>
+            </w:r>
+          </w:p>
+        </w:tc>
+        <w:tc>
+          <w:tcPr>
+            <w:tcW w:type="dxa" w:w="1441"/>
+          </w:tcPr>
+          <w:p>
+            <w:r>
+              <w:rPr>
+                <w:sz w:val="20"/>
+              </w:rPr>
+              <w:t>浏览器/login→输入密码→登录</w:t>
+            </w:r>
+          </w:p>
+        </w:tc>
+        <w:tc>
+          <w:tcPr>
+            <w:tcW w:type="dxa" w:w="1441"/>
+          </w:tcPr>
+          <w:p>
+            <w:r>
+              <w:rPr>
+                <w:sz w:val="20"/>
+              </w:rPr>
+              <w:t>JWT签发+跳转Dashboard</w:t>
             </w:r>
           </w:p>
         </w:tc>
@@ -3454,7 +5564,7 @@
               <w:rPr>
                 <w:sz w:val="20"/>
               </w:rPr>
-              <w:t>WEB-002</w:t>
+              <w:t>C-WEB-002</w:t>
             </w:r>
           </w:p>
         </w:tc>
@@ -3506,7 +5616,7 @@
               <w:rPr>
                 <w:sz w:val="20"/>
               </w:rPr>
-              <w:t>5KPI+4图表</w:t>
+              <w:t>5KPI卡片+4ECharts图表渲染</w:t>
             </w:r>
           </w:p>
         </w:tc>
@@ -3534,7 +5644,7 @@
               <w:rPr>
                 <w:sz w:val="20"/>
               </w:rPr>
-              <w:t>WEB-003</w:t>
+              <w:t>C-WEB-003</w:t>
             </w:r>
           </w:p>
         </w:tc>
@@ -3573,20 +5683,20 @@
               <w:rPr>
                 <w:sz w:val="20"/>
               </w:rPr>
-              <w:t>点击行→详情面板</w:t>
-            </w:r>
-          </w:p>
-        </w:tc>
-        <w:tc>
-          <w:tcPr>
-            <w:tcW w:type="dxa" w:w="1441"/>
-          </w:tcPr>
-          <w:p>
-            <w:r>
-              <w:rPr>
-                <w:sz w:val="20"/>
-              </w:rPr>
-              <w:t>el-drawer+LLM快照</w:t>
+              <w:t>点击柱状图→列表筛选→点击行</w:t>
+            </w:r>
+          </w:p>
+        </w:tc>
+        <w:tc>
+          <w:tcPr>
+            <w:tcW w:type="dxa" w:w="1441"/>
+          </w:tcPr>
+          <w:p>
+            <w:r>
+              <w:rPr>
+                <w:sz w:val="20"/>
+              </w:rPr>
+              <w:t>详情滑出面板含LLM快照</w:t>
             </w:r>
           </w:p>
         </w:tc>
@@ -3614,7 +5724,7 @@
               <w:rPr>
                 <w:sz w:val="20"/>
               </w:rPr>
-              <w:t>WEB-004</w:t>
+              <w:t>C-WEB-004</w:t>
             </w:r>
           </w:p>
         </w:tc>
@@ -3666,7 +5776,7 @@
               <w:rPr>
                 <w:sz w:val="20"/>
               </w:rPr>
-              <w:t>桑基图+QPS+版本</w:t>
+              <w:t>桑基图+QPS双轴+版本饼图</w:t>
             </w:r>
           </w:p>
         </w:tc>
@@ -3694,7 +5804,7 @@
               <w:rPr>
                 <w:sz w:val="20"/>
               </w:rPr>
-              <w:t>WEB-005</w:t>
+              <w:t>C-WEB-005</w:t>
             </w:r>
           </w:p>
         </w:tc>
@@ -3733,20 +5843,20 @@
               <w:rPr>
                 <w:sz w:val="20"/>
               </w:rPr>
-              <w:t>修改值→热部署</w:t>
-            </w:r>
-          </w:p>
-        </w:tc>
-        <w:tc>
-          <w:tcPr>
-            <w:tcW w:type="dxa" w:w="1441"/>
-          </w:tcPr>
-          <w:p>
-            <w:r>
-              <w:rPr>
-                <w:sz w:val="20"/>
-              </w:rPr>
-              <w:t>deployed=true</w:t>
+              <w:t>修改参数→热部署确认</w:t>
+            </w:r>
+          </w:p>
+        </w:tc>
+        <w:tc>
+          <w:tcPr>
+            <w:tcW w:type="dxa" w:w="1441"/>
+          </w:tcPr>
+          <w:p>
+            <w:r>
+              <w:rPr>
+                <w:sz w:val="20"/>
+              </w:rPr>
+              <w:t>POST→deployed=true</w:t>
             </w:r>
           </w:p>
         </w:tc>
@@ -3774,7 +5884,7 @@
               <w:rPr>
                 <w:sz w:val="20"/>
               </w:rPr>
-              <w:t>WEB-006</w:t>
+              <w:t>C-WEB-006</w:t>
             </w:r>
           </w:p>
         </w:tc>
@@ -3813,20 +5923,20 @@
               <w:rPr>
                 <w:sz w:val="20"/>
               </w:rPr>
-              <w:t>CSV导出+告警已读</w:t>
-            </w:r>
-          </w:p>
-        </w:tc>
-        <w:tc>
-          <w:tcPr>
-            <w:tcW w:type="dxa" w:w="1441"/>
-          </w:tcPr>
-          <w:p>
-            <w:r>
-              <w:rPr>
-                <w:sz w:val="20"/>
-              </w:rPr>
-              <w:t>文件下载+状态更新</w:t>
+              <w:t>全部已读+CSV导出</w:t>
+            </w:r>
+          </w:p>
+        </w:tc>
+        <w:tc>
+          <w:tcPr>
+            <w:tcW w:type="dxa" w:w="1441"/>
+          </w:tcPr>
+          <w:p>
+            <w:r>
+              <w:rPr>
+                <w:sz w:val="20"/>
+              </w:rPr>
+              <w:t>状态更新+Blob下载</w:t>
             </w:r>
           </w:p>
         </w:tc>
@@ -3854,20 +5964,20 @@
               <w:rPr>
                 <w:sz w:val="20"/>
               </w:rPr>
-              <w:t>WEB-007</w:t>
-            </w:r>
-          </w:p>
-        </w:tc>
-        <w:tc>
-          <w:tcPr>
-            <w:tcW w:type="dxa" w:w="1441"/>
-          </w:tcPr>
-          <w:p>
-            <w:r>
-              <w:rPr>
-                <w:sz w:val="20"/>
-              </w:rPr>
-              <w:t>用户管理(V2.3新增)</w:t>
+              <w:t>C-WEB-007</w:t>
+            </w:r>
+          </w:p>
+        </w:tc>
+        <w:tc>
+          <w:tcPr>
+            <w:tcW w:type="dxa" w:w="1441"/>
+          </w:tcPr>
+          <w:p>
+            <w:r>
+              <w:rPr>
+                <w:sz w:val="20"/>
+              </w:rPr>
+              <w:t>用户管理(V2.3)</w:t>
             </w:r>
           </w:p>
         </w:tc>
@@ -3893,20 +6003,20 @@
               <w:rPr>
                 <w:sz w:val="20"/>
               </w:rPr>
-              <w:t>访问/users</w:t>
-            </w:r>
-          </w:p>
-        </w:tc>
-        <w:tc>
-          <w:tcPr>
-            <w:tcW w:type="dxa" w:w="1441"/>
-          </w:tcPr>
-          <w:p>
-            <w:r>
-              <w:rPr>
-                <w:sz w:val="20"/>
-              </w:rPr>
-              <w:t>搜索+统计+重置密码+删除</w:t>
+              <w:t>搜索+查看统计+重置密码+删除</w:t>
+            </w:r>
+          </w:p>
+        </w:tc>
+        <w:tc>
+          <w:tcPr>
+            <w:tcW w:type="dxa" w:w="1441"/>
+          </w:tcPr>
+          <w:p>
+            <w:r>
+              <w:rPr>
+                <w:sz w:val="20"/>
+              </w:rPr>
+              <w:t>全部操作正确响应</w:t>
             </w:r>
           </w:p>
         </w:tc>
@@ -3944,7 +6054,7 @@
           <w:b/>
           <w:sz w:val="26"/>
         </w:rPr>
-        <w:t>2.5.7 A-C数据连通性</w:t>
+        <w:t>2.5.9 A-C数据连通性 (test_data_connectivity.py)</w:t>
       </w:r>
     </w:p>
     <w:p>
@@ -4108,20 +6218,20 @@
               <w:rPr>
                 <w:sz w:val="20"/>
               </w:rPr>
-              <w:t>C→POST→A→DB→GET→C</w:t>
-            </w:r>
-          </w:p>
-        </w:tc>
-        <w:tc>
-          <w:tcPr>
-            <w:tcW w:type="dxa" w:w="1441"/>
-          </w:tcPr>
-          <w:p>
-            <w:r>
-              <w:rPr>
-                <w:sz w:val="20"/>
-              </w:rPr>
-              <w:t>28/28通过</w:t>
+              <w:t>POST /audit/report→GET /admin/stats</w:t>
+            </w:r>
+          </w:p>
+        </w:tc>
+        <w:tc>
+          <w:tcPr>
+            <w:tcW w:type="dxa" w:w="1441"/>
+          </w:tcPr>
+          <w:p>
+            <w:r>
+              <w:rPr>
+                <w:sz w:val="20"/>
+              </w:rPr>
+              <w:t>received&gt;=1,volume可见</w:t>
             </w:r>
           </w:p>
         </w:tc>
@@ -4188,20 +6298,20 @@
               <w:rPr>
                 <w:sz w:val="20"/>
               </w:rPr>
-              <w:t>C→POST→A→DB→GET→C</w:t>
-            </w:r>
-          </w:p>
-        </w:tc>
-        <w:tc>
-          <w:tcPr>
-            <w:tcW w:type="dxa" w:w="1441"/>
-          </w:tcPr>
-          <w:p>
-            <w:r>
-              <w:rPr>
-                <w:sz w:val="20"/>
-              </w:rPr>
-              <w:t>写入=读取</w:t>
+              <w:t>POST /admin/config/deploy→GET /config/pull</w:t>
+            </w:r>
+          </w:p>
+        </w:tc>
+        <w:tc>
+          <w:tcPr>
+            <w:tcW w:type="dxa" w:w="1441"/>
+          </w:tcPr>
+          <w:p>
+            <w:r>
+              <w:rPr>
+                <w:sz w:val="20"/>
+              </w:rPr>
+              <w:t>写入值=pull值</w:t>
             </w:r>
           </w:p>
         </w:tc>
@@ -4268,20 +6378,20 @@
               <w:rPr>
                 <w:sz w:val="20"/>
               </w:rPr>
-              <w:t>B→C脱敏→POST→A→Web可查</w:t>
-            </w:r>
-          </w:p>
-        </w:tc>
-        <w:tc>
-          <w:tcPr>
-            <w:tcW w:type="dxa" w:w="1441"/>
-          </w:tcPr>
-          <w:p>
-            <w:r>
-              <w:rPr>
-                <w:sz w:val="20"/>
-              </w:rPr>
-              <w:t>全链通</w:t>
+              <w:t>B AuditBuilder→C脱敏入队→POST→A入库→Web可查</w:t>
+            </w:r>
+          </w:p>
+        </w:tc>
+        <w:tc>
+          <w:tcPr>
+            <w:tcW w:type="dxa" w:w="1441"/>
+          </w:tcPr>
+          <w:p>
+            <w:r>
+              <w:rPr>
+                <w:sz w:val="20"/>
+              </w:rPr>
+              <w:t>全链数据一致</w:t>
             </w:r>
           </w:p>
         </w:tc>
@@ -4348,20 +6458,20 @@
               <w:rPr>
                 <w:sz w:val="20"/>
               </w:rPr>
-              <w:t>POST /auth/login</w:t>
-            </w:r>
-          </w:p>
-        </w:tc>
-        <w:tc>
-          <w:tcPr>
-            <w:tcW w:type="dxa" w:w="1441"/>
-          </w:tcPr>
-          <w:p>
-            <w:r>
-              <w:rPr>
-                <w:sz w:val="20"/>
-              </w:rPr>
-              <w:t>token&gt;20chars</w:t>
+              <w:t>POST /auth/login→token</w:t>
+            </w:r>
+          </w:p>
+        </w:tc>
+        <w:tc>
+          <w:tcPr>
+            <w:tcW w:type="dxa" w:w="1441"/>
+          </w:tcPr>
+          <w:p>
+            <w:r>
+              <w:rPr>
+                <w:sz w:val="20"/>
+              </w:rPr>
+              <w:t>access_token&gt;20chars</w:t>
             </w:r>
           </w:p>
         </w:tc>
@@ -4482,7 +6592,7 @@
               <w:rPr>
                 <w:sz w:val="20"/>
               </w:rPr>
-              <w:t>12页数据</w:t>
+              <w:t>12页数据全检</w:t>
             </w:r>
           </w:p>
         </w:tc>
@@ -4508,7 +6618,7 @@
               <w:rPr>
                 <w:sz w:val="20"/>
               </w:rPr>
-              <w:t>全部/admin/*端点</w:t>
+              <w:t>全部/admin/*端点逐个GET</w:t>
             </w:r>
           </w:p>
         </w:tc>
